--- a/docs/RoadMap.docx
+++ b/docs/RoadMap.docx
@@ -122,7 +122,7 @@
           </mc:Choice>
           <mc:Fallback>
             <w:pict>
-              <v:shape id="_x0000_s1026" o:spid="_x0000_s1026" o:spt="202" type="#_x0000_t202" style="position:absolute;left:0pt;margin-left:111.75pt;margin-top:26.55pt;height:144pt;width:144pt;mso-wrap-style:none;z-index:251659264;mso-width-relative:page;mso-height-relative:page;" filled="f" stroked="f" coordsize="21600,21600" o:gfxdata="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">
+              <v:shape id="_x0000_s1026" o:spid="_x0000_s1026" o:spt="202" type="#_x0000_t202" style="position:absolute;left:0pt;margin-left:111.75pt;margin-top:26.55pt;height:144pt;width:144pt;mso-wrap-style:none;z-index:251659264;mso-width-relative:page;mso-height-relative:page;" filled="f" stroked="f" coordsize="21600,21600" o:gfxdata="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">
                 <v:fill on="f" focussize="0,0"/>
                 <v:stroke on="f" weight="0.5pt"/>
                 <v:imagedata o:title=""/>
@@ -706,8 +706,9 @@
     <w:p>
       <w:pPr>
         <w:rPr>
-          <w:rFonts w:hint="default"/>
-          <w:lang w:val="en-US"/>
+          <w:rFonts w:ascii="SimSun" w:hAnsi="SimSun" w:eastAsia="SimSun" w:cs="SimSun"/>
+          <w:sz w:val="24"/>
+          <w:szCs w:val="24"/>
         </w:rPr>
       </w:pPr>
       <w:r>
@@ -953,6 +954,4029 @@
           </wp:inline>
         </w:drawing>
       </w:r>
+    </w:p>
+    <w:p>
+      <w:pPr>
+        <w:rPr>
+          <w:rFonts w:ascii="SimSun" w:hAnsi="SimSun" w:eastAsia="SimSun" w:cs="SimSun"/>
+          <w:sz w:val="24"/>
+          <w:szCs w:val="24"/>
+        </w:rPr>
+      </w:pPr>
+    </w:p>
+    <w:p>
+      <w:pPr>
+        <w:rPr>
+          <w:rFonts w:hint="default" w:ascii="SimSun" w:hAnsi="SimSun" w:eastAsia="SimSun" w:cs="SimSun"/>
+          <w:sz w:val="24"/>
+          <w:szCs w:val="24"/>
+        </w:rPr>
+      </w:pPr>
+      <w:r>
+        <w:rPr>
+          <w:rFonts w:hint="default" w:ascii="SimSun" w:hAnsi="SimSun" w:eastAsia="SimSun" w:cs="SimSun"/>
+          <w:sz w:val="24"/>
+          <w:szCs w:val="24"/>
+        </w:rPr>
+        <w:t>frontend/</w:t>
+      </w:r>
+    </w:p>
+    <w:p>
+      <w:pPr>
+        <w:rPr>
+          <w:rFonts w:hint="default" w:ascii="SimSun" w:hAnsi="SimSun" w:eastAsia="SimSun" w:cs="SimSun"/>
+          <w:sz w:val="24"/>
+          <w:szCs w:val="24"/>
+        </w:rPr>
+      </w:pPr>
+      <w:r>
+        <w:rPr>
+          <w:rFonts w:hint="default" w:ascii="SimSun" w:hAnsi="SimSun" w:eastAsia="SimSun" w:cs="SimSun"/>
+          <w:sz w:val="24"/>
+          <w:szCs w:val="24"/>
+        </w:rPr>
+        <w:t>│</w:t>
+      </w:r>
+    </w:p>
+    <w:p>
+      <w:pPr>
+        <w:rPr>
+          <w:rFonts w:hint="default" w:ascii="SimSun" w:hAnsi="SimSun" w:eastAsia="SimSun" w:cs="SimSun"/>
+          <w:sz w:val="24"/>
+          <w:szCs w:val="24"/>
+        </w:rPr>
+      </w:pPr>
+      <w:r>
+        <w:rPr>
+          <w:rFonts w:hint="default" w:ascii="SimSun" w:hAnsi="SimSun" w:eastAsia="SimSun" w:cs="SimSun"/>
+          <w:sz w:val="24"/>
+          <w:szCs w:val="24"/>
+        </w:rPr>
+        <w:t>├── src/</w:t>
+      </w:r>
+    </w:p>
+    <w:p>
+      <w:pPr>
+        <w:rPr>
+          <w:rFonts w:hint="default" w:ascii="SimSun" w:hAnsi="SimSun" w:eastAsia="SimSun" w:cs="SimSun"/>
+          <w:sz w:val="24"/>
+          <w:szCs w:val="24"/>
+        </w:rPr>
+      </w:pPr>
+      <w:r>
+        <w:rPr>
+          <w:rFonts w:hint="default" w:ascii="SimSun" w:hAnsi="SimSun" w:eastAsia="SimSun" w:cs="SimSun"/>
+          <w:sz w:val="24"/>
+          <w:szCs w:val="24"/>
+        </w:rPr>
+        <w:t>│</w:t>
+      </w:r>
+    </w:p>
+    <w:p>
+      <w:pPr>
+        <w:rPr>
+          <w:rFonts w:hint="default" w:ascii="SimSun" w:hAnsi="SimSun" w:eastAsia="SimSun" w:cs="SimSun"/>
+          <w:sz w:val="24"/>
+          <w:szCs w:val="24"/>
+        </w:rPr>
+      </w:pPr>
+      <w:r>
+        <w:rPr>
+          <w:rFonts w:hint="default" w:ascii="SimSun" w:hAnsi="SimSun" w:eastAsia="SimSun" w:cs="SimSun"/>
+          <w:sz w:val="24"/>
+          <w:szCs w:val="24"/>
+        </w:rPr>
+        <w:t>├── app/</w:t>
+      </w:r>
+    </w:p>
+    <w:p>
+      <w:pPr>
+        <w:rPr>
+          <w:rFonts w:hint="default" w:ascii="SimSun" w:hAnsi="SimSun" w:eastAsia="SimSun" w:cs="SimSun"/>
+          <w:sz w:val="24"/>
+          <w:szCs w:val="24"/>
+        </w:rPr>
+      </w:pPr>
+      <w:r>
+        <w:rPr>
+          <w:rFonts w:hint="default" w:ascii="SimSun" w:hAnsi="SimSun" w:eastAsia="SimSun" w:cs="SimSun"/>
+          <w:sz w:val="24"/>
+          <w:szCs w:val="24"/>
+        </w:rPr>
+        <w:t>│   │</w:t>
+      </w:r>
+    </w:p>
+    <w:p>
+      <w:pPr>
+        <w:rPr>
+          <w:rFonts w:hint="default" w:ascii="SimSun" w:hAnsi="SimSun" w:eastAsia="SimSun" w:cs="SimSun"/>
+          <w:sz w:val="24"/>
+          <w:szCs w:val="24"/>
+        </w:rPr>
+      </w:pPr>
+      <w:r>
+        <w:rPr>
+          <w:rFonts w:hint="default" w:ascii="SimSun" w:hAnsi="SimSun" w:eastAsia="SimSun" w:cs="SimSun"/>
+          <w:sz w:val="24"/>
+          <w:szCs w:val="24"/>
+        </w:rPr>
+        <w:t>│   ├── page.tsx                   # Landing Page</w:t>
+      </w:r>
+    </w:p>
+    <w:p>
+      <w:pPr>
+        <w:rPr>
+          <w:rFonts w:hint="default" w:ascii="SimSun" w:hAnsi="SimSun" w:eastAsia="SimSun" w:cs="SimSun"/>
+          <w:sz w:val="24"/>
+          <w:szCs w:val="24"/>
+        </w:rPr>
+      </w:pPr>
+      <w:r>
+        <w:rPr>
+          <w:rFonts w:hint="default" w:ascii="SimSun" w:hAnsi="SimSun" w:eastAsia="SimSun" w:cs="SimSun"/>
+          <w:sz w:val="24"/>
+          <w:szCs w:val="24"/>
+        </w:rPr>
+        <w:t>│   │</w:t>
+      </w:r>
+    </w:p>
+    <w:p>
+      <w:pPr>
+        <w:rPr>
+          <w:rFonts w:hint="default" w:ascii="SimSun" w:hAnsi="SimSun" w:eastAsia="SimSun" w:cs="SimSun"/>
+          <w:sz w:val="24"/>
+          <w:szCs w:val="24"/>
+        </w:rPr>
+      </w:pPr>
+      <w:r>
+        <w:rPr>
+          <w:rFonts w:hint="default" w:ascii="SimSun" w:hAnsi="SimSun" w:eastAsia="SimSun" w:cs="SimSun"/>
+          <w:sz w:val="24"/>
+          <w:szCs w:val="24"/>
+        </w:rPr>
+        <w:t>│   ├── dashboard/</w:t>
+      </w:r>
+    </w:p>
+    <w:p>
+      <w:pPr>
+        <w:rPr>
+          <w:rFonts w:hint="default" w:ascii="SimSun" w:hAnsi="SimSun" w:eastAsia="SimSun" w:cs="SimSun"/>
+          <w:sz w:val="24"/>
+          <w:szCs w:val="24"/>
+        </w:rPr>
+      </w:pPr>
+      <w:r>
+        <w:rPr>
+          <w:rFonts w:hint="default" w:ascii="SimSun" w:hAnsi="SimSun" w:eastAsia="SimSun" w:cs="SimSun"/>
+          <w:sz w:val="24"/>
+          <w:szCs w:val="24"/>
+        </w:rPr>
+        <w:t>│   │   └── page.tsx</w:t>
+      </w:r>
+    </w:p>
+    <w:p>
+      <w:pPr>
+        <w:rPr>
+          <w:rFonts w:hint="default" w:ascii="SimSun" w:hAnsi="SimSun" w:eastAsia="SimSun" w:cs="SimSun"/>
+          <w:sz w:val="24"/>
+          <w:szCs w:val="24"/>
+        </w:rPr>
+      </w:pPr>
+      <w:r>
+        <w:rPr>
+          <w:rFonts w:hint="default" w:ascii="SimSun" w:hAnsi="SimSun" w:eastAsia="SimSun" w:cs="SimSun"/>
+          <w:sz w:val="24"/>
+          <w:szCs w:val="24"/>
+        </w:rPr>
+        <w:t>│   │</w:t>
+      </w:r>
+    </w:p>
+    <w:p>
+      <w:pPr>
+        <w:rPr>
+          <w:rFonts w:hint="default" w:ascii="SimSun" w:hAnsi="SimSun" w:eastAsia="SimSun" w:cs="SimSun"/>
+          <w:sz w:val="24"/>
+          <w:szCs w:val="24"/>
+        </w:rPr>
+      </w:pPr>
+      <w:r>
+        <w:rPr>
+          <w:rFonts w:hint="default" w:ascii="SimSun" w:hAnsi="SimSun" w:eastAsia="SimSun" w:cs="SimSun"/>
+          <w:sz w:val="24"/>
+          <w:szCs w:val="24"/>
+        </w:rPr>
+        <w:t>│   ├── map/</w:t>
+      </w:r>
+    </w:p>
+    <w:p>
+      <w:pPr>
+        <w:rPr>
+          <w:rFonts w:hint="default" w:ascii="SimSun" w:hAnsi="SimSun" w:eastAsia="SimSun" w:cs="SimSun"/>
+          <w:sz w:val="24"/>
+          <w:szCs w:val="24"/>
+        </w:rPr>
+      </w:pPr>
+      <w:r>
+        <w:rPr>
+          <w:rFonts w:hint="default" w:ascii="SimSun" w:hAnsi="SimSun" w:eastAsia="SimSun" w:cs="SimSun"/>
+          <w:sz w:val="24"/>
+          <w:szCs w:val="24"/>
+        </w:rPr>
+        <w:t>│   │   └── page.tsx</w:t>
+      </w:r>
+    </w:p>
+    <w:p>
+      <w:pPr>
+        <w:rPr>
+          <w:rFonts w:hint="default" w:ascii="SimSun" w:hAnsi="SimSun" w:eastAsia="SimSun" w:cs="SimSun"/>
+          <w:sz w:val="24"/>
+          <w:szCs w:val="24"/>
+        </w:rPr>
+      </w:pPr>
+      <w:r>
+        <w:rPr>
+          <w:rFonts w:hint="default" w:ascii="SimSun" w:hAnsi="SimSun" w:eastAsia="SimSun" w:cs="SimSun"/>
+          <w:sz w:val="24"/>
+          <w:szCs w:val="24"/>
+        </w:rPr>
+        <w:t>│   │</w:t>
+      </w:r>
+    </w:p>
+    <w:p>
+      <w:pPr>
+        <w:rPr>
+          <w:rFonts w:hint="default" w:ascii="SimSun" w:hAnsi="SimSun" w:eastAsia="SimSun" w:cs="SimSun"/>
+          <w:sz w:val="24"/>
+          <w:szCs w:val="24"/>
+        </w:rPr>
+      </w:pPr>
+      <w:r>
+        <w:rPr>
+          <w:rFonts w:hint="default" w:ascii="SimSun" w:hAnsi="SimSun" w:eastAsia="SimSun" w:cs="SimSun"/>
+          <w:sz w:val="24"/>
+          <w:szCs w:val="24"/>
+        </w:rPr>
+        <w:t>│   ├── forecast/</w:t>
+      </w:r>
+    </w:p>
+    <w:p>
+      <w:pPr>
+        <w:rPr>
+          <w:rFonts w:hint="default" w:ascii="SimSun" w:hAnsi="SimSun" w:eastAsia="SimSun" w:cs="SimSun"/>
+          <w:sz w:val="24"/>
+          <w:szCs w:val="24"/>
+        </w:rPr>
+      </w:pPr>
+      <w:r>
+        <w:rPr>
+          <w:rFonts w:hint="default" w:ascii="SimSun" w:hAnsi="SimSun" w:eastAsia="SimSun" w:cs="SimSun"/>
+          <w:sz w:val="24"/>
+          <w:szCs w:val="24"/>
+        </w:rPr>
+        <w:t>│   │   └── page.tsx</w:t>
+      </w:r>
+    </w:p>
+    <w:p>
+      <w:pPr>
+        <w:rPr>
+          <w:rFonts w:hint="default" w:ascii="SimSun" w:hAnsi="SimSun" w:eastAsia="SimSun" w:cs="SimSun"/>
+          <w:sz w:val="24"/>
+          <w:szCs w:val="24"/>
+        </w:rPr>
+      </w:pPr>
+      <w:r>
+        <w:rPr>
+          <w:rFonts w:hint="default" w:ascii="SimSun" w:hAnsi="SimSun" w:eastAsia="SimSun" w:cs="SimSun"/>
+          <w:sz w:val="24"/>
+          <w:szCs w:val="24"/>
+        </w:rPr>
+        <w:t>│   │</w:t>
+      </w:r>
+    </w:p>
+    <w:p>
+      <w:pPr>
+        <w:rPr>
+          <w:rFonts w:hint="default" w:ascii="SimSun" w:hAnsi="SimSun" w:eastAsia="SimSun" w:cs="SimSun"/>
+          <w:sz w:val="24"/>
+          <w:szCs w:val="24"/>
+        </w:rPr>
+      </w:pPr>
+      <w:r>
+        <w:rPr>
+          <w:rFonts w:hint="default" w:ascii="SimSun" w:hAnsi="SimSun" w:eastAsia="SimSun" w:cs="SimSun"/>
+          <w:sz w:val="24"/>
+          <w:szCs w:val="24"/>
+        </w:rPr>
+        <w:t>│   ├── interventions/</w:t>
+      </w:r>
+    </w:p>
+    <w:p>
+      <w:pPr>
+        <w:rPr>
+          <w:rFonts w:hint="default" w:ascii="SimSun" w:hAnsi="SimSun" w:eastAsia="SimSun" w:cs="SimSun"/>
+          <w:sz w:val="24"/>
+          <w:szCs w:val="24"/>
+        </w:rPr>
+      </w:pPr>
+      <w:r>
+        <w:rPr>
+          <w:rFonts w:hint="default" w:ascii="SimSun" w:hAnsi="SimSun" w:eastAsia="SimSun" w:cs="SimSun"/>
+          <w:sz w:val="24"/>
+          <w:szCs w:val="24"/>
+        </w:rPr>
+        <w:t>│   │   └── page.tsx</w:t>
+      </w:r>
+    </w:p>
+    <w:p>
+      <w:pPr>
+        <w:rPr>
+          <w:rFonts w:hint="default" w:ascii="SimSun" w:hAnsi="SimSun" w:eastAsia="SimSun" w:cs="SimSun"/>
+          <w:sz w:val="24"/>
+          <w:szCs w:val="24"/>
+        </w:rPr>
+      </w:pPr>
+      <w:r>
+        <w:rPr>
+          <w:rFonts w:hint="default" w:ascii="SimSun" w:hAnsi="SimSun" w:eastAsia="SimSun" w:cs="SimSun"/>
+          <w:sz w:val="24"/>
+          <w:szCs w:val="24"/>
+        </w:rPr>
+        <w:t>│   │</w:t>
+      </w:r>
+    </w:p>
+    <w:p>
+      <w:pPr>
+        <w:rPr>
+          <w:rFonts w:hint="default" w:ascii="SimSun" w:hAnsi="SimSun" w:eastAsia="SimSun" w:cs="SimSun"/>
+          <w:sz w:val="24"/>
+          <w:szCs w:val="24"/>
+        </w:rPr>
+      </w:pPr>
+      <w:r>
+        <w:rPr>
+          <w:rFonts w:hint="default" w:ascii="SimSun" w:hAnsi="SimSun" w:eastAsia="SimSun" w:cs="SimSun"/>
+          <w:sz w:val="24"/>
+          <w:szCs w:val="24"/>
+        </w:rPr>
+        <w:t>│   ├── advisories/</w:t>
+      </w:r>
+    </w:p>
+    <w:p>
+      <w:pPr>
+        <w:rPr>
+          <w:rFonts w:hint="default" w:ascii="SimSun" w:hAnsi="SimSun" w:eastAsia="SimSun" w:cs="SimSun"/>
+          <w:sz w:val="24"/>
+          <w:szCs w:val="24"/>
+        </w:rPr>
+      </w:pPr>
+      <w:r>
+        <w:rPr>
+          <w:rFonts w:hint="default" w:ascii="SimSun" w:hAnsi="SimSun" w:eastAsia="SimSun" w:cs="SimSun"/>
+          <w:sz w:val="24"/>
+          <w:szCs w:val="24"/>
+        </w:rPr>
+        <w:t>│   │   └── page.tsx</w:t>
+      </w:r>
+    </w:p>
+    <w:p>
+      <w:pPr>
+        <w:rPr>
+          <w:rFonts w:hint="default" w:ascii="SimSun" w:hAnsi="SimSun" w:eastAsia="SimSun" w:cs="SimSun"/>
+          <w:sz w:val="24"/>
+          <w:szCs w:val="24"/>
+        </w:rPr>
+      </w:pPr>
+      <w:r>
+        <w:rPr>
+          <w:rFonts w:hint="default" w:ascii="SimSun" w:hAnsi="SimSun" w:eastAsia="SimSun" w:cs="SimSun"/>
+          <w:sz w:val="24"/>
+          <w:szCs w:val="24"/>
+        </w:rPr>
+        <w:t>│   │</w:t>
+      </w:r>
+    </w:p>
+    <w:p>
+      <w:pPr>
+        <w:rPr>
+          <w:rFonts w:hint="default" w:ascii="SimSun" w:hAnsi="SimSun" w:eastAsia="SimSun" w:cs="SimSun"/>
+          <w:sz w:val="24"/>
+          <w:szCs w:val="24"/>
+        </w:rPr>
+      </w:pPr>
+      <w:r>
+        <w:rPr>
+          <w:rFonts w:hint="default" w:ascii="SimSun" w:hAnsi="SimSun" w:eastAsia="SimSun" w:cs="SimSun"/>
+          <w:sz w:val="24"/>
+          <w:szCs w:val="24"/>
+        </w:rPr>
+        <w:t>│   ├── compare-cities/</w:t>
+      </w:r>
+    </w:p>
+    <w:p>
+      <w:pPr>
+        <w:rPr>
+          <w:rFonts w:hint="default" w:ascii="SimSun" w:hAnsi="SimSun" w:eastAsia="SimSun" w:cs="SimSun"/>
+          <w:sz w:val="24"/>
+          <w:szCs w:val="24"/>
+        </w:rPr>
+      </w:pPr>
+      <w:r>
+        <w:rPr>
+          <w:rFonts w:hint="default" w:ascii="SimSun" w:hAnsi="SimSun" w:eastAsia="SimSun" w:cs="SimSun"/>
+          <w:sz w:val="24"/>
+          <w:szCs w:val="24"/>
+        </w:rPr>
+        <w:t>│   │   └── page.tsx</w:t>
+      </w:r>
+    </w:p>
+    <w:p>
+      <w:pPr>
+        <w:rPr>
+          <w:rFonts w:hint="default" w:ascii="SimSun" w:hAnsi="SimSun" w:eastAsia="SimSun" w:cs="SimSun"/>
+          <w:sz w:val="24"/>
+          <w:szCs w:val="24"/>
+        </w:rPr>
+      </w:pPr>
+      <w:r>
+        <w:rPr>
+          <w:rFonts w:hint="default" w:ascii="SimSun" w:hAnsi="SimSun" w:eastAsia="SimSun" w:cs="SimSun"/>
+          <w:sz w:val="24"/>
+          <w:szCs w:val="24"/>
+        </w:rPr>
+        <w:t>│   │</w:t>
+      </w:r>
+    </w:p>
+    <w:p>
+      <w:pPr>
+        <w:rPr>
+          <w:rFonts w:hint="default" w:ascii="SimSun" w:hAnsi="SimSun" w:eastAsia="SimSun" w:cs="SimSun"/>
+          <w:sz w:val="24"/>
+          <w:szCs w:val="24"/>
+        </w:rPr>
+      </w:pPr>
+      <w:r>
+        <w:rPr>
+          <w:rFonts w:hint="default" w:ascii="SimSun" w:hAnsi="SimSun" w:eastAsia="SimSun" w:cs="SimSun"/>
+          <w:sz w:val="24"/>
+          <w:szCs w:val="24"/>
+        </w:rPr>
+        <w:t>│   └── api/</w:t>
+      </w:r>
+    </w:p>
+    <w:p>
+      <w:pPr>
+        <w:rPr>
+          <w:rFonts w:hint="default" w:ascii="SimSun" w:hAnsi="SimSun" w:eastAsia="SimSun" w:cs="SimSun"/>
+          <w:sz w:val="24"/>
+          <w:szCs w:val="24"/>
+        </w:rPr>
+      </w:pPr>
+      <w:r>
+        <w:rPr>
+          <w:rFonts w:hint="default" w:ascii="SimSun" w:hAnsi="SimSun" w:eastAsia="SimSun" w:cs="SimSun"/>
+          <w:sz w:val="24"/>
+          <w:szCs w:val="24"/>
+        </w:rPr>
+        <w:t>│</w:t>
+      </w:r>
+    </w:p>
+    <w:p>
+      <w:pPr>
+        <w:rPr>
+          <w:rFonts w:hint="default" w:ascii="SimSun" w:hAnsi="SimSun" w:eastAsia="SimSun" w:cs="SimSun"/>
+          <w:sz w:val="24"/>
+          <w:szCs w:val="24"/>
+        </w:rPr>
+      </w:pPr>
+      <w:r>
+        <w:rPr>
+          <w:rFonts w:hint="default" w:ascii="SimSun" w:hAnsi="SimSun" w:eastAsia="SimSun" w:cs="SimSun"/>
+          <w:sz w:val="24"/>
+          <w:szCs w:val="24"/>
+        </w:rPr>
+        <w:t>│       ├── aqi/</w:t>
+      </w:r>
+    </w:p>
+    <w:p>
+      <w:pPr>
+        <w:rPr>
+          <w:rFonts w:hint="default" w:ascii="SimSun" w:hAnsi="SimSun" w:eastAsia="SimSun" w:cs="SimSun"/>
+          <w:sz w:val="24"/>
+          <w:szCs w:val="24"/>
+        </w:rPr>
+      </w:pPr>
+      <w:r>
+        <w:rPr>
+          <w:rFonts w:hint="default" w:ascii="SimSun" w:hAnsi="SimSun" w:eastAsia="SimSun" w:cs="SimSun"/>
+          <w:sz w:val="24"/>
+          <w:szCs w:val="24"/>
+        </w:rPr>
+        <w:t>│       │   └── route.ts</w:t>
+      </w:r>
+    </w:p>
+    <w:p>
+      <w:pPr>
+        <w:rPr>
+          <w:rFonts w:hint="default" w:ascii="SimSun" w:hAnsi="SimSun" w:eastAsia="SimSun" w:cs="SimSun"/>
+          <w:sz w:val="24"/>
+          <w:szCs w:val="24"/>
+        </w:rPr>
+      </w:pPr>
+      <w:r>
+        <w:rPr>
+          <w:rFonts w:hint="default" w:ascii="SimSun" w:hAnsi="SimSun" w:eastAsia="SimSun" w:cs="SimSun"/>
+          <w:sz w:val="24"/>
+          <w:szCs w:val="24"/>
+        </w:rPr>
+        <w:t>│</w:t>
+      </w:r>
+    </w:p>
+    <w:p>
+      <w:pPr>
+        <w:rPr>
+          <w:rFonts w:hint="default" w:ascii="SimSun" w:hAnsi="SimSun" w:eastAsia="SimSun" w:cs="SimSun"/>
+          <w:sz w:val="24"/>
+          <w:szCs w:val="24"/>
+        </w:rPr>
+      </w:pPr>
+      <w:r>
+        <w:rPr>
+          <w:rFonts w:hint="default" w:ascii="SimSun" w:hAnsi="SimSun" w:eastAsia="SimSun" w:cs="SimSun"/>
+          <w:sz w:val="24"/>
+          <w:szCs w:val="24"/>
+        </w:rPr>
+        <w:t>│       ├── stations/</w:t>
+      </w:r>
+    </w:p>
+    <w:p>
+      <w:pPr>
+        <w:rPr>
+          <w:rFonts w:hint="default" w:ascii="SimSun" w:hAnsi="SimSun" w:eastAsia="SimSun" w:cs="SimSun"/>
+          <w:sz w:val="24"/>
+          <w:szCs w:val="24"/>
+        </w:rPr>
+      </w:pPr>
+      <w:r>
+        <w:rPr>
+          <w:rFonts w:hint="default" w:ascii="SimSun" w:hAnsi="SimSun" w:eastAsia="SimSun" w:cs="SimSun"/>
+          <w:sz w:val="24"/>
+          <w:szCs w:val="24"/>
+        </w:rPr>
+        <w:t>│       │   └── route.ts</w:t>
+      </w:r>
+    </w:p>
+    <w:p>
+      <w:pPr>
+        <w:rPr>
+          <w:rFonts w:hint="default" w:ascii="SimSun" w:hAnsi="SimSun" w:eastAsia="SimSun" w:cs="SimSun"/>
+          <w:sz w:val="24"/>
+          <w:szCs w:val="24"/>
+        </w:rPr>
+      </w:pPr>
+      <w:r>
+        <w:rPr>
+          <w:rFonts w:hint="default" w:ascii="SimSun" w:hAnsi="SimSun" w:eastAsia="SimSun" w:cs="SimSun"/>
+          <w:sz w:val="24"/>
+          <w:szCs w:val="24"/>
+        </w:rPr>
+        <w:t>│</w:t>
+      </w:r>
+    </w:p>
+    <w:p>
+      <w:pPr>
+        <w:rPr>
+          <w:rFonts w:hint="default" w:ascii="SimSun" w:hAnsi="SimSun" w:eastAsia="SimSun" w:cs="SimSun"/>
+          <w:sz w:val="24"/>
+          <w:szCs w:val="24"/>
+        </w:rPr>
+      </w:pPr>
+      <w:r>
+        <w:rPr>
+          <w:rFonts w:hint="default" w:ascii="SimSun" w:hAnsi="SimSun" w:eastAsia="SimSun" w:cs="SimSun"/>
+          <w:sz w:val="24"/>
+          <w:szCs w:val="24"/>
+        </w:rPr>
+        <w:t>│       ├── forecast/</w:t>
+      </w:r>
+    </w:p>
+    <w:p>
+      <w:pPr>
+        <w:rPr>
+          <w:rFonts w:hint="default" w:ascii="SimSun" w:hAnsi="SimSun" w:eastAsia="SimSun" w:cs="SimSun"/>
+          <w:sz w:val="24"/>
+          <w:szCs w:val="24"/>
+        </w:rPr>
+      </w:pPr>
+      <w:r>
+        <w:rPr>
+          <w:rFonts w:hint="default" w:ascii="SimSun" w:hAnsi="SimSun" w:eastAsia="SimSun" w:cs="SimSun"/>
+          <w:sz w:val="24"/>
+          <w:szCs w:val="24"/>
+        </w:rPr>
+        <w:t>│       │   └── route.ts</w:t>
+      </w:r>
+    </w:p>
+    <w:p>
+      <w:pPr>
+        <w:rPr>
+          <w:rFonts w:hint="default" w:ascii="SimSun" w:hAnsi="SimSun" w:eastAsia="SimSun" w:cs="SimSun"/>
+          <w:sz w:val="24"/>
+          <w:szCs w:val="24"/>
+        </w:rPr>
+      </w:pPr>
+      <w:r>
+        <w:rPr>
+          <w:rFonts w:hint="default" w:ascii="SimSun" w:hAnsi="SimSun" w:eastAsia="SimSun" w:cs="SimSun"/>
+          <w:sz w:val="24"/>
+          <w:szCs w:val="24"/>
+        </w:rPr>
+        <w:t>│</w:t>
+      </w:r>
+    </w:p>
+    <w:p>
+      <w:pPr>
+        <w:rPr>
+          <w:rFonts w:hint="default" w:ascii="SimSun" w:hAnsi="SimSun" w:eastAsia="SimSun" w:cs="SimSun"/>
+          <w:sz w:val="24"/>
+          <w:szCs w:val="24"/>
+        </w:rPr>
+      </w:pPr>
+      <w:r>
+        <w:rPr>
+          <w:rFonts w:hint="default" w:ascii="SimSun" w:hAnsi="SimSun" w:eastAsia="SimSun" w:cs="SimSun"/>
+          <w:sz w:val="24"/>
+          <w:szCs w:val="24"/>
+        </w:rPr>
+        <w:t>│       ├── interventions/</w:t>
+      </w:r>
+    </w:p>
+    <w:p>
+      <w:pPr>
+        <w:rPr>
+          <w:rFonts w:hint="default" w:ascii="SimSun" w:hAnsi="SimSun" w:eastAsia="SimSun" w:cs="SimSun"/>
+          <w:sz w:val="24"/>
+          <w:szCs w:val="24"/>
+        </w:rPr>
+      </w:pPr>
+      <w:r>
+        <w:rPr>
+          <w:rFonts w:hint="default" w:ascii="SimSun" w:hAnsi="SimSun" w:eastAsia="SimSun" w:cs="SimSun"/>
+          <w:sz w:val="24"/>
+          <w:szCs w:val="24"/>
+        </w:rPr>
+        <w:t>│       │   └── route.ts</w:t>
+      </w:r>
+    </w:p>
+    <w:p>
+      <w:pPr>
+        <w:rPr>
+          <w:rFonts w:hint="default" w:ascii="SimSun" w:hAnsi="SimSun" w:eastAsia="SimSun" w:cs="SimSun"/>
+          <w:sz w:val="24"/>
+          <w:szCs w:val="24"/>
+        </w:rPr>
+      </w:pPr>
+      <w:r>
+        <w:rPr>
+          <w:rFonts w:hint="default" w:ascii="SimSun" w:hAnsi="SimSun" w:eastAsia="SimSun" w:cs="SimSun"/>
+          <w:sz w:val="24"/>
+          <w:szCs w:val="24"/>
+        </w:rPr>
+        <w:t>│</w:t>
+      </w:r>
+    </w:p>
+    <w:p>
+      <w:pPr>
+        <w:rPr>
+          <w:rFonts w:hint="default" w:ascii="SimSun" w:hAnsi="SimSun" w:eastAsia="SimSun" w:cs="SimSun"/>
+          <w:sz w:val="24"/>
+          <w:szCs w:val="24"/>
+        </w:rPr>
+      </w:pPr>
+      <w:r>
+        <w:rPr>
+          <w:rFonts w:hint="default" w:ascii="SimSun" w:hAnsi="SimSun" w:eastAsia="SimSun" w:cs="SimSun"/>
+          <w:sz w:val="24"/>
+          <w:szCs w:val="24"/>
+        </w:rPr>
+        <w:t>│       ├── advisories/</w:t>
+      </w:r>
+    </w:p>
+    <w:p>
+      <w:pPr>
+        <w:rPr>
+          <w:rFonts w:hint="default" w:ascii="SimSun" w:hAnsi="SimSun" w:eastAsia="SimSun" w:cs="SimSun"/>
+          <w:sz w:val="24"/>
+          <w:szCs w:val="24"/>
+        </w:rPr>
+      </w:pPr>
+      <w:r>
+        <w:rPr>
+          <w:rFonts w:hint="default" w:ascii="SimSun" w:hAnsi="SimSun" w:eastAsia="SimSun" w:cs="SimSun"/>
+          <w:sz w:val="24"/>
+          <w:szCs w:val="24"/>
+        </w:rPr>
+        <w:t>│       │   └── route.ts</w:t>
+      </w:r>
+    </w:p>
+    <w:p>
+      <w:pPr>
+        <w:rPr>
+          <w:rFonts w:hint="default" w:ascii="SimSun" w:hAnsi="SimSun" w:eastAsia="SimSun" w:cs="SimSun"/>
+          <w:sz w:val="24"/>
+          <w:szCs w:val="24"/>
+        </w:rPr>
+      </w:pPr>
+      <w:r>
+        <w:rPr>
+          <w:rFonts w:hint="default" w:ascii="SimSun" w:hAnsi="SimSun" w:eastAsia="SimSun" w:cs="SimSun"/>
+          <w:sz w:val="24"/>
+          <w:szCs w:val="24"/>
+        </w:rPr>
+        <w:t>│</w:t>
+      </w:r>
+    </w:p>
+    <w:p>
+      <w:pPr>
+        <w:rPr>
+          <w:rFonts w:hint="default" w:ascii="SimSun" w:hAnsi="SimSun" w:eastAsia="SimSun" w:cs="SimSun"/>
+          <w:sz w:val="24"/>
+          <w:szCs w:val="24"/>
+        </w:rPr>
+      </w:pPr>
+      <w:r>
+        <w:rPr>
+          <w:rFonts w:hint="default" w:ascii="SimSun" w:hAnsi="SimSun" w:eastAsia="SimSun" w:cs="SimSun"/>
+          <w:sz w:val="24"/>
+          <w:szCs w:val="24"/>
+        </w:rPr>
+        <w:t>│       └── sync/</w:t>
+      </w:r>
+    </w:p>
+    <w:p>
+      <w:pPr>
+        <w:rPr>
+          <w:rFonts w:hint="default" w:ascii="SimSun" w:hAnsi="SimSun" w:eastAsia="SimSun" w:cs="SimSun"/>
+          <w:sz w:val="24"/>
+          <w:szCs w:val="24"/>
+        </w:rPr>
+      </w:pPr>
+      <w:r>
+        <w:rPr>
+          <w:rFonts w:hint="default" w:ascii="SimSun" w:hAnsi="SimSun" w:eastAsia="SimSun" w:cs="SimSun"/>
+          <w:sz w:val="24"/>
+          <w:szCs w:val="24"/>
+        </w:rPr>
+        <w:t>│           └── route.ts</w:t>
+      </w:r>
+    </w:p>
+    <w:p>
+      <w:pPr>
+        <w:rPr>
+          <w:rFonts w:hint="default" w:ascii="SimSun" w:hAnsi="SimSun" w:eastAsia="SimSun" w:cs="SimSun"/>
+          <w:sz w:val="24"/>
+          <w:szCs w:val="24"/>
+        </w:rPr>
+      </w:pPr>
+      <w:r>
+        <w:rPr>
+          <w:rFonts w:hint="default" w:ascii="SimSun" w:hAnsi="SimSun" w:eastAsia="SimSun" w:cs="SimSun"/>
+          <w:sz w:val="24"/>
+          <w:szCs w:val="24"/>
+        </w:rPr>
+        <w:t>│</w:t>
+      </w:r>
+    </w:p>
+    <w:p>
+      <w:pPr>
+        <w:rPr>
+          <w:rFonts w:hint="default" w:ascii="SimSun" w:hAnsi="SimSun" w:eastAsia="SimSun" w:cs="SimSun"/>
+          <w:sz w:val="24"/>
+          <w:szCs w:val="24"/>
+        </w:rPr>
+      </w:pPr>
+      <w:r>
+        <w:rPr>
+          <w:rFonts w:hint="default" w:ascii="SimSun" w:hAnsi="SimSun" w:eastAsia="SimSun" w:cs="SimSun"/>
+          <w:sz w:val="24"/>
+          <w:szCs w:val="24"/>
+        </w:rPr>
+        <w:t>│</w:t>
+      </w:r>
+    </w:p>
+    <w:p>
+      <w:pPr>
+        <w:rPr>
+          <w:rFonts w:hint="default" w:ascii="SimSun" w:hAnsi="SimSun" w:eastAsia="SimSun" w:cs="SimSun"/>
+          <w:sz w:val="24"/>
+          <w:szCs w:val="24"/>
+        </w:rPr>
+      </w:pPr>
+      <w:r>
+        <w:rPr>
+          <w:rFonts w:hint="default" w:ascii="SimSun" w:hAnsi="SimSun" w:eastAsia="SimSun" w:cs="SimSun"/>
+          <w:sz w:val="24"/>
+          <w:szCs w:val="24"/>
+        </w:rPr>
+        <w:t>├── components/</w:t>
+      </w:r>
+    </w:p>
+    <w:p>
+      <w:pPr>
+        <w:rPr>
+          <w:rFonts w:hint="default" w:ascii="SimSun" w:hAnsi="SimSun" w:eastAsia="SimSun" w:cs="SimSun"/>
+          <w:sz w:val="24"/>
+          <w:szCs w:val="24"/>
+        </w:rPr>
+      </w:pPr>
+      <w:r>
+        <w:rPr>
+          <w:rFonts w:hint="default" w:ascii="SimSun" w:hAnsi="SimSun" w:eastAsia="SimSun" w:cs="SimSun"/>
+          <w:sz w:val="24"/>
+          <w:szCs w:val="24"/>
+        </w:rPr>
+        <w:t>│</w:t>
+      </w:r>
+    </w:p>
+    <w:p>
+      <w:pPr>
+        <w:rPr>
+          <w:rFonts w:hint="default" w:ascii="SimSun" w:hAnsi="SimSun" w:eastAsia="SimSun" w:cs="SimSun"/>
+          <w:sz w:val="24"/>
+          <w:szCs w:val="24"/>
+        </w:rPr>
+      </w:pPr>
+      <w:r>
+        <w:rPr>
+          <w:rFonts w:hint="default" w:ascii="SimSun" w:hAnsi="SimSun" w:eastAsia="SimSun" w:cs="SimSun"/>
+          <w:sz w:val="24"/>
+          <w:szCs w:val="24"/>
+        </w:rPr>
+        <w:t>│   ├── layout/</w:t>
+      </w:r>
+    </w:p>
+    <w:p>
+      <w:pPr>
+        <w:rPr>
+          <w:rFonts w:hint="default" w:ascii="SimSun" w:hAnsi="SimSun" w:eastAsia="SimSun" w:cs="SimSun"/>
+          <w:sz w:val="24"/>
+          <w:szCs w:val="24"/>
+        </w:rPr>
+      </w:pPr>
+      <w:r>
+        <w:rPr>
+          <w:rFonts w:hint="default" w:ascii="SimSun" w:hAnsi="SimSun" w:eastAsia="SimSun" w:cs="SimSun"/>
+          <w:sz w:val="24"/>
+          <w:szCs w:val="24"/>
+        </w:rPr>
+        <w:t>│   │</w:t>
+      </w:r>
+    </w:p>
+    <w:p>
+      <w:pPr>
+        <w:rPr>
+          <w:rFonts w:hint="default" w:ascii="SimSun" w:hAnsi="SimSun" w:eastAsia="SimSun" w:cs="SimSun"/>
+          <w:sz w:val="24"/>
+          <w:szCs w:val="24"/>
+        </w:rPr>
+      </w:pPr>
+      <w:r>
+        <w:rPr>
+          <w:rFonts w:hint="default" w:ascii="SimSun" w:hAnsi="SimSun" w:eastAsia="SimSun" w:cs="SimSun"/>
+          <w:sz w:val="24"/>
+          <w:szCs w:val="24"/>
+        </w:rPr>
+        <w:t>│   │   ├── Sidebar.tsx</w:t>
+      </w:r>
+    </w:p>
+    <w:p>
+      <w:pPr>
+        <w:rPr>
+          <w:rFonts w:hint="default" w:ascii="SimSun" w:hAnsi="SimSun" w:eastAsia="SimSun" w:cs="SimSun"/>
+          <w:sz w:val="24"/>
+          <w:szCs w:val="24"/>
+        </w:rPr>
+      </w:pPr>
+      <w:r>
+        <w:rPr>
+          <w:rFonts w:hint="default" w:ascii="SimSun" w:hAnsi="SimSun" w:eastAsia="SimSun" w:cs="SimSun"/>
+          <w:sz w:val="24"/>
+          <w:szCs w:val="24"/>
+        </w:rPr>
+        <w:t>│   │   ├── Navbar.tsx</w:t>
+      </w:r>
+    </w:p>
+    <w:p>
+      <w:pPr>
+        <w:rPr>
+          <w:rFonts w:hint="default" w:ascii="SimSun" w:hAnsi="SimSun" w:eastAsia="SimSun" w:cs="SimSun"/>
+          <w:sz w:val="24"/>
+          <w:szCs w:val="24"/>
+        </w:rPr>
+      </w:pPr>
+      <w:r>
+        <w:rPr>
+          <w:rFonts w:hint="default" w:ascii="SimSun" w:hAnsi="SimSun" w:eastAsia="SimSun" w:cs="SimSun"/>
+          <w:sz w:val="24"/>
+          <w:szCs w:val="24"/>
+        </w:rPr>
+        <w:t>│   │   └── PageHeader.tsx</w:t>
+      </w:r>
+    </w:p>
+    <w:p>
+      <w:pPr>
+        <w:rPr>
+          <w:rFonts w:hint="default" w:ascii="SimSun" w:hAnsi="SimSun" w:eastAsia="SimSun" w:cs="SimSun"/>
+          <w:sz w:val="24"/>
+          <w:szCs w:val="24"/>
+        </w:rPr>
+      </w:pPr>
+      <w:r>
+        <w:rPr>
+          <w:rFonts w:hint="default" w:ascii="SimSun" w:hAnsi="SimSun" w:eastAsia="SimSun" w:cs="SimSun"/>
+          <w:sz w:val="24"/>
+          <w:szCs w:val="24"/>
+        </w:rPr>
+        <w:t>│   │</w:t>
+      </w:r>
+    </w:p>
+    <w:p>
+      <w:pPr>
+        <w:rPr>
+          <w:rFonts w:hint="default" w:ascii="SimSun" w:hAnsi="SimSun" w:eastAsia="SimSun" w:cs="SimSun"/>
+          <w:sz w:val="24"/>
+          <w:szCs w:val="24"/>
+        </w:rPr>
+      </w:pPr>
+      <w:r>
+        <w:rPr>
+          <w:rFonts w:hint="default" w:ascii="SimSun" w:hAnsi="SimSun" w:eastAsia="SimSun" w:cs="SimSun"/>
+          <w:sz w:val="24"/>
+          <w:szCs w:val="24"/>
+        </w:rPr>
+        <w:t>│</w:t>
+      </w:r>
+    </w:p>
+    <w:p>
+      <w:pPr>
+        <w:rPr>
+          <w:rFonts w:hint="default" w:ascii="SimSun" w:hAnsi="SimSun" w:eastAsia="SimSun" w:cs="SimSun"/>
+          <w:sz w:val="24"/>
+          <w:szCs w:val="24"/>
+        </w:rPr>
+      </w:pPr>
+      <w:r>
+        <w:rPr>
+          <w:rFonts w:hint="default" w:ascii="SimSun" w:hAnsi="SimSun" w:eastAsia="SimSun" w:cs="SimSun"/>
+          <w:sz w:val="24"/>
+          <w:szCs w:val="24"/>
+        </w:rPr>
+        <w:t>│   ├── maps/</w:t>
+      </w:r>
+    </w:p>
+    <w:p>
+      <w:pPr>
+        <w:rPr>
+          <w:rFonts w:hint="default" w:ascii="SimSun" w:hAnsi="SimSun" w:eastAsia="SimSun" w:cs="SimSun"/>
+          <w:sz w:val="24"/>
+          <w:szCs w:val="24"/>
+        </w:rPr>
+      </w:pPr>
+      <w:r>
+        <w:rPr>
+          <w:rFonts w:hint="default" w:ascii="SimSun" w:hAnsi="SimSun" w:eastAsia="SimSun" w:cs="SimSun"/>
+          <w:sz w:val="24"/>
+          <w:szCs w:val="24"/>
+        </w:rPr>
+        <w:t>│   │</w:t>
+      </w:r>
+    </w:p>
+    <w:p>
+      <w:pPr>
+        <w:rPr>
+          <w:rFonts w:hint="default" w:ascii="SimSun" w:hAnsi="SimSun" w:eastAsia="SimSun" w:cs="SimSun"/>
+          <w:sz w:val="24"/>
+          <w:szCs w:val="24"/>
+        </w:rPr>
+      </w:pPr>
+      <w:r>
+        <w:rPr>
+          <w:rFonts w:hint="default" w:ascii="SimSun" w:hAnsi="SimSun" w:eastAsia="SimSun" w:cs="SimSun"/>
+          <w:sz w:val="24"/>
+          <w:szCs w:val="24"/>
+        </w:rPr>
+        <w:t>│   │   ├── AQIMap.tsx</w:t>
+      </w:r>
+    </w:p>
+    <w:p>
+      <w:pPr>
+        <w:rPr>
+          <w:rFonts w:hint="default" w:ascii="SimSun" w:hAnsi="SimSun" w:eastAsia="SimSun" w:cs="SimSun"/>
+          <w:sz w:val="24"/>
+          <w:szCs w:val="24"/>
+        </w:rPr>
+      </w:pPr>
+      <w:r>
+        <w:rPr>
+          <w:rFonts w:hint="default" w:ascii="SimSun" w:hAnsi="SimSun" w:eastAsia="SimSun" w:cs="SimSun"/>
+          <w:sz w:val="24"/>
+          <w:szCs w:val="24"/>
+        </w:rPr>
+        <w:t>│   │   ├── WardHeatmap.tsx</w:t>
+      </w:r>
+    </w:p>
+    <w:p>
+      <w:pPr>
+        <w:rPr>
+          <w:rFonts w:hint="default" w:ascii="SimSun" w:hAnsi="SimSun" w:eastAsia="SimSun" w:cs="SimSun"/>
+          <w:sz w:val="24"/>
+          <w:szCs w:val="24"/>
+        </w:rPr>
+      </w:pPr>
+      <w:r>
+        <w:rPr>
+          <w:rFonts w:hint="default" w:ascii="SimSun" w:hAnsi="SimSun" w:eastAsia="SimSun" w:cs="SimSun"/>
+          <w:sz w:val="24"/>
+          <w:szCs w:val="24"/>
+        </w:rPr>
+        <w:t>│   │   ├── SourceAttributionLayer.tsx</w:t>
+      </w:r>
+    </w:p>
+    <w:p>
+      <w:pPr>
+        <w:rPr>
+          <w:rFonts w:hint="default" w:ascii="SimSun" w:hAnsi="SimSun" w:eastAsia="SimSun" w:cs="SimSun"/>
+          <w:sz w:val="24"/>
+          <w:szCs w:val="24"/>
+        </w:rPr>
+      </w:pPr>
+      <w:r>
+        <w:rPr>
+          <w:rFonts w:hint="default" w:ascii="SimSun" w:hAnsi="SimSun" w:eastAsia="SimSun" w:cs="SimSun"/>
+          <w:sz w:val="24"/>
+          <w:szCs w:val="24"/>
+        </w:rPr>
+        <w:t>│   │   ├── PollutionHotspots.tsx</w:t>
+      </w:r>
+    </w:p>
+    <w:p>
+      <w:pPr>
+        <w:rPr>
+          <w:rFonts w:hint="default" w:ascii="SimSun" w:hAnsi="SimSun" w:eastAsia="SimSun" w:cs="SimSun"/>
+          <w:sz w:val="24"/>
+          <w:szCs w:val="24"/>
+        </w:rPr>
+      </w:pPr>
+      <w:r>
+        <w:rPr>
+          <w:rFonts w:hint="default" w:ascii="SimSun" w:hAnsi="SimSun" w:eastAsia="SimSun" w:cs="SimSun"/>
+          <w:sz w:val="24"/>
+          <w:szCs w:val="24"/>
+        </w:rPr>
+        <w:t>│   │   └── VulnerabilityLayer.tsx</w:t>
+      </w:r>
+    </w:p>
+    <w:p>
+      <w:pPr>
+        <w:rPr>
+          <w:rFonts w:hint="default" w:ascii="SimSun" w:hAnsi="SimSun" w:eastAsia="SimSun" w:cs="SimSun"/>
+          <w:sz w:val="24"/>
+          <w:szCs w:val="24"/>
+        </w:rPr>
+      </w:pPr>
+      <w:r>
+        <w:rPr>
+          <w:rFonts w:hint="default" w:ascii="SimSun" w:hAnsi="SimSun" w:eastAsia="SimSun" w:cs="SimSun"/>
+          <w:sz w:val="24"/>
+          <w:szCs w:val="24"/>
+        </w:rPr>
+        <w:t>│   │</w:t>
+      </w:r>
+    </w:p>
+    <w:p>
+      <w:pPr>
+        <w:rPr>
+          <w:rFonts w:hint="default" w:ascii="SimSun" w:hAnsi="SimSun" w:eastAsia="SimSun" w:cs="SimSun"/>
+          <w:sz w:val="24"/>
+          <w:szCs w:val="24"/>
+        </w:rPr>
+      </w:pPr>
+      <w:r>
+        <w:rPr>
+          <w:rFonts w:hint="default" w:ascii="SimSun" w:hAnsi="SimSun" w:eastAsia="SimSun" w:cs="SimSun"/>
+          <w:sz w:val="24"/>
+          <w:szCs w:val="24"/>
+        </w:rPr>
+        <w:t>│</w:t>
+      </w:r>
+    </w:p>
+    <w:p>
+      <w:pPr>
+        <w:rPr>
+          <w:rFonts w:hint="default" w:ascii="SimSun" w:hAnsi="SimSun" w:eastAsia="SimSun" w:cs="SimSun"/>
+          <w:sz w:val="24"/>
+          <w:szCs w:val="24"/>
+        </w:rPr>
+      </w:pPr>
+      <w:r>
+        <w:rPr>
+          <w:rFonts w:hint="default" w:ascii="SimSun" w:hAnsi="SimSun" w:eastAsia="SimSun" w:cs="SimSun"/>
+          <w:sz w:val="24"/>
+          <w:szCs w:val="24"/>
+        </w:rPr>
+        <w:t>│   ├── charts/</w:t>
+      </w:r>
+    </w:p>
+    <w:p>
+      <w:pPr>
+        <w:rPr>
+          <w:rFonts w:hint="default" w:ascii="SimSun" w:hAnsi="SimSun" w:eastAsia="SimSun" w:cs="SimSun"/>
+          <w:sz w:val="24"/>
+          <w:szCs w:val="24"/>
+        </w:rPr>
+      </w:pPr>
+      <w:r>
+        <w:rPr>
+          <w:rFonts w:hint="default" w:ascii="SimSun" w:hAnsi="SimSun" w:eastAsia="SimSun" w:cs="SimSun"/>
+          <w:sz w:val="24"/>
+          <w:szCs w:val="24"/>
+        </w:rPr>
+        <w:t>│   │</w:t>
+      </w:r>
+    </w:p>
+    <w:p>
+      <w:pPr>
+        <w:rPr>
+          <w:rFonts w:hint="default" w:ascii="SimSun" w:hAnsi="SimSun" w:eastAsia="SimSun" w:cs="SimSun"/>
+          <w:sz w:val="24"/>
+          <w:szCs w:val="24"/>
+        </w:rPr>
+      </w:pPr>
+      <w:r>
+        <w:rPr>
+          <w:rFonts w:hint="default" w:ascii="SimSun" w:hAnsi="SimSun" w:eastAsia="SimSun" w:cs="SimSun"/>
+          <w:sz w:val="24"/>
+          <w:szCs w:val="24"/>
+        </w:rPr>
+        <w:t>│   │   ├── AQITrendChart.tsx</w:t>
+      </w:r>
+    </w:p>
+    <w:p>
+      <w:pPr>
+        <w:rPr>
+          <w:rFonts w:hint="default" w:ascii="SimSun" w:hAnsi="SimSun" w:eastAsia="SimSun" w:cs="SimSun"/>
+          <w:sz w:val="24"/>
+          <w:szCs w:val="24"/>
+        </w:rPr>
+      </w:pPr>
+      <w:r>
+        <w:rPr>
+          <w:rFonts w:hint="default" w:ascii="SimSun" w:hAnsi="SimSun" w:eastAsia="SimSun" w:cs="SimSun"/>
+          <w:sz w:val="24"/>
+          <w:szCs w:val="24"/>
+        </w:rPr>
+        <w:t>│   │   ├── ForecastChart.tsx</w:t>
+      </w:r>
+    </w:p>
+    <w:p>
+      <w:pPr>
+        <w:rPr>
+          <w:rFonts w:hint="default" w:ascii="SimSun" w:hAnsi="SimSun" w:eastAsia="SimSun" w:cs="SimSun"/>
+          <w:sz w:val="24"/>
+          <w:szCs w:val="24"/>
+        </w:rPr>
+      </w:pPr>
+      <w:r>
+        <w:rPr>
+          <w:rFonts w:hint="default" w:ascii="SimSun" w:hAnsi="SimSun" w:eastAsia="SimSun" w:cs="SimSun"/>
+          <w:sz w:val="24"/>
+          <w:szCs w:val="24"/>
+        </w:rPr>
+        <w:t>│   │   ├── SHAPChart.tsx</w:t>
+      </w:r>
+    </w:p>
+    <w:p>
+      <w:pPr>
+        <w:rPr>
+          <w:rFonts w:hint="default" w:ascii="SimSun" w:hAnsi="SimSun" w:eastAsia="SimSun" w:cs="SimSun"/>
+          <w:sz w:val="24"/>
+          <w:szCs w:val="24"/>
+        </w:rPr>
+      </w:pPr>
+      <w:r>
+        <w:rPr>
+          <w:rFonts w:hint="default" w:ascii="SimSun" w:hAnsi="SimSun" w:eastAsia="SimSun" w:cs="SimSun"/>
+          <w:sz w:val="24"/>
+          <w:szCs w:val="24"/>
+        </w:rPr>
+        <w:t>│   │   ├── SourceBreakdownChart.tsx</w:t>
+      </w:r>
+    </w:p>
+    <w:p>
+      <w:pPr>
+        <w:rPr>
+          <w:rFonts w:hint="default" w:ascii="SimSun" w:hAnsi="SimSun" w:eastAsia="SimSun" w:cs="SimSun"/>
+          <w:sz w:val="24"/>
+          <w:szCs w:val="24"/>
+        </w:rPr>
+      </w:pPr>
+      <w:r>
+        <w:rPr>
+          <w:rFonts w:hint="default" w:ascii="SimSun" w:hAnsi="SimSun" w:eastAsia="SimSun" w:cs="SimSun"/>
+          <w:sz w:val="24"/>
+          <w:szCs w:val="24"/>
+        </w:rPr>
+        <w:t>│   │   └── ComparisonChart.tsx</w:t>
+      </w:r>
+    </w:p>
+    <w:p>
+      <w:pPr>
+        <w:rPr>
+          <w:rFonts w:hint="default" w:ascii="SimSun" w:hAnsi="SimSun" w:eastAsia="SimSun" w:cs="SimSun"/>
+          <w:sz w:val="24"/>
+          <w:szCs w:val="24"/>
+        </w:rPr>
+      </w:pPr>
+      <w:r>
+        <w:rPr>
+          <w:rFonts w:hint="default" w:ascii="SimSun" w:hAnsi="SimSun" w:eastAsia="SimSun" w:cs="SimSun"/>
+          <w:sz w:val="24"/>
+          <w:szCs w:val="24"/>
+        </w:rPr>
+        <w:t>│   │</w:t>
+      </w:r>
+    </w:p>
+    <w:p>
+      <w:pPr>
+        <w:rPr>
+          <w:rFonts w:hint="default" w:ascii="SimSun" w:hAnsi="SimSun" w:eastAsia="SimSun" w:cs="SimSun"/>
+          <w:sz w:val="24"/>
+          <w:szCs w:val="24"/>
+        </w:rPr>
+      </w:pPr>
+      <w:r>
+        <w:rPr>
+          <w:rFonts w:hint="default" w:ascii="SimSun" w:hAnsi="SimSun" w:eastAsia="SimSun" w:cs="SimSun"/>
+          <w:sz w:val="24"/>
+          <w:szCs w:val="24"/>
+        </w:rPr>
+        <w:t>│</w:t>
+      </w:r>
+    </w:p>
+    <w:p>
+      <w:pPr>
+        <w:rPr>
+          <w:rFonts w:hint="default" w:ascii="SimSun" w:hAnsi="SimSun" w:eastAsia="SimSun" w:cs="SimSun"/>
+          <w:sz w:val="24"/>
+          <w:szCs w:val="24"/>
+        </w:rPr>
+      </w:pPr>
+      <w:r>
+        <w:rPr>
+          <w:rFonts w:hint="default" w:ascii="SimSun" w:hAnsi="SimSun" w:eastAsia="SimSun" w:cs="SimSun"/>
+          <w:sz w:val="24"/>
+          <w:szCs w:val="24"/>
+        </w:rPr>
+        <w:t>│   ├── forecast/</w:t>
+      </w:r>
+    </w:p>
+    <w:p>
+      <w:pPr>
+        <w:rPr>
+          <w:rFonts w:hint="default" w:ascii="SimSun" w:hAnsi="SimSun" w:eastAsia="SimSun" w:cs="SimSun"/>
+          <w:sz w:val="24"/>
+          <w:szCs w:val="24"/>
+        </w:rPr>
+      </w:pPr>
+      <w:r>
+        <w:rPr>
+          <w:rFonts w:hint="default" w:ascii="SimSun" w:hAnsi="SimSun" w:eastAsia="SimSun" w:cs="SimSun"/>
+          <w:sz w:val="24"/>
+          <w:szCs w:val="24"/>
+        </w:rPr>
+        <w:t>│   │</w:t>
+      </w:r>
+    </w:p>
+    <w:p>
+      <w:pPr>
+        <w:rPr>
+          <w:rFonts w:hint="default" w:ascii="SimSun" w:hAnsi="SimSun" w:eastAsia="SimSun" w:cs="SimSun"/>
+          <w:sz w:val="24"/>
+          <w:szCs w:val="24"/>
+        </w:rPr>
+      </w:pPr>
+      <w:r>
+        <w:rPr>
+          <w:rFonts w:hint="default" w:ascii="SimSun" w:hAnsi="SimSun" w:eastAsia="SimSun" w:cs="SimSun"/>
+          <w:sz w:val="24"/>
+          <w:szCs w:val="24"/>
+        </w:rPr>
+        <w:t>│   │   ├── ForecastCard.tsx</w:t>
+      </w:r>
+    </w:p>
+    <w:p>
+      <w:pPr>
+        <w:rPr>
+          <w:rFonts w:hint="default" w:ascii="SimSun" w:hAnsi="SimSun" w:eastAsia="SimSun" w:cs="SimSun"/>
+          <w:sz w:val="24"/>
+          <w:szCs w:val="24"/>
+        </w:rPr>
+      </w:pPr>
+      <w:r>
+        <w:rPr>
+          <w:rFonts w:hint="default" w:ascii="SimSun" w:hAnsi="SimSun" w:eastAsia="SimSun" w:cs="SimSun"/>
+          <w:sz w:val="24"/>
+          <w:szCs w:val="24"/>
+        </w:rPr>
+        <w:t>│   │   ├── ForecastSummary.tsx</w:t>
+      </w:r>
+    </w:p>
+    <w:p>
+      <w:pPr>
+        <w:rPr>
+          <w:rFonts w:hint="default" w:ascii="SimSun" w:hAnsi="SimSun" w:eastAsia="SimSun" w:cs="SimSun"/>
+          <w:sz w:val="24"/>
+          <w:szCs w:val="24"/>
+        </w:rPr>
+      </w:pPr>
+      <w:r>
+        <w:rPr>
+          <w:rFonts w:hint="default" w:ascii="SimSun" w:hAnsi="SimSun" w:eastAsia="SimSun" w:cs="SimSun"/>
+          <w:sz w:val="24"/>
+          <w:szCs w:val="24"/>
+        </w:rPr>
+        <w:t>│   │   └── ForecastTable.tsx</w:t>
+      </w:r>
+    </w:p>
+    <w:p>
+      <w:pPr>
+        <w:rPr>
+          <w:rFonts w:hint="default" w:ascii="SimSun" w:hAnsi="SimSun" w:eastAsia="SimSun" w:cs="SimSun"/>
+          <w:sz w:val="24"/>
+          <w:szCs w:val="24"/>
+        </w:rPr>
+      </w:pPr>
+      <w:r>
+        <w:rPr>
+          <w:rFonts w:hint="default" w:ascii="SimSun" w:hAnsi="SimSun" w:eastAsia="SimSun" w:cs="SimSun"/>
+          <w:sz w:val="24"/>
+          <w:szCs w:val="24"/>
+        </w:rPr>
+        <w:t>│   │</w:t>
+      </w:r>
+    </w:p>
+    <w:p>
+      <w:pPr>
+        <w:rPr>
+          <w:rFonts w:hint="default" w:ascii="SimSun" w:hAnsi="SimSun" w:eastAsia="SimSun" w:cs="SimSun"/>
+          <w:sz w:val="24"/>
+          <w:szCs w:val="24"/>
+        </w:rPr>
+      </w:pPr>
+      <w:r>
+        <w:rPr>
+          <w:rFonts w:hint="default" w:ascii="SimSun" w:hAnsi="SimSun" w:eastAsia="SimSun" w:cs="SimSun"/>
+          <w:sz w:val="24"/>
+          <w:szCs w:val="24"/>
+        </w:rPr>
+        <w:t>│</w:t>
+      </w:r>
+    </w:p>
+    <w:p>
+      <w:pPr>
+        <w:rPr>
+          <w:rFonts w:hint="default" w:ascii="SimSun" w:hAnsi="SimSun" w:eastAsia="SimSun" w:cs="SimSun"/>
+          <w:sz w:val="24"/>
+          <w:szCs w:val="24"/>
+        </w:rPr>
+      </w:pPr>
+      <w:r>
+        <w:rPr>
+          <w:rFonts w:hint="default" w:ascii="SimSun" w:hAnsi="SimSun" w:eastAsia="SimSun" w:cs="SimSun"/>
+          <w:sz w:val="24"/>
+          <w:szCs w:val="24"/>
+        </w:rPr>
+        <w:t>│   ├── interventions/</w:t>
+      </w:r>
+    </w:p>
+    <w:p>
+      <w:pPr>
+        <w:rPr>
+          <w:rFonts w:hint="default" w:ascii="SimSun" w:hAnsi="SimSun" w:eastAsia="SimSun" w:cs="SimSun"/>
+          <w:sz w:val="24"/>
+          <w:szCs w:val="24"/>
+        </w:rPr>
+      </w:pPr>
+      <w:r>
+        <w:rPr>
+          <w:rFonts w:hint="default" w:ascii="SimSun" w:hAnsi="SimSun" w:eastAsia="SimSun" w:cs="SimSun"/>
+          <w:sz w:val="24"/>
+          <w:szCs w:val="24"/>
+        </w:rPr>
+        <w:t>│   │</w:t>
+      </w:r>
+    </w:p>
+    <w:p>
+      <w:pPr>
+        <w:rPr>
+          <w:rFonts w:hint="default" w:ascii="SimSun" w:hAnsi="SimSun" w:eastAsia="SimSun" w:cs="SimSun"/>
+          <w:sz w:val="24"/>
+          <w:szCs w:val="24"/>
+        </w:rPr>
+      </w:pPr>
+      <w:r>
+        <w:rPr>
+          <w:rFonts w:hint="default" w:ascii="SimSun" w:hAnsi="SimSun" w:eastAsia="SimSun" w:cs="SimSun"/>
+          <w:sz w:val="24"/>
+          <w:szCs w:val="24"/>
+        </w:rPr>
+        <w:t>│   │   ├── InterventionCard.tsx</w:t>
+      </w:r>
+    </w:p>
+    <w:p>
+      <w:pPr>
+        <w:rPr>
+          <w:rFonts w:hint="default" w:ascii="SimSun" w:hAnsi="SimSun" w:eastAsia="SimSun" w:cs="SimSun"/>
+          <w:sz w:val="24"/>
+          <w:szCs w:val="24"/>
+        </w:rPr>
+      </w:pPr>
+      <w:r>
+        <w:rPr>
+          <w:rFonts w:hint="default" w:ascii="SimSun" w:hAnsi="SimSun" w:eastAsia="SimSun" w:cs="SimSun"/>
+          <w:sz w:val="24"/>
+          <w:szCs w:val="24"/>
+        </w:rPr>
+        <w:t>│   │   ├── InterventionTimeline.tsx</w:t>
+      </w:r>
+    </w:p>
+    <w:p>
+      <w:pPr>
+        <w:rPr>
+          <w:rFonts w:hint="default" w:ascii="SimSun" w:hAnsi="SimSun" w:eastAsia="SimSun" w:cs="SimSun"/>
+          <w:sz w:val="24"/>
+          <w:szCs w:val="24"/>
+        </w:rPr>
+      </w:pPr>
+      <w:r>
+        <w:rPr>
+          <w:rFonts w:hint="default" w:ascii="SimSun" w:hAnsi="SimSun" w:eastAsia="SimSun" w:cs="SimSun"/>
+          <w:sz w:val="24"/>
+          <w:szCs w:val="24"/>
+        </w:rPr>
+        <w:t>│   │   ├── WhatIfSimulator.tsx</w:t>
+      </w:r>
+    </w:p>
+    <w:p>
+      <w:pPr>
+        <w:rPr>
+          <w:rFonts w:hint="default" w:ascii="SimSun" w:hAnsi="SimSun" w:eastAsia="SimSun" w:cs="SimSun"/>
+          <w:sz w:val="24"/>
+          <w:szCs w:val="24"/>
+        </w:rPr>
+      </w:pPr>
+      <w:r>
+        <w:rPr>
+          <w:rFonts w:hint="default" w:ascii="SimSun" w:hAnsi="SimSun" w:eastAsia="SimSun" w:cs="SimSun"/>
+          <w:sz w:val="24"/>
+          <w:szCs w:val="24"/>
+        </w:rPr>
+        <w:t>│   │   └── ImpactEstimator.tsx</w:t>
+      </w:r>
+    </w:p>
+    <w:p>
+      <w:pPr>
+        <w:rPr>
+          <w:rFonts w:hint="default" w:ascii="SimSun" w:hAnsi="SimSun" w:eastAsia="SimSun" w:cs="SimSun"/>
+          <w:sz w:val="24"/>
+          <w:szCs w:val="24"/>
+        </w:rPr>
+      </w:pPr>
+      <w:r>
+        <w:rPr>
+          <w:rFonts w:hint="default" w:ascii="SimSun" w:hAnsi="SimSun" w:eastAsia="SimSun" w:cs="SimSun"/>
+          <w:sz w:val="24"/>
+          <w:szCs w:val="24"/>
+        </w:rPr>
+        <w:t>│   │</w:t>
+      </w:r>
+    </w:p>
+    <w:p>
+      <w:pPr>
+        <w:rPr>
+          <w:rFonts w:hint="default" w:ascii="SimSun" w:hAnsi="SimSun" w:eastAsia="SimSun" w:cs="SimSun"/>
+          <w:sz w:val="24"/>
+          <w:szCs w:val="24"/>
+        </w:rPr>
+      </w:pPr>
+      <w:r>
+        <w:rPr>
+          <w:rFonts w:hint="default" w:ascii="SimSun" w:hAnsi="SimSun" w:eastAsia="SimSun" w:cs="SimSun"/>
+          <w:sz w:val="24"/>
+          <w:szCs w:val="24"/>
+        </w:rPr>
+        <w:t>│</w:t>
+      </w:r>
+    </w:p>
+    <w:p>
+      <w:pPr>
+        <w:rPr>
+          <w:rFonts w:hint="default" w:ascii="SimSun" w:hAnsi="SimSun" w:eastAsia="SimSun" w:cs="SimSun"/>
+          <w:sz w:val="24"/>
+          <w:szCs w:val="24"/>
+        </w:rPr>
+      </w:pPr>
+      <w:r>
+        <w:rPr>
+          <w:rFonts w:hint="default" w:ascii="SimSun" w:hAnsi="SimSun" w:eastAsia="SimSun" w:cs="SimSun"/>
+          <w:sz w:val="24"/>
+          <w:szCs w:val="24"/>
+        </w:rPr>
+        <w:t>│   ├── advisories/</w:t>
+      </w:r>
+    </w:p>
+    <w:p>
+      <w:pPr>
+        <w:rPr>
+          <w:rFonts w:hint="default" w:ascii="SimSun" w:hAnsi="SimSun" w:eastAsia="SimSun" w:cs="SimSun"/>
+          <w:sz w:val="24"/>
+          <w:szCs w:val="24"/>
+        </w:rPr>
+      </w:pPr>
+      <w:r>
+        <w:rPr>
+          <w:rFonts w:hint="default" w:ascii="SimSun" w:hAnsi="SimSun" w:eastAsia="SimSun" w:cs="SimSun"/>
+          <w:sz w:val="24"/>
+          <w:szCs w:val="24"/>
+        </w:rPr>
+        <w:t>│   │</w:t>
+      </w:r>
+    </w:p>
+    <w:p>
+      <w:pPr>
+        <w:rPr>
+          <w:rFonts w:hint="default" w:ascii="SimSun" w:hAnsi="SimSun" w:eastAsia="SimSun" w:cs="SimSun"/>
+          <w:sz w:val="24"/>
+          <w:szCs w:val="24"/>
+        </w:rPr>
+      </w:pPr>
+      <w:r>
+        <w:rPr>
+          <w:rFonts w:hint="default" w:ascii="SimSun" w:hAnsi="SimSun" w:eastAsia="SimSun" w:cs="SimSun"/>
+          <w:sz w:val="24"/>
+          <w:szCs w:val="24"/>
+        </w:rPr>
+        <w:t>│   │   ├── AdvisoryCard.tsx</w:t>
+      </w:r>
+    </w:p>
+    <w:p>
+      <w:pPr>
+        <w:rPr>
+          <w:rFonts w:hint="default" w:ascii="SimSun" w:hAnsi="SimSun" w:eastAsia="SimSun" w:cs="SimSun"/>
+          <w:sz w:val="24"/>
+          <w:szCs w:val="24"/>
+        </w:rPr>
+      </w:pPr>
+      <w:r>
+        <w:rPr>
+          <w:rFonts w:hint="default" w:ascii="SimSun" w:hAnsi="SimSun" w:eastAsia="SimSun" w:cs="SimSun"/>
+          <w:sz w:val="24"/>
+          <w:szCs w:val="24"/>
+        </w:rPr>
+        <w:t>│   │   ├── LanguageSelector.tsx</w:t>
+      </w:r>
+    </w:p>
+    <w:p>
+      <w:pPr>
+        <w:rPr>
+          <w:rFonts w:hint="default" w:ascii="SimSun" w:hAnsi="SimSun" w:eastAsia="SimSun" w:cs="SimSun"/>
+          <w:sz w:val="24"/>
+          <w:szCs w:val="24"/>
+        </w:rPr>
+      </w:pPr>
+      <w:r>
+        <w:rPr>
+          <w:rFonts w:hint="default" w:ascii="SimSun" w:hAnsi="SimSun" w:eastAsia="SimSun" w:cs="SimSun"/>
+          <w:sz w:val="24"/>
+          <w:szCs w:val="24"/>
+        </w:rPr>
+        <w:t>│   │   └── HealthRiskCard.tsx</w:t>
+      </w:r>
+    </w:p>
+    <w:p>
+      <w:pPr>
+        <w:rPr>
+          <w:rFonts w:hint="default" w:ascii="SimSun" w:hAnsi="SimSun" w:eastAsia="SimSun" w:cs="SimSun"/>
+          <w:sz w:val="24"/>
+          <w:szCs w:val="24"/>
+        </w:rPr>
+      </w:pPr>
+      <w:r>
+        <w:rPr>
+          <w:rFonts w:hint="default" w:ascii="SimSun" w:hAnsi="SimSun" w:eastAsia="SimSun" w:cs="SimSun"/>
+          <w:sz w:val="24"/>
+          <w:szCs w:val="24"/>
+        </w:rPr>
+        <w:t>│   │</w:t>
+      </w:r>
+    </w:p>
+    <w:p>
+      <w:pPr>
+        <w:rPr>
+          <w:rFonts w:hint="default" w:ascii="SimSun" w:hAnsi="SimSun" w:eastAsia="SimSun" w:cs="SimSun"/>
+          <w:sz w:val="24"/>
+          <w:szCs w:val="24"/>
+        </w:rPr>
+      </w:pPr>
+      <w:r>
+        <w:rPr>
+          <w:rFonts w:hint="default" w:ascii="SimSun" w:hAnsi="SimSun" w:eastAsia="SimSun" w:cs="SimSun"/>
+          <w:sz w:val="24"/>
+          <w:szCs w:val="24"/>
+        </w:rPr>
+        <w:t>│</w:t>
+      </w:r>
+    </w:p>
+    <w:p>
+      <w:pPr>
+        <w:rPr>
+          <w:rFonts w:hint="default" w:ascii="SimSun" w:hAnsi="SimSun" w:eastAsia="SimSun" w:cs="SimSun"/>
+          <w:sz w:val="24"/>
+          <w:szCs w:val="24"/>
+        </w:rPr>
+      </w:pPr>
+      <w:r>
+        <w:rPr>
+          <w:rFonts w:hint="default" w:ascii="SimSun" w:hAnsi="SimSun" w:eastAsia="SimSun" w:cs="SimSun"/>
+          <w:sz w:val="24"/>
+          <w:szCs w:val="24"/>
+        </w:rPr>
+        <w:t>│   └── common/</w:t>
+      </w:r>
+    </w:p>
+    <w:p>
+      <w:pPr>
+        <w:rPr>
+          <w:rFonts w:hint="default" w:ascii="SimSun" w:hAnsi="SimSun" w:eastAsia="SimSun" w:cs="SimSun"/>
+          <w:sz w:val="24"/>
+          <w:szCs w:val="24"/>
+        </w:rPr>
+      </w:pPr>
+      <w:r>
+        <w:rPr>
+          <w:rFonts w:hint="default" w:ascii="SimSun" w:hAnsi="SimSun" w:eastAsia="SimSun" w:cs="SimSun"/>
+          <w:sz w:val="24"/>
+          <w:szCs w:val="24"/>
+        </w:rPr>
+        <w:t>│</w:t>
+      </w:r>
+    </w:p>
+    <w:p>
+      <w:pPr>
+        <w:rPr>
+          <w:rFonts w:hint="default" w:ascii="SimSun" w:hAnsi="SimSun" w:eastAsia="SimSun" w:cs="SimSun"/>
+          <w:sz w:val="24"/>
+          <w:szCs w:val="24"/>
+        </w:rPr>
+      </w:pPr>
+      <w:r>
+        <w:rPr>
+          <w:rFonts w:hint="default" w:ascii="SimSun" w:hAnsi="SimSun" w:eastAsia="SimSun" w:cs="SimSun"/>
+          <w:sz w:val="24"/>
+          <w:szCs w:val="24"/>
+        </w:rPr>
+        <w:t>│       ├── Loading.tsx</w:t>
+      </w:r>
+    </w:p>
+    <w:p>
+      <w:pPr>
+        <w:rPr>
+          <w:rFonts w:hint="default" w:ascii="SimSun" w:hAnsi="SimSun" w:eastAsia="SimSun" w:cs="SimSun"/>
+          <w:sz w:val="24"/>
+          <w:szCs w:val="24"/>
+        </w:rPr>
+      </w:pPr>
+      <w:r>
+        <w:rPr>
+          <w:rFonts w:hint="default" w:ascii="SimSun" w:hAnsi="SimSun" w:eastAsia="SimSun" w:cs="SimSun"/>
+          <w:sz w:val="24"/>
+          <w:szCs w:val="24"/>
+        </w:rPr>
+        <w:t>│       ├── EmptyState.tsx</w:t>
+      </w:r>
+    </w:p>
+    <w:p>
+      <w:pPr>
+        <w:rPr>
+          <w:rFonts w:hint="default" w:ascii="SimSun" w:hAnsi="SimSun" w:eastAsia="SimSun" w:cs="SimSun"/>
+          <w:sz w:val="24"/>
+          <w:szCs w:val="24"/>
+        </w:rPr>
+      </w:pPr>
+      <w:r>
+        <w:rPr>
+          <w:rFonts w:hint="default" w:ascii="SimSun" w:hAnsi="SimSun" w:eastAsia="SimSun" w:cs="SimSun"/>
+          <w:sz w:val="24"/>
+          <w:szCs w:val="24"/>
+        </w:rPr>
+        <w:t>│       ├── MetricCard.tsx</w:t>
+      </w:r>
+    </w:p>
+    <w:p>
+      <w:pPr>
+        <w:rPr>
+          <w:rFonts w:hint="default" w:ascii="SimSun" w:hAnsi="SimSun" w:eastAsia="SimSun" w:cs="SimSun"/>
+          <w:sz w:val="24"/>
+          <w:szCs w:val="24"/>
+        </w:rPr>
+      </w:pPr>
+      <w:r>
+        <w:rPr>
+          <w:rFonts w:hint="default" w:ascii="SimSun" w:hAnsi="SimSun" w:eastAsia="SimSun" w:cs="SimSun"/>
+          <w:sz w:val="24"/>
+          <w:szCs w:val="24"/>
+        </w:rPr>
+        <w:t>│       └── StatusBadge.tsx</w:t>
+      </w:r>
+    </w:p>
+    <w:p>
+      <w:pPr>
+        <w:rPr>
+          <w:rFonts w:hint="default" w:ascii="SimSun" w:hAnsi="SimSun" w:eastAsia="SimSun" w:cs="SimSun"/>
+          <w:sz w:val="24"/>
+          <w:szCs w:val="24"/>
+        </w:rPr>
+      </w:pPr>
+      <w:r>
+        <w:rPr>
+          <w:rFonts w:hint="default" w:ascii="SimSun" w:hAnsi="SimSun" w:eastAsia="SimSun" w:cs="SimSun"/>
+          <w:sz w:val="24"/>
+          <w:szCs w:val="24"/>
+        </w:rPr>
+        <w:t>│</w:t>
+      </w:r>
+    </w:p>
+    <w:p>
+      <w:pPr>
+        <w:rPr>
+          <w:rFonts w:hint="default" w:ascii="SimSun" w:hAnsi="SimSun" w:eastAsia="SimSun" w:cs="SimSun"/>
+          <w:sz w:val="24"/>
+          <w:szCs w:val="24"/>
+        </w:rPr>
+      </w:pPr>
+      <w:r>
+        <w:rPr>
+          <w:rFonts w:hint="default" w:ascii="SimSun" w:hAnsi="SimSun" w:eastAsia="SimSun" w:cs="SimSun"/>
+          <w:sz w:val="24"/>
+          <w:szCs w:val="24"/>
+        </w:rPr>
+        <w:t>│</w:t>
+      </w:r>
+    </w:p>
+    <w:p>
+      <w:pPr>
+        <w:rPr>
+          <w:rFonts w:hint="default" w:ascii="SimSun" w:hAnsi="SimSun" w:eastAsia="SimSun" w:cs="SimSun"/>
+          <w:sz w:val="24"/>
+          <w:szCs w:val="24"/>
+        </w:rPr>
+      </w:pPr>
+      <w:r>
+        <w:rPr>
+          <w:rFonts w:hint="default" w:ascii="SimSun" w:hAnsi="SimSun" w:eastAsia="SimSun" w:cs="SimSun"/>
+          <w:sz w:val="24"/>
+          <w:szCs w:val="24"/>
+        </w:rPr>
+        <w:t>├── lib/</w:t>
+      </w:r>
+    </w:p>
+    <w:p>
+      <w:pPr>
+        <w:rPr>
+          <w:rFonts w:hint="default" w:ascii="SimSun" w:hAnsi="SimSun" w:eastAsia="SimSun" w:cs="SimSun"/>
+          <w:sz w:val="24"/>
+          <w:szCs w:val="24"/>
+        </w:rPr>
+      </w:pPr>
+      <w:r>
+        <w:rPr>
+          <w:rFonts w:hint="default" w:ascii="SimSun" w:hAnsi="SimSun" w:eastAsia="SimSun" w:cs="SimSun"/>
+          <w:sz w:val="24"/>
+          <w:szCs w:val="24"/>
+        </w:rPr>
+        <w:t>│</w:t>
+      </w:r>
+    </w:p>
+    <w:p>
+      <w:pPr>
+        <w:rPr>
+          <w:rFonts w:hint="default" w:ascii="SimSun" w:hAnsi="SimSun" w:eastAsia="SimSun" w:cs="SimSun"/>
+          <w:sz w:val="24"/>
+          <w:szCs w:val="24"/>
+        </w:rPr>
+      </w:pPr>
+      <w:r>
+        <w:rPr>
+          <w:rFonts w:hint="default" w:ascii="SimSun" w:hAnsi="SimSun" w:eastAsia="SimSun" w:cs="SimSun"/>
+          <w:sz w:val="24"/>
+          <w:szCs w:val="24"/>
+        </w:rPr>
+        <w:t>│   ├── mongodb.ts</w:t>
+      </w:r>
+    </w:p>
+    <w:p>
+      <w:pPr>
+        <w:rPr>
+          <w:rFonts w:hint="default" w:ascii="SimSun" w:hAnsi="SimSun" w:eastAsia="SimSun" w:cs="SimSun"/>
+          <w:sz w:val="24"/>
+          <w:szCs w:val="24"/>
+        </w:rPr>
+      </w:pPr>
+      <w:r>
+        <w:rPr>
+          <w:rFonts w:hint="default" w:ascii="SimSun" w:hAnsi="SimSun" w:eastAsia="SimSun" w:cs="SimSun"/>
+          <w:sz w:val="24"/>
+          <w:szCs w:val="24"/>
+        </w:rPr>
+        <w:t>│   ├── mapbox.ts</w:t>
+      </w:r>
+    </w:p>
+    <w:p>
+      <w:pPr>
+        <w:rPr>
+          <w:rFonts w:hint="default" w:ascii="SimSun" w:hAnsi="SimSun" w:eastAsia="SimSun" w:cs="SimSun"/>
+          <w:sz w:val="24"/>
+          <w:szCs w:val="24"/>
+        </w:rPr>
+      </w:pPr>
+      <w:r>
+        <w:rPr>
+          <w:rFonts w:hint="default" w:ascii="SimSun" w:hAnsi="SimSun" w:eastAsia="SimSun" w:cs="SimSun"/>
+          <w:sz w:val="24"/>
+          <w:szCs w:val="24"/>
+        </w:rPr>
+        <w:t>│   ├── constants.ts</w:t>
+      </w:r>
+    </w:p>
+    <w:p>
+      <w:pPr>
+        <w:rPr>
+          <w:rFonts w:hint="default" w:ascii="SimSun" w:hAnsi="SimSun" w:eastAsia="SimSun" w:cs="SimSun"/>
+          <w:sz w:val="24"/>
+          <w:szCs w:val="24"/>
+        </w:rPr>
+      </w:pPr>
+      <w:r>
+        <w:rPr>
+          <w:rFonts w:hint="default" w:ascii="SimSun" w:hAnsi="SimSun" w:eastAsia="SimSun" w:cs="SimSun"/>
+          <w:sz w:val="24"/>
+          <w:szCs w:val="24"/>
+        </w:rPr>
+        <w:t>│   ├── api.ts</w:t>
+      </w:r>
+    </w:p>
+    <w:p>
+      <w:pPr>
+        <w:rPr>
+          <w:rFonts w:hint="default" w:ascii="SimSun" w:hAnsi="SimSun" w:eastAsia="SimSun" w:cs="SimSun"/>
+          <w:sz w:val="24"/>
+          <w:szCs w:val="24"/>
+        </w:rPr>
+      </w:pPr>
+      <w:r>
+        <w:rPr>
+          <w:rFonts w:hint="default" w:ascii="SimSun" w:hAnsi="SimSun" w:eastAsia="SimSun" w:cs="SimSun"/>
+          <w:sz w:val="24"/>
+          <w:szCs w:val="24"/>
+        </w:rPr>
+        <w:t>│   └── utils.ts</w:t>
+      </w:r>
+    </w:p>
+    <w:p>
+      <w:pPr>
+        <w:rPr>
+          <w:rFonts w:hint="default" w:ascii="SimSun" w:hAnsi="SimSun" w:eastAsia="SimSun" w:cs="SimSun"/>
+          <w:sz w:val="24"/>
+          <w:szCs w:val="24"/>
+        </w:rPr>
+      </w:pPr>
+      <w:r>
+        <w:rPr>
+          <w:rFonts w:hint="default" w:ascii="SimSun" w:hAnsi="SimSun" w:eastAsia="SimSun" w:cs="SimSun"/>
+          <w:sz w:val="24"/>
+          <w:szCs w:val="24"/>
+        </w:rPr>
+        <w:t>│</w:t>
+      </w:r>
+    </w:p>
+    <w:p>
+      <w:pPr>
+        <w:rPr>
+          <w:rFonts w:hint="default" w:ascii="SimSun" w:hAnsi="SimSun" w:eastAsia="SimSun" w:cs="SimSun"/>
+          <w:sz w:val="24"/>
+          <w:szCs w:val="24"/>
+        </w:rPr>
+      </w:pPr>
+      <w:r>
+        <w:rPr>
+          <w:rFonts w:hint="default" w:ascii="SimSun" w:hAnsi="SimSun" w:eastAsia="SimSun" w:cs="SimSun"/>
+          <w:sz w:val="24"/>
+          <w:szCs w:val="24"/>
+        </w:rPr>
+        <w:t>│</w:t>
+      </w:r>
+    </w:p>
+    <w:p>
+      <w:pPr>
+        <w:rPr>
+          <w:rFonts w:hint="default" w:ascii="SimSun" w:hAnsi="SimSun" w:eastAsia="SimSun" w:cs="SimSun"/>
+          <w:sz w:val="24"/>
+          <w:szCs w:val="24"/>
+        </w:rPr>
+      </w:pPr>
+      <w:r>
+        <w:rPr>
+          <w:rFonts w:hint="default" w:ascii="SimSun" w:hAnsi="SimSun" w:eastAsia="SimSun" w:cs="SimSun"/>
+          <w:sz w:val="24"/>
+          <w:szCs w:val="24"/>
+        </w:rPr>
+        <w:t>├── hooks/</w:t>
+      </w:r>
+    </w:p>
+    <w:p>
+      <w:pPr>
+        <w:rPr>
+          <w:rFonts w:hint="default" w:ascii="SimSun" w:hAnsi="SimSun" w:eastAsia="SimSun" w:cs="SimSun"/>
+          <w:sz w:val="24"/>
+          <w:szCs w:val="24"/>
+        </w:rPr>
+      </w:pPr>
+      <w:r>
+        <w:rPr>
+          <w:rFonts w:hint="default" w:ascii="SimSun" w:hAnsi="SimSun" w:eastAsia="SimSun" w:cs="SimSun"/>
+          <w:sz w:val="24"/>
+          <w:szCs w:val="24"/>
+        </w:rPr>
+        <w:t>│</w:t>
+      </w:r>
+    </w:p>
+    <w:p>
+      <w:pPr>
+        <w:rPr>
+          <w:rFonts w:hint="default" w:ascii="SimSun" w:hAnsi="SimSun" w:eastAsia="SimSun" w:cs="SimSun"/>
+          <w:sz w:val="24"/>
+          <w:szCs w:val="24"/>
+        </w:rPr>
+      </w:pPr>
+      <w:r>
+        <w:rPr>
+          <w:rFonts w:hint="default" w:ascii="SimSun" w:hAnsi="SimSun" w:eastAsia="SimSun" w:cs="SimSun"/>
+          <w:sz w:val="24"/>
+          <w:szCs w:val="24"/>
+        </w:rPr>
+        <w:t>│   ├── useAQI.ts</w:t>
+      </w:r>
+    </w:p>
+    <w:p>
+      <w:pPr>
+        <w:rPr>
+          <w:rFonts w:hint="default" w:ascii="SimSun" w:hAnsi="SimSun" w:eastAsia="SimSun" w:cs="SimSun"/>
+          <w:sz w:val="24"/>
+          <w:szCs w:val="24"/>
+        </w:rPr>
+      </w:pPr>
+      <w:r>
+        <w:rPr>
+          <w:rFonts w:hint="default" w:ascii="SimSun" w:hAnsi="SimSun" w:eastAsia="SimSun" w:cs="SimSun"/>
+          <w:sz w:val="24"/>
+          <w:szCs w:val="24"/>
+        </w:rPr>
+        <w:t>│   ├── useForecast.ts</w:t>
+      </w:r>
+    </w:p>
+    <w:p>
+      <w:pPr>
+        <w:rPr>
+          <w:rFonts w:hint="default" w:ascii="SimSun" w:hAnsi="SimSun" w:eastAsia="SimSun" w:cs="SimSun"/>
+          <w:sz w:val="24"/>
+          <w:szCs w:val="24"/>
+        </w:rPr>
+      </w:pPr>
+      <w:r>
+        <w:rPr>
+          <w:rFonts w:hint="default" w:ascii="SimSun" w:hAnsi="SimSun" w:eastAsia="SimSun" w:cs="SimSun"/>
+          <w:sz w:val="24"/>
+          <w:szCs w:val="24"/>
+        </w:rPr>
+        <w:t>│   ├── useInterventions.ts</w:t>
+      </w:r>
+    </w:p>
+    <w:p>
+      <w:pPr>
+        <w:rPr>
+          <w:rFonts w:hint="default" w:ascii="SimSun" w:hAnsi="SimSun" w:eastAsia="SimSun" w:cs="SimSun"/>
+          <w:sz w:val="24"/>
+          <w:szCs w:val="24"/>
+        </w:rPr>
+      </w:pPr>
+      <w:r>
+        <w:rPr>
+          <w:rFonts w:hint="default" w:ascii="SimSun" w:hAnsi="SimSun" w:eastAsia="SimSun" w:cs="SimSun"/>
+          <w:sz w:val="24"/>
+          <w:szCs w:val="24"/>
+        </w:rPr>
+        <w:t>│   └── useMap.ts</w:t>
+      </w:r>
+    </w:p>
+    <w:p>
+      <w:pPr>
+        <w:rPr>
+          <w:rFonts w:hint="default" w:ascii="SimSun" w:hAnsi="SimSun" w:eastAsia="SimSun" w:cs="SimSun"/>
+          <w:sz w:val="24"/>
+          <w:szCs w:val="24"/>
+        </w:rPr>
+      </w:pPr>
+      <w:r>
+        <w:rPr>
+          <w:rFonts w:hint="default" w:ascii="SimSun" w:hAnsi="SimSun" w:eastAsia="SimSun" w:cs="SimSun"/>
+          <w:sz w:val="24"/>
+          <w:szCs w:val="24"/>
+        </w:rPr>
+        <w:t>│</w:t>
+      </w:r>
+    </w:p>
+    <w:p>
+      <w:pPr>
+        <w:rPr>
+          <w:rFonts w:hint="default" w:ascii="SimSun" w:hAnsi="SimSun" w:eastAsia="SimSun" w:cs="SimSun"/>
+          <w:sz w:val="24"/>
+          <w:szCs w:val="24"/>
+        </w:rPr>
+      </w:pPr>
+      <w:r>
+        <w:rPr>
+          <w:rFonts w:hint="default" w:ascii="SimSun" w:hAnsi="SimSun" w:eastAsia="SimSun" w:cs="SimSun"/>
+          <w:sz w:val="24"/>
+          <w:szCs w:val="24"/>
+        </w:rPr>
+        <w:t>│</w:t>
+      </w:r>
+    </w:p>
+    <w:p>
+      <w:pPr>
+        <w:rPr>
+          <w:rFonts w:hint="default" w:ascii="SimSun" w:hAnsi="SimSun" w:eastAsia="SimSun" w:cs="SimSun"/>
+          <w:sz w:val="24"/>
+          <w:szCs w:val="24"/>
+        </w:rPr>
+      </w:pPr>
+      <w:r>
+        <w:rPr>
+          <w:rFonts w:hint="default" w:ascii="SimSun" w:hAnsi="SimSun" w:eastAsia="SimSun" w:cs="SimSun"/>
+          <w:sz w:val="24"/>
+          <w:szCs w:val="24"/>
+        </w:rPr>
+        <w:t>├── services/</w:t>
+      </w:r>
+    </w:p>
+    <w:p>
+      <w:pPr>
+        <w:rPr>
+          <w:rFonts w:hint="default" w:ascii="SimSun" w:hAnsi="SimSun" w:eastAsia="SimSun" w:cs="SimSun"/>
+          <w:sz w:val="24"/>
+          <w:szCs w:val="24"/>
+        </w:rPr>
+      </w:pPr>
+      <w:r>
+        <w:rPr>
+          <w:rFonts w:hint="default" w:ascii="SimSun" w:hAnsi="SimSun" w:eastAsia="SimSun" w:cs="SimSun"/>
+          <w:sz w:val="24"/>
+          <w:szCs w:val="24"/>
+        </w:rPr>
+        <w:t>│</w:t>
+      </w:r>
+    </w:p>
+    <w:p>
+      <w:pPr>
+        <w:rPr>
+          <w:rFonts w:hint="default" w:ascii="SimSun" w:hAnsi="SimSun" w:eastAsia="SimSun" w:cs="SimSun"/>
+          <w:sz w:val="24"/>
+          <w:szCs w:val="24"/>
+        </w:rPr>
+      </w:pPr>
+      <w:r>
+        <w:rPr>
+          <w:rFonts w:hint="default" w:ascii="SimSun" w:hAnsi="SimSun" w:eastAsia="SimSun" w:cs="SimSun"/>
+          <w:sz w:val="24"/>
+          <w:szCs w:val="24"/>
+        </w:rPr>
+        <w:t>│   ├── openaq.service.ts</w:t>
+      </w:r>
+    </w:p>
+    <w:p>
+      <w:pPr>
+        <w:rPr>
+          <w:rFonts w:hint="default" w:ascii="SimSun" w:hAnsi="SimSun" w:eastAsia="SimSun" w:cs="SimSun"/>
+          <w:sz w:val="24"/>
+          <w:szCs w:val="24"/>
+        </w:rPr>
+      </w:pPr>
+      <w:r>
+        <w:rPr>
+          <w:rFonts w:hint="default" w:ascii="SimSun" w:hAnsi="SimSun" w:eastAsia="SimSun" w:cs="SimSun"/>
+          <w:sz w:val="24"/>
+          <w:szCs w:val="24"/>
+        </w:rPr>
+        <w:t>│   ├── weather.service.ts</w:t>
+      </w:r>
+    </w:p>
+    <w:p>
+      <w:pPr>
+        <w:rPr>
+          <w:rFonts w:hint="default" w:ascii="SimSun" w:hAnsi="SimSun" w:eastAsia="SimSun" w:cs="SimSun"/>
+          <w:sz w:val="24"/>
+          <w:szCs w:val="24"/>
+        </w:rPr>
+      </w:pPr>
+      <w:r>
+        <w:rPr>
+          <w:rFonts w:hint="default" w:ascii="SimSun" w:hAnsi="SimSun" w:eastAsia="SimSun" w:cs="SimSun"/>
+          <w:sz w:val="24"/>
+          <w:szCs w:val="24"/>
+        </w:rPr>
+        <w:t>│   ├── firms.service.ts</w:t>
+      </w:r>
+    </w:p>
+    <w:p>
+      <w:pPr>
+        <w:rPr>
+          <w:rFonts w:hint="default" w:ascii="SimSun" w:hAnsi="SimSun" w:eastAsia="SimSun" w:cs="SimSun"/>
+          <w:sz w:val="24"/>
+          <w:szCs w:val="24"/>
+        </w:rPr>
+      </w:pPr>
+      <w:r>
+        <w:rPr>
+          <w:rFonts w:hint="default" w:ascii="SimSun" w:hAnsi="SimSun" w:eastAsia="SimSun" w:cs="SimSun"/>
+          <w:sz w:val="24"/>
+          <w:szCs w:val="24"/>
+        </w:rPr>
+        <w:t>│   ├── sentinel.service.ts</w:t>
+      </w:r>
+    </w:p>
+    <w:p>
+      <w:pPr>
+        <w:rPr>
+          <w:rFonts w:hint="default" w:ascii="SimSun" w:hAnsi="SimSun" w:eastAsia="SimSun" w:cs="SimSun"/>
+          <w:sz w:val="24"/>
+          <w:szCs w:val="24"/>
+        </w:rPr>
+      </w:pPr>
+      <w:r>
+        <w:rPr>
+          <w:rFonts w:hint="default" w:ascii="SimSun" w:hAnsi="SimSun" w:eastAsia="SimSun" w:cs="SimSun"/>
+          <w:sz w:val="24"/>
+          <w:szCs w:val="24"/>
+        </w:rPr>
+        <w:t>│   └── ml.service.ts</w:t>
+      </w:r>
+    </w:p>
+    <w:p>
+      <w:pPr>
+        <w:rPr>
+          <w:rFonts w:hint="default" w:ascii="SimSun" w:hAnsi="SimSun" w:eastAsia="SimSun" w:cs="SimSun"/>
+          <w:sz w:val="24"/>
+          <w:szCs w:val="24"/>
+        </w:rPr>
+      </w:pPr>
+      <w:r>
+        <w:rPr>
+          <w:rFonts w:hint="default" w:ascii="SimSun" w:hAnsi="SimSun" w:eastAsia="SimSun" w:cs="SimSun"/>
+          <w:sz w:val="24"/>
+          <w:szCs w:val="24"/>
+        </w:rPr>
+        <w:t>│</w:t>
+      </w:r>
+    </w:p>
+    <w:p>
+      <w:pPr>
+        <w:rPr>
+          <w:rFonts w:hint="default" w:ascii="SimSun" w:hAnsi="SimSun" w:eastAsia="SimSun" w:cs="SimSun"/>
+          <w:sz w:val="24"/>
+          <w:szCs w:val="24"/>
+        </w:rPr>
+      </w:pPr>
+      <w:r>
+        <w:rPr>
+          <w:rFonts w:hint="default" w:ascii="SimSun" w:hAnsi="SimSun" w:eastAsia="SimSun" w:cs="SimSun"/>
+          <w:sz w:val="24"/>
+          <w:szCs w:val="24"/>
+        </w:rPr>
+        <w:t>│</w:t>
+      </w:r>
+    </w:p>
+    <w:p>
+      <w:pPr>
+        <w:rPr>
+          <w:rFonts w:hint="default" w:ascii="SimSun" w:hAnsi="SimSun" w:eastAsia="SimSun" w:cs="SimSun"/>
+          <w:sz w:val="24"/>
+          <w:szCs w:val="24"/>
+        </w:rPr>
+      </w:pPr>
+      <w:r>
+        <w:rPr>
+          <w:rFonts w:hint="default" w:ascii="SimSun" w:hAnsi="SimSun" w:eastAsia="SimSun" w:cs="SimSun"/>
+          <w:sz w:val="24"/>
+          <w:szCs w:val="24"/>
+        </w:rPr>
+        <w:t>├── store/</w:t>
+      </w:r>
+    </w:p>
+    <w:p>
+      <w:pPr>
+        <w:rPr>
+          <w:rFonts w:hint="default" w:ascii="SimSun" w:hAnsi="SimSun" w:eastAsia="SimSun" w:cs="SimSun"/>
+          <w:sz w:val="24"/>
+          <w:szCs w:val="24"/>
+        </w:rPr>
+      </w:pPr>
+      <w:r>
+        <w:rPr>
+          <w:rFonts w:hint="default" w:ascii="SimSun" w:hAnsi="SimSun" w:eastAsia="SimSun" w:cs="SimSun"/>
+          <w:sz w:val="24"/>
+          <w:szCs w:val="24"/>
+        </w:rPr>
+        <w:t>│</w:t>
+      </w:r>
+    </w:p>
+    <w:p>
+      <w:pPr>
+        <w:rPr>
+          <w:rFonts w:hint="default" w:ascii="SimSun" w:hAnsi="SimSun" w:eastAsia="SimSun" w:cs="SimSun"/>
+          <w:sz w:val="24"/>
+          <w:szCs w:val="24"/>
+        </w:rPr>
+      </w:pPr>
+      <w:r>
+        <w:rPr>
+          <w:rFonts w:hint="default" w:ascii="SimSun" w:hAnsi="SimSun" w:eastAsia="SimSun" w:cs="SimSun"/>
+          <w:sz w:val="24"/>
+          <w:szCs w:val="24"/>
+        </w:rPr>
+        <w:t>│   └── useAQIStore.ts</w:t>
+      </w:r>
+    </w:p>
+    <w:p>
+      <w:pPr>
+        <w:rPr>
+          <w:rFonts w:hint="default" w:ascii="SimSun" w:hAnsi="SimSun" w:eastAsia="SimSun" w:cs="SimSun"/>
+          <w:sz w:val="24"/>
+          <w:szCs w:val="24"/>
+        </w:rPr>
+      </w:pPr>
+      <w:r>
+        <w:rPr>
+          <w:rFonts w:hint="default" w:ascii="SimSun" w:hAnsi="SimSun" w:eastAsia="SimSun" w:cs="SimSun"/>
+          <w:sz w:val="24"/>
+          <w:szCs w:val="24"/>
+        </w:rPr>
+        <w:t>│</w:t>
+      </w:r>
+    </w:p>
+    <w:p>
+      <w:pPr>
+        <w:rPr>
+          <w:rFonts w:hint="default" w:ascii="SimSun" w:hAnsi="SimSun" w:eastAsia="SimSun" w:cs="SimSun"/>
+          <w:sz w:val="24"/>
+          <w:szCs w:val="24"/>
+        </w:rPr>
+      </w:pPr>
+      <w:r>
+        <w:rPr>
+          <w:rFonts w:hint="default" w:ascii="SimSun" w:hAnsi="SimSun" w:eastAsia="SimSun" w:cs="SimSun"/>
+          <w:sz w:val="24"/>
+          <w:szCs w:val="24"/>
+        </w:rPr>
+        <w:t>│</w:t>
+      </w:r>
+    </w:p>
+    <w:p>
+      <w:pPr>
+        <w:rPr>
+          <w:rFonts w:hint="default" w:ascii="SimSun" w:hAnsi="SimSun" w:eastAsia="SimSun" w:cs="SimSun"/>
+          <w:sz w:val="24"/>
+          <w:szCs w:val="24"/>
+        </w:rPr>
+      </w:pPr>
+      <w:r>
+        <w:rPr>
+          <w:rFonts w:hint="default" w:ascii="SimSun" w:hAnsi="SimSun" w:eastAsia="SimSun" w:cs="SimSun"/>
+          <w:sz w:val="24"/>
+          <w:szCs w:val="24"/>
+        </w:rPr>
+        <w:t>├── types/</w:t>
+      </w:r>
+    </w:p>
+    <w:p>
+      <w:pPr>
+        <w:rPr>
+          <w:rFonts w:hint="default" w:ascii="SimSun" w:hAnsi="SimSun" w:eastAsia="SimSun" w:cs="SimSun"/>
+          <w:sz w:val="24"/>
+          <w:szCs w:val="24"/>
+        </w:rPr>
+      </w:pPr>
+      <w:r>
+        <w:rPr>
+          <w:rFonts w:hint="default" w:ascii="SimSun" w:hAnsi="SimSun" w:eastAsia="SimSun" w:cs="SimSun"/>
+          <w:sz w:val="24"/>
+          <w:szCs w:val="24"/>
+        </w:rPr>
+        <w:t>│</w:t>
+      </w:r>
+    </w:p>
+    <w:p>
+      <w:pPr>
+        <w:rPr>
+          <w:rFonts w:hint="default" w:ascii="SimSun" w:hAnsi="SimSun" w:eastAsia="SimSun" w:cs="SimSun"/>
+          <w:sz w:val="24"/>
+          <w:szCs w:val="24"/>
+        </w:rPr>
+      </w:pPr>
+      <w:r>
+        <w:rPr>
+          <w:rFonts w:hint="default" w:ascii="SimSun" w:hAnsi="SimSun" w:eastAsia="SimSun" w:cs="SimSun"/>
+          <w:sz w:val="24"/>
+          <w:szCs w:val="24"/>
+        </w:rPr>
+        <w:t>│   ├── aqi.ts</w:t>
+      </w:r>
+    </w:p>
+    <w:p>
+      <w:pPr>
+        <w:rPr>
+          <w:rFonts w:hint="default" w:ascii="SimSun" w:hAnsi="SimSun" w:eastAsia="SimSun" w:cs="SimSun"/>
+          <w:sz w:val="24"/>
+          <w:szCs w:val="24"/>
+        </w:rPr>
+      </w:pPr>
+      <w:r>
+        <w:rPr>
+          <w:rFonts w:hint="default" w:ascii="SimSun" w:hAnsi="SimSun" w:eastAsia="SimSun" w:cs="SimSun"/>
+          <w:sz w:val="24"/>
+          <w:szCs w:val="24"/>
+        </w:rPr>
+        <w:t>│   ├── forecast.ts</w:t>
+      </w:r>
+    </w:p>
+    <w:p>
+      <w:pPr>
+        <w:rPr>
+          <w:rFonts w:hint="default" w:ascii="SimSun" w:hAnsi="SimSun" w:eastAsia="SimSun" w:cs="SimSun"/>
+          <w:sz w:val="24"/>
+          <w:szCs w:val="24"/>
+        </w:rPr>
+      </w:pPr>
+      <w:r>
+        <w:rPr>
+          <w:rFonts w:hint="default" w:ascii="SimSun" w:hAnsi="SimSun" w:eastAsia="SimSun" w:cs="SimSun"/>
+          <w:sz w:val="24"/>
+          <w:szCs w:val="24"/>
+        </w:rPr>
+        <w:t>│   ├── map.ts</w:t>
+      </w:r>
+    </w:p>
+    <w:p>
+      <w:pPr>
+        <w:rPr>
+          <w:rFonts w:hint="default" w:ascii="SimSun" w:hAnsi="SimSun" w:eastAsia="SimSun" w:cs="SimSun"/>
+          <w:sz w:val="24"/>
+          <w:szCs w:val="24"/>
+        </w:rPr>
+      </w:pPr>
+      <w:r>
+        <w:rPr>
+          <w:rFonts w:hint="default" w:ascii="SimSun" w:hAnsi="SimSun" w:eastAsia="SimSun" w:cs="SimSun"/>
+          <w:sz w:val="24"/>
+          <w:szCs w:val="24"/>
+        </w:rPr>
+        <w:t>│   └── advisory.ts</w:t>
+      </w:r>
+    </w:p>
+    <w:p>
+      <w:pPr>
+        <w:rPr>
+          <w:rFonts w:hint="default" w:ascii="SimSun" w:hAnsi="SimSun" w:eastAsia="SimSun" w:cs="SimSun"/>
+          <w:sz w:val="24"/>
+          <w:szCs w:val="24"/>
+        </w:rPr>
+      </w:pPr>
+      <w:r>
+        <w:rPr>
+          <w:rFonts w:hint="default" w:ascii="SimSun" w:hAnsi="SimSun" w:eastAsia="SimSun" w:cs="SimSun"/>
+          <w:sz w:val="24"/>
+          <w:szCs w:val="24"/>
+        </w:rPr>
+        <w:t>│</w:t>
+      </w:r>
+    </w:p>
+    <w:p>
+      <w:pPr>
+        <w:rPr>
+          <w:rFonts w:hint="default" w:ascii="SimSun" w:hAnsi="SimSun" w:eastAsia="SimSun" w:cs="SimSun"/>
+          <w:sz w:val="24"/>
+          <w:szCs w:val="24"/>
+        </w:rPr>
+      </w:pPr>
+      <w:r>
+        <w:rPr>
+          <w:rFonts w:hint="default" w:ascii="SimSun" w:hAnsi="SimSun" w:eastAsia="SimSun" w:cs="SimSun"/>
+          <w:sz w:val="24"/>
+          <w:szCs w:val="24"/>
+        </w:rPr>
+        <w:t>│</w:t>
+      </w:r>
+    </w:p>
+    <w:p>
+      <w:pPr>
+        <w:rPr>
+          <w:rFonts w:hint="default" w:ascii="SimSun" w:hAnsi="SimSun" w:eastAsia="SimSun" w:cs="SimSun"/>
+          <w:sz w:val="24"/>
+          <w:szCs w:val="24"/>
+        </w:rPr>
+      </w:pPr>
+      <w:r>
+        <w:rPr>
+          <w:rFonts w:hint="default" w:ascii="SimSun" w:hAnsi="SimSun" w:eastAsia="SimSun" w:cs="SimSun"/>
+          <w:sz w:val="24"/>
+          <w:szCs w:val="24"/>
+        </w:rPr>
+        <w:t>├── public/</w:t>
+      </w:r>
+    </w:p>
+    <w:p>
+      <w:pPr>
+        <w:rPr>
+          <w:rFonts w:hint="default" w:ascii="SimSun" w:hAnsi="SimSun" w:eastAsia="SimSun" w:cs="SimSun"/>
+          <w:sz w:val="24"/>
+          <w:szCs w:val="24"/>
+        </w:rPr>
+      </w:pPr>
+      <w:r>
+        <w:rPr>
+          <w:rFonts w:hint="default" w:ascii="SimSun" w:hAnsi="SimSun" w:eastAsia="SimSun" w:cs="SimSun"/>
+          <w:sz w:val="24"/>
+          <w:szCs w:val="24"/>
+        </w:rPr>
+        <w:t>│</w:t>
+      </w:r>
+    </w:p>
+    <w:p>
+      <w:pPr>
+        <w:rPr>
+          <w:rFonts w:hint="default" w:ascii="SimSun" w:hAnsi="SimSun" w:eastAsia="SimSun" w:cs="SimSun"/>
+          <w:sz w:val="24"/>
+          <w:szCs w:val="24"/>
+        </w:rPr>
+      </w:pPr>
+      <w:r>
+        <w:rPr>
+          <w:rFonts w:hint="default" w:ascii="SimSun" w:hAnsi="SimSun" w:eastAsia="SimSun" w:cs="SimSun"/>
+          <w:sz w:val="24"/>
+          <w:szCs w:val="24"/>
+        </w:rPr>
+        <w:t>│   ├── geojson/</w:t>
+      </w:r>
+    </w:p>
+    <w:p>
+      <w:pPr>
+        <w:rPr>
+          <w:rFonts w:hint="default" w:ascii="SimSun" w:hAnsi="SimSun" w:eastAsia="SimSun" w:cs="SimSun"/>
+          <w:sz w:val="24"/>
+          <w:szCs w:val="24"/>
+        </w:rPr>
+      </w:pPr>
+      <w:r>
+        <w:rPr>
+          <w:rFonts w:hint="default" w:ascii="SimSun" w:hAnsi="SimSun" w:eastAsia="SimSun" w:cs="SimSun"/>
+          <w:sz w:val="24"/>
+          <w:szCs w:val="24"/>
+        </w:rPr>
+        <w:t>│   │   └── kolkata-wards.geojson</w:t>
+      </w:r>
+    </w:p>
+    <w:p>
+      <w:pPr>
+        <w:rPr>
+          <w:rFonts w:hint="default" w:ascii="SimSun" w:hAnsi="SimSun" w:eastAsia="SimSun" w:cs="SimSun"/>
+          <w:sz w:val="24"/>
+          <w:szCs w:val="24"/>
+        </w:rPr>
+      </w:pPr>
+      <w:r>
+        <w:rPr>
+          <w:rFonts w:hint="default" w:ascii="SimSun" w:hAnsi="SimSun" w:eastAsia="SimSun" w:cs="SimSun"/>
+          <w:sz w:val="24"/>
+          <w:szCs w:val="24"/>
+        </w:rPr>
+        <w:t>│   │</w:t>
+      </w:r>
+    </w:p>
+    <w:p>
+      <w:pPr>
+        <w:rPr>
+          <w:rFonts w:hint="default" w:ascii="SimSun" w:hAnsi="SimSun" w:eastAsia="SimSun" w:cs="SimSun"/>
+          <w:sz w:val="24"/>
+          <w:szCs w:val="24"/>
+        </w:rPr>
+      </w:pPr>
+      <w:r>
+        <w:rPr>
+          <w:rFonts w:hint="default" w:ascii="SimSun" w:hAnsi="SimSun" w:eastAsia="SimSun" w:cs="SimSun"/>
+          <w:sz w:val="24"/>
+          <w:szCs w:val="24"/>
+        </w:rPr>
+        <w:t>│   └── icons/</w:t>
+      </w:r>
+    </w:p>
+    <w:p>
+      <w:pPr>
+        <w:rPr>
+          <w:rFonts w:hint="default" w:ascii="SimSun" w:hAnsi="SimSun" w:eastAsia="SimSun" w:cs="SimSun"/>
+          <w:sz w:val="24"/>
+          <w:szCs w:val="24"/>
+        </w:rPr>
+      </w:pPr>
+      <w:r>
+        <w:rPr>
+          <w:rFonts w:hint="default" w:ascii="SimSun" w:hAnsi="SimSun" w:eastAsia="SimSun" w:cs="SimSun"/>
+          <w:sz w:val="24"/>
+          <w:szCs w:val="24"/>
+        </w:rPr>
+        <w:t>│</w:t>
+      </w:r>
+    </w:p>
+    <w:p>
+      <w:pPr>
+        <w:rPr>
+          <w:rFonts w:hint="default" w:ascii="SimSun" w:hAnsi="SimSun" w:eastAsia="SimSun" w:cs="SimSun"/>
+          <w:sz w:val="24"/>
+          <w:szCs w:val="24"/>
+        </w:rPr>
+      </w:pPr>
+      <w:r>
+        <w:rPr>
+          <w:rFonts w:hint="default" w:ascii="SimSun" w:hAnsi="SimSun" w:eastAsia="SimSun" w:cs="SimSun"/>
+          <w:sz w:val="24"/>
+          <w:szCs w:val="24"/>
+        </w:rPr>
+        <w:t>│</w:t>
+      </w:r>
+    </w:p>
+    <w:p>
+      <w:pPr>
+        <w:rPr>
+          <w:rFonts w:hint="default" w:ascii="SimSun" w:hAnsi="SimSun" w:eastAsia="SimSun" w:cs="SimSun"/>
+          <w:sz w:val="24"/>
+          <w:szCs w:val="24"/>
+        </w:rPr>
+      </w:pPr>
+      <w:r>
+        <w:rPr>
+          <w:rFonts w:hint="default" w:ascii="SimSun" w:hAnsi="SimSun" w:eastAsia="SimSun" w:cs="SimSun"/>
+          <w:sz w:val="24"/>
+          <w:szCs w:val="24"/>
+        </w:rPr>
+        <w:t>└── package.json</w:t>
+      </w:r>
+    </w:p>
+    <w:p>
+      <w:pPr>
+        <w:rPr>
+          <w:rFonts w:hint="default" w:ascii="SimSun" w:hAnsi="SimSun" w:eastAsia="SimSun" w:cs="SimSun"/>
+          <w:sz w:val="24"/>
+          <w:szCs w:val="24"/>
+        </w:rPr>
+      </w:pPr>
+    </w:p>
+    <w:p>
+      <w:pPr>
+        <w:rPr>
+          <w:rFonts w:hint="default" w:ascii="SimSun" w:hAnsi="SimSun" w:eastAsia="SimSun" w:cs="SimSun"/>
+          <w:sz w:val="24"/>
+          <w:szCs w:val="24"/>
+        </w:rPr>
+      </w:pPr>
+    </w:p>
+    <w:p>
+      <w:pPr>
+        <w:rPr>
+          <w:rFonts w:hint="default" w:ascii="SimSun" w:hAnsi="SimSun" w:eastAsia="SimSun" w:cs="SimSun"/>
+          <w:sz w:val="24"/>
+          <w:szCs w:val="24"/>
+        </w:rPr>
+      </w:pPr>
+    </w:p>
+    <w:p>
+      <w:pPr>
+        <w:rPr>
+          <w:rFonts w:hint="default" w:ascii="SimSun" w:hAnsi="SimSun" w:eastAsia="SimSun" w:cs="SimSun"/>
+          <w:sz w:val="24"/>
+          <w:szCs w:val="24"/>
+        </w:rPr>
+      </w:pPr>
+      <w:r>
+        <w:rPr>
+          <w:rFonts w:hint="default" w:ascii="SimSun" w:hAnsi="SimSun" w:eastAsia="SimSun" w:cs="SimSun"/>
+          <w:sz w:val="24"/>
+          <w:szCs w:val="24"/>
+        </w:rPr>
+        <w:t>ml-service/</w:t>
+      </w:r>
+    </w:p>
+    <w:p>
+      <w:pPr>
+        <w:rPr>
+          <w:rFonts w:hint="default" w:ascii="SimSun" w:hAnsi="SimSun" w:eastAsia="SimSun" w:cs="SimSun"/>
+          <w:sz w:val="24"/>
+          <w:szCs w:val="24"/>
+        </w:rPr>
+      </w:pPr>
+      <w:r>
+        <w:rPr>
+          <w:rFonts w:hint="default" w:ascii="SimSun" w:hAnsi="SimSun" w:eastAsia="SimSun" w:cs="SimSun"/>
+          <w:sz w:val="24"/>
+          <w:szCs w:val="24"/>
+        </w:rPr>
+        <w:t>│</w:t>
+      </w:r>
+    </w:p>
+    <w:p>
+      <w:pPr>
+        <w:rPr>
+          <w:rFonts w:hint="default" w:ascii="SimSun" w:hAnsi="SimSun" w:eastAsia="SimSun" w:cs="SimSun"/>
+          <w:sz w:val="24"/>
+          <w:szCs w:val="24"/>
+        </w:rPr>
+      </w:pPr>
+      <w:r>
+        <w:rPr>
+          <w:rFonts w:hint="default" w:ascii="SimSun" w:hAnsi="SimSun" w:eastAsia="SimSun" w:cs="SimSun"/>
+          <w:sz w:val="24"/>
+          <w:szCs w:val="24"/>
+        </w:rPr>
+        <w:t>├── app/</w:t>
+      </w:r>
+    </w:p>
+    <w:p>
+      <w:pPr>
+        <w:rPr>
+          <w:rFonts w:hint="default" w:ascii="SimSun" w:hAnsi="SimSun" w:eastAsia="SimSun" w:cs="SimSun"/>
+          <w:sz w:val="24"/>
+          <w:szCs w:val="24"/>
+        </w:rPr>
+      </w:pPr>
+      <w:r>
+        <w:rPr>
+          <w:rFonts w:hint="default" w:ascii="SimSun" w:hAnsi="SimSun" w:eastAsia="SimSun" w:cs="SimSun"/>
+          <w:sz w:val="24"/>
+          <w:szCs w:val="24"/>
+        </w:rPr>
+        <w:t>│</w:t>
+      </w:r>
+    </w:p>
+    <w:p>
+      <w:pPr>
+        <w:rPr>
+          <w:rFonts w:hint="default" w:ascii="SimSun" w:hAnsi="SimSun" w:eastAsia="SimSun" w:cs="SimSun"/>
+          <w:sz w:val="24"/>
+          <w:szCs w:val="24"/>
+        </w:rPr>
+      </w:pPr>
+      <w:r>
+        <w:rPr>
+          <w:rFonts w:hint="default" w:ascii="SimSun" w:hAnsi="SimSun" w:eastAsia="SimSun" w:cs="SimSun"/>
+          <w:sz w:val="24"/>
+          <w:szCs w:val="24"/>
+        </w:rPr>
+        <w:t>├── routes/</w:t>
+      </w:r>
+    </w:p>
+    <w:p>
+      <w:pPr>
+        <w:rPr>
+          <w:rFonts w:hint="default" w:ascii="SimSun" w:hAnsi="SimSun" w:eastAsia="SimSun" w:cs="SimSun"/>
+          <w:sz w:val="24"/>
+          <w:szCs w:val="24"/>
+        </w:rPr>
+      </w:pPr>
+      <w:r>
+        <w:rPr>
+          <w:rFonts w:hint="default" w:ascii="SimSun" w:hAnsi="SimSun" w:eastAsia="SimSun" w:cs="SimSun"/>
+          <w:sz w:val="24"/>
+          <w:szCs w:val="24"/>
+        </w:rPr>
+        <w:t>│</w:t>
+      </w:r>
+    </w:p>
+    <w:p>
+      <w:pPr>
+        <w:rPr>
+          <w:rFonts w:hint="default" w:ascii="SimSun" w:hAnsi="SimSun" w:eastAsia="SimSun" w:cs="SimSun"/>
+          <w:sz w:val="24"/>
+          <w:szCs w:val="24"/>
+        </w:rPr>
+      </w:pPr>
+      <w:r>
+        <w:rPr>
+          <w:rFonts w:hint="default" w:ascii="SimSun" w:hAnsi="SimSun" w:eastAsia="SimSun" w:cs="SimSun"/>
+          <w:sz w:val="24"/>
+          <w:szCs w:val="24"/>
+        </w:rPr>
+        <w:t>│   ├── forecast.py</w:t>
+      </w:r>
+    </w:p>
+    <w:p>
+      <w:pPr>
+        <w:rPr>
+          <w:rFonts w:hint="default" w:ascii="SimSun" w:hAnsi="SimSun" w:eastAsia="SimSun" w:cs="SimSun"/>
+          <w:sz w:val="24"/>
+          <w:szCs w:val="24"/>
+        </w:rPr>
+      </w:pPr>
+      <w:r>
+        <w:rPr>
+          <w:rFonts w:hint="default" w:ascii="SimSun" w:hAnsi="SimSun" w:eastAsia="SimSun" w:cs="SimSun"/>
+          <w:sz w:val="24"/>
+          <w:szCs w:val="24"/>
+        </w:rPr>
+        <w:t>│   ├── attribution.py</w:t>
+      </w:r>
+    </w:p>
+    <w:p>
+      <w:pPr>
+        <w:rPr>
+          <w:rFonts w:hint="default" w:ascii="SimSun" w:hAnsi="SimSun" w:eastAsia="SimSun" w:cs="SimSun"/>
+          <w:sz w:val="24"/>
+          <w:szCs w:val="24"/>
+        </w:rPr>
+      </w:pPr>
+      <w:r>
+        <w:rPr>
+          <w:rFonts w:hint="default" w:ascii="SimSun" w:hAnsi="SimSun" w:eastAsia="SimSun" w:cs="SimSun"/>
+          <w:sz w:val="24"/>
+          <w:szCs w:val="24"/>
+        </w:rPr>
+        <w:t>│   ├── simulation.py</w:t>
+      </w:r>
+    </w:p>
+    <w:p>
+      <w:pPr>
+        <w:rPr>
+          <w:rFonts w:hint="default" w:ascii="SimSun" w:hAnsi="SimSun" w:eastAsia="SimSun" w:cs="SimSun"/>
+          <w:sz w:val="24"/>
+          <w:szCs w:val="24"/>
+        </w:rPr>
+      </w:pPr>
+      <w:r>
+        <w:rPr>
+          <w:rFonts w:hint="default" w:ascii="SimSun" w:hAnsi="SimSun" w:eastAsia="SimSun" w:cs="SimSun"/>
+          <w:sz w:val="24"/>
+          <w:szCs w:val="24"/>
+        </w:rPr>
+        <w:t>│   └── advisory.py</w:t>
+      </w:r>
+    </w:p>
+    <w:p>
+      <w:pPr>
+        <w:rPr>
+          <w:rFonts w:hint="default" w:ascii="SimSun" w:hAnsi="SimSun" w:eastAsia="SimSun" w:cs="SimSun"/>
+          <w:sz w:val="24"/>
+          <w:szCs w:val="24"/>
+        </w:rPr>
+      </w:pPr>
+      <w:r>
+        <w:rPr>
+          <w:rFonts w:hint="default" w:ascii="SimSun" w:hAnsi="SimSun" w:eastAsia="SimSun" w:cs="SimSun"/>
+          <w:sz w:val="24"/>
+          <w:szCs w:val="24"/>
+        </w:rPr>
+        <w:t>│</w:t>
+      </w:r>
+    </w:p>
+    <w:p>
+      <w:pPr>
+        <w:rPr>
+          <w:rFonts w:hint="default" w:ascii="SimSun" w:hAnsi="SimSun" w:eastAsia="SimSun" w:cs="SimSun"/>
+          <w:sz w:val="24"/>
+          <w:szCs w:val="24"/>
+        </w:rPr>
+      </w:pPr>
+      <w:r>
+        <w:rPr>
+          <w:rFonts w:hint="default" w:ascii="SimSun" w:hAnsi="SimSun" w:eastAsia="SimSun" w:cs="SimSun"/>
+          <w:sz w:val="24"/>
+          <w:szCs w:val="24"/>
+        </w:rPr>
+        <w:t>│</w:t>
+      </w:r>
+    </w:p>
+    <w:p>
+      <w:pPr>
+        <w:rPr>
+          <w:rFonts w:hint="default" w:ascii="SimSun" w:hAnsi="SimSun" w:eastAsia="SimSun" w:cs="SimSun"/>
+          <w:sz w:val="24"/>
+          <w:szCs w:val="24"/>
+        </w:rPr>
+      </w:pPr>
+      <w:r>
+        <w:rPr>
+          <w:rFonts w:hint="default" w:ascii="SimSun" w:hAnsi="SimSun" w:eastAsia="SimSun" w:cs="SimSun"/>
+          <w:sz w:val="24"/>
+          <w:szCs w:val="24"/>
+        </w:rPr>
+        <w:t>├── services/</w:t>
+      </w:r>
+    </w:p>
+    <w:p>
+      <w:pPr>
+        <w:rPr>
+          <w:rFonts w:hint="default" w:ascii="SimSun" w:hAnsi="SimSun" w:eastAsia="SimSun" w:cs="SimSun"/>
+          <w:sz w:val="24"/>
+          <w:szCs w:val="24"/>
+        </w:rPr>
+      </w:pPr>
+      <w:r>
+        <w:rPr>
+          <w:rFonts w:hint="default" w:ascii="SimSun" w:hAnsi="SimSun" w:eastAsia="SimSun" w:cs="SimSun"/>
+          <w:sz w:val="24"/>
+          <w:szCs w:val="24"/>
+        </w:rPr>
+        <w:t>│</w:t>
+      </w:r>
+    </w:p>
+    <w:p>
+      <w:pPr>
+        <w:rPr>
+          <w:rFonts w:hint="default" w:ascii="SimSun" w:hAnsi="SimSun" w:eastAsia="SimSun" w:cs="SimSun"/>
+          <w:sz w:val="24"/>
+          <w:szCs w:val="24"/>
+        </w:rPr>
+      </w:pPr>
+      <w:r>
+        <w:rPr>
+          <w:rFonts w:hint="default" w:ascii="SimSun" w:hAnsi="SimSun" w:eastAsia="SimSun" w:cs="SimSun"/>
+          <w:sz w:val="24"/>
+          <w:szCs w:val="24"/>
+        </w:rPr>
+        <w:t>│   ├── forecast_service.py</w:t>
+      </w:r>
+    </w:p>
+    <w:p>
+      <w:pPr>
+        <w:rPr>
+          <w:rFonts w:hint="default" w:ascii="SimSun" w:hAnsi="SimSun" w:eastAsia="SimSun" w:cs="SimSun"/>
+          <w:sz w:val="24"/>
+          <w:szCs w:val="24"/>
+        </w:rPr>
+      </w:pPr>
+      <w:r>
+        <w:rPr>
+          <w:rFonts w:hint="default" w:ascii="SimSun" w:hAnsi="SimSun" w:eastAsia="SimSun" w:cs="SimSun"/>
+          <w:sz w:val="24"/>
+          <w:szCs w:val="24"/>
+        </w:rPr>
+        <w:t>│   ├── attribution_service.py</w:t>
+      </w:r>
+    </w:p>
+    <w:p>
+      <w:pPr>
+        <w:rPr>
+          <w:rFonts w:hint="default" w:ascii="SimSun" w:hAnsi="SimSun" w:eastAsia="SimSun" w:cs="SimSun"/>
+          <w:sz w:val="24"/>
+          <w:szCs w:val="24"/>
+        </w:rPr>
+      </w:pPr>
+      <w:r>
+        <w:rPr>
+          <w:rFonts w:hint="default" w:ascii="SimSun" w:hAnsi="SimSun" w:eastAsia="SimSun" w:cs="SimSun"/>
+          <w:sz w:val="24"/>
+          <w:szCs w:val="24"/>
+        </w:rPr>
+        <w:t>│   ├── simulation_service.py</w:t>
+      </w:r>
+    </w:p>
+    <w:p>
+      <w:pPr>
+        <w:rPr>
+          <w:rFonts w:hint="default" w:ascii="SimSun" w:hAnsi="SimSun" w:eastAsia="SimSun" w:cs="SimSun"/>
+          <w:sz w:val="24"/>
+          <w:szCs w:val="24"/>
+        </w:rPr>
+      </w:pPr>
+      <w:r>
+        <w:rPr>
+          <w:rFonts w:hint="default" w:ascii="SimSun" w:hAnsi="SimSun" w:eastAsia="SimSun" w:cs="SimSun"/>
+          <w:sz w:val="24"/>
+          <w:szCs w:val="24"/>
+        </w:rPr>
+        <w:t>│   └── advisory_service.py</w:t>
+      </w:r>
+    </w:p>
+    <w:p>
+      <w:pPr>
+        <w:rPr>
+          <w:rFonts w:hint="default" w:ascii="SimSun" w:hAnsi="SimSun" w:eastAsia="SimSun" w:cs="SimSun"/>
+          <w:sz w:val="24"/>
+          <w:szCs w:val="24"/>
+        </w:rPr>
+      </w:pPr>
+      <w:r>
+        <w:rPr>
+          <w:rFonts w:hint="default" w:ascii="SimSun" w:hAnsi="SimSun" w:eastAsia="SimSun" w:cs="SimSun"/>
+          <w:sz w:val="24"/>
+          <w:szCs w:val="24"/>
+        </w:rPr>
+        <w:t>│</w:t>
+      </w:r>
+    </w:p>
+    <w:p>
+      <w:pPr>
+        <w:rPr>
+          <w:rFonts w:hint="default" w:ascii="SimSun" w:hAnsi="SimSun" w:eastAsia="SimSun" w:cs="SimSun"/>
+          <w:sz w:val="24"/>
+          <w:szCs w:val="24"/>
+        </w:rPr>
+      </w:pPr>
+      <w:r>
+        <w:rPr>
+          <w:rFonts w:hint="default" w:ascii="SimSun" w:hAnsi="SimSun" w:eastAsia="SimSun" w:cs="SimSun"/>
+          <w:sz w:val="24"/>
+          <w:szCs w:val="24"/>
+        </w:rPr>
+        <w:t>│</w:t>
+      </w:r>
+    </w:p>
+    <w:p>
+      <w:pPr>
+        <w:rPr>
+          <w:rFonts w:hint="default" w:ascii="SimSun" w:hAnsi="SimSun" w:eastAsia="SimSun" w:cs="SimSun"/>
+          <w:sz w:val="24"/>
+          <w:szCs w:val="24"/>
+        </w:rPr>
+      </w:pPr>
+      <w:r>
+        <w:rPr>
+          <w:rFonts w:hint="default" w:ascii="SimSun" w:hAnsi="SimSun" w:eastAsia="SimSun" w:cs="SimSun"/>
+          <w:sz w:val="24"/>
+          <w:szCs w:val="24"/>
+        </w:rPr>
+        <w:t>├── training/</w:t>
+      </w:r>
+    </w:p>
+    <w:p>
+      <w:pPr>
+        <w:rPr>
+          <w:rFonts w:hint="default" w:ascii="SimSun" w:hAnsi="SimSun" w:eastAsia="SimSun" w:cs="SimSun"/>
+          <w:sz w:val="24"/>
+          <w:szCs w:val="24"/>
+        </w:rPr>
+      </w:pPr>
+      <w:r>
+        <w:rPr>
+          <w:rFonts w:hint="default" w:ascii="SimSun" w:hAnsi="SimSun" w:eastAsia="SimSun" w:cs="SimSun"/>
+          <w:sz w:val="24"/>
+          <w:szCs w:val="24"/>
+        </w:rPr>
+        <w:t>│</w:t>
+      </w:r>
+    </w:p>
+    <w:p>
+      <w:pPr>
+        <w:rPr>
+          <w:rFonts w:hint="default" w:ascii="SimSun" w:hAnsi="SimSun" w:eastAsia="SimSun" w:cs="SimSun"/>
+          <w:sz w:val="24"/>
+          <w:szCs w:val="24"/>
+        </w:rPr>
+      </w:pPr>
+      <w:r>
+        <w:rPr>
+          <w:rFonts w:hint="default" w:ascii="SimSun" w:hAnsi="SimSun" w:eastAsia="SimSun" w:cs="SimSun"/>
+          <w:sz w:val="24"/>
+          <w:szCs w:val="24"/>
+        </w:rPr>
+        <w:t>│   ├── train_xgboost.py</w:t>
+      </w:r>
+    </w:p>
+    <w:p>
+      <w:pPr>
+        <w:rPr>
+          <w:rFonts w:hint="default" w:ascii="SimSun" w:hAnsi="SimSun" w:eastAsia="SimSun" w:cs="SimSun"/>
+          <w:sz w:val="24"/>
+          <w:szCs w:val="24"/>
+        </w:rPr>
+      </w:pPr>
+      <w:r>
+        <w:rPr>
+          <w:rFonts w:hint="default" w:ascii="SimSun" w:hAnsi="SimSun" w:eastAsia="SimSun" w:cs="SimSun"/>
+          <w:sz w:val="24"/>
+          <w:szCs w:val="24"/>
+        </w:rPr>
+        <w:t>│   ├── train_prophet.py</w:t>
+      </w:r>
+    </w:p>
+    <w:p>
+      <w:pPr>
+        <w:rPr>
+          <w:rFonts w:hint="default" w:ascii="SimSun" w:hAnsi="SimSun" w:eastAsia="SimSun" w:cs="SimSun"/>
+          <w:sz w:val="24"/>
+          <w:szCs w:val="24"/>
+        </w:rPr>
+      </w:pPr>
+      <w:r>
+        <w:rPr>
+          <w:rFonts w:hint="default" w:ascii="SimSun" w:hAnsi="SimSun" w:eastAsia="SimSun" w:cs="SimSun"/>
+          <w:sz w:val="24"/>
+          <w:szCs w:val="24"/>
+        </w:rPr>
+        <w:t>│   ├── feature_engineering.py</w:t>
+      </w:r>
+    </w:p>
+    <w:p>
+      <w:pPr>
+        <w:rPr>
+          <w:rFonts w:hint="default" w:ascii="SimSun" w:hAnsi="SimSun" w:eastAsia="SimSun" w:cs="SimSun"/>
+          <w:sz w:val="24"/>
+          <w:szCs w:val="24"/>
+        </w:rPr>
+      </w:pPr>
+      <w:r>
+        <w:rPr>
+          <w:rFonts w:hint="default" w:ascii="SimSun" w:hAnsi="SimSun" w:eastAsia="SimSun" w:cs="SimSun"/>
+          <w:sz w:val="24"/>
+          <w:szCs w:val="24"/>
+        </w:rPr>
+        <w:t>│   └── evaluate.py</w:t>
+      </w:r>
+    </w:p>
+    <w:p>
+      <w:pPr>
+        <w:rPr>
+          <w:rFonts w:hint="default" w:ascii="SimSun" w:hAnsi="SimSun" w:eastAsia="SimSun" w:cs="SimSun"/>
+          <w:sz w:val="24"/>
+          <w:szCs w:val="24"/>
+        </w:rPr>
+      </w:pPr>
+      <w:r>
+        <w:rPr>
+          <w:rFonts w:hint="default" w:ascii="SimSun" w:hAnsi="SimSun" w:eastAsia="SimSun" w:cs="SimSun"/>
+          <w:sz w:val="24"/>
+          <w:szCs w:val="24"/>
+        </w:rPr>
+        <w:t>│</w:t>
+      </w:r>
+    </w:p>
+    <w:p>
+      <w:pPr>
+        <w:rPr>
+          <w:rFonts w:hint="default" w:ascii="SimSun" w:hAnsi="SimSun" w:eastAsia="SimSun" w:cs="SimSun"/>
+          <w:sz w:val="24"/>
+          <w:szCs w:val="24"/>
+        </w:rPr>
+      </w:pPr>
+      <w:r>
+        <w:rPr>
+          <w:rFonts w:hint="default" w:ascii="SimSun" w:hAnsi="SimSun" w:eastAsia="SimSun" w:cs="SimSun"/>
+          <w:sz w:val="24"/>
+          <w:szCs w:val="24"/>
+        </w:rPr>
+        <w:t>│</w:t>
+      </w:r>
+    </w:p>
+    <w:p>
+      <w:pPr>
+        <w:rPr>
+          <w:rFonts w:hint="default" w:ascii="SimSun" w:hAnsi="SimSun" w:eastAsia="SimSun" w:cs="SimSun"/>
+          <w:sz w:val="24"/>
+          <w:szCs w:val="24"/>
+        </w:rPr>
+      </w:pPr>
+      <w:r>
+        <w:rPr>
+          <w:rFonts w:hint="default" w:ascii="SimSun" w:hAnsi="SimSun" w:eastAsia="SimSun" w:cs="SimSun"/>
+          <w:sz w:val="24"/>
+          <w:szCs w:val="24"/>
+        </w:rPr>
+        <w:t>├── models/</w:t>
+      </w:r>
+    </w:p>
+    <w:p>
+      <w:pPr>
+        <w:rPr>
+          <w:rFonts w:hint="default" w:ascii="SimSun" w:hAnsi="SimSun" w:eastAsia="SimSun" w:cs="SimSun"/>
+          <w:sz w:val="24"/>
+          <w:szCs w:val="24"/>
+        </w:rPr>
+      </w:pPr>
+      <w:r>
+        <w:rPr>
+          <w:rFonts w:hint="default" w:ascii="SimSun" w:hAnsi="SimSun" w:eastAsia="SimSun" w:cs="SimSun"/>
+          <w:sz w:val="24"/>
+          <w:szCs w:val="24"/>
+        </w:rPr>
+        <w:t>│</w:t>
+      </w:r>
+    </w:p>
+    <w:p>
+      <w:pPr>
+        <w:rPr>
+          <w:rFonts w:hint="default" w:ascii="SimSun" w:hAnsi="SimSun" w:eastAsia="SimSun" w:cs="SimSun"/>
+          <w:sz w:val="24"/>
+          <w:szCs w:val="24"/>
+        </w:rPr>
+      </w:pPr>
+      <w:r>
+        <w:rPr>
+          <w:rFonts w:hint="default" w:ascii="SimSun" w:hAnsi="SimSun" w:eastAsia="SimSun" w:cs="SimSun"/>
+          <w:sz w:val="24"/>
+          <w:szCs w:val="24"/>
+        </w:rPr>
+        <w:t>│   ├── xgboost.pkl</w:t>
+      </w:r>
+    </w:p>
+    <w:p>
+      <w:pPr>
+        <w:rPr>
+          <w:rFonts w:hint="default" w:ascii="SimSun" w:hAnsi="SimSun" w:eastAsia="SimSun" w:cs="SimSun"/>
+          <w:sz w:val="24"/>
+          <w:szCs w:val="24"/>
+        </w:rPr>
+      </w:pPr>
+      <w:r>
+        <w:rPr>
+          <w:rFonts w:hint="default" w:ascii="SimSun" w:hAnsi="SimSun" w:eastAsia="SimSun" w:cs="SimSun"/>
+          <w:sz w:val="24"/>
+          <w:szCs w:val="24"/>
+        </w:rPr>
+        <w:t>│   ├── prophet.pkl</w:t>
+      </w:r>
+    </w:p>
+    <w:p>
+      <w:pPr>
+        <w:rPr>
+          <w:rFonts w:hint="default" w:ascii="SimSun" w:hAnsi="SimSun" w:eastAsia="SimSun" w:cs="SimSun"/>
+          <w:sz w:val="24"/>
+          <w:szCs w:val="24"/>
+        </w:rPr>
+      </w:pPr>
+      <w:r>
+        <w:rPr>
+          <w:rFonts w:hint="default" w:ascii="SimSun" w:hAnsi="SimSun" w:eastAsia="SimSun" w:cs="SimSun"/>
+          <w:sz w:val="24"/>
+          <w:szCs w:val="24"/>
+        </w:rPr>
+        <w:t>│   ├── scaler.pkl</w:t>
+      </w:r>
+    </w:p>
+    <w:p>
+      <w:pPr>
+        <w:rPr>
+          <w:rFonts w:hint="default" w:ascii="SimSun" w:hAnsi="SimSun" w:eastAsia="SimSun" w:cs="SimSun"/>
+          <w:sz w:val="24"/>
+          <w:szCs w:val="24"/>
+        </w:rPr>
+      </w:pPr>
+      <w:r>
+        <w:rPr>
+          <w:rFonts w:hint="default" w:ascii="SimSun" w:hAnsi="SimSun" w:eastAsia="SimSun" w:cs="SimSun"/>
+          <w:sz w:val="24"/>
+          <w:szCs w:val="24"/>
+        </w:rPr>
+        <w:t>│   └── label_encoder.pkl</w:t>
+      </w:r>
+    </w:p>
+    <w:p>
+      <w:pPr>
+        <w:rPr>
+          <w:rFonts w:hint="default" w:ascii="SimSun" w:hAnsi="SimSun" w:eastAsia="SimSun" w:cs="SimSun"/>
+          <w:sz w:val="24"/>
+          <w:szCs w:val="24"/>
+        </w:rPr>
+      </w:pPr>
+      <w:r>
+        <w:rPr>
+          <w:rFonts w:hint="default" w:ascii="SimSun" w:hAnsi="SimSun" w:eastAsia="SimSun" w:cs="SimSun"/>
+          <w:sz w:val="24"/>
+          <w:szCs w:val="24"/>
+        </w:rPr>
+        <w:t>│</w:t>
+      </w:r>
+    </w:p>
+    <w:p>
+      <w:pPr>
+        <w:rPr>
+          <w:rFonts w:hint="default" w:ascii="SimSun" w:hAnsi="SimSun" w:eastAsia="SimSun" w:cs="SimSun"/>
+          <w:sz w:val="24"/>
+          <w:szCs w:val="24"/>
+        </w:rPr>
+      </w:pPr>
+      <w:r>
+        <w:rPr>
+          <w:rFonts w:hint="default" w:ascii="SimSun" w:hAnsi="SimSun" w:eastAsia="SimSun" w:cs="SimSun"/>
+          <w:sz w:val="24"/>
+          <w:szCs w:val="24"/>
+        </w:rPr>
+        <w:t>│</w:t>
+      </w:r>
+    </w:p>
+    <w:p>
+      <w:pPr>
+        <w:rPr>
+          <w:rFonts w:hint="default" w:ascii="SimSun" w:hAnsi="SimSun" w:eastAsia="SimSun" w:cs="SimSun"/>
+          <w:sz w:val="24"/>
+          <w:szCs w:val="24"/>
+        </w:rPr>
+      </w:pPr>
+      <w:r>
+        <w:rPr>
+          <w:rFonts w:hint="default" w:ascii="SimSun" w:hAnsi="SimSun" w:eastAsia="SimSun" w:cs="SimSun"/>
+          <w:sz w:val="24"/>
+          <w:szCs w:val="24"/>
+        </w:rPr>
+        <w:t>├── explainability/</w:t>
+      </w:r>
+    </w:p>
+    <w:p>
+      <w:pPr>
+        <w:rPr>
+          <w:rFonts w:hint="default" w:ascii="SimSun" w:hAnsi="SimSun" w:eastAsia="SimSun" w:cs="SimSun"/>
+          <w:sz w:val="24"/>
+          <w:szCs w:val="24"/>
+        </w:rPr>
+      </w:pPr>
+      <w:r>
+        <w:rPr>
+          <w:rFonts w:hint="default" w:ascii="SimSun" w:hAnsi="SimSun" w:eastAsia="SimSun" w:cs="SimSun"/>
+          <w:sz w:val="24"/>
+          <w:szCs w:val="24"/>
+        </w:rPr>
+        <w:t>│</w:t>
+      </w:r>
+    </w:p>
+    <w:p>
+      <w:pPr>
+        <w:rPr>
+          <w:rFonts w:hint="default" w:ascii="SimSun" w:hAnsi="SimSun" w:eastAsia="SimSun" w:cs="SimSun"/>
+          <w:sz w:val="24"/>
+          <w:szCs w:val="24"/>
+        </w:rPr>
+      </w:pPr>
+      <w:r>
+        <w:rPr>
+          <w:rFonts w:hint="default" w:ascii="SimSun" w:hAnsi="SimSun" w:eastAsia="SimSun" w:cs="SimSun"/>
+          <w:sz w:val="24"/>
+          <w:szCs w:val="24"/>
+        </w:rPr>
+        <w:t>│   ├── shap_analysis.py</w:t>
+      </w:r>
+    </w:p>
+    <w:p>
+      <w:pPr>
+        <w:rPr>
+          <w:rFonts w:hint="default" w:ascii="SimSun" w:hAnsi="SimSun" w:eastAsia="SimSun" w:cs="SimSun"/>
+          <w:sz w:val="24"/>
+          <w:szCs w:val="24"/>
+        </w:rPr>
+      </w:pPr>
+      <w:r>
+        <w:rPr>
+          <w:rFonts w:hint="default" w:ascii="SimSun" w:hAnsi="SimSun" w:eastAsia="SimSun" w:cs="SimSun"/>
+          <w:sz w:val="24"/>
+          <w:szCs w:val="24"/>
+        </w:rPr>
+        <w:t>│   └── feature_importance.py</w:t>
+      </w:r>
+    </w:p>
+    <w:p>
+      <w:pPr>
+        <w:rPr>
+          <w:rFonts w:hint="default" w:ascii="SimSun" w:hAnsi="SimSun" w:eastAsia="SimSun" w:cs="SimSun"/>
+          <w:sz w:val="24"/>
+          <w:szCs w:val="24"/>
+        </w:rPr>
+      </w:pPr>
+      <w:r>
+        <w:rPr>
+          <w:rFonts w:hint="default" w:ascii="SimSun" w:hAnsi="SimSun" w:eastAsia="SimSun" w:cs="SimSun"/>
+          <w:sz w:val="24"/>
+          <w:szCs w:val="24"/>
+        </w:rPr>
+        <w:t>│</w:t>
+      </w:r>
+    </w:p>
+    <w:p>
+      <w:pPr>
+        <w:rPr>
+          <w:rFonts w:hint="default" w:ascii="SimSun" w:hAnsi="SimSun" w:eastAsia="SimSun" w:cs="SimSun"/>
+          <w:sz w:val="24"/>
+          <w:szCs w:val="24"/>
+        </w:rPr>
+      </w:pPr>
+      <w:r>
+        <w:rPr>
+          <w:rFonts w:hint="default" w:ascii="SimSun" w:hAnsi="SimSun" w:eastAsia="SimSun" w:cs="SimSun"/>
+          <w:sz w:val="24"/>
+          <w:szCs w:val="24"/>
+        </w:rPr>
+        <w:t>│</w:t>
+      </w:r>
+    </w:p>
+    <w:p>
+      <w:pPr>
+        <w:rPr>
+          <w:rFonts w:hint="default" w:ascii="SimSun" w:hAnsi="SimSun" w:eastAsia="SimSun" w:cs="SimSun"/>
+          <w:sz w:val="24"/>
+          <w:szCs w:val="24"/>
+        </w:rPr>
+      </w:pPr>
+      <w:r>
+        <w:rPr>
+          <w:rFonts w:hint="default" w:ascii="SimSun" w:hAnsi="SimSun" w:eastAsia="SimSun" w:cs="SimSun"/>
+          <w:sz w:val="24"/>
+          <w:szCs w:val="24"/>
+        </w:rPr>
+        <w:t>├── schemas/</w:t>
+      </w:r>
+    </w:p>
+    <w:p>
+      <w:pPr>
+        <w:rPr>
+          <w:rFonts w:hint="default" w:ascii="SimSun" w:hAnsi="SimSun" w:eastAsia="SimSun" w:cs="SimSun"/>
+          <w:sz w:val="24"/>
+          <w:szCs w:val="24"/>
+        </w:rPr>
+      </w:pPr>
+      <w:r>
+        <w:rPr>
+          <w:rFonts w:hint="default" w:ascii="SimSun" w:hAnsi="SimSun" w:eastAsia="SimSun" w:cs="SimSun"/>
+          <w:sz w:val="24"/>
+          <w:szCs w:val="24"/>
+        </w:rPr>
+        <w:t>│</w:t>
+      </w:r>
+    </w:p>
+    <w:p>
+      <w:pPr>
+        <w:rPr>
+          <w:rFonts w:hint="default" w:ascii="SimSun" w:hAnsi="SimSun" w:eastAsia="SimSun" w:cs="SimSun"/>
+          <w:sz w:val="24"/>
+          <w:szCs w:val="24"/>
+        </w:rPr>
+      </w:pPr>
+      <w:r>
+        <w:rPr>
+          <w:rFonts w:hint="default" w:ascii="SimSun" w:hAnsi="SimSun" w:eastAsia="SimSun" w:cs="SimSun"/>
+          <w:sz w:val="24"/>
+          <w:szCs w:val="24"/>
+        </w:rPr>
+        <w:t>│   ├── forecast.py</w:t>
+      </w:r>
+    </w:p>
+    <w:p>
+      <w:pPr>
+        <w:rPr>
+          <w:rFonts w:hint="default" w:ascii="SimSun" w:hAnsi="SimSun" w:eastAsia="SimSun" w:cs="SimSun"/>
+          <w:sz w:val="24"/>
+          <w:szCs w:val="24"/>
+        </w:rPr>
+      </w:pPr>
+      <w:r>
+        <w:rPr>
+          <w:rFonts w:hint="default" w:ascii="SimSun" w:hAnsi="SimSun" w:eastAsia="SimSun" w:cs="SimSun"/>
+          <w:sz w:val="24"/>
+          <w:szCs w:val="24"/>
+        </w:rPr>
+        <w:t>│   ├── attribution.py</w:t>
+      </w:r>
+    </w:p>
+    <w:p>
+      <w:pPr>
+        <w:rPr>
+          <w:rFonts w:hint="default" w:ascii="SimSun" w:hAnsi="SimSun" w:eastAsia="SimSun" w:cs="SimSun"/>
+          <w:sz w:val="24"/>
+          <w:szCs w:val="24"/>
+        </w:rPr>
+      </w:pPr>
+      <w:r>
+        <w:rPr>
+          <w:rFonts w:hint="default" w:ascii="SimSun" w:hAnsi="SimSun" w:eastAsia="SimSun" w:cs="SimSun"/>
+          <w:sz w:val="24"/>
+          <w:szCs w:val="24"/>
+        </w:rPr>
+        <w:t>│   └── simulation.py</w:t>
+      </w:r>
+    </w:p>
+    <w:p>
+      <w:pPr>
+        <w:rPr>
+          <w:rFonts w:hint="default" w:ascii="SimSun" w:hAnsi="SimSun" w:eastAsia="SimSun" w:cs="SimSun"/>
+          <w:sz w:val="24"/>
+          <w:szCs w:val="24"/>
+        </w:rPr>
+      </w:pPr>
+      <w:r>
+        <w:rPr>
+          <w:rFonts w:hint="default" w:ascii="SimSun" w:hAnsi="SimSun" w:eastAsia="SimSun" w:cs="SimSun"/>
+          <w:sz w:val="24"/>
+          <w:szCs w:val="24"/>
+        </w:rPr>
+        <w:t>│</w:t>
+      </w:r>
+    </w:p>
+    <w:p>
+      <w:pPr>
+        <w:rPr>
+          <w:rFonts w:hint="default" w:ascii="SimSun" w:hAnsi="SimSun" w:eastAsia="SimSun" w:cs="SimSun"/>
+          <w:sz w:val="24"/>
+          <w:szCs w:val="24"/>
+        </w:rPr>
+      </w:pPr>
+      <w:r>
+        <w:rPr>
+          <w:rFonts w:hint="default" w:ascii="SimSun" w:hAnsi="SimSun" w:eastAsia="SimSun" w:cs="SimSun"/>
+          <w:sz w:val="24"/>
+          <w:szCs w:val="24"/>
+        </w:rPr>
+        <w:t>│</w:t>
+      </w:r>
+    </w:p>
+    <w:p>
+      <w:pPr>
+        <w:rPr>
+          <w:rFonts w:hint="default" w:ascii="SimSun" w:hAnsi="SimSun" w:eastAsia="SimSun" w:cs="SimSun"/>
+          <w:sz w:val="24"/>
+          <w:szCs w:val="24"/>
+        </w:rPr>
+      </w:pPr>
+      <w:r>
+        <w:rPr>
+          <w:rFonts w:hint="default" w:ascii="SimSun" w:hAnsi="SimSun" w:eastAsia="SimSun" w:cs="SimSun"/>
+          <w:sz w:val="24"/>
+          <w:szCs w:val="24"/>
+        </w:rPr>
+        <w:t>├── main.py</w:t>
+      </w:r>
+    </w:p>
+    <w:p>
+      <w:pPr>
+        <w:rPr>
+          <w:rFonts w:hint="default" w:ascii="SimSun" w:hAnsi="SimSun" w:eastAsia="SimSun" w:cs="SimSun"/>
+          <w:sz w:val="24"/>
+          <w:szCs w:val="24"/>
+        </w:rPr>
+      </w:pPr>
+      <w:r>
+        <w:rPr>
+          <w:rFonts w:hint="default" w:ascii="SimSun" w:hAnsi="SimSun" w:eastAsia="SimSun" w:cs="SimSun"/>
+          <w:sz w:val="24"/>
+          <w:szCs w:val="24"/>
+        </w:rPr>
+        <w:t>│</w:t>
+      </w:r>
+    </w:p>
+    <w:p>
+      <w:pPr>
+        <w:rPr>
+          <w:rFonts w:hint="default" w:ascii="SimSun" w:hAnsi="SimSun" w:eastAsia="SimSun" w:cs="SimSun"/>
+          <w:sz w:val="24"/>
+          <w:szCs w:val="24"/>
+        </w:rPr>
+      </w:pPr>
+      <w:r>
+        <w:rPr>
+          <w:rFonts w:hint="default" w:ascii="SimSun" w:hAnsi="SimSun" w:eastAsia="SimSun" w:cs="SimSun"/>
+          <w:sz w:val="24"/>
+          <w:szCs w:val="24"/>
+        </w:rPr>
+        <w:t>├── requirements.txt</w:t>
+      </w:r>
+    </w:p>
+    <w:p>
+      <w:pPr>
+        <w:rPr>
+          <w:rFonts w:hint="default" w:ascii="SimSun" w:hAnsi="SimSun" w:eastAsia="SimSun" w:cs="SimSun"/>
+          <w:sz w:val="24"/>
+          <w:szCs w:val="24"/>
+        </w:rPr>
+      </w:pPr>
+      <w:r>
+        <w:rPr>
+          <w:rFonts w:hint="default" w:ascii="SimSun" w:hAnsi="SimSun" w:eastAsia="SimSun" w:cs="SimSun"/>
+          <w:sz w:val="24"/>
+          <w:szCs w:val="24"/>
+        </w:rPr>
+        <w:t>│</w:t>
+      </w:r>
+    </w:p>
+    <w:p>
+      <w:pPr>
+        <w:rPr>
+          <w:rFonts w:hint="default" w:ascii="SimSun" w:hAnsi="SimSun" w:eastAsia="SimSun" w:cs="SimSun"/>
+          <w:sz w:val="24"/>
+          <w:szCs w:val="24"/>
+        </w:rPr>
+      </w:pPr>
+      <w:r>
+        <w:rPr>
+          <w:rFonts w:hint="default" w:ascii="SimSun" w:hAnsi="SimSun" w:eastAsia="SimSun" w:cs="SimSun"/>
+          <w:sz w:val="24"/>
+          <w:szCs w:val="24"/>
+        </w:rPr>
+        <w:t>└── Dockerfile</w:t>
+      </w:r>
+    </w:p>
+    <w:p>
+      <w:pPr>
+        <w:rPr>
+          <w:rFonts w:hint="default" w:ascii="SimSun" w:hAnsi="SimSun" w:eastAsia="SimSun" w:cs="SimSun"/>
+          <w:sz w:val="24"/>
+          <w:szCs w:val="24"/>
+        </w:rPr>
+      </w:pPr>
+    </w:p>
+    <w:p>
+      <w:pPr>
+        <w:rPr>
+          <w:rFonts w:hint="default" w:ascii="SimSun" w:hAnsi="SimSun" w:eastAsia="SimSun" w:cs="SimSun"/>
+          <w:sz w:val="24"/>
+          <w:szCs w:val="24"/>
+        </w:rPr>
+      </w:pPr>
+      <w:r>
+        <w:rPr>
+          <w:rFonts w:hint="default" w:ascii="SimSun" w:hAnsi="SimSun" w:eastAsia="SimSun" w:cs="SimSun"/>
+          <w:sz w:val="24"/>
+          <w:szCs w:val="24"/>
+        </w:rPr>
+        <w:t>datasets/</w:t>
+      </w:r>
+    </w:p>
+    <w:p>
+      <w:pPr>
+        <w:rPr>
+          <w:rFonts w:hint="default" w:ascii="SimSun" w:hAnsi="SimSun" w:eastAsia="SimSun" w:cs="SimSun"/>
+          <w:sz w:val="24"/>
+          <w:szCs w:val="24"/>
+        </w:rPr>
+      </w:pPr>
+      <w:r>
+        <w:rPr>
+          <w:rFonts w:hint="default" w:ascii="SimSun" w:hAnsi="SimSun" w:eastAsia="SimSun" w:cs="SimSun"/>
+          <w:sz w:val="24"/>
+          <w:szCs w:val="24"/>
+        </w:rPr>
+        <w:t>│</w:t>
+      </w:r>
+    </w:p>
+    <w:p>
+      <w:pPr>
+        <w:rPr>
+          <w:rFonts w:hint="default" w:ascii="SimSun" w:hAnsi="SimSun" w:eastAsia="SimSun" w:cs="SimSun"/>
+          <w:sz w:val="24"/>
+          <w:szCs w:val="24"/>
+        </w:rPr>
+      </w:pPr>
+      <w:r>
+        <w:rPr>
+          <w:rFonts w:hint="default" w:ascii="SimSun" w:hAnsi="SimSun" w:eastAsia="SimSun" w:cs="SimSun"/>
+          <w:sz w:val="24"/>
+          <w:szCs w:val="24"/>
+        </w:rPr>
+        <w:t>├── aqi/</w:t>
+      </w:r>
+    </w:p>
+    <w:p>
+      <w:pPr>
+        <w:rPr>
+          <w:rFonts w:hint="default" w:ascii="SimSun" w:hAnsi="SimSun" w:eastAsia="SimSun" w:cs="SimSun"/>
+          <w:sz w:val="24"/>
+          <w:szCs w:val="24"/>
+        </w:rPr>
+      </w:pPr>
+      <w:r>
+        <w:rPr>
+          <w:rFonts w:hint="default" w:ascii="SimSun" w:hAnsi="SimSun" w:eastAsia="SimSun" w:cs="SimSun"/>
+          <w:sz w:val="24"/>
+          <w:szCs w:val="24"/>
+        </w:rPr>
+        <w:t>│</w:t>
+      </w:r>
+    </w:p>
+    <w:p>
+      <w:pPr>
+        <w:rPr>
+          <w:rFonts w:hint="default" w:ascii="SimSun" w:hAnsi="SimSun" w:eastAsia="SimSun" w:cs="SimSun"/>
+          <w:sz w:val="24"/>
+          <w:szCs w:val="24"/>
+        </w:rPr>
+      </w:pPr>
+      <w:r>
+        <w:rPr>
+          <w:rFonts w:hint="default" w:ascii="SimSun" w:hAnsi="SimSun" w:eastAsia="SimSun" w:cs="SimSun"/>
+          <w:sz w:val="24"/>
+          <w:szCs w:val="24"/>
+        </w:rPr>
+        <w:t>│   ├── cpcb_historical.csv</w:t>
+      </w:r>
+    </w:p>
+    <w:p>
+      <w:pPr>
+        <w:rPr>
+          <w:rFonts w:hint="default" w:ascii="SimSun" w:hAnsi="SimSun" w:eastAsia="SimSun" w:cs="SimSun"/>
+          <w:sz w:val="24"/>
+          <w:szCs w:val="24"/>
+        </w:rPr>
+      </w:pPr>
+      <w:r>
+        <w:rPr>
+          <w:rFonts w:hint="default" w:ascii="SimSun" w:hAnsi="SimSun" w:eastAsia="SimSun" w:cs="SimSun"/>
+          <w:sz w:val="24"/>
+          <w:szCs w:val="24"/>
+        </w:rPr>
+        <w:t>│   └── openaq_backup.csv</w:t>
+      </w:r>
+    </w:p>
+    <w:p>
+      <w:pPr>
+        <w:rPr>
+          <w:rFonts w:hint="default" w:ascii="SimSun" w:hAnsi="SimSun" w:eastAsia="SimSun" w:cs="SimSun"/>
+          <w:sz w:val="24"/>
+          <w:szCs w:val="24"/>
+        </w:rPr>
+      </w:pPr>
+      <w:r>
+        <w:rPr>
+          <w:rFonts w:hint="default" w:ascii="SimSun" w:hAnsi="SimSun" w:eastAsia="SimSun" w:cs="SimSun"/>
+          <w:sz w:val="24"/>
+          <w:szCs w:val="24"/>
+        </w:rPr>
+        <w:t>│</w:t>
+      </w:r>
+    </w:p>
+    <w:p>
+      <w:pPr>
+        <w:rPr>
+          <w:rFonts w:hint="default" w:ascii="SimSun" w:hAnsi="SimSun" w:eastAsia="SimSun" w:cs="SimSun"/>
+          <w:sz w:val="24"/>
+          <w:szCs w:val="24"/>
+        </w:rPr>
+      </w:pPr>
+      <w:r>
+        <w:rPr>
+          <w:rFonts w:hint="default" w:ascii="SimSun" w:hAnsi="SimSun" w:eastAsia="SimSun" w:cs="SimSun"/>
+          <w:sz w:val="24"/>
+          <w:szCs w:val="24"/>
+        </w:rPr>
+        <w:t>│</w:t>
+      </w:r>
+    </w:p>
+    <w:p>
+      <w:pPr>
+        <w:rPr>
+          <w:rFonts w:hint="default" w:ascii="SimSun" w:hAnsi="SimSun" w:eastAsia="SimSun" w:cs="SimSun"/>
+          <w:sz w:val="24"/>
+          <w:szCs w:val="24"/>
+        </w:rPr>
+      </w:pPr>
+      <w:r>
+        <w:rPr>
+          <w:rFonts w:hint="default" w:ascii="SimSun" w:hAnsi="SimSun" w:eastAsia="SimSun" w:cs="SimSun"/>
+          <w:sz w:val="24"/>
+          <w:szCs w:val="24"/>
+        </w:rPr>
+        <w:t>├── weather/</w:t>
+      </w:r>
+    </w:p>
+    <w:p>
+      <w:pPr>
+        <w:rPr>
+          <w:rFonts w:hint="default" w:ascii="SimSun" w:hAnsi="SimSun" w:eastAsia="SimSun" w:cs="SimSun"/>
+          <w:sz w:val="24"/>
+          <w:szCs w:val="24"/>
+        </w:rPr>
+      </w:pPr>
+      <w:r>
+        <w:rPr>
+          <w:rFonts w:hint="default" w:ascii="SimSun" w:hAnsi="SimSun" w:eastAsia="SimSun" w:cs="SimSun"/>
+          <w:sz w:val="24"/>
+          <w:szCs w:val="24"/>
+        </w:rPr>
+        <w:t>│</w:t>
+      </w:r>
+    </w:p>
+    <w:p>
+      <w:pPr>
+        <w:rPr>
+          <w:rFonts w:hint="default" w:ascii="SimSun" w:hAnsi="SimSun" w:eastAsia="SimSun" w:cs="SimSun"/>
+          <w:sz w:val="24"/>
+          <w:szCs w:val="24"/>
+        </w:rPr>
+      </w:pPr>
+      <w:r>
+        <w:rPr>
+          <w:rFonts w:hint="default" w:ascii="SimSun" w:hAnsi="SimSun" w:eastAsia="SimSun" w:cs="SimSun"/>
+          <w:sz w:val="24"/>
+          <w:szCs w:val="24"/>
+        </w:rPr>
+        <w:t>│   └── openmeteo_data.csv</w:t>
+      </w:r>
+    </w:p>
+    <w:p>
+      <w:pPr>
+        <w:rPr>
+          <w:rFonts w:hint="default" w:ascii="SimSun" w:hAnsi="SimSun" w:eastAsia="SimSun" w:cs="SimSun"/>
+          <w:sz w:val="24"/>
+          <w:szCs w:val="24"/>
+        </w:rPr>
+      </w:pPr>
+      <w:r>
+        <w:rPr>
+          <w:rFonts w:hint="default" w:ascii="SimSun" w:hAnsi="SimSun" w:eastAsia="SimSun" w:cs="SimSun"/>
+          <w:sz w:val="24"/>
+          <w:szCs w:val="24"/>
+        </w:rPr>
+        <w:t>│</w:t>
+      </w:r>
+    </w:p>
+    <w:p>
+      <w:pPr>
+        <w:rPr>
+          <w:rFonts w:hint="default" w:ascii="SimSun" w:hAnsi="SimSun" w:eastAsia="SimSun" w:cs="SimSun"/>
+          <w:sz w:val="24"/>
+          <w:szCs w:val="24"/>
+        </w:rPr>
+      </w:pPr>
+      <w:r>
+        <w:rPr>
+          <w:rFonts w:hint="default" w:ascii="SimSun" w:hAnsi="SimSun" w:eastAsia="SimSun" w:cs="SimSun"/>
+          <w:sz w:val="24"/>
+          <w:szCs w:val="24"/>
+        </w:rPr>
+        <w:t>│</w:t>
+      </w:r>
+    </w:p>
+    <w:p>
+      <w:pPr>
+        <w:rPr>
+          <w:rFonts w:hint="default" w:ascii="SimSun" w:hAnsi="SimSun" w:eastAsia="SimSun" w:cs="SimSun"/>
+          <w:sz w:val="24"/>
+          <w:szCs w:val="24"/>
+        </w:rPr>
+      </w:pPr>
+      <w:r>
+        <w:rPr>
+          <w:rFonts w:hint="default" w:ascii="SimSun" w:hAnsi="SimSun" w:eastAsia="SimSun" w:cs="SimSun"/>
+          <w:sz w:val="24"/>
+          <w:szCs w:val="24"/>
+        </w:rPr>
+        <w:t>├── satellite/</w:t>
+      </w:r>
+    </w:p>
+    <w:p>
+      <w:pPr>
+        <w:rPr>
+          <w:rFonts w:hint="default" w:ascii="SimSun" w:hAnsi="SimSun" w:eastAsia="SimSun" w:cs="SimSun"/>
+          <w:sz w:val="24"/>
+          <w:szCs w:val="24"/>
+        </w:rPr>
+      </w:pPr>
+      <w:r>
+        <w:rPr>
+          <w:rFonts w:hint="default" w:ascii="SimSun" w:hAnsi="SimSun" w:eastAsia="SimSun" w:cs="SimSun"/>
+          <w:sz w:val="24"/>
+          <w:szCs w:val="24"/>
+        </w:rPr>
+        <w:t>│</w:t>
+      </w:r>
+    </w:p>
+    <w:p>
+      <w:pPr>
+        <w:rPr>
+          <w:rFonts w:hint="default" w:ascii="SimSun" w:hAnsi="SimSun" w:eastAsia="SimSun" w:cs="SimSun"/>
+          <w:sz w:val="24"/>
+          <w:szCs w:val="24"/>
+        </w:rPr>
+      </w:pPr>
+      <w:r>
+        <w:rPr>
+          <w:rFonts w:hint="default" w:ascii="SimSun" w:hAnsi="SimSun" w:eastAsia="SimSun" w:cs="SimSun"/>
+          <w:sz w:val="24"/>
+          <w:szCs w:val="24"/>
+        </w:rPr>
+        <w:t>│   ├── firms_hotspots.csv</w:t>
+      </w:r>
+    </w:p>
+    <w:p>
+      <w:pPr>
+        <w:rPr>
+          <w:rFonts w:hint="default" w:ascii="SimSun" w:hAnsi="SimSun" w:eastAsia="SimSun" w:cs="SimSun"/>
+          <w:sz w:val="24"/>
+          <w:szCs w:val="24"/>
+        </w:rPr>
+      </w:pPr>
+      <w:r>
+        <w:rPr>
+          <w:rFonts w:hint="default" w:ascii="SimSun" w:hAnsi="SimSun" w:eastAsia="SimSun" w:cs="SimSun"/>
+          <w:sz w:val="24"/>
+          <w:szCs w:val="24"/>
+        </w:rPr>
+        <w:t>│   └── sentinel_pollution.csv</w:t>
+      </w:r>
+    </w:p>
+    <w:p>
+      <w:pPr>
+        <w:rPr>
+          <w:rFonts w:hint="default" w:ascii="SimSun" w:hAnsi="SimSun" w:eastAsia="SimSun" w:cs="SimSun"/>
+          <w:sz w:val="24"/>
+          <w:szCs w:val="24"/>
+        </w:rPr>
+      </w:pPr>
+      <w:r>
+        <w:rPr>
+          <w:rFonts w:hint="default" w:ascii="SimSun" w:hAnsi="SimSun" w:eastAsia="SimSun" w:cs="SimSun"/>
+          <w:sz w:val="24"/>
+          <w:szCs w:val="24"/>
+        </w:rPr>
+        <w:t>│</w:t>
+      </w:r>
+    </w:p>
+    <w:p>
+      <w:pPr>
+        <w:rPr>
+          <w:rFonts w:hint="default" w:ascii="SimSun" w:hAnsi="SimSun" w:eastAsia="SimSun" w:cs="SimSun"/>
+          <w:sz w:val="24"/>
+          <w:szCs w:val="24"/>
+        </w:rPr>
+      </w:pPr>
+      <w:r>
+        <w:rPr>
+          <w:rFonts w:hint="default" w:ascii="SimSun" w:hAnsi="SimSun" w:eastAsia="SimSun" w:cs="SimSun"/>
+          <w:sz w:val="24"/>
+          <w:szCs w:val="24"/>
+        </w:rPr>
+        <w:t>│</w:t>
+      </w:r>
+    </w:p>
+    <w:p>
+      <w:pPr>
+        <w:rPr>
+          <w:rFonts w:hint="default" w:ascii="SimSun" w:hAnsi="SimSun" w:eastAsia="SimSun" w:cs="SimSun"/>
+          <w:sz w:val="24"/>
+          <w:szCs w:val="24"/>
+        </w:rPr>
+      </w:pPr>
+      <w:r>
+        <w:rPr>
+          <w:rFonts w:hint="default" w:ascii="SimSun" w:hAnsi="SimSun" w:eastAsia="SimSun" w:cs="SimSun"/>
+          <w:sz w:val="24"/>
+          <w:szCs w:val="24"/>
+        </w:rPr>
+        <w:t>├── geojson/</w:t>
+      </w:r>
+    </w:p>
+    <w:p>
+      <w:pPr>
+        <w:rPr>
+          <w:rFonts w:hint="default" w:ascii="SimSun" w:hAnsi="SimSun" w:eastAsia="SimSun" w:cs="SimSun"/>
+          <w:sz w:val="24"/>
+          <w:szCs w:val="24"/>
+        </w:rPr>
+      </w:pPr>
+      <w:r>
+        <w:rPr>
+          <w:rFonts w:hint="default" w:ascii="SimSun" w:hAnsi="SimSun" w:eastAsia="SimSun" w:cs="SimSun"/>
+          <w:sz w:val="24"/>
+          <w:szCs w:val="24"/>
+        </w:rPr>
+        <w:t>│</w:t>
+      </w:r>
+    </w:p>
+    <w:p>
+      <w:pPr>
+        <w:rPr>
+          <w:rFonts w:hint="default" w:ascii="SimSun" w:hAnsi="SimSun" w:eastAsia="SimSun" w:cs="SimSun"/>
+          <w:sz w:val="24"/>
+          <w:szCs w:val="24"/>
+        </w:rPr>
+      </w:pPr>
+      <w:r>
+        <w:rPr>
+          <w:rFonts w:hint="default" w:ascii="SimSun" w:hAnsi="SimSun" w:eastAsia="SimSun" w:cs="SimSun"/>
+          <w:sz w:val="24"/>
+          <w:szCs w:val="24"/>
+        </w:rPr>
+        <w:t>│   ├── kolkata_wards.geojson</w:t>
+      </w:r>
+    </w:p>
+    <w:p>
+      <w:pPr>
+        <w:rPr>
+          <w:rFonts w:hint="default" w:ascii="SimSun" w:hAnsi="SimSun" w:eastAsia="SimSun" w:cs="SimSun"/>
+          <w:sz w:val="24"/>
+          <w:szCs w:val="24"/>
+        </w:rPr>
+      </w:pPr>
+      <w:r>
+        <w:rPr>
+          <w:rFonts w:hint="default" w:ascii="SimSun" w:hAnsi="SimSun" w:eastAsia="SimSun" w:cs="SimSun"/>
+          <w:sz w:val="24"/>
+          <w:szCs w:val="24"/>
+        </w:rPr>
+        <w:t>│   ├── hospitals.geojson</w:t>
+      </w:r>
+    </w:p>
+    <w:p>
+      <w:pPr>
+        <w:rPr>
+          <w:rFonts w:hint="default" w:ascii="SimSun" w:hAnsi="SimSun" w:eastAsia="SimSun" w:cs="SimSun"/>
+          <w:sz w:val="24"/>
+          <w:szCs w:val="24"/>
+        </w:rPr>
+      </w:pPr>
+      <w:r>
+        <w:rPr>
+          <w:rFonts w:hint="default" w:ascii="SimSun" w:hAnsi="SimSun" w:eastAsia="SimSun" w:cs="SimSun"/>
+          <w:sz w:val="24"/>
+          <w:szCs w:val="24"/>
+        </w:rPr>
+        <w:t>│   ├── schools.geojson</w:t>
+      </w:r>
+    </w:p>
+    <w:p>
+      <w:pPr>
+        <w:rPr>
+          <w:rFonts w:hint="default" w:ascii="SimSun" w:hAnsi="SimSun" w:eastAsia="SimSun" w:cs="SimSun"/>
+          <w:sz w:val="24"/>
+          <w:szCs w:val="24"/>
+        </w:rPr>
+      </w:pPr>
+      <w:r>
+        <w:rPr>
+          <w:rFonts w:hint="default" w:ascii="SimSun" w:hAnsi="SimSun" w:eastAsia="SimSun" w:cs="SimSun"/>
+          <w:sz w:val="24"/>
+          <w:szCs w:val="24"/>
+        </w:rPr>
+        <w:t>│   └── industries.geojson</w:t>
+      </w:r>
+    </w:p>
+    <w:p>
+      <w:pPr>
+        <w:rPr>
+          <w:rFonts w:hint="default" w:ascii="SimSun" w:hAnsi="SimSun" w:eastAsia="SimSun" w:cs="SimSun"/>
+          <w:sz w:val="24"/>
+          <w:szCs w:val="24"/>
+        </w:rPr>
+      </w:pPr>
+      <w:r>
+        <w:rPr>
+          <w:rFonts w:hint="default" w:ascii="SimSun" w:hAnsi="SimSun" w:eastAsia="SimSun" w:cs="SimSun"/>
+          <w:sz w:val="24"/>
+          <w:szCs w:val="24"/>
+        </w:rPr>
+        <w:t>│</w:t>
+      </w:r>
+    </w:p>
+    <w:p>
+      <w:pPr>
+        <w:rPr>
+          <w:rFonts w:hint="default" w:ascii="SimSun" w:hAnsi="SimSun" w:eastAsia="SimSun" w:cs="SimSun"/>
+          <w:sz w:val="24"/>
+          <w:szCs w:val="24"/>
+        </w:rPr>
+      </w:pPr>
+      <w:r>
+        <w:rPr>
+          <w:rFonts w:hint="default" w:ascii="SimSun" w:hAnsi="SimSun" w:eastAsia="SimSun" w:cs="SimSun"/>
+          <w:sz w:val="24"/>
+          <w:szCs w:val="24"/>
+        </w:rPr>
+        <w:t>│</w:t>
+      </w:r>
+    </w:p>
+    <w:p>
+      <w:pPr>
+        <w:rPr>
+          <w:rFonts w:ascii="SimSun" w:hAnsi="SimSun" w:eastAsia="SimSun" w:cs="SimSun"/>
+          <w:sz w:val="24"/>
+          <w:szCs w:val="24"/>
+        </w:rPr>
+      </w:pPr>
+      <w:r>
+        <w:rPr>
+          <w:rFonts w:hint="default" w:ascii="SimSun" w:hAnsi="SimSun" w:eastAsia="SimSun" w:cs="SimSun"/>
+          <w:sz w:val="24"/>
+          <w:szCs w:val="24"/>
+        </w:rPr>
+        <w:t>└── processed/</w:t>
+      </w:r>
       <w:r>
         <w:rPr>
           <w:rFonts w:ascii="SimSun" w:hAnsi="SimSun" w:eastAsia="SimSun" w:cs="SimSun"/>
@@ -1001,8 +5025,4543 @@
           </wp:inline>
         </w:drawing>
       </w:r>
+    </w:p>
+    <w:p>
+      <w:pPr>
+        <w:rPr>
+          <w:rFonts w:ascii="SimSun" w:hAnsi="SimSun" w:eastAsia="SimSun" w:cs="SimSun"/>
+          <w:sz w:val="24"/>
+          <w:szCs w:val="24"/>
+        </w:rPr>
+      </w:pPr>
+    </w:p>
+    <w:p>
+      <w:pPr>
+        <w:rPr>
+          <w:rFonts w:hint="default" w:ascii="SimSun" w:hAnsi="SimSun" w:eastAsia="SimSun" w:cs="SimSun"/>
+          <w:sz w:val="24"/>
+          <w:szCs w:val="24"/>
+          <w:lang w:val="en-US"/>
+        </w:rPr>
+      </w:pPr>
+      <w:r>
+        <w:rPr>
+          <w:rFonts w:hint="default" w:ascii="SimSun" w:hAnsi="SimSun" w:eastAsia="SimSun" w:cs="SimSun"/>
+          <w:sz w:val="24"/>
+          <w:szCs w:val="24"/>
+          <w:lang w:val="en-US"/>
+        </w:rPr>
+        <w:t>ml-service/</w:t>
+      </w:r>
+    </w:p>
+    <w:p>
+      <w:pPr>
+        <w:rPr>
+          <w:rFonts w:hint="default" w:ascii="SimSun" w:hAnsi="SimSun" w:eastAsia="SimSun" w:cs="SimSun"/>
+          <w:sz w:val="24"/>
+          <w:szCs w:val="24"/>
+          <w:lang w:val="en-US"/>
+        </w:rPr>
+      </w:pPr>
+      <w:r>
+        <w:rPr>
+          <w:rFonts w:hint="default" w:ascii="SimSun" w:hAnsi="SimSun" w:eastAsia="SimSun" w:cs="SimSun"/>
+          <w:sz w:val="24"/>
+          <w:szCs w:val="24"/>
+          <w:lang w:val="en-US"/>
+        </w:rPr>
+        <w:t>│</w:t>
+      </w:r>
+    </w:p>
+    <w:p>
+      <w:pPr>
+        <w:rPr>
+          <w:rFonts w:hint="default" w:ascii="SimSun" w:hAnsi="SimSun" w:eastAsia="SimSun" w:cs="SimSun"/>
+          <w:sz w:val="24"/>
+          <w:szCs w:val="24"/>
+          <w:lang w:val="en-US"/>
+        </w:rPr>
+      </w:pPr>
+      <w:r>
+        <w:rPr>
+          <w:rFonts w:hint="default" w:ascii="SimSun" w:hAnsi="SimSun" w:eastAsia="SimSun" w:cs="SimSun"/>
+          <w:sz w:val="24"/>
+          <w:szCs w:val="24"/>
+          <w:lang w:val="en-US"/>
+        </w:rPr>
+        <w:t>├── notebooks/                     # Jupyter notebooks (experiments)</w:t>
+      </w:r>
+    </w:p>
+    <w:p>
+      <w:pPr>
+        <w:rPr>
+          <w:rFonts w:hint="default" w:ascii="SimSun" w:hAnsi="SimSun" w:eastAsia="SimSun" w:cs="SimSun"/>
+          <w:sz w:val="24"/>
+          <w:szCs w:val="24"/>
+          <w:lang w:val="en-US"/>
+        </w:rPr>
+      </w:pPr>
+      <w:r>
+        <w:rPr>
+          <w:rFonts w:hint="default" w:ascii="SimSun" w:hAnsi="SimSun" w:eastAsia="SimSun" w:cs="SimSun"/>
+          <w:sz w:val="24"/>
+          <w:szCs w:val="24"/>
+          <w:lang w:val="en-US"/>
+        </w:rPr>
+        <w:t>│   ├── 01_data_exploration.ipynb</w:t>
+      </w:r>
+    </w:p>
+    <w:p>
+      <w:pPr>
+        <w:rPr>
+          <w:rFonts w:hint="default" w:ascii="SimSun" w:hAnsi="SimSun" w:eastAsia="SimSun" w:cs="SimSun"/>
+          <w:sz w:val="24"/>
+          <w:szCs w:val="24"/>
+          <w:lang w:val="en-US"/>
+        </w:rPr>
+      </w:pPr>
+      <w:r>
+        <w:rPr>
+          <w:rFonts w:hint="default" w:ascii="SimSun" w:hAnsi="SimSun" w:eastAsia="SimSun" w:cs="SimSun"/>
+          <w:sz w:val="24"/>
+          <w:szCs w:val="24"/>
+          <w:lang w:val="en-US"/>
+        </w:rPr>
+        <w:t>│   ├── 02_data_cleaning.ipynb</w:t>
+      </w:r>
+    </w:p>
+    <w:p>
+      <w:pPr>
+        <w:rPr>
+          <w:rFonts w:hint="default" w:ascii="SimSun" w:hAnsi="SimSun" w:eastAsia="SimSun" w:cs="SimSun"/>
+          <w:sz w:val="24"/>
+          <w:szCs w:val="24"/>
+          <w:lang w:val="en-US"/>
+        </w:rPr>
+      </w:pPr>
+      <w:r>
+        <w:rPr>
+          <w:rFonts w:hint="default" w:ascii="SimSun" w:hAnsi="SimSun" w:eastAsia="SimSun" w:cs="SimSun"/>
+          <w:sz w:val="24"/>
+          <w:szCs w:val="24"/>
+          <w:lang w:val="en-US"/>
+        </w:rPr>
+        <w:t>│   ├── 03_feature_engineering.ipynb</w:t>
+      </w:r>
+    </w:p>
+    <w:p>
+      <w:pPr>
+        <w:rPr>
+          <w:rFonts w:hint="default" w:ascii="SimSun" w:hAnsi="SimSun" w:eastAsia="SimSun" w:cs="SimSun"/>
+          <w:sz w:val="24"/>
+          <w:szCs w:val="24"/>
+          <w:lang w:val="en-US"/>
+        </w:rPr>
+      </w:pPr>
+      <w:r>
+        <w:rPr>
+          <w:rFonts w:hint="default" w:ascii="SimSun" w:hAnsi="SimSun" w:eastAsia="SimSun" w:cs="SimSun"/>
+          <w:sz w:val="24"/>
+          <w:szCs w:val="24"/>
+          <w:lang w:val="en-US"/>
+        </w:rPr>
+        <w:t>│   ├── 04_model_training.ipynb</w:t>
+      </w:r>
+    </w:p>
+    <w:p>
+      <w:pPr>
+        <w:rPr>
+          <w:rFonts w:hint="default" w:ascii="SimSun" w:hAnsi="SimSun" w:eastAsia="SimSun" w:cs="SimSun"/>
+          <w:sz w:val="24"/>
+          <w:szCs w:val="24"/>
+          <w:lang w:val="en-US"/>
+        </w:rPr>
+      </w:pPr>
+      <w:r>
+        <w:rPr>
+          <w:rFonts w:hint="default" w:ascii="SimSun" w:hAnsi="SimSun" w:eastAsia="SimSun" w:cs="SimSun"/>
+          <w:sz w:val="24"/>
+          <w:szCs w:val="24"/>
+          <w:lang w:val="en-US"/>
+        </w:rPr>
+        <w:t>│   ├── 05_model_evaluation.ipynb</w:t>
+      </w:r>
+    </w:p>
+    <w:p>
+      <w:pPr>
+        <w:rPr>
+          <w:rFonts w:hint="default" w:ascii="SimSun" w:hAnsi="SimSun" w:eastAsia="SimSun" w:cs="SimSun"/>
+          <w:sz w:val="24"/>
+          <w:szCs w:val="24"/>
+          <w:lang w:val="en-US"/>
+        </w:rPr>
+      </w:pPr>
+      <w:r>
+        <w:rPr>
+          <w:rFonts w:hint="default" w:ascii="SimSun" w:hAnsi="SimSun" w:eastAsia="SimSun" w:cs="SimSun"/>
+          <w:sz w:val="24"/>
+          <w:szCs w:val="24"/>
+          <w:lang w:val="en-US"/>
+        </w:rPr>
+        <w:t>│   ├── 06_shap_analysis.ipynb</w:t>
+      </w:r>
+    </w:p>
+    <w:p>
+      <w:pPr>
+        <w:rPr>
+          <w:rFonts w:hint="default" w:ascii="SimSun" w:hAnsi="SimSun" w:eastAsia="SimSun" w:cs="SimSun"/>
+          <w:sz w:val="24"/>
+          <w:szCs w:val="24"/>
+          <w:lang w:val="en-US"/>
+        </w:rPr>
+      </w:pPr>
+      <w:r>
+        <w:rPr>
+          <w:rFonts w:hint="default" w:ascii="SimSun" w:hAnsi="SimSun" w:eastAsia="SimSun" w:cs="SimSun"/>
+          <w:sz w:val="24"/>
+          <w:szCs w:val="24"/>
+          <w:lang w:val="en-US"/>
+        </w:rPr>
+        <w:t>│   └── 07_simulation_testing.ipynb</w:t>
+      </w:r>
+    </w:p>
+    <w:p>
+      <w:pPr>
+        <w:rPr>
+          <w:rFonts w:hint="default" w:ascii="SimSun" w:hAnsi="SimSun" w:eastAsia="SimSun" w:cs="SimSun"/>
+          <w:sz w:val="24"/>
+          <w:szCs w:val="24"/>
+          <w:lang w:val="en-US"/>
+        </w:rPr>
+      </w:pPr>
+      <w:r>
+        <w:rPr>
+          <w:rFonts w:hint="default" w:ascii="SimSun" w:hAnsi="SimSun" w:eastAsia="SimSun" w:cs="SimSun"/>
+          <w:sz w:val="24"/>
+          <w:szCs w:val="24"/>
+          <w:lang w:val="en-US"/>
+        </w:rPr>
+        <w:t>│</w:t>
+      </w:r>
+    </w:p>
+    <w:p>
+      <w:pPr>
+        <w:rPr>
+          <w:rFonts w:hint="default" w:ascii="SimSun" w:hAnsi="SimSun" w:eastAsia="SimSun" w:cs="SimSun"/>
+          <w:sz w:val="24"/>
+          <w:szCs w:val="24"/>
+          <w:lang w:val="en-US"/>
+        </w:rPr>
+      </w:pPr>
+      <w:r>
+        <w:rPr>
+          <w:rFonts w:hint="default" w:ascii="SimSun" w:hAnsi="SimSun" w:eastAsia="SimSun" w:cs="SimSun"/>
+          <w:sz w:val="24"/>
+          <w:szCs w:val="24"/>
+          <w:lang w:val="en-US"/>
+        </w:rPr>
+        <w:t>├── app/                           # FastAPI application</w:t>
+      </w:r>
+    </w:p>
+    <w:p>
+      <w:pPr>
+        <w:rPr>
+          <w:rFonts w:hint="default" w:ascii="SimSun" w:hAnsi="SimSun" w:eastAsia="SimSun" w:cs="SimSun"/>
+          <w:sz w:val="24"/>
+          <w:szCs w:val="24"/>
+          <w:lang w:val="en-US"/>
+        </w:rPr>
+      </w:pPr>
+      <w:r>
+        <w:rPr>
+          <w:rFonts w:hint="default" w:ascii="SimSun" w:hAnsi="SimSun" w:eastAsia="SimSun" w:cs="SimSun"/>
+          <w:sz w:val="24"/>
+          <w:szCs w:val="24"/>
+          <w:lang w:val="en-US"/>
+        </w:rPr>
+        <w:t>│   ├── main.py</w:t>
+      </w:r>
+    </w:p>
+    <w:p>
+      <w:pPr>
+        <w:rPr>
+          <w:rFonts w:hint="default" w:ascii="SimSun" w:hAnsi="SimSun" w:eastAsia="SimSun" w:cs="SimSun"/>
+          <w:sz w:val="24"/>
+          <w:szCs w:val="24"/>
+          <w:lang w:val="en-US"/>
+        </w:rPr>
+      </w:pPr>
+      <w:r>
+        <w:rPr>
+          <w:rFonts w:hint="default" w:ascii="SimSun" w:hAnsi="SimSun" w:eastAsia="SimSun" w:cs="SimSun"/>
+          <w:sz w:val="24"/>
+          <w:szCs w:val="24"/>
+          <w:lang w:val="en-US"/>
+        </w:rPr>
+        <w:t>│   ├── routes/</w:t>
+      </w:r>
+    </w:p>
+    <w:p>
+      <w:pPr>
+        <w:rPr>
+          <w:rFonts w:hint="default" w:ascii="SimSun" w:hAnsi="SimSun" w:eastAsia="SimSun" w:cs="SimSun"/>
+          <w:sz w:val="24"/>
+          <w:szCs w:val="24"/>
+          <w:lang w:val="en-US"/>
+        </w:rPr>
+      </w:pPr>
+      <w:r>
+        <w:rPr>
+          <w:rFonts w:hint="default" w:ascii="SimSun" w:hAnsi="SimSun" w:eastAsia="SimSun" w:cs="SimSun"/>
+          <w:sz w:val="24"/>
+          <w:szCs w:val="24"/>
+          <w:lang w:val="en-US"/>
+        </w:rPr>
+        <w:t>│   │   ├── forecast.py</w:t>
+      </w:r>
+    </w:p>
+    <w:p>
+      <w:pPr>
+        <w:rPr>
+          <w:rFonts w:hint="default" w:ascii="SimSun" w:hAnsi="SimSun" w:eastAsia="SimSun" w:cs="SimSun"/>
+          <w:sz w:val="24"/>
+          <w:szCs w:val="24"/>
+          <w:lang w:val="en-US"/>
+        </w:rPr>
+      </w:pPr>
+      <w:r>
+        <w:rPr>
+          <w:rFonts w:hint="default" w:ascii="SimSun" w:hAnsi="SimSun" w:eastAsia="SimSun" w:cs="SimSun"/>
+          <w:sz w:val="24"/>
+          <w:szCs w:val="24"/>
+          <w:lang w:val="en-US"/>
+        </w:rPr>
+        <w:t>│   │   ├── attribution.py</w:t>
+      </w:r>
+    </w:p>
+    <w:p>
+      <w:pPr>
+        <w:rPr>
+          <w:rFonts w:hint="default" w:ascii="SimSun" w:hAnsi="SimSun" w:eastAsia="SimSun" w:cs="SimSun"/>
+          <w:sz w:val="24"/>
+          <w:szCs w:val="24"/>
+          <w:lang w:val="en-US"/>
+        </w:rPr>
+      </w:pPr>
+      <w:r>
+        <w:rPr>
+          <w:rFonts w:hint="default" w:ascii="SimSun" w:hAnsi="SimSun" w:eastAsia="SimSun" w:cs="SimSun"/>
+          <w:sz w:val="24"/>
+          <w:szCs w:val="24"/>
+          <w:lang w:val="en-US"/>
+        </w:rPr>
+        <w:t>│   │   ├── simulation.py</w:t>
+      </w:r>
+    </w:p>
+    <w:p>
+      <w:pPr>
+        <w:rPr>
+          <w:rFonts w:hint="default" w:ascii="SimSun" w:hAnsi="SimSun" w:eastAsia="SimSun" w:cs="SimSun"/>
+          <w:sz w:val="24"/>
+          <w:szCs w:val="24"/>
+          <w:lang w:val="en-US"/>
+        </w:rPr>
+      </w:pPr>
+      <w:r>
+        <w:rPr>
+          <w:rFonts w:hint="default" w:ascii="SimSun" w:hAnsi="SimSun" w:eastAsia="SimSun" w:cs="SimSun"/>
+          <w:sz w:val="24"/>
+          <w:szCs w:val="24"/>
+          <w:lang w:val="en-US"/>
+        </w:rPr>
+        <w:t>│   │   └── advisory.py</w:t>
+      </w:r>
+    </w:p>
+    <w:p>
+      <w:pPr>
+        <w:rPr>
+          <w:rFonts w:hint="default" w:ascii="SimSun" w:hAnsi="SimSun" w:eastAsia="SimSun" w:cs="SimSun"/>
+          <w:sz w:val="24"/>
+          <w:szCs w:val="24"/>
+          <w:lang w:val="en-US"/>
+        </w:rPr>
+      </w:pPr>
+      <w:r>
+        <w:rPr>
+          <w:rFonts w:hint="default" w:ascii="SimSun" w:hAnsi="SimSun" w:eastAsia="SimSun" w:cs="SimSun"/>
+          <w:sz w:val="24"/>
+          <w:szCs w:val="24"/>
+          <w:lang w:val="en-US"/>
+        </w:rPr>
+        <w:t>│   │</w:t>
+      </w:r>
+    </w:p>
+    <w:p>
+      <w:pPr>
+        <w:rPr>
+          <w:rFonts w:hint="default" w:ascii="SimSun" w:hAnsi="SimSun" w:eastAsia="SimSun" w:cs="SimSun"/>
+          <w:sz w:val="24"/>
+          <w:szCs w:val="24"/>
+          <w:lang w:val="en-US"/>
+        </w:rPr>
+      </w:pPr>
+      <w:r>
+        <w:rPr>
+          <w:rFonts w:hint="default" w:ascii="SimSun" w:hAnsi="SimSun" w:eastAsia="SimSun" w:cs="SimSun"/>
+          <w:sz w:val="24"/>
+          <w:szCs w:val="24"/>
+          <w:lang w:val="en-US"/>
+        </w:rPr>
+        <w:t>│   ├── services/</w:t>
+      </w:r>
+    </w:p>
+    <w:p>
+      <w:pPr>
+        <w:rPr>
+          <w:rFonts w:hint="default" w:ascii="SimSun" w:hAnsi="SimSun" w:eastAsia="SimSun" w:cs="SimSun"/>
+          <w:sz w:val="24"/>
+          <w:szCs w:val="24"/>
+          <w:lang w:val="en-US"/>
+        </w:rPr>
+      </w:pPr>
+      <w:r>
+        <w:rPr>
+          <w:rFonts w:hint="default" w:ascii="SimSun" w:hAnsi="SimSun" w:eastAsia="SimSun" w:cs="SimSun"/>
+          <w:sz w:val="24"/>
+          <w:szCs w:val="24"/>
+          <w:lang w:val="en-US"/>
+        </w:rPr>
+        <w:t>│   │   ├── forecast_service.py</w:t>
+      </w:r>
+    </w:p>
+    <w:p>
+      <w:pPr>
+        <w:rPr>
+          <w:rFonts w:hint="default" w:ascii="SimSun" w:hAnsi="SimSun" w:eastAsia="SimSun" w:cs="SimSun"/>
+          <w:sz w:val="24"/>
+          <w:szCs w:val="24"/>
+          <w:lang w:val="en-US"/>
+        </w:rPr>
+      </w:pPr>
+      <w:r>
+        <w:rPr>
+          <w:rFonts w:hint="default" w:ascii="SimSun" w:hAnsi="SimSun" w:eastAsia="SimSun" w:cs="SimSun"/>
+          <w:sz w:val="24"/>
+          <w:szCs w:val="24"/>
+          <w:lang w:val="en-US"/>
+        </w:rPr>
+        <w:t>│   │   ├── attribution_service.py</w:t>
+      </w:r>
+    </w:p>
+    <w:p>
+      <w:pPr>
+        <w:rPr>
+          <w:rFonts w:hint="default" w:ascii="SimSun" w:hAnsi="SimSun" w:eastAsia="SimSun" w:cs="SimSun"/>
+          <w:sz w:val="24"/>
+          <w:szCs w:val="24"/>
+          <w:lang w:val="en-US"/>
+        </w:rPr>
+      </w:pPr>
+      <w:r>
+        <w:rPr>
+          <w:rFonts w:hint="default" w:ascii="SimSun" w:hAnsi="SimSun" w:eastAsia="SimSun" w:cs="SimSun"/>
+          <w:sz w:val="24"/>
+          <w:szCs w:val="24"/>
+          <w:lang w:val="en-US"/>
+        </w:rPr>
+        <w:t>│   │   ├── simulation_service.py</w:t>
+      </w:r>
+    </w:p>
+    <w:p>
+      <w:pPr>
+        <w:rPr>
+          <w:rFonts w:hint="default" w:ascii="SimSun" w:hAnsi="SimSun" w:eastAsia="SimSun" w:cs="SimSun"/>
+          <w:sz w:val="24"/>
+          <w:szCs w:val="24"/>
+          <w:lang w:val="en-US"/>
+        </w:rPr>
+      </w:pPr>
+      <w:r>
+        <w:rPr>
+          <w:rFonts w:hint="default" w:ascii="SimSun" w:hAnsi="SimSun" w:eastAsia="SimSun" w:cs="SimSun"/>
+          <w:sz w:val="24"/>
+          <w:szCs w:val="24"/>
+          <w:lang w:val="en-US"/>
+        </w:rPr>
+        <w:t>│   │   └── advisory_service.py</w:t>
+      </w:r>
+    </w:p>
+    <w:p>
+      <w:pPr>
+        <w:rPr>
+          <w:rFonts w:hint="default" w:ascii="SimSun" w:hAnsi="SimSun" w:eastAsia="SimSun" w:cs="SimSun"/>
+          <w:sz w:val="24"/>
+          <w:szCs w:val="24"/>
+          <w:lang w:val="en-US"/>
+        </w:rPr>
+      </w:pPr>
+      <w:r>
+        <w:rPr>
+          <w:rFonts w:hint="default" w:ascii="SimSun" w:hAnsi="SimSun" w:eastAsia="SimSun" w:cs="SimSun"/>
+          <w:sz w:val="24"/>
+          <w:szCs w:val="24"/>
+          <w:lang w:val="en-US"/>
+        </w:rPr>
+        <w:t>│   │</w:t>
+      </w:r>
+    </w:p>
+    <w:p>
+      <w:pPr>
+        <w:rPr>
+          <w:rFonts w:hint="default" w:ascii="SimSun" w:hAnsi="SimSun" w:eastAsia="SimSun" w:cs="SimSun"/>
+          <w:sz w:val="24"/>
+          <w:szCs w:val="24"/>
+          <w:lang w:val="en-US"/>
+        </w:rPr>
+      </w:pPr>
+      <w:r>
+        <w:rPr>
+          <w:rFonts w:hint="default" w:ascii="SimSun" w:hAnsi="SimSun" w:eastAsia="SimSun" w:cs="SimSun"/>
+          <w:sz w:val="24"/>
+          <w:szCs w:val="24"/>
+          <w:lang w:val="en-US"/>
+        </w:rPr>
+        <w:t>│   └── schemas/</w:t>
+      </w:r>
+    </w:p>
+    <w:p>
+      <w:pPr>
+        <w:rPr>
+          <w:rFonts w:hint="default" w:ascii="SimSun" w:hAnsi="SimSun" w:eastAsia="SimSun" w:cs="SimSun"/>
+          <w:sz w:val="24"/>
+          <w:szCs w:val="24"/>
+          <w:lang w:val="en-US"/>
+        </w:rPr>
+      </w:pPr>
+      <w:r>
+        <w:rPr>
+          <w:rFonts w:hint="default" w:ascii="SimSun" w:hAnsi="SimSun" w:eastAsia="SimSun" w:cs="SimSun"/>
+          <w:sz w:val="24"/>
+          <w:szCs w:val="24"/>
+          <w:lang w:val="en-US"/>
+        </w:rPr>
+        <w:t>│       ├── forecast.py</w:t>
+      </w:r>
+    </w:p>
+    <w:p>
+      <w:pPr>
+        <w:rPr>
+          <w:rFonts w:hint="default" w:ascii="SimSun" w:hAnsi="SimSun" w:eastAsia="SimSun" w:cs="SimSun"/>
+          <w:sz w:val="24"/>
+          <w:szCs w:val="24"/>
+          <w:lang w:val="en-US"/>
+        </w:rPr>
+      </w:pPr>
+      <w:r>
+        <w:rPr>
+          <w:rFonts w:hint="default" w:ascii="SimSun" w:hAnsi="SimSun" w:eastAsia="SimSun" w:cs="SimSun"/>
+          <w:sz w:val="24"/>
+          <w:szCs w:val="24"/>
+          <w:lang w:val="en-US"/>
+        </w:rPr>
+        <w:t>│       ├── attribution.py</w:t>
+      </w:r>
+    </w:p>
+    <w:p>
+      <w:pPr>
+        <w:rPr>
+          <w:rFonts w:hint="default" w:ascii="SimSun" w:hAnsi="SimSun" w:eastAsia="SimSun" w:cs="SimSun"/>
+          <w:sz w:val="24"/>
+          <w:szCs w:val="24"/>
+          <w:lang w:val="en-US"/>
+        </w:rPr>
+      </w:pPr>
+      <w:r>
+        <w:rPr>
+          <w:rFonts w:hint="default" w:ascii="SimSun" w:hAnsi="SimSun" w:eastAsia="SimSun" w:cs="SimSun"/>
+          <w:sz w:val="24"/>
+          <w:szCs w:val="24"/>
+          <w:lang w:val="en-US"/>
+        </w:rPr>
+        <w:t>│       └── simulation.py</w:t>
+      </w:r>
+    </w:p>
+    <w:p>
+      <w:pPr>
+        <w:rPr>
+          <w:rFonts w:hint="default" w:ascii="SimSun" w:hAnsi="SimSun" w:eastAsia="SimSun" w:cs="SimSun"/>
+          <w:sz w:val="24"/>
+          <w:szCs w:val="24"/>
+          <w:lang w:val="en-US"/>
+        </w:rPr>
+      </w:pPr>
+      <w:r>
+        <w:rPr>
+          <w:rFonts w:hint="default" w:ascii="SimSun" w:hAnsi="SimSun" w:eastAsia="SimSun" w:cs="SimSun"/>
+          <w:sz w:val="24"/>
+          <w:szCs w:val="24"/>
+          <w:lang w:val="en-US"/>
+        </w:rPr>
+        <w:t>│</w:t>
+      </w:r>
+    </w:p>
+    <w:p>
+      <w:pPr>
+        <w:rPr>
+          <w:rFonts w:hint="default" w:ascii="SimSun" w:hAnsi="SimSun" w:eastAsia="SimSun" w:cs="SimSun"/>
+          <w:sz w:val="24"/>
+          <w:szCs w:val="24"/>
+          <w:lang w:val="en-US"/>
+        </w:rPr>
+      </w:pPr>
+      <w:r>
+        <w:rPr>
+          <w:rFonts w:hint="default" w:ascii="SimSun" w:hAnsi="SimSun" w:eastAsia="SimSun" w:cs="SimSun"/>
+          <w:sz w:val="24"/>
+          <w:szCs w:val="24"/>
+          <w:lang w:val="en-US"/>
+        </w:rPr>
+        <w:t>├── training/                      # Production ML scripts</w:t>
+      </w:r>
+    </w:p>
+    <w:p>
+      <w:pPr>
+        <w:rPr>
+          <w:rFonts w:hint="default" w:ascii="SimSun" w:hAnsi="SimSun" w:eastAsia="SimSun" w:cs="SimSun"/>
+          <w:sz w:val="24"/>
+          <w:szCs w:val="24"/>
+          <w:lang w:val="en-US"/>
+        </w:rPr>
+      </w:pPr>
+      <w:r>
+        <w:rPr>
+          <w:rFonts w:hint="default" w:ascii="SimSun" w:hAnsi="SimSun" w:eastAsia="SimSun" w:cs="SimSun"/>
+          <w:sz w:val="24"/>
+          <w:szCs w:val="24"/>
+          <w:lang w:val="en-US"/>
+        </w:rPr>
+        <w:t>│   ├── feature_engineering.py</w:t>
+      </w:r>
+    </w:p>
+    <w:p>
+      <w:pPr>
+        <w:rPr>
+          <w:rFonts w:hint="default" w:ascii="SimSun" w:hAnsi="SimSun" w:eastAsia="SimSun" w:cs="SimSun"/>
+          <w:sz w:val="24"/>
+          <w:szCs w:val="24"/>
+          <w:lang w:val="en-US"/>
+        </w:rPr>
+      </w:pPr>
+      <w:r>
+        <w:rPr>
+          <w:rFonts w:hint="default" w:ascii="SimSun" w:hAnsi="SimSun" w:eastAsia="SimSun" w:cs="SimSun"/>
+          <w:sz w:val="24"/>
+          <w:szCs w:val="24"/>
+          <w:lang w:val="en-US"/>
+        </w:rPr>
+        <w:t>│   ├── train_xgboost.py</w:t>
+      </w:r>
+    </w:p>
+    <w:p>
+      <w:pPr>
+        <w:rPr>
+          <w:rFonts w:hint="default" w:ascii="SimSun" w:hAnsi="SimSun" w:eastAsia="SimSun" w:cs="SimSun"/>
+          <w:sz w:val="24"/>
+          <w:szCs w:val="24"/>
+          <w:lang w:val="en-US"/>
+        </w:rPr>
+      </w:pPr>
+      <w:r>
+        <w:rPr>
+          <w:rFonts w:hint="default" w:ascii="SimSun" w:hAnsi="SimSun" w:eastAsia="SimSun" w:cs="SimSun"/>
+          <w:sz w:val="24"/>
+          <w:szCs w:val="24"/>
+          <w:lang w:val="en-US"/>
+        </w:rPr>
+        <w:t>│   ├── train_prophet.py</w:t>
+      </w:r>
+    </w:p>
+    <w:p>
+      <w:pPr>
+        <w:rPr>
+          <w:rFonts w:hint="default" w:ascii="SimSun" w:hAnsi="SimSun" w:eastAsia="SimSun" w:cs="SimSun"/>
+          <w:sz w:val="24"/>
+          <w:szCs w:val="24"/>
+          <w:lang w:val="en-US"/>
+        </w:rPr>
+      </w:pPr>
+      <w:r>
+        <w:rPr>
+          <w:rFonts w:hint="default" w:ascii="SimSun" w:hAnsi="SimSun" w:eastAsia="SimSun" w:cs="SimSun"/>
+          <w:sz w:val="24"/>
+          <w:szCs w:val="24"/>
+          <w:lang w:val="en-US"/>
+        </w:rPr>
+        <w:t>│   └── evaluate.py</w:t>
+      </w:r>
+    </w:p>
+    <w:p>
+      <w:pPr>
+        <w:rPr>
+          <w:rFonts w:hint="default" w:ascii="SimSun" w:hAnsi="SimSun" w:eastAsia="SimSun" w:cs="SimSun"/>
+          <w:sz w:val="24"/>
+          <w:szCs w:val="24"/>
+          <w:lang w:val="en-US"/>
+        </w:rPr>
+      </w:pPr>
+      <w:r>
+        <w:rPr>
+          <w:rFonts w:hint="default" w:ascii="SimSun" w:hAnsi="SimSun" w:eastAsia="SimSun" w:cs="SimSun"/>
+          <w:sz w:val="24"/>
+          <w:szCs w:val="24"/>
+          <w:lang w:val="en-US"/>
+        </w:rPr>
+        <w:t>│</w:t>
+      </w:r>
+    </w:p>
+    <w:p>
+      <w:pPr>
+        <w:rPr>
+          <w:rFonts w:hint="default" w:ascii="SimSun" w:hAnsi="SimSun" w:eastAsia="SimSun" w:cs="SimSun"/>
+          <w:sz w:val="24"/>
+          <w:szCs w:val="24"/>
+          <w:lang w:val="en-US"/>
+        </w:rPr>
+      </w:pPr>
+      <w:r>
+        <w:rPr>
+          <w:rFonts w:hint="default" w:ascii="SimSun" w:hAnsi="SimSun" w:eastAsia="SimSun" w:cs="SimSun"/>
+          <w:sz w:val="24"/>
+          <w:szCs w:val="24"/>
+          <w:lang w:val="en-US"/>
+        </w:rPr>
+        <w:t>├── explainability/</w:t>
+      </w:r>
+    </w:p>
+    <w:p>
+      <w:pPr>
+        <w:rPr>
+          <w:rFonts w:hint="default" w:ascii="SimSun" w:hAnsi="SimSun" w:eastAsia="SimSun" w:cs="SimSun"/>
+          <w:sz w:val="24"/>
+          <w:szCs w:val="24"/>
+          <w:lang w:val="en-US"/>
+        </w:rPr>
+      </w:pPr>
+      <w:r>
+        <w:rPr>
+          <w:rFonts w:hint="default" w:ascii="SimSun" w:hAnsi="SimSun" w:eastAsia="SimSun" w:cs="SimSun"/>
+          <w:sz w:val="24"/>
+          <w:szCs w:val="24"/>
+          <w:lang w:val="en-US"/>
+        </w:rPr>
+        <w:t>│   ├── shap_analysis.py</w:t>
+      </w:r>
+    </w:p>
+    <w:p>
+      <w:pPr>
+        <w:rPr>
+          <w:rFonts w:hint="default" w:ascii="SimSun" w:hAnsi="SimSun" w:eastAsia="SimSun" w:cs="SimSun"/>
+          <w:sz w:val="24"/>
+          <w:szCs w:val="24"/>
+          <w:lang w:val="en-US"/>
+        </w:rPr>
+      </w:pPr>
+      <w:r>
+        <w:rPr>
+          <w:rFonts w:hint="default" w:ascii="SimSun" w:hAnsi="SimSun" w:eastAsia="SimSun" w:cs="SimSun"/>
+          <w:sz w:val="24"/>
+          <w:szCs w:val="24"/>
+          <w:lang w:val="en-US"/>
+        </w:rPr>
+        <w:t>│   └── feature_importance.py</w:t>
+      </w:r>
+    </w:p>
+    <w:p>
+      <w:pPr>
+        <w:rPr>
+          <w:rFonts w:hint="default" w:ascii="SimSun" w:hAnsi="SimSun" w:eastAsia="SimSun" w:cs="SimSun"/>
+          <w:sz w:val="24"/>
+          <w:szCs w:val="24"/>
+          <w:lang w:val="en-US"/>
+        </w:rPr>
+      </w:pPr>
+      <w:r>
+        <w:rPr>
+          <w:rFonts w:hint="default" w:ascii="SimSun" w:hAnsi="SimSun" w:eastAsia="SimSun" w:cs="SimSun"/>
+          <w:sz w:val="24"/>
+          <w:szCs w:val="24"/>
+          <w:lang w:val="en-US"/>
+        </w:rPr>
+        <w:t>│</w:t>
+      </w:r>
+    </w:p>
+    <w:p>
+      <w:pPr>
+        <w:rPr>
+          <w:rFonts w:hint="default" w:ascii="SimSun" w:hAnsi="SimSun" w:eastAsia="SimSun" w:cs="SimSun"/>
+          <w:sz w:val="24"/>
+          <w:szCs w:val="24"/>
+          <w:lang w:val="en-US"/>
+        </w:rPr>
+      </w:pPr>
+      <w:r>
+        <w:rPr>
+          <w:rFonts w:hint="default" w:ascii="SimSun" w:hAnsi="SimSun" w:eastAsia="SimSun" w:cs="SimSun"/>
+          <w:sz w:val="24"/>
+          <w:szCs w:val="24"/>
+          <w:lang w:val="en-US"/>
+        </w:rPr>
+        <w:t>├── models/</w:t>
+      </w:r>
+    </w:p>
+    <w:p>
+      <w:pPr>
+        <w:rPr>
+          <w:rFonts w:hint="default" w:ascii="SimSun" w:hAnsi="SimSun" w:eastAsia="SimSun" w:cs="SimSun"/>
+          <w:sz w:val="24"/>
+          <w:szCs w:val="24"/>
+          <w:lang w:val="en-US"/>
+        </w:rPr>
+      </w:pPr>
+      <w:r>
+        <w:rPr>
+          <w:rFonts w:hint="default" w:ascii="SimSun" w:hAnsi="SimSun" w:eastAsia="SimSun" w:cs="SimSun"/>
+          <w:sz w:val="24"/>
+          <w:szCs w:val="24"/>
+          <w:lang w:val="en-US"/>
+        </w:rPr>
+        <w:t>│   ├── xgboost.pkl</w:t>
+      </w:r>
+    </w:p>
+    <w:p>
+      <w:pPr>
+        <w:rPr>
+          <w:rFonts w:hint="default" w:ascii="SimSun" w:hAnsi="SimSun" w:eastAsia="SimSun" w:cs="SimSun"/>
+          <w:sz w:val="24"/>
+          <w:szCs w:val="24"/>
+          <w:lang w:val="en-US"/>
+        </w:rPr>
+      </w:pPr>
+      <w:r>
+        <w:rPr>
+          <w:rFonts w:hint="default" w:ascii="SimSun" w:hAnsi="SimSun" w:eastAsia="SimSun" w:cs="SimSun"/>
+          <w:sz w:val="24"/>
+          <w:szCs w:val="24"/>
+          <w:lang w:val="en-US"/>
+        </w:rPr>
+        <w:t>│   ├── prophet.pkl</w:t>
+      </w:r>
+    </w:p>
+    <w:p>
+      <w:pPr>
+        <w:rPr>
+          <w:rFonts w:hint="default" w:ascii="SimSun" w:hAnsi="SimSun" w:eastAsia="SimSun" w:cs="SimSun"/>
+          <w:sz w:val="24"/>
+          <w:szCs w:val="24"/>
+          <w:lang w:val="en-US"/>
+        </w:rPr>
+      </w:pPr>
+      <w:r>
+        <w:rPr>
+          <w:rFonts w:hint="default" w:ascii="SimSun" w:hAnsi="SimSun" w:eastAsia="SimSun" w:cs="SimSun"/>
+          <w:sz w:val="24"/>
+          <w:szCs w:val="24"/>
+          <w:lang w:val="en-US"/>
+        </w:rPr>
+        <w:t>│   ├── scaler.pkl</w:t>
+      </w:r>
+    </w:p>
+    <w:p>
+      <w:pPr>
+        <w:rPr>
+          <w:rFonts w:hint="default" w:ascii="SimSun" w:hAnsi="SimSun" w:eastAsia="SimSun" w:cs="SimSun"/>
+          <w:sz w:val="24"/>
+          <w:szCs w:val="24"/>
+          <w:lang w:val="en-US"/>
+        </w:rPr>
+      </w:pPr>
+      <w:r>
+        <w:rPr>
+          <w:rFonts w:hint="default" w:ascii="SimSun" w:hAnsi="SimSun" w:eastAsia="SimSun" w:cs="SimSun"/>
+          <w:sz w:val="24"/>
+          <w:szCs w:val="24"/>
+          <w:lang w:val="en-US"/>
+        </w:rPr>
+        <w:t>│   └── label_encoder.pkl</w:t>
+      </w:r>
+    </w:p>
+    <w:p>
+      <w:pPr>
+        <w:rPr>
+          <w:rFonts w:hint="default" w:ascii="SimSun" w:hAnsi="SimSun" w:eastAsia="SimSun" w:cs="SimSun"/>
+          <w:sz w:val="24"/>
+          <w:szCs w:val="24"/>
+          <w:lang w:val="en-US"/>
+        </w:rPr>
+      </w:pPr>
+      <w:r>
+        <w:rPr>
+          <w:rFonts w:hint="default" w:ascii="SimSun" w:hAnsi="SimSun" w:eastAsia="SimSun" w:cs="SimSun"/>
+          <w:sz w:val="24"/>
+          <w:szCs w:val="24"/>
+          <w:lang w:val="en-US"/>
+        </w:rPr>
+        <w:t>│</w:t>
+      </w:r>
+    </w:p>
+    <w:p>
+      <w:pPr>
+        <w:rPr>
+          <w:rFonts w:hint="default" w:ascii="SimSun" w:hAnsi="SimSun" w:eastAsia="SimSun" w:cs="SimSun"/>
+          <w:sz w:val="24"/>
+          <w:szCs w:val="24"/>
+          <w:lang w:val="en-US"/>
+        </w:rPr>
+      </w:pPr>
+      <w:r>
+        <w:rPr>
+          <w:rFonts w:hint="default" w:ascii="SimSun" w:hAnsi="SimSun" w:eastAsia="SimSun" w:cs="SimSun"/>
+          <w:sz w:val="24"/>
+          <w:szCs w:val="24"/>
+          <w:lang w:val="en-US"/>
+        </w:rPr>
+        <w:t>├── outputs/                       # Generated during training</w:t>
+      </w:r>
+    </w:p>
+    <w:p>
+      <w:pPr>
+        <w:rPr>
+          <w:rFonts w:hint="default" w:ascii="SimSun" w:hAnsi="SimSun" w:eastAsia="SimSun" w:cs="SimSun"/>
+          <w:sz w:val="24"/>
+          <w:szCs w:val="24"/>
+          <w:lang w:val="en-US"/>
+        </w:rPr>
+      </w:pPr>
+      <w:r>
+        <w:rPr>
+          <w:rFonts w:hint="default" w:ascii="SimSun" w:hAnsi="SimSun" w:eastAsia="SimSun" w:cs="SimSun"/>
+          <w:sz w:val="24"/>
+          <w:szCs w:val="24"/>
+          <w:lang w:val="en-US"/>
+        </w:rPr>
+        <w:t>│   ├── plots/</w:t>
+      </w:r>
+    </w:p>
+    <w:p>
+      <w:pPr>
+        <w:rPr>
+          <w:rFonts w:hint="default" w:ascii="SimSun" w:hAnsi="SimSun" w:eastAsia="SimSun" w:cs="SimSun"/>
+          <w:sz w:val="24"/>
+          <w:szCs w:val="24"/>
+          <w:lang w:val="en-US"/>
+        </w:rPr>
+      </w:pPr>
+      <w:r>
+        <w:rPr>
+          <w:rFonts w:hint="default" w:ascii="SimSun" w:hAnsi="SimSun" w:eastAsia="SimSun" w:cs="SimSun"/>
+          <w:sz w:val="24"/>
+          <w:szCs w:val="24"/>
+          <w:lang w:val="en-US"/>
+        </w:rPr>
+        <w:t>│   ├── metrics/</w:t>
+      </w:r>
+    </w:p>
+    <w:p>
+      <w:pPr>
+        <w:rPr>
+          <w:rFonts w:hint="default" w:ascii="SimSun" w:hAnsi="SimSun" w:eastAsia="SimSun" w:cs="SimSun"/>
+          <w:sz w:val="24"/>
+          <w:szCs w:val="24"/>
+          <w:lang w:val="en-US"/>
+        </w:rPr>
+      </w:pPr>
+      <w:r>
+        <w:rPr>
+          <w:rFonts w:hint="default" w:ascii="SimSun" w:hAnsi="SimSun" w:eastAsia="SimSun" w:cs="SimSun"/>
+          <w:sz w:val="24"/>
+          <w:szCs w:val="24"/>
+          <w:lang w:val="en-US"/>
+        </w:rPr>
+        <w:t>│   └── shap/</w:t>
+      </w:r>
+    </w:p>
+    <w:p>
+      <w:pPr>
+        <w:rPr>
+          <w:rFonts w:hint="default" w:ascii="SimSun" w:hAnsi="SimSun" w:eastAsia="SimSun" w:cs="SimSun"/>
+          <w:sz w:val="24"/>
+          <w:szCs w:val="24"/>
+          <w:lang w:val="en-US"/>
+        </w:rPr>
+      </w:pPr>
+      <w:r>
+        <w:rPr>
+          <w:rFonts w:hint="default" w:ascii="SimSun" w:hAnsi="SimSun" w:eastAsia="SimSun" w:cs="SimSun"/>
+          <w:sz w:val="24"/>
+          <w:szCs w:val="24"/>
+          <w:lang w:val="en-US"/>
+        </w:rPr>
+        <w:t>│</w:t>
+      </w:r>
+    </w:p>
+    <w:p>
+      <w:pPr>
+        <w:rPr>
+          <w:rFonts w:hint="default" w:ascii="SimSun" w:hAnsi="SimSun" w:eastAsia="SimSun" w:cs="SimSun"/>
+          <w:sz w:val="24"/>
+          <w:szCs w:val="24"/>
+          <w:lang w:val="en-US"/>
+        </w:rPr>
+      </w:pPr>
+      <w:r>
+        <w:rPr>
+          <w:rFonts w:hint="default" w:ascii="SimSun" w:hAnsi="SimSun" w:eastAsia="SimSun" w:cs="SimSun"/>
+          <w:sz w:val="24"/>
+          <w:szCs w:val="24"/>
+          <w:lang w:val="en-US"/>
+        </w:rPr>
+        <w:t>├── tests/</w:t>
+      </w:r>
+    </w:p>
+    <w:p>
+      <w:pPr>
+        <w:rPr>
+          <w:rFonts w:hint="default" w:ascii="SimSun" w:hAnsi="SimSun" w:eastAsia="SimSun" w:cs="SimSun"/>
+          <w:sz w:val="24"/>
+          <w:szCs w:val="24"/>
+          <w:lang w:val="en-US"/>
+        </w:rPr>
+      </w:pPr>
+      <w:r>
+        <w:rPr>
+          <w:rFonts w:hint="default" w:ascii="SimSun" w:hAnsi="SimSun" w:eastAsia="SimSun" w:cs="SimSun"/>
+          <w:sz w:val="24"/>
+          <w:szCs w:val="24"/>
+          <w:lang w:val="en-US"/>
+        </w:rPr>
+        <w:t>│   ├── test_forecast.py</w:t>
+      </w:r>
+    </w:p>
+    <w:p>
+      <w:pPr>
+        <w:rPr>
+          <w:rFonts w:hint="default" w:ascii="SimSun" w:hAnsi="SimSun" w:eastAsia="SimSun" w:cs="SimSun"/>
+          <w:sz w:val="24"/>
+          <w:szCs w:val="24"/>
+          <w:lang w:val="en-US"/>
+        </w:rPr>
+      </w:pPr>
+      <w:r>
+        <w:rPr>
+          <w:rFonts w:hint="default" w:ascii="SimSun" w:hAnsi="SimSun" w:eastAsia="SimSun" w:cs="SimSun"/>
+          <w:sz w:val="24"/>
+          <w:szCs w:val="24"/>
+          <w:lang w:val="en-US"/>
+        </w:rPr>
+        <w:t>│   └── test_simulation.py</w:t>
+      </w:r>
+    </w:p>
+    <w:p>
+      <w:pPr>
+        <w:rPr>
+          <w:rFonts w:hint="default" w:ascii="SimSun" w:hAnsi="SimSun" w:eastAsia="SimSun" w:cs="SimSun"/>
+          <w:sz w:val="24"/>
+          <w:szCs w:val="24"/>
+          <w:lang w:val="en-US"/>
+        </w:rPr>
+      </w:pPr>
+      <w:r>
+        <w:rPr>
+          <w:rFonts w:hint="default" w:ascii="SimSun" w:hAnsi="SimSun" w:eastAsia="SimSun" w:cs="SimSun"/>
+          <w:sz w:val="24"/>
+          <w:szCs w:val="24"/>
+          <w:lang w:val="en-US"/>
+        </w:rPr>
+        <w:t>│</w:t>
+      </w:r>
+    </w:p>
+    <w:p>
+      <w:pPr>
+        <w:rPr>
+          <w:rFonts w:hint="default" w:ascii="SimSun" w:hAnsi="SimSun" w:eastAsia="SimSun" w:cs="SimSun"/>
+          <w:sz w:val="24"/>
+          <w:szCs w:val="24"/>
+          <w:lang w:val="en-US"/>
+        </w:rPr>
+      </w:pPr>
+      <w:r>
+        <w:rPr>
+          <w:rFonts w:hint="default" w:ascii="SimSun" w:hAnsi="SimSun" w:eastAsia="SimSun" w:cs="SimSun"/>
+          <w:sz w:val="24"/>
+          <w:szCs w:val="24"/>
+          <w:lang w:val="en-US"/>
+        </w:rPr>
+        <w:t>├── requirements.txt</w:t>
+      </w:r>
+    </w:p>
+    <w:p>
+      <w:pPr>
+        <w:rPr>
+          <w:rFonts w:hint="default" w:ascii="SimSun" w:hAnsi="SimSun" w:eastAsia="SimSun" w:cs="SimSun"/>
+          <w:sz w:val="24"/>
+          <w:szCs w:val="24"/>
+          <w:lang w:val="en-US"/>
+        </w:rPr>
+      </w:pPr>
+      <w:r>
+        <w:rPr>
+          <w:rFonts w:hint="default" w:ascii="SimSun" w:hAnsi="SimSun" w:eastAsia="SimSun" w:cs="SimSun"/>
+          <w:sz w:val="24"/>
+          <w:szCs w:val="24"/>
+          <w:lang w:val="en-US"/>
+        </w:rPr>
+        <w:t>├── Dockerfile</w:t>
+      </w:r>
+    </w:p>
+    <w:p>
+      <w:pPr>
+        <w:rPr>
+          <w:rFonts w:hint="default" w:ascii="SimSun" w:hAnsi="SimSun" w:eastAsia="SimSun" w:cs="SimSun"/>
+          <w:sz w:val="24"/>
+          <w:szCs w:val="24"/>
+          <w:lang w:val="en-US"/>
+        </w:rPr>
+      </w:pPr>
+      <w:r>
+        <w:rPr>
+          <w:rFonts w:hint="default" w:ascii="SimSun" w:hAnsi="SimSun" w:eastAsia="SimSun" w:cs="SimSun"/>
+          <w:sz w:val="24"/>
+          <w:szCs w:val="24"/>
+          <w:lang w:val="en-US"/>
+        </w:rPr>
+        <w:t>├── .env</w:t>
+      </w:r>
+    </w:p>
+    <w:p>
+      <w:pPr>
+        <w:rPr>
+          <w:rFonts w:hint="default" w:ascii="SimSun" w:hAnsi="SimSun" w:eastAsia="SimSun" w:cs="SimSun"/>
+          <w:sz w:val="24"/>
+          <w:szCs w:val="24"/>
+          <w:lang w:val="en-US"/>
+        </w:rPr>
+      </w:pPr>
+      <w:r>
+        <w:rPr>
+          <w:rFonts w:hint="default" w:ascii="SimSun" w:hAnsi="SimSun" w:eastAsia="SimSun" w:cs="SimSun"/>
+          <w:sz w:val="24"/>
+          <w:szCs w:val="24"/>
+          <w:lang w:val="en-US"/>
+        </w:rPr>
+        <w:t>└── README.md</w:t>
+      </w:r>
+    </w:p>
+    <w:p>
+      <w:pPr>
+        <w:rPr>
+          <w:rFonts w:hint="default" w:ascii="SimSun" w:hAnsi="SimSun" w:eastAsia="SimSun" w:cs="SimSun"/>
+          <w:sz w:val="24"/>
+          <w:szCs w:val="24"/>
+          <w:lang w:val="en-US"/>
+        </w:rPr>
+      </w:pPr>
+    </w:p>
+    <w:p>
+      <w:pPr>
+        <w:rPr>
+          <w:rFonts w:hint="default" w:ascii="SimSun" w:hAnsi="SimSun" w:eastAsia="SimSun" w:cs="SimSun"/>
+          <w:sz w:val="24"/>
+          <w:szCs w:val="24"/>
+          <w:lang w:val="en-US"/>
+        </w:rPr>
+      </w:pPr>
+      <w:r>
+        <w:rPr>
+          <w:rFonts w:hint="default" w:ascii="SimSun" w:hAnsi="SimSun" w:eastAsia="SimSun" w:cs="SimSun"/>
+          <w:sz w:val="24"/>
+          <w:szCs w:val="24"/>
+          <w:lang w:val="en-US"/>
+        </w:rPr>
+        <w:t>✔ Data Cleaning</w:t>
+      </w:r>
+    </w:p>
+    <w:p>
+      <w:pPr>
+        <w:rPr>
+          <w:rFonts w:hint="default" w:ascii="SimSun" w:hAnsi="SimSun" w:eastAsia="SimSun" w:cs="SimSun"/>
+          <w:sz w:val="24"/>
+          <w:szCs w:val="24"/>
+          <w:lang w:val="en-US"/>
+        </w:rPr>
+      </w:pPr>
+    </w:p>
+    <w:p>
+      <w:pPr>
+        <w:rPr>
+          <w:rFonts w:hint="default" w:ascii="SimSun" w:hAnsi="SimSun" w:eastAsia="SimSun" w:cs="SimSun"/>
+          <w:sz w:val="24"/>
+          <w:szCs w:val="24"/>
+          <w:lang w:val="en-US"/>
+        </w:rPr>
+      </w:pPr>
+      <w:r>
+        <w:rPr>
+          <w:rFonts w:hint="default" w:ascii="SimSun" w:hAnsi="SimSun" w:eastAsia="SimSun" w:cs="SimSun"/>
+          <w:sz w:val="24"/>
+          <w:szCs w:val="24"/>
+          <w:lang w:val="en-US"/>
+        </w:rPr>
+        <w:t>✔ Feature Engineering</w:t>
+      </w:r>
+    </w:p>
+    <w:p>
+      <w:pPr>
+        <w:rPr>
+          <w:rFonts w:hint="default" w:ascii="SimSun" w:hAnsi="SimSun" w:eastAsia="SimSun" w:cs="SimSun"/>
+          <w:sz w:val="24"/>
+          <w:szCs w:val="24"/>
+          <w:lang w:val="en-US"/>
+        </w:rPr>
+      </w:pPr>
+    </w:p>
+    <w:p>
+      <w:pPr>
+        <w:rPr>
+          <w:rFonts w:hint="default" w:ascii="SimSun" w:hAnsi="SimSun" w:eastAsia="SimSun" w:cs="SimSun"/>
+          <w:sz w:val="24"/>
+          <w:szCs w:val="24"/>
+          <w:lang w:val="en-US"/>
+        </w:rPr>
+      </w:pPr>
+      <w:r>
+        <w:rPr>
+          <w:rFonts w:hint="default" w:ascii="SimSun" w:hAnsi="SimSun" w:eastAsia="SimSun" w:cs="SimSun"/>
+          <w:sz w:val="24"/>
+          <w:szCs w:val="24"/>
+          <w:lang w:val="en-US"/>
+        </w:rPr>
+        <w:t>✔ XGBoost</w:t>
+      </w:r>
+    </w:p>
+    <w:p>
+      <w:pPr>
+        <w:rPr>
+          <w:rFonts w:hint="default" w:ascii="SimSun" w:hAnsi="SimSun" w:eastAsia="SimSun" w:cs="SimSun"/>
+          <w:sz w:val="24"/>
+          <w:szCs w:val="24"/>
+          <w:lang w:val="en-US"/>
+        </w:rPr>
+      </w:pPr>
+    </w:p>
+    <w:p>
+      <w:pPr>
+        <w:rPr>
+          <w:rFonts w:hint="default" w:ascii="SimSun" w:hAnsi="SimSun" w:eastAsia="SimSun" w:cs="SimSun"/>
+          <w:sz w:val="24"/>
+          <w:szCs w:val="24"/>
+          <w:lang w:val="en-US"/>
+        </w:rPr>
+      </w:pPr>
+      <w:r>
+        <w:rPr>
+          <w:rFonts w:hint="default" w:ascii="SimSun" w:hAnsi="SimSun" w:eastAsia="SimSun" w:cs="SimSun"/>
+          <w:sz w:val="24"/>
+          <w:szCs w:val="24"/>
+          <w:lang w:val="en-US"/>
+        </w:rPr>
+        <w:t>✔ Evaluation</w:t>
+      </w:r>
+    </w:p>
+    <w:p>
+      <w:pPr>
+        <w:rPr>
+          <w:rFonts w:hint="default" w:ascii="SimSun" w:hAnsi="SimSun" w:eastAsia="SimSun" w:cs="SimSun"/>
+          <w:sz w:val="24"/>
+          <w:szCs w:val="24"/>
+          <w:lang w:val="en-US"/>
+        </w:rPr>
+      </w:pPr>
+    </w:p>
+    <w:p>
+      <w:pPr>
+        <w:rPr>
+          <w:rFonts w:hint="default" w:ascii="SimSun" w:hAnsi="SimSun" w:eastAsia="SimSun" w:cs="SimSun"/>
+          <w:sz w:val="24"/>
+          <w:szCs w:val="24"/>
+          <w:lang w:val="en-US"/>
+        </w:rPr>
+      </w:pPr>
+      <w:r>
+        <w:rPr>
+          <w:rFonts w:hint="default" w:ascii="SimSun" w:hAnsi="SimSun" w:eastAsia="SimSun" w:cs="SimSun"/>
+          <w:sz w:val="24"/>
+          <w:szCs w:val="24"/>
+          <w:lang w:val="en-US"/>
+        </w:rPr>
+        <w:t>⬜ SHAP Explainability</w:t>
+      </w:r>
+    </w:p>
+    <w:p>
+      <w:pPr>
+        <w:rPr>
+          <w:rFonts w:hint="default" w:ascii="SimSun" w:hAnsi="SimSun" w:eastAsia="SimSun" w:cs="SimSun"/>
+          <w:sz w:val="24"/>
+          <w:szCs w:val="24"/>
+          <w:lang w:val="en-US"/>
+        </w:rPr>
+      </w:pPr>
+    </w:p>
+    <w:p>
+      <w:pPr>
+        <w:rPr>
+          <w:rFonts w:hint="default" w:ascii="SimSun" w:hAnsi="SimSun" w:eastAsia="SimSun" w:cs="SimSun"/>
+          <w:sz w:val="24"/>
+          <w:szCs w:val="24"/>
+          <w:lang w:val="en-US"/>
+        </w:rPr>
+      </w:pPr>
+      <w:r>
+        <w:rPr>
+          <w:rFonts w:hint="default" w:ascii="SimSun" w:hAnsi="SimSun" w:eastAsia="SimSun" w:cs="SimSun"/>
+          <w:sz w:val="24"/>
+          <w:szCs w:val="24"/>
+          <w:lang w:val="en-US"/>
+        </w:rPr>
+        <w:t>⬜ FastAPI Services</w:t>
+      </w:r>
+    </w:p>
+    <w:p>
+      <w:pPr>
+        <w:rPr>
+          <w:rFonts w:hint="default" w:ascii="SimSun" w:hAnsi="SimSun" w:eastAsia="SimSun" w:cs="SimSun"/>
+          <w:sz w:val="24"/>
+          <w:szCs w:val="24"/>
+          <w:lang w:val="en-US"/>
+        </w:rPr>
+      </w:pPr>
+    </w:p>
+    <w:p>
+      <w:pPr>
+        <w:rPr>
+          <w:rFonts w:hint="default" w:ascii="SimSun" w:hAnsi="SimSun" w:eastAsia="SimSun" w:cs="SimSun"/>
+          <w:sz w:val="24"/>
+          <w:szCs w:val="24"/>
+          <w:lang w:val="en-US"/>
+        </w:rPr>
+      </w:pPr>
+      <w:r>
+        <w:rPr>
+          <w:rFonts w:hint="default" w:ascii="SimSun" w:hAnsi="SimSun" w:eastAsia="SimSun" w:cs="SimSun"/>
+          <w:sz w:val="24"/>
+          <w:szCs w:val="24"/>
+          <w:lang w:val="en-US"/>
+        </w:rPr>
+        <w:t>⬜ FastAPI Routes</w:t>
+      </w:r>
+    </w:p>
+    <w:p>
+      <w:pPr>
+        <w:rPr>
+          <w:rFonts w:hint="default" w:ascii="SimSun" w:hAnsi="SimSun" w:eastAsia="SimSun" w:cs="SimSun"/>
+          <w:sz w:val="24"/>
+          <w:szCs w:val="24"/>
+          <w:lang w:val="en-US"/>
+        </w:rPr>
+      </w:pPr>
+    </w:p>
+    <w:p>
+      <w:pPr>
+        <w:rPr>
+          <w:rFonts w:hint="default" w:ascii="SimSun" w:hAnsi="SimSun" w:eastAsia="SimSun" w:cs="SimSun"/>
+          <w:sz w:val="24"/>
+          <w:szCs w:val="24"/>
+          <w:lang w:val="en-US"/>
+        </w:rPr>
+      </w:pPr>
+      <w:r>
+        <w:rPr>
+          <w:rFonts w:hint="default" w:ascii="SimSun" w:hAnsi="SimSun" w:eastAsia="SimSun" w:cs="SimSun"/>
+          <w:sz w:val="24"/>
+          <w:szCs w:val="24"/>
+          <w:lang w:val="en-US"/>
+        </w:rPr>
+        <w:t>⬜ Swagger Testing</w:t>
+      </w:r>
+    </w:p>
+    <w:p>
+      <w:pPr>
+        <w:rPr>
+          <w:rFonts w:hint="default" w:ascii="SimSun" w:hAnsi="SimSun" w:eastAsia="SimSun" w:cs="SimSun"/>
+          <w:sz w:val="24"/>
+          <w:szCs w:val="24"/>
+          <w:lang w:val="en-US"/>
+        </w:rPr>
+      </w:pPr>
+    </w:p>
+    <w:p>
+      <w:pPr>
+        <w:rPr>
+          <w:rFonts w:hint="default" w:ascii="SimSun" w:hAnsi="SimSun" w:eastAsia="SimSun" w:cs="SimSun"/>
+          <w:sz w:val="24"/>
+          <w:szCs w:val="24"/>
+          <w:lang w:val="en-US"/>
+        </w:rPr>
+      </w:pPr>
+      <w:r>
+        <w:rPr>
+          <w:rFonts w:hint="default" w:ascii="SimSun" w:hAnsi="SimSun" w:eastAsia="SimSun" w:cs="SimSun"/>
+          <w:sz w:val="24"/>
+          <w:szCs w:val="24"/>
+          <w:lang w:val="en-US"/>
+        </w:rPr>
+        <w:t>⬜ Next.js Integration</w:t>
+      </w:r>
+    </w:p>
+    <w:p>
+      <w:pPr>
+        <w:rPr>
+          <w:rFonts w:hint="default" w:ascii="SimSun" w:hAnsi="SimSun" w:eastAsia="SimSun" w:cs="SimSun"/>
+          <w:sz w:val="24"/>
+          <w:szCs w:val="24"/>
+          <w:lang w:val="en-US"/>
+        </w:rPr>
+      </w:pPr>
+    </w:p>
+    <w:p>
+      <w:pPr>
+        <w:rPr>
+          <w:rFonts w:hint="default" w:ascii="SimSun" w:hAnsi="SimSun" w:eastAsia="SimSun" w:cs="SimSun"/>
+          <w:sz w:val="24"/>
+          <w:szCs w:val="24"/>
+          <w:lang w:val="en-US"/>
+        </w:rPr>
+      </w:pPr>
+      <w:r>
+        <w:rPr>
+          <w:rFonts w:hint="default" w:ascii="SimSun" w:hAnsi="SimSun" w:eastAsia="SimSun" w:cs="SimSun"/>
+          <w:sz w:val="24"/>
+          <w:szCs w:val="24"/>
+          <w:lang w:val="en-US"/>
+        </w:rPr>
+        <w:t>⬜ Dashboard</w:t>
+      </w:r>
+    </w:p>
+    <w:p>
+      <w:pPr>
+        <w:rPr>
+          <w:rFonts w:hint="default" w:ascii="SimSun" w:hAnsi="SimSun" w:eastAsia="SimSun" w:cs="SimSun"/>
+          <w:sz w:val="24"/>
+          <w:szCs w:val="24"/>
+          <w:lang w:val="en-US"/>
+        </w:rPr>
+      </w:pPr>
+    </w:p>
+    <w:p>
+      <w:pPr>
+        <w:rPr>
+          <w:rFonts w:hint="default" w:ascii="SimSun" w:hAnsi="SimSun" w:eastAsia="SimSun" w:cs="SimSun"/>
+          <w:sz w:val="24"/>
+          <w:szCs w:val="24"/>
+          <w:lang w:val="en-US"/>
+        </w:rPr>
+      </w:pPr>
+      <w:r>
+        <w:rPr>
+          <w:rFonts w:hint="default" w:ascii="SimSun" w:hAnsi="SimSun" w:eastAsia="SimSun" w:cs="SimSun"/>
+          <w:sz w:val="24"/>
+          <w:szCs w:val="24"/>
+          <w:lang w:val="en-US"/>
+        </w:rPr>
+        <w:t>⬜ Maps</w:t>
+      </w:r>
+    </w:p>
+    <w:p>
+      <w:pPr>
+        <w:rPr>
+          <w:rFonts w:hint="default" w:ascii="SimSun" w:hAnsi="SimSun" w:eastAsia="SimSun" w:cs="SimSun"/>
+          <w:sz w:val="24"/>
+          <w:szCs w:val="24"/>
+          <w:lang w:val="en-US"/>
+        </w:rPr>
+      </w:pPr>
+    </w:p>
+    <w:p>
+      <w:pPr>
+        <w:rPr>
+          <w:rFonts w:hint="default" w:ascii="SimSun" w:hAnsi="SimSun" w:eastAsia="SimSun" w:cs="SimSun"/>
+          <w:sz w:val="24"/>
+          <w:szCs w:val="24"/>
+          <w:lang w:val="en-US"/>
+        </w:rPr>
+      </w:pPr>
+      <w:r>
+        <w:rPr>
+          <w:rFonts w:hint="default" w:ascii="SimSun" w:hAnsi="SimSun" w:eastAsia="SimSun" w:cs="SimSun"/>
+          <w:sz w:val="24"/>
+          <w:szCs w:val="24"/>
+          <w:lang w:val="en-US"/>
+        </w:rPr>
+        <w:t>⬜ Forecast</w:t>
+      </w:r>
+    </w:p>
+    <w:p>
+      <w:pPr>
+        <w:rPr>
+          <w:rFonts w:hint="default" w:ascii="SimSun" w:hAnsi="SimSun" w:eastAsia="SimSun" w:cs="SimSun"/>
+          <w:sz w:val="24"/>
+          <w:szCs w:val="24"/>
+          <w:lang w:val="en-US"/>
+        </w:rPr>
+      </w:pPr>
+    </w:p>
+    <w:p>
+      <w:pPr>
+        <w:rPr>
+          <w:rFonts w:hint="default" w:ascii="SimSun" w:hAnsi="SimSun" w:eastAsia="SimSun" w:cs="SimSun"/>
+          <w:sz w:val="24"/>
+          <w:szCs w:val="24"/>
+          <w:lang w:val="en-US"/>
+        </w:rPr>
+      </w:pPr>
+      <w:r>
+        <w:rPr>
+          <w:rFonts w:hint="default" w:ascii="SimSun" w:hAnsi="SimSun" w:eastAsia="SimSun" w:cs="SimSun"/>
+          <w:sz w:val="24"/>
+          <w:szCs w:val="24"/>
+          <w:lang w:val="en-US"/>
+        </w:rPr>
+        <w:t>⬜ Source Attribution</w:t>
+      </w:r>
+    </w:p>
+    <w:p>
+      <w:pPr>
+        <w:rPr>
+          <w:rFonts w:hint="default" w:ascii="SimSun" w:hAnsi="SimSun" w:eastAsia="SimSun" w:cs="SimSun"/>
+          <w:sz w:val="24"/>
+          <w:szCs w:val="24"/>
+          <w:lang w:val="en-US"/>
+        </w:rPr>
+      </w:pPr>
+    </w:p>
+    <w:p>
+      <w:pPr>
+        <w:rPr>
+          <w:rFonts w:hint="default" w:ascii="SimSun" w:hAnsi="SimSun" w:eastAsia="SimSun" w:cs="SimSun"/>
+          <w:sz w:val="24"/>
+          <w:szCs w:val="24"/>
+          <w:lang w:val="en-US"/>
+        </w:rPr>
+      </w:pPr>
+      <w:r>
+        <w:rPr>
+          <w:rFonts w:hint="default" w:ascii="SimSun" w:hAnsi="SimSun" w:eastAsia="SimSun" w:cs="SimSun"/>
+          <w:sz w:val="24"/>
+          <w:szCs w:val="24"/>
+          <w:lang w:val="en-US"/>
+        </w:rPr>
+        <w:t>⬜ Simulator</w:t>
+      </w:r>
+    </w:p>
+    <w:p>
+      <w:pPr>
+        <w:rPr>
+          <w:rFonts w:hint="default" w:ascii="SimSun" w:hAnsi="SimSun" w:eastAsia="SimSun" w:cs="SimSun"/>
+          <w:sz w:val="24"/>
+          <w:szCs w:val="24"/>
+          <w:lang w:val="en-US"/>
+        </w:rPr>
+      </w:pPr>
+    </w:p>
+    <w:p>
+      <w:pPr>
+        <w:rPr>
+          <w:rFonts w:hint="default" w:ascii="SimSun" w:hAnsi="SimSun" w:eastAsia="SimSun" w:cs="SimSun"/>
+          <w:sz w:val="24"/>
+          <w:szCs w:val="24"/>
+          <w:lang w:val="en-US"/>
+        </w:rPr>
+      </w:pPr>
+      <w:r>
+        <w:rPr>
+          <w:rFonts w:hint="default" w:ascii="SimSun" w:hAnsi="SimSun" w:eastAsia="SimSun" w:cs="SimSun"/>
+          <w:sz w:val="24"/>
+          <w:szCs w:val="24"/>
+          <w:lang w:val="en-US"/>
+        </w:rPr>
+        <w:t>⬜ Advisories</w:t>
+      </w:r>
+    </w:p>
+    <w:p>
+      <w:pPr>
+        <w:rPr>
+          <w:rFonts w:hint="default" w:ascii="SimSun" w:hAnsi="SimSun" w:eastAsia="SimSun" w:cs="SimSun"/>
+          <w:sz w:val="24"/>
+          <w:szCs w:val="24"/>
+          <w:lang w:val="en-US"/>
+        </w:rPr>
+      </w:pPr>
+    </w:p>
+    <w:p>
+      <w:pPr>
+        <w:rPr>
+          <w:rFonts w:hint="default" w:ascii="SimSun" w:hAnsi="SimSun" w:eastAsia="SimSun" w:cs="SimSun"/>
+          <w:sz w:val="24"/>
+          <w:szCs w:val="24"/>
+          <w:lang w:val="en-US"/>
+        </w:rPr>
+      </w:pPr>
+      <w:r>
+        <w:rPr>
+          <w:rFonts w:hint="default" w:ascii="SimSun" w:hAnsi="SimSun" w:eastAsia="SimSun" w:cs="SimSun"/>
+          <w:sz w:val="24"/>
+          <w:szCs w:val="24"/>
+          <w:lang w:val="en-US"/>
+        </w:rPr>
+        <w:t>⬜ Deployment</w:t>
+      </w:r>
+    </w:p>
+    <w:p>
+      <w:pPr>
+        <w:rPr>
+          <w:rFonts w:hint="default" w:ascii="SimSun" w:hAnsi="SimSun" w:eastAsia="SimSun" w:cs="SimSun"/>
+          <w:sz w:val="24"/>
+          <w:szCs w:val="24"/>
+          <w:lang w:val="en-US"/>
+        </w:rPr>
+      </w:pPr>
+    </w:p>
+    <w:p>
+      <w:pPr>
+        <w:rPr>
+          <w:rFonts w:hint="default" w:ascii="SimSun" w:hAnsi="SimSun" w:eastAsia="SimSun" w:cs="SimSun"/>
+          <w:sz w:val="24"/>
+          <w:szCs w:val="24"/>
+          <w:lang w:val="en-US"/>
+        </w:rPr>
+      </w:pPr>
+    </w:p>
+    <w:p>
+      <w:pPr>
+        <w:jc w:val="center"/>
+        <w:rPr>
+          <w:rFonts w:hint="default" w:ascii="SimSun" w:hAnsi="SimSun" w:eastAsia="SimSun" w:cs="SimSun"/>
+          <w:sz w:val="24"/>
+          <w:szCs w:val="24"/>
+          <w:lang w:val="en-US"/>
+        </w:rPr>
+      </w:pPr>
+      <w:r>
+        <w:rPr>
+          <w:rFonts w:hint="default" w:ascii="SimSun" w:hAnsi="SimSun" w:eastAsia="SimSun" w:cs="SimSun"/>
+          <w:sz w:val="24"/>
+          <w:szCs w:val="24"/>
+          <w:lang w:val="en-US"/>
+        </w:rPr>
+        <w:t>aqi_regressor.joblib</w:t>
+      </w:r>
+    </w:p>
+    <w:p>
+      <w:pPr>
+        <w:jc w:val="center"/>
+        <w:rPr>
+          <w:rFonts w:hint="default" w:ascii="SimSun" w:hAnsi="SimSun" w:eastAsia="SimSun" w:cs="SimSun"/>
+          <w:sz w:val="24"/>
+          <w:szCs w:val="24"/>
+          <w:lang w:val="en-US"/>
+        </w:rPr>
+      </w:pPr>
+      <w:r>
+        <w:rPr>
+          <w:rFonts w:hint="default" w:ascii="SimSun" w:hAnsi="SimSun" w:eastAsia="SimSun" w:cs="SimSun"/>
+          <w:sz w:val="24"/>
+          <w:szCs w:val="24"/>
+          <w:lang w:val="en-US"/>
+        </w:rPr>
+        <w:t>│</w:t>
+      </w:r>
+    </w:p>
+    <w:p>
+      <w:pPr>
+        <w:jc w:val="center"/>
+        <w:rPr>
+          <w:rFonts w:hint="default" w:ascii="SimSun" w:hAnsi="SimSun" w:eastAsia="SimSun" w:cs="SimSun"/>
+          <w:sz w:val="24"/>
+          <w:szCs w:val="24"/>
+          <w:lang w:val="en-US"/>
+        </w:rPr>
+      </w:pPr>
+      <w:r>
+        <w:rPr>
+          <w:rFonts w:hint="default" w:ascii="SimSun" w:hAnsi="SimSun" w:eastAsia="SimSun" w:cs="SimSun"/>
+          <w:sz w:val="24"/>
+          <w:szCs w:val="24"/>
+          <w:lang w:val="en-US"/>
+        </w:rPr>
+        <w:t>▼</w:t>
+      </w:r>
+    </w:p>
+    <w:p>
+      <w:pPr>
+        <w:jc w:val="center"/>
+        <w:rPr>
+          <w:rFonts w:hint="default" w:ascii="SimSun" w:hAnsi="SimSun" w:eastAsia="SimSun" w:cs="SimSun"/>
+          <w:sz w:val="24"/>
+          <w:szCs w:val="24"/>
+          <w:lang w:val="en-US"/>
+        </w:rPr>
+      </w:pPr>
+      <w:r>
+        <w:rPr>
+          <w:rFonts w:hint="default" w:ascii="SimSun" w:hAnsi="SimSun" w:eastAsia="SimSun" w:cs="SimSun"/>
+          <w:sz w:val="24"/>
+          <w:szCs w:val="24"/>
+          <w:lang w:val="en-US"/>
+        </w:rPr>
+        <w:t>SHAP TreeExplainer</w:t>
+      </w:r>
+    </w:p>
+    <w:p>
+      <w:pPr>
+        <w:jc w:val="center"/>
+        <w:rPr>
+          <w:rFonts w:hint="default" w:ascii="SimSun" w:hAnsi="SimSun" w:eastAsia="SimSun" w:cs="SimSun"/>
+          <w:sz w:val="24"/>
+          <w:szCs w:val="24"/>
+          <w:lang w:val="en-US"/>
+        </w:rPr>
+      </w:pPr>
+      <w:r>
+        <w:rPr>
+          <w:rFonts w:hint="default" w:ascii="SimSun" w:hAnsi="SimSun" w:eastAsia="SimSun" w:cs="SimSun"/>
+          <w:sz w:val="24"/>
+          <w:szCs w:val="24"/>
+          <w:lang w:val="en-US"/>
+        </w:rPr>
+        <w:t>│</w:t>
+      </w:r>
+    </w:p>
+    <w:p>
+      <w:pPr>
+        <w:jc w:val="center"/>
+        <w:rPr>
+          <w:rFonts w:hint="default" w:ascii="SimSun" w:hAnsi="SimSun" w:eastAsia="SimSun" w:cs="SimSun"/>
+          <w:sz w:val="24"/>
+          <w:szCs w:val="24"/>
+          <w:lang w:val="en-US"/>
+        </w:rPr>
+      </w:pPr>
+      <w:r>
+        <w:rPr>
+          <w:rFonts w:hint="default" w:ascii="SimSun" w:hAnsi="SimSun" w:eastAsia="SimSun" w:cs="SimSun"/>
+          <w:sz w:val="24"/>
+          <w:szCs w:val="24"/>
+          <w:lang w:val="en-US"/>
+        </w:rPr>
+        <w:t>┌───────────────┴────────────────┐</w:t>
+      </w:r>
+    </w:p>
+    <w:p>
+      <w:pPr>
+        <w:jc w:val="center"/>
+        <w:rPr>
+          <w:rFonts w:hint="default" w:ascii="SimSun" w:hAnsi="SimSun" w:eastAsia="SimSun" w:cs="SimSun"/>
+          <w:sz w:val="24"/>
+          <w:szCs w:val="24"/>
+          <w:lang w:val="en-US"/>
+        </w:rPr>
+      </w:pPr>
+      <w:r>
+        <w:rPr>
+          <w:rFonts w:hint="default" w:ascii="SimSun" w:hAnsi="SimSun" w:eastAsia="SimSun" w:cs="SimSun"/>
+          <w:sz w:val="24"/>
+          <w:szCs w:val="24"/>
+          <w:lang w:val="en-US"/>
+        </w:rPr>
+        <w:t>▼                                ▼</w:t>
+      </w:r>
+    </w:p>
+    <w:p>
+      <w:pPr>
+        <w:jc w:val="center"/>
+        <w:rPr>
+          <w:rFonts w:hint="default" w:ascii="SimSun" w:hAnsi="SimSun" w:eastAsia="SimSun" w:cs="SimSun"/>
+          <w:sz w:val="24"/>
+          <w:szCs w:val="24"/>
+          <w:lang w:val="en-US"/>
+        </w:rPr>
+      </w:pPr>
+      <w:r>
+        <w:rPr>
+          <w:rFonts w:hint="default" w:ascii="SimSun" w:hAnsi="SimSun" w:eastAsia="SimSun" w:cs="SimSun"/>
+          <w:sz w:val="24"/>
+          <w:szCs w:val="24"/>
+          <w:lang w:val="en-US"/>
+        </w:rPr>
+        <w:t>Global Feature Importance         Local Prediction Explanation</w:t>
+      </w:r>
+    </w:p>
+    <w:p>
+      <w:pPr>
+        <w:jc w:val="center"/>
+        <w:rPr>
+          <w:rFonts w:hint="default" w:ascii="SimSun" w:hAnsi="SimSun" w:eastAsia="SimSun" w:cs="SimSun"/>
+          <w:sz w:val="24"/>
+          <w:szCs w:val="24"/>
+          <w:lang w:val="en-US"/>
+        </w:rPr>
+      </w:pPr>
+      <w:r>
+        <w:rPr>
+          <w:rFonts w:hint="default" w:ascii="SimSun" w:hAnsi="SimSun" w:eastAsia="SimSun" w:cs="SimSun"/>
+          <w:sz w:val="24"/>
+          <w:szCs w:val="24"/>
+          <w:lang w:val="en-US"/>
+        </w:rPr>
+        <w:t>│                                │</w:t>
+      </w:r>
+    </w:p>
+    <w:p>
+      <w:pPr>
+        <w:jc w:val="center"/>
+        <w:rPr>
+          <w:rFonts w:hint="default" w:ascii="SimSun" w:hAnsi="SimSun" w:eastAsia="SimSun" w:cs="SimSun"/>
+          <w:sz w:val="24"/>
+          <w:szCs w:val="24"/>
+          <w:lang w:val="en-US"/>
+        </w:rPr>
+      </w:pPr>
+      <w:r>
+        <w:rPr>
+          <w:rFonts w:hint="default" w:ascii="SimSun" w:hAnsi="SimSun" w:eastAsia="SimSun" w:cs="SimSun"/>
+          <w:sz w:val="24"/>
+          <w:szCs w:val="24"/>
+          <w:lang w:val="en-US"/>
+        </w:rPr>
+        <w:t>▼                                ▼</w:t>
+      </w:r>
+    </w:p>
+    <w:p>
+      <w:pPr>
+        <w:jc w:val="center"/>
+        <w:rPr>
+          <w:rFonts w:hint="default" w:ascii="SimSun" w:hAnsi="SimSun" w:eastAsia="SimSun" w:cs="SimSun"/>
+          <w:sz w:val="24"/>
+          <w:szCs w:val="24"/>
+          <w:lang w:val="en-US"/>
+        </w:rPr>
+      </w:pPr>
+      <w:r>
+        <w:rPr>
+          <w:rFonts w:hint="default" w:ascii="SimSun" w:hAnsi="SimSun" w:eastAsia="SimSun" w:cs="SimSun"/>
+          <w:sz w:val="24"/>
+          <w:szCs w:val="24"/>
+          <w:lang w:val="en-US"/>
+        </w:rPr>
+        <w:t>feature_importance.py              shap_analysis.py</w:t>
+      </w:r>
+    </w:p>
+    <w:p>
+      <w:pPr>
+        <w:jc w:val="center"/>
+        <w:rPr>
+          <w:rFonts w:hint="default" w:ascii="SimSun" w:hAnsi="SimSun" w:eastAsia="SimSun" w:cs="SimSun"/>
+          <w:sz w:val="24"/>
+          <w:szCs w:val="24"/>
+          <w:lang w:val="en-US"/>
+        </w:rPr>
+      </w:pPr>
+      <w:r>
+        <w:rPr>
+          <w:rFonts w:hint="default" w:ascii="SimSun" w:hAnsi="SimSun" w:eastAsia="SimSun" w:cs="SimSun"/>
+          <w:sz w:val="24"/>
+          <w:szCs w:val="24"/>
+          <w:lang w:val="en-US"/>
+        </w:rPr>
+        <w:t>│                                │</w:t>
+      </w:r>
+    </w:p>
+    <w:p>
+      <w:pPr>
+        <w:jc w:val="center"/>
+        <w:rPr>
+          <w:rFonts w:hint="default" w:ascii="SimSun" w:hAnsi="SimSun" w:eastAsia="SimSun" w:cs="SimSun"/>
+          <w:sz w:val="24"/>
+          <w:szCs w:val="24"/>
+          <w:lang w:val="en-US"/>
+        </w:rPr>
+      </w:pPr>
+      <w:r>
+        <w:rPr>
+          <w:rFonts w:hint="default" w:ascii="SimSun" w:hAnsi="SimSun" w:eastAsia="SimSun" w:cs="SimSun"/>
+          <w:sz w:val="24"/>
+          <w:szCs w:val="24"/>
+          <w:lang w:val="en-US"/>
+        </w:rPr>
+        <w:t>▼                                ▼</w:t>
+      </w:r>
+    </w:p>
+    <w:p>
+      <w:pPr>
+        <w:jc w:val="center"/>
+        <w:rPr>
+          <w:rFonts w:hint="default" w:ascii="SimSun" w:hAnsi="SimSun" w:eastAsia="SimSun" w:cs="SimSun"/>
+          <w:sz w:val="24"/>
+          <w:szCs w:val="24"/>
+          <w:lang w:val="en-US"/>
+        </w:rPr>
+      </w:pPr>
+      <w:r>
+        <w:rPr>
+          <w:rFonts w:hint="default" w:ascii="SimSun" w:hAnsi="SimSun" w:eastAsia="SimSun" w:cs="SimSun"/>
+          <w:sz w:val="24"/>
+          <w:szCs w:val="24"/>
+          <w:lang w:val="en-US"/>
+        </w:rPr>
+        <w:t>Feature Rankings             SHAP values per prediction</w:t>
+      </w:r>
+    </w:p>
+    <w:p>
+      <w:pPr>
+        <w:jc w:val="center"/>
+        <w:rPr>
+          <w:rFonts w:hint="default" w:ascii="SimSun" w:hAnsi="SimSun" w:eastAsia="SimSun" w:cs="SimSun"/>
+          <w:sz w:val="24"/>
+          <w:szCs w:val="24"/>
+          <w:lang w:val="en-US"/>
+        </w:rPr>
+      </w:pPr>
+      <w:r>
+        <w:rPr>
+          <w:rFonts w:hint="default" w:ascii="SimSun" w:hAnsi="SimSun" w:eastAsia="SimSun" w:cs="SimSun"/>
+          <w:sz w:val="24"/>
+          <w:szCs w:val="24"/>
+          <w:lang w:val="en-US"/>
+        </w:rPr>
+        <w:t>│                                │</w:t>
+      </w:r>
+    </w:p>
+    <w:p>
+      <w:pPr>
+        <w:jc w:val="center"/>
+        <w:rPr>
+          <w:rFonts w:hint="default" w:ascii="SimSun" w:hAnsi="SimSun" w:eastAsia="SimSun" w:cs="SimSun"/>
+          <w:sz w:val="24"/>
+          <w:szCs w:val="24"/>
+          <w:lang w:val="en-US"/>
+        </w:rPr>
+      </w:pPr>
+      <w:r>
+        <w:rPr>
+          <w:rFonts w:hint="default" w:ascii="SimSun" w:hAnsi="SimSun" w:eastAsia="SimSun" w:cs="SimSun"/>
+          <w:sz w:val="24"/>
+          <w:szCs w:val="24"/>
+          <w:lang w:val="en-US"/>
+        </w:rPr>
+        <w:t>└───────────────┬────────────────┘</w:t>
+      </w:r>
+    </w:p>
+    <w:p>
+      <w:pPr>
+        <w:jc w:val="center"/>
+        <w:rPr>
+          <w:rFonts w:hint="default" w:ascii="SimSun" w:hAnsi="SimSun" w:eastAsia="SimSun" w:cs="SimSun"/>
+          <w:sz w:val="24"/>
+          <w:szCs w:val="24"/>
+          <w:lang w:val="en-US"/>
+        </w:rPr>
+      </w:pPr>
+      <w:r>
+        <w:rPr>
+          <w:rFonts w:hint="default" w:ascii="SimSun" w:hAnsi="SimSun" w:eastAsia="SimSun" w:cs="SimSun"/>
+          <w:sz w:val="24"/>
+          <w:szCs w:val="24"/>
+          <w:lang w:val="en-US"/>
+        </w:rPr>
+        <w:t>▼</w:t>
+      </w:r>
+    </w:p>
+    <w:p>
+      <w:pPr>
+        <w:jc w:val="center"/>
+        <w:rPr>
+          <w:rFonts w:hint="default" w:ascii="SimSun" w:hAnsi="SimSun" w:eastAsia="SimSun" w:cs="SimSun"/>
+          <w:sz w:val="24"/>
+          <w:szCs w:val="24"/>
+          <w:lang w:val="en-US"/>
+        </w:rPr>
+      </w:pPr>
+      <w:r>
+        <w:rPr>
+          <w:rFonts w:hint="default" w:ascii="SimSun" w:hAnsi="SimSun" w:eastAsia="SimSun" w:cs="SimSun"/>
+          <w:sz w:val="24"/>
+          <w:szCs w:val="24"/>
+          <w:lang w:val="en-US"/>
+        </w:rPr>
+        <w:t>FastAPI Attribution API</w:t>
+      </w:r>
+    </w:p>
+    <w:p>
+      <w:pPr>
+        <w:jc w:val="center"/>
+        <w:rPr>
+          <w:rFonts w:hint="default" w:ascii="SimSun" w:hAnsi="SimSun" w:eastAsia="SimSun" w:cs="SimSun"/>
+          <w:sz w:val="24"/>
+          <w:szCs w:val="24"/>
+          <w:lang w:val="en-US"/>
+        </w:rPr>
+      </w:pPr>
+      <w:r>
+        <w:rPr>
+          <w:rFonts w:hint="default" w:ascii="SimSun" w:hAnsi="SimSun" w:eastAsia="SimSun" w:cs="SimSun"/>
+          <w:sz w:val="24"/>
+          <w:szCs w:val="24"/>
+          <w:lang w:val="en-US"/>
+        </w:rPr>
+        <w:t>▼</w:t>
+      </w:r>
+    </w:p>
+    <w:p>
+      <w:pPr>
+        <w:jc w:val="center"/>
+        <w:rPr>
+          <w:rFonts w:hint="default" w:ascii="SimSun" w:hAnsi="SimSun" w:eastAsia="SimSun" w:cs="SimSun"/>
+          <w:sz w:val="24"/>
+          <w:szCs w:val="24"/>
+          <w:lang w:val="en-US"/>
+        </w:rPr>
+      </w:pPr>
+      <w:r>
+        <w:rPr>
+          <w:rFonts w:hint="default" w:ascii="SimSun" w:hAnsi="SimSun" w:eastAsia="SimSun" w:cs="SimSun"/>
+          <w:sz w:val="24"/>
+          <w:szCs w:val="24"/>
+          <w:lang w:val="en-US"/>
+        </w:rPr>
+        <w:t>Next.js Source Attribution</w:t>
+      </w:r>
+    </w:p>
+    <w:p>
+      <w:pPr>
+        <w:rPr>
+          <w:rFonts w:hint="default" w:ascii="SimSun" w:hAnsi="SimSun" w:eastAsia="SimSun" w:cs="SimSun"/>
+          <w:sz w:val="24"/>
+          <w:szCs w:val="24"/>
+          <w:lang w:val="en-US"/>
+        </w:rPr>
+      </w:pPr>
+    </w:p>
+    <w:p>
+      <w:pPr>
+        <w:rPr>
+          <w:rFonts w:hint="default" w:ascii="SimSun" w:hAnsi="SimSun" w:eastAsia="SimSun" w:cs="SimSun"/>
+          <w:sz w:val="24"/>
+          <w:szCs w:val="24"/>
+          <w:lang w:val="en-US"/>
+        </w:rPr>
+      </w:pPr>
+    </w:p>
+    <w:p>
+      <w:pPr>
+        <w:rPr>
+          <w:rFonts w:hint="default" w:ascii="SimSun" w:hAnsi="SimSun" w:eastAsia="SimSun" w:cs="SimSun"/>
+          <w:sz w:val="24"/>
+          <w:szCs w:val="24"/>
+          <w:lang w:val="en-US"/>
+        </w:rPr>
+      </w:pPr>
+      <w:r>
+        <w:rPr>
+          <w:rFonts w:hint="default" w:ascii="SimSun" w:hAnsi="SimSun" w:eastAsia="SimSun" w:cs="SimSun"/>
+          <w:sz w:val="24"/>
+          <w:szCs w:val="24"/>
+          <w:lang w:val="en-US"/>
+        </w:rPr>
+        <w:t>Updated RoadMap</w:t>
+      </w:r>
+    </w:p>
+    <w:p>
+      <w:pPr>
+        <w:rPr>
+          <w:rFonts w:hint="default" w:ascii="SimSun" w:hAnsi="SimSun" w:eastAsia="SimSun" w:cs="SimSun"/>
+          <w:sz w:val="24"/>
+          <w:szCs w:val="24"/>
+          <w:lang w:val="en-US"/>
+        </w:rPr>
+      </w:pPr>
+    </w:p>
+    <w:p>
+      <w:pPr>
+        <w:rPr>
+          <w:rFonts w:hint="default" w:ascii="SimSun" w:hAnsi="SimSun" w:eastAsia="SimSun" w:cs="SimSun"/>
+          <w:sz w:val="24"/>
+          <w:szCs w:val="24"/>
+          <w:lang w:val="en-US"/>
+        </w:rPr>
+      </w:pPr>
+      <w:r>
+        <w:rPr>
+          <w:rFonts w:hint="default" w:ascii="SimSun" w:hAnsi="SimSun" w:eastAsia="SimSun" w:cs="SimSun"/>
+          <w:sz w:val="24"/>
+          <w:szCs w:val="24"/>
+          <w:lang w:val="en-US"/>
+        </w:rPr>
+        <w:t>Explainability</w:t>
+      </w:r>
+    </w:p>
+    <w:p>
+      <w:pPr>
+        <w:rPr>
+          <w:rFonts w:hint="default" w:ascii="SimSun" w:hAnsi="SimSun" w:eastAsia="SimSun" w:cs="SimSun"/>
+          <w:sz w:val="24"/>
+          <w:szCs w:val="24"/>
+          <w:lang w:val="en-US"/>
+        </w:rPr>
+      </w:pPr>
+    </w:p>
+    <w:p>
+      <w:pPr>
+        <w:rPr>
+          <w:rFonts w:hint="default" w:ascii="SimSun" w:hAnsi="SimSun" w:eastAsia="SimSun" w:cs="SimSun"/>
+          <w:sz w:val="24"/>
+          <w:szCs w:val="24"/>
+          <w:lang w:val="en-US"/>
+        </w:rPr>
+      </w:pPr>
+      <w:r>
+        <w:rPr>
+          <w:rFonts w:hint="default" w:ascii="SimSun" w:hAnsi="SimSun" w:eastAsia="SimSun" w:cs="SimSun"/>
+          <w:sz w:val="24"/>
+          <w:szCs w:val="24"/>
+          <w:lang w:val="en-US"/>
+        </w:rPr>
+        <w:t>✅ SHAP Values</w:t>
+      </w:r>
+    </w:p>
+    <w:p>
+      <w:pPr>
+        <w:rPr>
+          <w:rFonts w:hint="default" w:ascii="SimSun" w:hAnsi="SimSun" w:eastAsia="SimSun" w:cs="SimSun"/>
+          <w:sz w:val="24"/>
+          <w:szCs w:val="24"/>
+          <w:lang w:val="en-US"/>
+        </w:rPr>
+      </w:pPr>
+    </w:p>
+    <w:p>
+      <w:pPr>
+        <w:rPr>
+          <w:rFonts w:hint="default" w:ascii="SimSun" w:hAnsi="SimSun" w:eastAsia="SimSun" w:cs="SimSun"/>
+          <w:sz w:val="24"/>
+          <w:szCs w:val="24"/>
+          <w:lang w:val="en-US"/>
+        </w:rPr>
+      </w:pPr>
+      <w:r>
+        <w:rPr>
+          <w:rFonts w:hint="default" w:ascii="SimSun" w:hAnsi="SimSun" w:eastAsia="SimSun" w:cs="SimSun"/>
+          <w:sz w:val="24"/>
+          <w:szCs w:val="24"/>
+          <w:lang w:val="en-US"/>
+        </w:rPr>
+        <w:t>✅ Summary Plot</w:t>
+      </w:r>
+    </w:p>
+    <w:p>
+      <w:pPr>
+        <w:rPr>
+          <w:rFonts w:hint="default" w:ascii="SimSun" w:hAnsi="SimSun" w:eastAsia="SimSun" w:cs="SimSun"/>
+          <w:sz w:val="24"/>
+          <w:szCs w:val="24"/>
+          <w:lang w:val="en-US"/>
+        </w:rPr>
+      </w:pPr>
+    </w:p>
+    <w:p>
+      <w:pPr>
+        <w:rPr>
+          <w:rFonts w:hint="default" w:ascii="SimSun" w:hAnsi="SimSun" w:eastAsia="SimSun" w:cs="SimSun"/>
+          <w:sz w:val="24"/>
+          <w:szCs w:val="24"/>
+          <w:lang w:val="en-US"/>
+        </w:rPr>
+      </w:pPr>
+      <w:r>
+        <w:rPr>
+          <w:rFonts w:hint="default" w:ascii="SimSun" w:hAnsi="SimSun" w:eastAsia="SimSun" w:cs="SimSun"/>
+          <w:sz w:val="24"/>
+          <w:szCs w:val="24"/>
+          <w:lang w:val="en-US"/>
+        </w:rPr>
+        <w:t>✅ Bar Plot</w:t>
+      </w:r>
+    </w:p>
+    <w:p>
+      <w:pPr>
+        <w:rPr>
+          <w:rFonts w:hint="default" w:ascii="SimSun" w:hAnsi="SimSun" w:eastAsia="SimSun" w:cs="SimSun"/>
+          <w:sz w:val="24"/>
+          <w:szCs w:val="24"/>
+          <w:lang w:val="en-US"/>
+        </w:rPr>
+      </w:pPr>
+    </w:p>
+    <w:p>
+      <w:pPr>
+        <w:rPr>
+          <w:rFonts w:hint="default" w:ascii="SimSun" w:hAnsi="SimSun" w:eastAsia="SimSun" w:cs="SimSun"/>
+          <w:sz w:val="24"/>
+          <w:szCs w:val="24"/>
+          <w:lang w:val="en-US"/>
+        </w:rPr>
+      </w:pPr>
+      <w:r>
+        <w:rPr>
+          <w:rFonts w:hint="default" w:ascii="SimSun" w:hAnsi="SimSun" w:eastAsia="SimSun" w:cs="SimSun"/>
+          <w:sz w:val="24"/>
+          <w:szCs w:val="24"/>
+          <w:lang w:val="en-US"/>
+        </w:rPr>
+        <w:t>✅ Feature Importance JSON</w:t>
+      </w:r>
+    </w:p>
+    <w:p>
+      <w:pPr>
+        <w:rPr>
+          <w:rFonts w:hint="default" w:ascii="SimSun" w:hAnsi="SimSun" w:eastAsia="SimSun" w:cs="SimSun"/>
+          <w:sz w:val="24"/>
+          <w:szCs w:val="24"/>
+          <w:lang w:val="en-US"/>
+        </w:rPr>
+      </w:pPr>
+    </w:p>
+    <w:p>
+      <w:pPr>
+        <w:rPr>
+          <w:rFonts w:hint="default" w:ascii="SimSun" w:hAnsi="SimSun" w:eastAsia="SimSun" w:cs="SimSun"/>
+          <w:sz w:val="24"/>
+          <w:szCs w:val="24"/>
+          <w:lang w:val="en-US"/>
+        </w:rPr>
+      </w:pPr>
+      <w:r>
+        <w:rPr>
+          <w:rFonts w:hint="default" w:ascii="SimSun" w:hAnsi="SimSun" w:eastAsia="SimSun" w:cs="SimSun"/>
+          <w:sz w:val="24"/>
+          <w:szCs w:val="24"/>
+          <w:lang w:val="en-US"/>
+        </w:rPr>
+        <w:t>⬜ Waterfall Plot</w:t>
+      </w:r>
+    </w:p>
+    <w:p>
+      <w:pPr>
+        <w:rPr>
+          <w:rFonts w:hint="default" w:ascii="SimSun" w:hAnsi="SimSun" w:eastAsia="SimSun" w:cs="SimSun"/>
+          <w:sz w:val="24"/>
+          <w:szCs w:val="24"/>
+          <w:lang w:val="en-US"/>
+        </w:rPr>
+      </w:pPr>
+    </w:p>
+    <w:p>
+      <w:pPr>
+        <w:rPr>
+          <w:rFonts w:hint="default" w:ascii="SimSun" w:hAnsi="SimSun" w:eastAsia="SimSun" w:cs="SimSun"/>
+          <w:sz w:val="24"/>
+          <w:szCs w:val="24"/>
+          <w:lang w:val="en-US"/>
+        </w:rPr>
+      </w:pPr>
+      <w:r>
+        <w:rPr>
+          <w:rFonts w:hint="default" w:ascii="SimSun" w:hAnsi="SimSun" w:eastAsia="SimSun" w:cs="SimSun"/>
+          <w:sz w:val="24"/>
+          <w:szCs w:val="24"/>
+          <w:lang w:val="en-US"/>
+        </w:rPr>
+        <w:t>⬜ Local Explanation JSON</w:t>
+      </w:r>
+    </w:p>
+    <w:p>
+      <w:pPr>
+        <w:rPr>
+          <w:rFonts w:hint="default" w:ascii="SimSun" w:hAnsi="SimSun" w:eastAsia="SimSun" w:cs="SimSun"/>
+          <w:sz w:val="24"/>
+          <w:szCs w:val="24"/>
+          <w:lang w:val="en-US"/>
+        </w:rPr>
+      </w:pPr>
+    </w:p>
+    <w:p>
+      <w:pPr>
+        <w:rPr>
+          <w:rFonts w:hint="default" w:ascii="SimSun" w:hAnsi="SimSun" w:eastAsia="SimSun" w:cs="SimSun"/>
+          <w:sz w:val="24"/>
+          <w:szCs w:val="24"/>
+          <w:lang w:val="en-US"/>
+        </w:rPr>
+      </w:pPr>
+      <w:r>
+        <w:rPr>
+          <w:rFonts w:hint="default" w:ascii="SimSun" w:hAnsi="SimSun" w:eastAsia="SimSun" w:cs="SimSun"/>
+          <w:sz w:val="24"/>
+          <w:szCs w:val="24"/>
+          <w:lang w:val="en-US"/>
+        </w:rPr>
+        <w:t>────────────────────</w:t>
+      </w:r>
+    </w:p>
+    <w:p>
+      <w:pPr>
+        <w:rPr>
+          <w:rFonts w:hint="default" w:ascii="SimSun" w:hAnsi="SimSun" w:eastAsia="SimSun" w:cs="SimSun"/>
+          <w:sz w:val="24"/>
+          <w:szCs w:val="24"/>
+          <w:lang w:val="en-US"/>
+        </w:rPr>
+      </w:pPr>
+    </w:p>
+    <w:p>
+      <w:pPr>
+        <w:rPr>
+          <w:rFonts w:hint="default" w:ascii="SimSun" w:hAnsi="SimSun" w:eastAsia="SimSun" w:cs="SimSun"/>
+          <w:sz w:val="24"/>
+          <w:szCs w:val="24"/>
+          <w:lang w:val="en-US"/>
+        </w:rPr>
+      </w:pPr>
+      <w:r>
+        <w:rPr>
+          <w:rFonts w:hint="default" w:ascii="SimSun" w:hAnsi="SimSun" w:eastAsia="SimSun" w:cs="SimSun"/>
+          <w:sz w:val="24"/>
+          <w:szCs w:val="24"/>
+          <w:lang w:val="en-US"/>
+        </w:rPr>
+        <w:t>Backend</w:t>
+      </w:r>
+    </w:p>
+    <w:p>
+      <w:pPr>
+        <w:rPr>
+          <w:rFonts w:hint="default" w:ascii="SimSun" w:hAnsi="SimSun" w:eastAsia="SimSun" w:cs="SimSun"/>
+          <w:sz w:val="24"/>
+          <w:szCs w:val="24"/>
+          <w:lang w:val="en-US"/>
+        </w:rPr>
+      </w:pPr>
+    </w:p>
+    <w:p>
+      <w:pPr>
+        <w:rPr>
+          <w:rFonts w:hint="default" w:ascii="SimSun" w:hAnsi="SimSun" w:eastAsia="SimSun" w:cs="SimSun"/>
+          <w:sz w:val="24"/>
+          <w:szCs w:val="24"/>
+          <w:lang w:val="en-US"/>
+        </w:rPr>
+      </w:pPr>
+      <w:r>
+        <w:rPr>
+          <w:rFonts w:hint="default" w:ascii="SimSun" w:hAnsi="SimSun" w:eastAsia="SimSun" w:cs="SimSun"/>
+          <w:sz w:val="24"/>
+          <w:szCs w:val="24"/>
+          <w:lang w:val="en-US"/>
+        </w:rPr>
+        <w:t>⬜ Forecast Service</w:t>
+      </w:r>
+    </w:p>
+    <w:p>
+      <w:pPr>
+        <w:rPr>
+          <w:rFonts w:hint="default" w:ascii="SimSun" w:hAnsi="SimSun" w:eastAsia="SimSun" w:cs="SimSun"/>
+          <w:sz w:val="24"/>
+          <w:szCs w:val="24"/>
+          <w:lang w:val="en-US"/>
+        </w:rPr>
+      </w:pPr>
+    </w:p>
+    <w:p>
+      <w:pPr>
+        <w:rPr>
+          <w:rFonts w:hint="default" w:ascii="SimSun" w:hAnsi="SimSun" w:eastAsia="SimSun" w:cs="SimSun"/>
+          <w:sz w:val="24"/>
+          <w:szCs w:val="24"/>
+          <w:lang w:val="en-US"/>
+        </w:rPr>
+      </w:pPr>
+      <w:r>
+        <w:rPr>
+          <w:rFonts w:hint="default" w:ascii="SimSun" w:hAnsi="SimSun" w:eastAsia="SimSun" w:cs="SimSun"/>
+          <w:sz w:val="24"/>
+          <w:szCs w:val="24"/>
+          <w:lang w:val="en-US"/>
+        </w:rPr>
+        <w:t>⬜ Attribution Service</w:t>
+      </w:r>
+    </w:p>
+    <w:p>
+      <w:pPr>
+        <w:rPr>
+          <w:rFonts w:hint="default" w:ascii="SimSun" w:hAnsi="SimSun" w:eastAsia="SimSun" w:cs="SimSun"/>
+          <w:sz w:val="24"/>
+          <w:szCs w:val="24"/>
+          <w:lang w:val="en-US"/>
+        </w:rPr>
+      </w:pPr>
+    </w:p>
+    <w:p>
+      <w:pPr>
+        <w:rPr>
+          <w:rFonts w:hint="default" w:ascii="SimSun" w:hAnsi="SimSun" w:eastAsia="SimSun" w:cs="SimSun"/>
+          <w:sz w:val="24"/>
+          <w:szCs w:val="24"/>
+          <w:lang w:val="en-US"/>
+        </w:rPr>
+      </w:pPr>
+      <w:r>
+        <w:rPr>
+          <w:rFonts w:hint="default" w:ascii="SimSun" w:hAnsi="SimSun" w:eastAsia="SimSun" w:cs="SimSun"/>
+          <w:sz w:val="24"/>
+          <w:szCs w:val="24"/>
+          <w:lang w:val="en-US"/>
+        </w:rPr>
+        <w:t>⬜ Simulation Service</w:t>
+      </w:r>
+    </w:p>
+    <w:p>
+      <w:pPr>
+        <w:rPr>
+          <w:rFonts w:hint="default" w:ascii="SimSun" w:hAnsi="SimSun" w:eastAsia="SimSun" w:cs="SimSun"/>
+          <w:sz w:val="24"/>
+          <w:szCs w:val="24"/>
+          <w:lang w:val="en-US"/>
+        </w:rPr>
+      </w:pPr>
+    </w:p>
+    <w:p>
+      <w:pPr>
+        <w:rPr>
+          <w:rFonts w:hint="default" w:ascii="SimSun" w:hAnsi="SimSun" w:eastAsia="SimSun" w:cs="SimSun"/>
+          <w:sz w:val="24"/>
+          <w:szCs w:val="24"/>
+          <w:lang w:val="en-US"/>
+        </w:rPr>
+      </w:pPr>
+      <w:r>
+        <w:rPr>
+          <w:rFonts w:hint="default" w:ascii="SimSun" w:hAnsi="SimSun" w:eastAsia="SimSun" w:cs="SimSun"/>
+          <w:sz w:val="24"/>
+          <w:szCs w:val="24"/>
+          <w:lang w:val="en-US"/>
+        </w:rPr>
+        <w:t>⬜ Advisory Service</w:t>
+      </w:r>
+    </w:p>
+    <w:p>
+      <w:pPr>
+        <w:rPr>
+          <w:rFonts w:hint="default" w:ascii="SimSun" w:hAnsi="SimSun" w:eastAsia="SimSun" w:cs="SimSun"/>
+          <w:sz w:val="24"/>
+          <w:szCs w:val="24"/>
+          <w:lang w:val="en-US"/>
+        </w:rPr>
+      </w:pPr>
+    </w:p>
+    <w:p>
+      <w:pPr>
+        <w:rPr>
+          <w:rFonts w:hint="default" w:ascii="SimSun" w:hAnsi="SimSun" w:eastAsia="SimSun" w:cs="SimSun"/>
+          <w:sz w:val="24"/>
+          <w:szCs w:val="24"/>
+          <w:lang w:val="en-US"/>
+        </w:rPr>
+      </w:pPr>
+      <w:r>
+        <w:rPr>
+          <w:rFonts w:hint="default" w:ascii="SimSun" w:hAnsi="SimSun" w:eastAsia="SimSun" w:cs="SimSun"/>
+          <w:sz w:val="24"/>
+          <w:szCs w:val="24"/>
+          <w:lang w:val="en-US"/>
+        </w:rPr>
+        <w:t>────────────────────</w:t>
+      </w:r>
+    </w:p>
+    <w:p>
+      <w:pPr>
+        <w:rPr>
+          <w:rFonts w:hint="default" w:ascii="SimSun" w:hAnsi="SimSun" w:eastAsia="SimSun" w:cs="SimSun"/>
+          <w:sz w:val="24"/>
+          <w:szCs w:val="24"/>
+          <w:lang w:val="en-US"/>
+        </w:rPr>
+      </w:pPr>
+    </w:p>
+    <w:p>
+      <w:pPr>
+        <w:rPr>
+          <w:rFonts w:hint="default" w:ascii="SimSun" w:hAnsi="SimSun" w:eastAsia="SimSun" w:cs="SimSun"/>
+          <w:sz w:val="24"/>
+          <w:szCs w:val="24"/>
+          <w:lang w:val="en-US"/>
+        </w:rPr>
+      </w:pPr>
+      <w:r>
+        <w:rPr>
+          <w:rFonts w:hint="default" w:ascii="SimSun" w:hAnsi="SimSun" w:eastAsia="SimSun" w:cs="SimSun"/>
+          <w:sz w:val="24"/>
+          <w:szCs w:val="24"/>
+          <w:lang w:val="en-US"/>
+        </w:rPr>
+        <w:t>FastAPI</w:t>
+      </w:r>
+    </w:p>
+    <w:p>
+      <w:pPr>
+        <w:rPr>
+          <w:rFonts w:hint="default" w:ascii="SimSun" w:hAnsi="SimSun" w:eastAsia="SimSun" w:cs="SimSun"/>
+          <w:sz w:val="24"/>
+          <w:szCs w:val="24"/>
+          <w:lang w:val="en-US"/>
+        </w:rPr>
+      </w:pPr>
+    </w:p>
+    <w:p>
+      <w:pPr>
+        <w:rPr>
+          <w:rFonts w:hint="default" w:ascii="SimSun" w:hAnsi="SimSun" w:eastAsia="SimSun" w:cs="SimSun"/>
+          <w:sz w:val="24"/>
+          <w:szCs w:val="24"/>
+          <w:lang w:val="en-US"/>
+        </w:rPr>
+      </w:pPr>
+      <w:r>
+        <w:rPr>
+          <w:rFonts w:hint="default" w:ascii="SimSun" w:hAnsi="SimSun" w:eastAsia="SimSun" w:cs="SimSun"/>
+          <w:sz w:val="24"/>
+          <w:szCs w:val="24"/>
+          <w:lang w:val="en-US"/>
+        </w:rPr>
+        <w:t>────────────────────</w:t>
+      </w:r>
+    </w:p>
+    <w:p>
+      <w:pPr>
+        <w:rPr>
+          <w:rFonts w:hint="default" w:ascii="SimSun" w:hAnsi="SimSun" w:eastAsia="SimSun" w:cs="SimSun"/>
+          <w:sz w:val="24"/>
+          <w:szCs w:val="24"/>
+          <w:lang w:val="en-US"/>
+        </w:rPr>
+      </w:pPr>
+    </w:p>
+    <w:p>
+      <w:pPr>
+        <w:rPr>
+          <w:rFonts w:hint="default" w:ascii="SimSun" w:hAnsi="SimSun" w:eastAsia="SimSun" w:cs="SimSun"/>
+          <w:sz w:val="24"/>
+          <w:szCs w:val="24"/>
+          <w:lang w:val="en-US"/>
+        </w:rPr>
+      </w:pPr>
+      <w:r>
+        <w:rPr>
+          <w:rFonts w:hint="default" w:ascii="SimSun" w:hAnsi="SimSun" w:eastAsia="SimSun" w:cs="SimSun"/>
+          <w:sz w:val="24"/>
+          <w:szCs w:val="24"/>
+          <w:lang w:val="en-US"/>
+        </w:rPr>
+        <w:t>Frontend</w:t>
+      </w:r>
+    </w:p>
+    <w:p>
+      <w:pPr>
+        <w:rPr>
+          <w:rFonts w:hint="default" w:ascii="SimSun" w:hAnsi="SimSun" w:eastAsia="SimSun" w:cs="SimSun"/>
+          <w:sz w:val="24"/>
+          <w:szCs w:val="24"/>
+          <w:lang w:val="en-US"/>
+        </w:rPr>
+      </w:pPr>
+    </w:p>
+    <w:p>
+      <w:pPr>
+        <w:rPr>
+          <w:rFonts w:hint="default" w:ascii="SimSun" w:hAnsi="SimSun" w:eastAsia="SimSun" w:cs="SimSun"/>
+          <w:sz w:val="24"/>
+          <w:szCs w:val="24"/>
+          <w:lang w:val="en-US"/>
+        </w:rPr>
+      </w:pPr>
+    </w:p>
+    <w:p>
+      <w:pPr>
+        <w:rPr>
+          <w:rFonts w:hint="default" w:ascii="SimSun" w:hAnsi="SimSun" w:eastAsia="SimSun" w:cs="SimSun"/>
+          <w:sz w:val="24"/>
+          <w:szCs w:val="24"/>
+          <w:lang w:val="en-US"/>
+        </w:rPr>
+      </w:pPr>
+    </w:p>
+    <w:p>
+      <w:pPr>
+        <w:rPr>
+          <w:rFonts w:hint="default" w:ascii="SimSun" w:hAnsi="SimSun" w:eastAsia="SimSun" w:cs="SimSun"/>
+          <w:sz w:val="24"/>
+          <w:szCs w:val="24"/>
+          <w:lang w:val="en-US"/>
+        </w:rPr>
+      </w:pPr>
+    </w:p>
+    <w:p>
+      <w:pPr>
+        <w:rPr>
+          <w:rFonts w:hint="default" w:ascii="SimSun" w:hAnsi="SimSun" w:eastAsia="SimSun" w:cs="SimSun"/>
+          <w:sz w:val="24"/>
+          <w:szCs w:val="24"/>
+          <w:lang w:val="en-US"/>
+        </w:rPr>
+      </w:pPr>
+    </w:p>
+    <w:p>
+      <w:pPr>
+        <w:rPr>
+          <w:rFonts w:hint="default" w:ascii="SimSun" w:hAnsi="SimSun" w:eastAsia="SimSun" w:cs="SimSun"/>
+          <w:sz w:val="24"/>
+          <w:szCs w:val="24"/>
+          <w:lang w:val="en-US"/>
+        </w:rPr>
+      </w:pPr>
+    </w:p>
+    <w:p>
+      <w:pPr>
+        <w:rPr>
+          <w:rFonts w:hint="default" w:ascii="SimSun" w:hAnsi="SimSun" w:eastAsia="SimSun" w:cs="SimSun"/>
+          <w:sz w:val="24"/>
+          <w:szCs w:val="24"/>
+          <w:lang w:val="en-US"/>
+        </w:rPr>
+      </w:pPr>
+    </w:p>
+    <w:p>
+      <w:pPr>
+        <w:rPr>
+          <w:rFonts w:hint="default" w:ascii="SimSun" w:hAnsi="SimSun" w:eastAsia="SimSun" w:cs="SimSun"/>
+          <w:sz w:val="24"/>
+          <w:szCs w:val="24"/>
+          <w:lang w:val="en-US"/>
+        </w:rPr>
+      </w:pPr>
+    </w:p>
+    <w:p>
+      <w:pPr>
+        <w:rPr>
+          <w:rFonts w:hint="default" w:ascii="SimSun" w:hAnsi="SimSun" w:eastAsia="SimSun" w:cs="SimSun"/>
+          <w:sz w:val="24"/>
+          <w:szCs w:val="24"/>
+          <w:lang w:val="en-US"/>
+        </w:rPr>
+      </w:pPr>
+    </w:p>
+    <w:p>
+      <w:pPr>
+        <w:rPr>
+          <w:rFonts w:hint="default" w:ascii="SimSun" w:hAnsi="SimSun" w:eastAsia="SimSun" w:cs="SimSun"/>
+          <w:sz w:val="24"/>
+          <w:szCs w:val="24"/>
+          <w:lang w:val="en-US"/>
+        </w:rPr>
+      </w:pPr>
+    </w:p>
+    <w:p>
+      <w:pPr>
+        <w:rPr>
+          <w:rFonts w:hint="default" w:ascii="SimSun" w:hAnsi="SimSun" w:eastAsia="SimSun" w:cs="SimSun"/>
+          <w:sz w:val="24"/>
+          <w:szCs w:val="24"/>
+          <w:lang w:val="en-US"/>
+        </w:rPr>
+      </w:pPr>
+    </w:p>
+    <w:p>
+      <w:pPr>
+        <w:rPr>
+          <w:rFonts w:hint="default" w:ascii="SimSun" w:hAnsi="SimSun" w:eastAsia="SimSun" w:cs="SimSun"/>
+          <w:sz w:val="24"/>
+          <w:szCs w:val="24"/>
+          <w:lang w:val="en-US"/>
+        </w:rPr>
+      </w:pPr>
+    </w:p>
+    <w:p>
+      <w:pPr>
+        <w:rPr>
+          <w:rFonts w:hint="default" w:ascii="SimSun" w:hAnsi="SimSun" w:eastAsia="SimSun" w:cs="SimSun"/>
+          <w:sz w:val="24"/>
+          <w:szCs w:val="24"/>
+          <w:lang w:val="en-US"/>
+        </w:rPr>
+      </w:pPr>
+    </w:p>
+    <w:p>
+      <w:pPr>
+        <w:rPr>
+          <w:rFonts w:hint="default" w:ascii="SimSun" w:hAnsi="SimSun" w:eastAsia="SimSun" w:cs="SimSun"/>
+          <w:sz w:val="24"/>
+          <w:szCs w:val="24"/>
+          <w:lang w:val="en-US"/>
+        </w:rPr>
+      </w:pPr>
+    </w:p>
+    <w:p>
+      <w:pPr>
+        <w:jc w:val="center"/>
+        <w:rPr>
+          <w:rFonts w:hint="default" w:ascii="SimSun" w:hAnsi="SimSun" w:eastAsia="SimSun" w:cs="SimSun"/>
+          <w:sz w:val="24"/>
+          <w:szCs w:val="24"/>
+          <w:lang w:val="en-US"/>
+        </w:rPr>
+      </w:pPr>
+      <w:r>
+        <w:rPr>
+          <w:rFonts w:hint="default" w:ascii="SimSun" w:hAnsi="SimSun" w:eastAsia="SimSun" w:cs="SimSun"/>
+          <w:sz w:val="24"/>
+          <w:szCs w:val="24"/>
+          <w:lang w:val="en-US"/>
+        </w:rPr>
+        <w:t>DATASET</w:t>
+      </w:r>
+    </w:p>
+    <w:p>
+      <w:pPr>
+        <w:jc w:val="center"/>
+        <w:rPr>
+          <w:rFonts w:hint="default" w:ascii="SimSun" w:hAnsi="SimSun" w:eastAsia="SimSun" w:cs="SimSun"/>
+          <w:sz w:val="24"/>
+          <w:szCs w:val="24"/>
+          <w:lang w:val="en-US"/>
+        </w:rPr>
+      </w:pPr>
+      <w:r>
+        <w:rPr>
+          <w:rFonts w:hint="default" w:ascii="SimSun" w:hAnsi="SimSun" w:eastAsia="SimSun" w:cs="SimSun"/>
+          <w:sz w:val="24"/>
+          <w:szCs w:val="24"/>
+          <w:lang w:val="en-US"/>
+        </w:rPr>
+        <w:t>│</w:t>
+      </w:r>
+    </w:p>
+    <w:p>
+      <w:pPr>
+        <w:jc w:val="center"/>
+        <w:rPr>
+          <w:rFonts w:hint="default" w:ascii="SimSun" w:hAnsi="SimSun" w:eastAsia="SimSun" w:cs="SimSun"/>
+          <w:sz w:val="24"/>
+          <w:szCs w:val="24"/>
+          <w:lang w:val="en-US"/>
+        </w:rPr>
+      </w:pPr>
+      <w:r>
+        <w:rPr>
+          <w:rFonts w:hint="default" w:ascii="SimSun" w:hAnsi="SimSun" w:eastAsia="SimSun" w:cs="SimSun"/>
+          <w:sz w:val="24"/>
+          <w:szCs w:val="24"/>
+          <w:lang w:val="en-US"/>
+        </w:rPr>
+        <w:t>▼</w:t>
+      </w:r>
+    </w:p>
+    <w:p>
+      <w:pPr>
+        <w:jc w:val="center"/>
+        <w:rPr>
+          <w:rFonts w:hint="default" w:ascii="SimSun" w:hAnsi="SimSun" w:eastAsia="SimSun" w:cs="SimSun"/>
+          <w:sz w:val="24"/>
+          <w:szCs w:val="24"/>
+          <w:lang w:val="en-US"/>
+        </w:rPr>
+      </w:pPr>
+      <w:r>
+        <w:rPr>
+          <w:rFonts w:hint="default" w:ascii="SimSun" w:hAnsi="SimSun" w:eastAsia="SimSun" w:cs="SimSun"/>
+          <w:sz w:val="24"/>
+          <w:szCs w:val="24"/>
+          <w:lang w:val="en-US"/>
+        </w:rPr>
+        <w:t>feature_engineering.py</w:t>
+      </w:r>
+    </w:p>
+    <w:p>
+      <w:pPr>
+        <w:jc w:val="center"/>
+        <w:rPr>
+          <w:rFonts w:hint="default" w:ascii="SimSun" w:hAnsi="SimSun" w:eastAsia="SimSun" w:cs="SimSun"/>
+          <w:sz w:val="24"/>
+          <w:szCs w:val="24"/>
+          <w:lang w:val="en-US"/>
+        </w:rPr>
+      </w:pPr>
+      <w:r>
+        <w:rPr>
+          <w:rFonts w:hint="default" w:ascii="SimSun" w:hAnsi="SimSun" w:eastAsia="SimSun" w:cs="SimSun"/>
+          <w:sz w:val="24"/>
+          <w:szCs w:val="24"/>
+          <w:lang w:val="en-US"/>
+        </w:rPr>
+        <w:t>│</w:t>
+      </w:r>
+    </w:p>
+    <w:p>
+      <w:pPr>
+        <w:jc w:val="center"/>
+        <w:rPr>
+          <w:rFonts w:hint="default" w:ascii="SimSun" w:hAnsi="SimSun" w:eastAsia="SimSun" w:cs="SimSun"/>
+          <w:sz w:val="24"/>
+          <w:szCs w:val="24"/>
+          <w:lang w:val="en-US"/>
+        </w:rPr>
+      </w:pPr>
+      <w:r>
+        <w:rPr>
+          <w:rFonts w:hint="default" w:ascii="SimSun" w:hAnsi="SimSun" w:eastAsia="SimSun" w:cs="SimSun"/>
+          <w:sz w:val="24"/>
+          <w:szCs w:val="24"/>
+          <w:lang w:val="en-US"/>
+        </w:rPr>
+        <w:t>▼</w:t>
+      </w:r>
+    </w:p>
+    <w:p>
+      <w:pPr>
+        <w:jc w:val="center"/>
+        <w:rPr>
+          <w:rFonts w:hint="default" w:ascii="SimSun" w:hAnsi="SimSun" w:eastAsia="SimSun" w:cs="SimSun"/>
+          <w:sz w:val="24"/>
+          <w:szCs w:val="24"/>
+          <w:lang w:val="en-US"/>
+        </w:rPr>
+      </w:pPr>
+      <w:r>
+        <w:rPr>
+          <w:rFonts w:hint="default" w:ascii="SimSun" w:hAnsi="SimSun" w:eastAsia="SimSun" w:cs="SimSun"/>
+          <w:sz w:val="24"/>
+          <w:szCs w:val="24"/>
+          <w:lang w:val="en-US"/>
+        </w:rPr>
+        <w:t>features.csv</w:t>
+      </w:r>
+    </w:p>
+    <w:p>
+      <w:pPr>
+        <w:jc w:val="center"/>
+        <w:rPr>
+          <w:rFonts w:hint="default" w:ascii="SimSun" w:hAnsi="SimSun" w:eastAsia="SimSun" w:cs="SimSun"/>
+          <w:sz w:val="24"/>
+          <w:szCs w:val="24"/>
+          <w:lang w:val="en-US"/>
+        </w:rPr>
+      </w:pPr>
+      <w:r>
+        <w:rPr>
+          <w:rFonts w:hint="default" w:ascii="SimSun" w:hAnsi="SimSun" w:eastAsia="SimSun" w:cs="SimSun"/>
+          <w:sz w:val="24"/>
+          <w:szCs w:val="24"/>
+          <w:lang w:val="en-US"/>
+        </w:rPr>
+        <w:t>│</w:t>
+      </w:r>
+    </w:p>
+    <w:p>
+      <w:pPr>
+        <w:jc w:val="center"/>
+        <w:rPr>
+          <w:rFonts w:hint="default" w:ascii="SimSun" w:hAnsi="SimSun" w:eastAsia="SimSun" w:cs="SimSun"/>
+          <w:sz w:val="24"/>
+          <w:szCs w:val="24"/>
+          <w:lang w:val="en-US"/>
+        </w:rPr>
+      </w:pPr>
+      <w:r>
+        <w:rPr>
+          <w:rFonts w:hint="default" w:ascii="SimSun" w:hAnsi="SimSun" w:eastAsia="SimSun" w:cs="SimSun"/>
+          <w:sz w:val="24"/>
+          <w:szCs w:val="24"/>
+          <w:lang w:val="en-US"/>
+        </w:rPr>
+        <w:t>▼</w:t>
+      </w:r>
+    </w:p>
+    <w:p>
+      <w:pPr>
+        <w:jc w:val="center"/>
+        <w:rPr>
+          <w:rFonts w:hint="default" w:ascii="SimSun" w:hAnsi="SimSun" w:eastAsia="SimSun" w:cs="SimSun"/>
+          <w:sz w:val="24"/>
+          <w:szCs w:val="24"/>
+          <w:lang w:val="en-US"/>
+        </w:rPr>
+      </w:pPr>
+      <w:r>
+        <w:rPr>
+          <w:rFonts w:hint="default" w:ascii="SimSun" w:hAnsi="SimSun" w:eastAsia="SimSun" w:cs="SimSun"/>
+          <w:sz w:val="24"/>
+          <w:szCs w:val="24"/>
+          <w:lang w:val="en-US"/>
+        </w:rPr>
+        <w:t>train_xgboost.py</w:t>
+      </w:r>
+    </w:p>
+    <w:p>
+      <w:pPr>
+        <w:jc w:val="center"/>
+        <w:rPr>
+          <w:rFonts w:hint="default" w:ascii="SimSun" w:hAnsi="SimSun" w:eastAsia="SimSun" w:cs="SimSun"/>
+          <w:sz w:val="24"/>
+          <w:szCs w:val="24"/>
+          <w:lang w:val="en-US"/>
+        </w:rPr>
+      </w:pPr>
+      <w:r>
+        <w:rPr>
+          <w:rFonts w:hint="default" w:ascii="SimSun" w:hAnsi="SimSun" w:eastAsia="SimSun" w:cs="SimSun"/>
+          <w:sz w:val="24"/>
+          <w:szCs w:val="24"/>
+          <w:lang w:val="en-US"/>
+        </w:rPr>
+        <w:t>│</w:t>
+      </w:r>
+    </w:p>
+    <w:p>
+      <w:pPr>
+        <w:jc w:val="center"/>
+        <w:rPr>
+          <w:rFonts w:hint="default" w:ascii="SimSun" w:hAnsi="SimSun" w:eastAsia="SimSun" w:cs="SimSun"/>
+          <w:sz w:val="24"/>
+          <w:szCs w:val="24"/>
+          <w:lang w:val="en-US"/>
+        </w:rPr>
+      </w:pPr>
+      <w:r>
+        <w:rPr>
+          <w:rFonts w:hint="default" w:ascii="SimSun" w:hAnsi="SimSun" w:eastAsia="SimSun" w:cs="SimSun"/>
+          <w:sz w:val="24"/>
+          <w:szCs w:val="24"/>
+          <w:lang w:val="en-US"/>
+        </w:rPr>
+        <w:t>┌───────────┴────────────┐</w:t>
+      </w:r>
+    </w:p>
+    <w:p>
+      <w:pPr>
+        <w:jc w:val="center"/>
+        <w:rPr>
+          <w:rFonts w:hint="default" w:ascii="SimSun" w:hAnsi="SimSun" w:eastAsia="SimSun" w:cs="SimSun"/>
+          <w:sz w:val="24"/>
+          <w:szCs w:val="24"/>
+          <w:lang w:val="en-US"/>
+        </w:rPr>
+      </w:pPr>
+      <w:r>
+        <w:rPr>
+          <w:rFonts w:hint="default" w:ascii="SimSun" w:hAnsi="SimSun" w:eastAsia="SimSun" w:cs="SimSun"/>
+          <w:sz w:val="24"/>
+          <w:szCs w:val="24"/>
+          <w:lang w:val="en-US"/>
+        </w:rPr>
+        <w:t>▼                        ▼</w:t>
+      </w:r>
+    </w:p>
+    <w:p>
+      <w:pPr>
+        <w:jc w:val="center"/>
+        <w:rPr>
+          <w:rFonts w:hint="default" w:ascii="SimSun" w:hAnsi="SimSun" w:eastAsia="SimSun" w:cs="SimSun"/>
+          <w:sz w:val="24"/>
+          <w:szCs w:val="24"/>
+          <w:lang w:val="en-US"/>
+        </w:rPr>
+      </w:pPr>
+      <w:r>
+        <w:rPr>
+          <w:rFonts w:hint="default" w:ascii="SimSun" w:hAnsi="SimSun" w:eastAsia="SimSun" w:cs="SimSun"/>
+          <w:sz w:val="24"/>
+          <w:szCs w:val="24"/>
+          <w:lang w:val="en-US"/>
+        </w:rPr>
+        <w:t>Models (.joblib)      test_predictions.csv</w:t>
+      </w:r>
+    </w:p>
+    <w:p>
+      <w:pPr>
+        <w:jc w:val="center"/>
+        <w:rPr>
+          <w:rFonts w:hint="default" w:ascii="SimSun" w:hAnsi="SimSun" w:eastAsia="SimSun" w:cs="SimSun"/>
+          <w:sz w:val="24"/>
+          <w:szCs w:val="24"/>
+          <w:lang w:val="en-US"/>
+        </w:rPr>
+      </w:pPr>
+      <w:r>
+        <w:rPr>
+          <w:rFonts w:hint="default" w:ascii="SimSun" w:hAnsi="SimSun" w:eastAsia="SimSun" w:cs="SimSun"/>
+          <w:sz w:val="24"/>
+          <w:szCs w:val="24"/>
+          <w:lang w:val="en-US"/>
+        </w:rPr>
+        <w:t>│                        │</w:t>
+      </w:r>
+    </w:p>
+    <w:p>
+      <w:pPr>
+        <w:jc w:val="center"/>
+        <w:rPr>
+          <w:rFonts w:hint="default" w:ascii="SimSun" w:hAnsi="SimSun" w:eastAsia="SimSun" w:cs="SimSun"/>
+          <w:sz w:val="24"/>
+          <w:szCs w:val="24"/>
+          <w:lang w:val="en-US"/>
+        </w:rPr>
+      </w:pPr>
+      <w:r>
+        <w:rPr>
+          <w:rFonts w:hint="default" w:ascii="SimSun" w:hAnsi="SimSun" w:eastAsia="SimSun" w:cs="SimSun"/>
+          <w:sz w:val="24"/>
+          <w:szCs w:val="24"/>
+          <w:lang w:val="en-US"/>
+        </w:rPr>
+        <w:t>└──────────┬─────────────┘</w:t>
+      </w:r>
+    </w:p>
+    <w:p>
+      <w:pPr>
+        <w:jc w:val="center"/>
+        <w:rPr>
+          <w:rFonts w:hint="default" w:ascii="SimSun" w:hAnsi="SimSun" w:eastAsia="SimSun" w:cs="SimSun"/>
+          <w:sz w:val="24"/>
+          <w:szCs w:val="24"/>
+          <w:lang w:val="en-US"/>
+        </w:rPr>
+      </w:pPr>
+      <w:r>
+        <w:rPr>
+          <w:rFonts w:hint="default" w:ascii="SimSun" w:hAnsi="SimSun" w:eastAsia="SimSun" w:cs="SimSun"/>
+          <w:sz w:val="24"/>
+          <w:szCs w:val="24"/>
+          <w:lang w:val="en-US"/>
+        </w:rPr>
+        <w:t>▼</w:t>
+      </w:r>
+    </w:p>
+    <w:p>
+      <w:pPr>
+        <w:jc w:val="center"/>
+        <w:rPr>
+          <w:rFonts w:hint="default" w:ascii="SimSun" w:hAnsi="SimSun" w:eastAsia="SimSun" w:cs="SimSun"/>
+          <w:sz w:val="24"/>
+          <w:szCs w:val="24"/>
+          <w:lang w:val="en-US"/>
+        </w:rPr>
+      </w:pPr>
+      <w:r>
+        <w:rPr>
+          <w:rFonts w:hint="default" w:ascii="SimSun" w:hAnsi="SimSun" w:eastAsia="SimSun" w:cs="SimSun"/>
+          <w:sz w:val="24"/>
+          <w:szCs w:val="24"/>
+          <w:lang w:val="en-US"/>
+        </w:rPr>
+        <w:t>evaluate.py</w:t>
+      </w:r>
+    </w:p>
+    <w:p>
+      <w:pPr>
+        <w:jc w:val="center"/>
+        <w:rPr>
+          <w:rFonts w:hint="default" w:ascii="SimSun" w:hAnsi="SimSun" w:eastAsia="SimSun" w:cs="SimSun"/>
+          <w:sz w:val="24"/>
+          <w:szCs w:val="24"/>
+          <w:lang w:val="en-US"/>
+        </w:rPr>
+      </w:pPr>
+      <w:r>
+        <w:rPr>
+          <w:rFonts w:hint="default" w:ascii="SimSun" w:hAnsi="SimSun" w:eastAsia="SimSun" w:cs="SimSun"/>
+          <w:sz w:val="24"/>
+          <w:szCs w:val="24"/>
+          <w:lang w:val="en-US"/>
+        </w:rPr>
+        <w:t>│</w:t>
+      </w:r>
+    </w:p>
+    <w:p>
+      <w:pPr>
+        <w:jc w:val="center"/>
+        <w:rPr>
+          <w:rFonts w:hint="default" w:ascii="SimSun" w:hAnsi="SimSun" w:eastAsia="SimSun" w:cs="SimSun"/>
+          <w:sz w:val="24"/>
+          <w:szCs w:val="24"/>
+          <w:lang w:val="en-US"/>
+        </w:rPr>
+      </w:pPr>
+      <w:r>
+        <w:rPr>
+          <w:rFonts w:hint="default" w:ascii="SimSun" w:hAnsi="SimSun" w:eastAsia="SimSun" w:cs="SimSun"/>
+          <w:sz w:val="24"/>
+          <w:szCs w:val="24"/>
+          <w:lang w:val="en-US"/>
+        </w:rPr>
+        <w:t>┌──────────┴────────────┐</w:t>
+      </w:r>
+    </w:p>
+    <w:p>
+      <w:pPr>
+        <w:jc w:val="center"/>
+        <w:rPr>
+          <w:rFonts w:hint="default" w:ascii="SimSun" w:hAnsi="SimSun" w:eastAsia="SimSun" w:cs="SimSun"/>
+          <w:sz w:val="24"/>
+          <w:szCs w:val="24"/>
+          <w:lang w:val="en-US"/>
+        </w:rPr>
+      </w:pPr>
+      <w:r>
+        <w:rPr>
+          <w:rFonts w:hint="default" w:ascii="SimSun" w:hAnsi="SimSun" w:eastAsia="SimSun" w:cs="SimSun"/>
+          <w:sz w:val="24"/>
+          <w:szCs w:val="24"/>
+          <w:lang w:val="en-US"/>
+        </w:rPr>
+        <w:t>▼                       ▼</w:t>
+      </w:r>
+    </w:p>
+    <w:p>
+      <w:pPr>
+        <w:jc w:val="center"/>
+        <w:rPr>
+          <w:rFonts w:hint="default" w:ascii="SimSun" w:hAnsi="SimSun" w:eastAsia="SimSun" w:cs="SimSun"/>
+          <w:sz w:val="24"/>
+          <w:szCs w:val="24"/>
+          <w:lang w:val="en-US"/>
+        </w:rPr>
+      </w:pPr>
+      <w:r>
+        <w:rPr>
+          <w:rFonts w:hint="default" w:ascii="SimSun" w:hAnsi="SimSun" w:eastAsia="SimSun" w:cs="SimSun"/>
+          <w:sz w:val="24"/>
+          <w:szCs w:val="24"/>
+          <w:lang w:val="en-US"/>
+        </w:rPr>
+        <w:t>Metrics               Plots</w:t>
+      </w:r>
+    </w:p>
+    <w:p>
+      <w:pPr>
+        <w:jc w:val="center"/>
+        <w:rPr>
+          <w:rFonts w:hint="default" w:ascii="SimSun" w:hAnsi="SimSun" w:eastAsia="SimSun" w:cs="SimSun"/>
+          <w:sz w:val="24"/>
+          <w:szCs w:val="24"/>
+          <w:lang w:val="en-US"/>
+        </w:rPr>
+      </w:pPr>
+      <w:r>
+        <w:rPr>
+          <w:rFonts w:hint="default" w:ascii="SimSun" w:hAnsi="SimSun" w:eastAsia="SimSun" w:cs="SimSun"/>
+          <w:sz w:val="24"/>
+          <w:szCs w:val="24"/>
+          <w:lang w:val="en-US"/>
+        </w:rPr>
+        <w:t>│</w:t>
+      </w:r>
+    </w:p>
+    <w:p>
+      <w:pPr>
+        <w:jc w:val="center"/>
+        <w:rPr>
+          <w:rFonts w:hint="default" w:ascii="SimSun" w:hAnsi="SimSun" w:eastAsia="SimSun" w:cs="SimSun"/>
+          <w:sz w:val="24"/>
+          <w:szCs w:val="24"/>
+          <w:lang w:val="en-US"/>
+        </w:rPr>
+      </w:pPr>
+      <w:r>
+        <w:rPr>
+          <w:rFonts w:hint="default" w:ascii="SimSun" w:hAnsi="SimSun" w:eastAsia="SimSun" w:cs="SimSun"/>
+          <w:sz w:val="24"/>
+          <w:szCs w:val="24"/>
+          <w:lang w:val="en-US"/>
+        </w:rPr>
+        <w:t>▼</w:t>
+      </w:r>
+    </w:p>
+    <w:p>
+      <w:pPr>
+        <w:jc w:val="center"/>
+        <w:rPr>
+          <w:rFonts w:hint="default" w:ascii="SimSun" w:hAnsi="SimSun" w:eastAsia="SimSun" w:cs="SimSun"/>
+          <w:sz w:val="24"/>
+          <w:szCs w:val="24"/>
+          <w:lang w:val="en-US"/>
+        </w:rPr>
+      </w:pPr>
+      <w:r>
+        <w:rPr>
+          <w:rFonts w:hint="default" w:ascii="SimSun" w:hAnsi="SimSun" w:eastAsia="SimSun" w:cs="SimSun"/>
+          <w:sz w:val="24"/>
+          <w:szCs w:val="24"/>
+          <w:lang w:val="en-US"/>
+        </w:rPr>
+        <w:t>shap_analysis.py</w:t>
+      </w:r>
+    </w:p>
+    <w:p>
+      <w:pPr>
+        <w:jc w:val="center"/>
+        <w:rPr>
+          <w:rFonts w:hint="default" w:ascii="SimSun" w:hAnsi="SimSun" w:eastAsia="SimSun" w:cs="SimSun"/>
+          <w:sz w:val="24"/>
+          <w:szCs w:val="24"/>
+          <w:lang w:val="en-US"/>
+        </w:rPr>
+      </w:pPr>
+      <w:r>
+        <w:rPr>
+          <w:rFonts w:hint="default" w:ascii="SimSun" w:hAnsi="SimSun" w:eastAsia="SimSun" w:cs="SimSun"/>
+          <w:sz w:val="24"/>
+          <w:szCs w:val="24"/>
+          <w:lang w:val="en-US"/>
+        </w:rPr>
+        <w:t>│</w:t>
+      </w:r>
+    </w:p>
+    <w:p>
+      <w:pPr>
+        <w:jc w:val="center"/>
+        <w:rPr>
+          <w:rFonts w:hint="default" w:ascii="SimSun" w:hAnsi="SimSun" w:eastAsia="SimSun" w:cs="SimSun"/>
+          <w:sz w:val="24"/>
+          <w:szCs w:val="24"/>
+          <w:lang w:val="en-US"/>
+        </w:rPr>
+      </w:pPr>
+      <w:r>
+        <w:rPr>
+          <w:rFonts w:hint="default" w:ascii="SimSun" w:hAnsi="SimSun" w:eastAsia="SimSun" w:cs="SimSun"/>
+          <w:sz w:val="24"/>
+          <w:szCs w:val="24"/>
+          <w:lang w:val="en-US"/>
+        </w:rPr>
+        <w:t>┌──────────┴──────────┐</w:t>
+      </w:r>
+    </w:p>
+    <w:p>
+      <w:pPr>
+        <w:jc w:val="center"/>
+        <w:rPr>
+          <w:rFonts w:hint="default" w:ascii="SimSun" w:hAnsi="SimSun" w:eastAsia="SimSun" w:cs="SimSun"/>
+          <w:sz w:val="24"/>
+          <w:szCs w:val="24"/>
+          <w:lang w:val="en-US"/>
+        </w:rPr>
+      </w:pPr>
+      <w:r>
+        <w:rPr>
+          <w:rFonts w:hint="default" w:ascii="SimSun" w:hAnsi="SimSun" w:eastAsia="SimSun" w:cs="SimSun"/>
+          <w:sz w:val="24"/>
+          <w:szCs w:val="24"/>
+          <w:lang w:val="en-US"/>
+        </w:rPr>
+        <w:t>▼                     ▼</w:t>
+      </w:r>
+    </w:p>
+    <w:p>
+      <w:pPr>
+        <w:jc w:val="center"/>
+        <w:rPr>
+          <w:rFonts w:hint="default" w:ascii="SimSun" w:hAnsi="SimSun" w:eastAsia="SimSun" w:cs="SimSun"/>
+          <w:sz w:val="24"/>
+          <w:szCs w:val="24"/>
+          <w:lang w:val="en-US"/>
+        </w:rPr>
+      </w:pPr>
+      <w:r>
+        <w:rPr>
+          <w:rFonts w:hint="default" w:ascii="SimSun" w:hAnsi="SimSun" w:eastAsia="SimSun" w:cs="SimSun"/>
+          <w:sz w:val="24"/>
+          <w:szCs w:val="24"/>
+          <w:lang w:val="en-US"/>
+        </w:rPr>
+        <w:t>SHAP Values         SHAP Plots</w:t>
+      </w:r>
+    </w:p>
+    <w:p>
+      <w:pPr>
+        <w:jc w:val="center"/>
+        <w:rPr>
+          <w:rFonts w:hint="default" w:ascii="SimSun" w:hAnsi="SimSun" w:eastAsia="SimSun" w:cs="SimSun"/>
+          <w:sz w:val="24"/>
+          <w:szCs w:val="24"/>
+          <w:lang w:val="en-US"/>
+        </w:rPr>
+      </w:pPr>
+      <w:r>
+        <w:rPr>
+          <w:rFonts w:hint="default" w:ascii="SimSun" w:hAnsi="SimSun" w:eastAsia="SimSun" w:cs="SimSun"/>
+          <w:sz w:val="24"/>
+          <w:szCs w:val="24"/>
+          <w:lang w:val="en-US"/>
+        </w:rPr>
+        <w:t>│</w:t>
+      </w:r>
+    </w:p>
+    <w:p>
+      <w:pPr>
+        <w:jc w:val="center"/>
+        <w:rPr>
+          <w:rFonts w:hint="default" w:ascii="SimSun" w:hAnsi="SimSun" w:eastAsia="SimSun" w:cs="SimSun"/>
+          <w:sz w:val="24"/>
+          <w:szCs w:val="24"/>
+          <w:lang w:val="en-US"/>
+        </w:rPr>
+      </w:pPr>
+      <w:r>
+        <w:rPr>
+          <w:rFonts w:hint="default" w:ascii="SimSun" w:hAnsi="SimSun" w:eastAsia="SimSun" w:cs="SimSun"/>
+          <w:sz w:val="24"/>
+          <w:szCs w:val="24"/>
+          <w:lang w:val="en-US"/>
+        </w:rPr>
+        <w:t>▼</w:t>
+      </w:r>
+    </w:p>
+    <w:p>
+      <w:pPr>
+        <w:jc w:val="center"/>
+        <w:rPr>
+          <w:rFonts w:hint="default" w:ascii="SimSun" w:hAnsi="SimSun" w:eastAsia="SimSun" w:cs="SimSun"/>
+          <w:sz w:val="24"/>
+          <w:szCs w:val="24"/>
+          <w:lang w:val="en-US"/>
+        </w:rPr>
+      </w:pPr>
+      <w:r>
+        <w:rPr>
+          <w:rFonts w:hint="default" w:ascii="SimSun" w:hAnsi="SimSun" w:eastAsia="SimSun" w:cs="SimSun"/>
+          <w:sz w:val="24"/>
+          <w:szCs w:val="24"/>
+          <w:lang w:val="en-US"/>
+        </w:rPr>
+        <w:t>feature_importance.py</w:t>
+      </w:r>
+    </w:p>
+    <w:p>
+      <w:pPr>
+        <w:jc w:val="center"/>
+        <w:rPr>
+          <w:rFonts w:hint="default" w:ascii="SimSun" w:hAnsi="SimSun" w:eastAsia="SimSun" w:cs="SimSun"/>
+          <w:sz w:val="24"/>
+          <w:szCs w:val="24"/>
+          <w:lang w:val="en-US"/>
+        </w:rPr>
+      </w:pPr>
+      <w:r>
+        <w:rPr>
+          <w:rFonts w:hint="default" w:ascii="SimSun" w:hAnsi="SimSun" w:eastAsia="SimSun" w:cs="SimSun"/>
+          <w:sz w:val="24"/>
+          <w:szCs w:val="24"/>
+          <w:lang w:val="en-US"/>
+        </w:rPr>
+        <w:t>│</w:t>
+      </w:r>
+    </w:p>
+    <w:p>
+      <w:pPr>
+        <w:jc w:val="center"/>
+        <w:rPr>
+          <w:rFonts w:hint="default" w:ascii="SimSun" w:hAnsi="SimSun" w:eastAsia="SimSun" w:cs="SimSun"/>
+          <w:sz w:val="24"/>
+          <w:szCs w:val="24"/>
+          <w:lang w:val="en-US"/>
+        </w:rPr>
+      </w:pPr>
+      <w:r>
+        <w:rPr>
+          <w:rFonts w:hint="default" w:ascii="SimSun" w:hAnsi="SimSun" w:eastAsia="SimSun" w:cs="SimSun"/>
+          <w:sz w:val="24"/>
+          <w:szCs w:val="24"/>
+          <w:lang w:val="en-US"/>
+        </w:rPr>
+        <w:t>▼</w:t>
+      </w:r>
+    </w:p>
+    <w:p>
+      <w:pPr>
+        <w:jc w:val="center"/>
+        <w:rPr>
+          <w:rFonts w:hint="default" w:ascii="SimSun" w:hAnsi="SimSun" w:eastAsia="SimSun" w:cs="SimSun"/>
+          <w:sz w:val="24"/>
+          <w:szCs w:val="24"/>
+          <w:lang w:val="en-US"/>
+        </w:rPr>
+      </w:pPr>
+      <w:r>
+        <w:rPr>
+          <w:rFonts w:hint="default" w:ascii="SimSun" w:hAnsi="SimSun" w:eastAsia="SimSun" w:cs="SimSun"/>
+          <w:sz w:val="24"/>
+          <w:szCs w:val="24"/>
+          <w:lang w:val="en-US"/>
+        </w:rPr>
+        <w:t>feature_importance.json</w:t>
+      </w:r>
+    </w:p>
+    <w:p>
+      <w:pPr>
+        <w:rPr>
+          <w:rFonts w:hint="default" w:ascii="SimSun" w:hAnsi="SimSun" w:eastAsia="SimSun" w:cs="SimSun"/>
+          <w:sz w:val="24"/>
+          <w:szCs w:val="24"/>
+          <w:lang w:val="en-US"/>
+        </w:rPr>
+      </w:pPr>
+    </w:p>
+    <w:p>
+      <w:pPr>
+        <w:rPr>
+          <w:rFonts w:hint="default" w:ascii="SimSun" w:hAnsi="SimSun" w:eastAsia="SimSun" w:cs="SimSun"/>
+          <w:sz w:val="24"/>
+          <w:szCs w:val="24"/>
+          <w:lang w:val="en-US"/>
+        </w:rPr>
+      </w:pPr>
+    </w:p>
+    <w:p>
+      <w:pPr>
+        <w:rPr>
+          <w:rFonts w:hint="default" w:ascii="SimSun" w:hAnsi="SimSun" w:eastAsia="SimSun" w:cs="SimSun"/>
+          <w:sz w:val="24"/>
+          <w:szCs w:val="24"/>
+          <w:lang w:val="en-US"/>
+        </w:rPr>
+      </w:pPr>
+    </w:p>
+    <w:p>
+      <w:pPr>
+        <w:rPr>
+          <w:rFonts w:hint="default" w:ascii="SimSun" w:hAnsi="SimSun" w:eastAsia="SimSun" w:cs="SimSun"/>
+          <w:sz w:val="24"/>
+          <w:szCs w:val="24"/>
+          <w:lang w:val="en-US"/>
+        </w:rPr>
+      </w:pPr>
+    </w:p>
+    <w:p>
+      <w:pPr>
+        <w:rPr>
+          <w:rFonts w:hint="default" w:ascii="SimSun" w:hAnsi="SimSun" w:eastAsia="SimSun" w:cs="SimSun"/>
+          <w:sz w:val="24"/>
+          <w:szCs w:val="24"/>
+          <w:lang w:val="en-US"/>
+        </w:rPr>
+      </w:pPr>
+    </w:p>
+    <w:p>
+      <w:pPr>
+        <w:rPr>
+          <w:rFonts w:hint="default" w:ascii="SimSun" w:hAnsi="SimSun" w:eastAsia="SimSun" w:cs="SimSun"/>
+          <w:sz w:val="24"/>
+          <w:szCs w:val="24"/>
+          <w:lang w:val="en-US"/>
+        </w:rPr>
+      </w:pPr>
+    </w:p>
+    <w:p>
+      <w:pPr>
+        <w:rPr>
+          <w:rFonts w:hint="default" w:ascii="SimSun" w:hAnsi="SimSun" w:eastAsia="SimSun" w:cs="SimSun"/>
+          <w:sz w:val="24"/>
+          <w:szCs w:val="24"/>
+          <w:lang w:val="en-US"/>
+        </w:rPr>
+      </w:pPr>
+    </w:p>
+    <w:p>
+      <w:pPr>
+        <w:rPr>
+          <w:rFonts w:hint="default" w:ascii="SimSun" w:hAnsi="SimSun" w:eastAsia="SimSun" w:cs="SimSun"/>
+          <w:sz w:val="24"/>
+          <w:szCs w:val="24"/>
+          <w:lang w:val="en-US"/>
+        </w:rPr>
+      </w:pPr>
+    </w:p>
+    <w:p>
+      <w:pPr>
+        <w:rPr>
+          <w:rFonts w:hint="default" w:ascii="SimSun" w:hAnsi="SimSun" w:eastAsia="SimSun" w:cs="SimSun"/>
+          <w:sz w:val="24"/>
+          <w:szCs w:val="24"/>
+          <w:lang w:val="en-US"/>
+        </w:rPr>
+      </w:pPr>
+    </w:p>
+    <w:p>
+      <w:pPr>
+        <w:jc w:val="center"/>
+        <w:rPr>
+          <w:rFonts w:hint="default" w:ascii="SimSun" w:hAnsi="SimSun" w:eastAsia="SimSun" w:cs="SimSun"/>
+          <w:sz w:val="24"/>
+          <w:szCs w:val="24"/>
+          <w:lang w:val="en-US"/>
+        </w:rPr>
+      </w:pPr>
+      <w:r>
+        <w:rPr>
+          <w:rFonts w:hint="default" w:ascii="SimSun" w:hAnsi="SimSun" w:eastAsia="SimSun" w:cs="SimSun"/>
+          <w:sz w:val="24"/>
+          <w:szCs w:val="24"/>
+          <w:lang w:val="en-US"/>
+        </w:rPr>
+        <w:t>FastAPI</w:t>
+      </w:r>
+    </w:p>
+    <w:p>
+      <w:pPr>
+        <w:jc w:val="center"/>
+        <w:rPr>
+          <w:rFonts w:hint="default" w:ascii="SimSun" w:hAnsi="SimSun" w:eastAsia="SimSun" w:cs="SimSun"/>
+          <w:sz w:val="24"/>
+          <w:szCs w:val="24"/>
+          <w:lang w:val="en-US"/>
+        </w:rPr>
+      </w:pPr>
+      <w:r>
+        <w:rPr>
+          <w:rFonts w:hint="default" w:ascii="SimSun" w:hAnsi="SimSun" w:eastAsia="SimSun" w:cs="SimSun"/>
+          <w:sz w:val="24"/>
+          <w:szCs w:val="24"/>
+          <w:lang w:val="en-US"/>
+        </w:rPr>
+        <w:t>│</w:t>
+      </w:r>
+    </w:p>
+    <w:p>
+      <w:pPr>
+        <w:jc w:val="center"/>
+        <w:rPr>
+          <w:rFonts w:hint="default" w:ascii="SimSun" w:hAnsi="SimSun" w:eastAsia="SimSun" w:cs="SimSun"/>
+          <w:sz w:val="24"/>
+          <w:szCs w:val="24"/>
+          <w:lang w:val="en-US"/>
+        </w:rPr>
+      </w:pPr>
+      <w:r>
+        <w:rPr>
+          <w:rFonts w:hint="default" w:ascii="SimSun" w:hAnsi="SimSun" w:eastAsia="SimSun" w:cs="SimSun"/>
+          <w:sz w:val="24"/>
+          <w:szCs w:val="24"/>
+          <w:lang w:val="en-US"/>
+        </w:rPr>
+        <w:t>┌────────────────┼────────────────┐</w:t>
+      </w:r>
+    </w:p>
+    <w:p>
+      <w:pPr>
+        <w:jc w:val="center"/>
+        <w:rPr>
+          <w:rFonts w:hint="default" w:ascii="SimSun" w:hAnsi="SimSun" w:eastAsia="SimSun" w:cs="SimSun"/>
+          <w:sz w:val="24"/>
+          <w:szCs w:val="24"/>
+          <w:lang w:val="en-US"/>
+        </w:rPr>
+      </w:pPr>
+      <w:r>
+        <w:rPr>
+          <w:rFonts w:hint="default" w:ascii="SimSun" w:hAnsi="SimSun" w:eastAsia="SimSun" w:cs="SimSun"/>
+          <w:sz w:val="24"/>
+          <w:szCs w:val="24"/>
+          <w:lang w:val="en-US"/>
+        </w:rPr>
+        <w:t>▼                ▼                ▼</w:t>
+      </w:r>
+    </w:p>
+    <w:p>
+      <w:pPr>
+        <w:jc w:val="center"/>
+        <w:rPr>
+          <w:rFonts w:hint="default" w:ascii="SimSun" w:hAnsi="SimSun" w:eastAsia="SimSun" w:cs="SimSun"/>
+          <w:sz w:val="24"/>
+          <w:szCs w:val="24"/>
+          <w:lang w:val="en-US"/>
+        </w:rPr>
+      </w:pPr>
+      <w:r>
+        <w:rPr>
+          <w:rFonts w:hint="default" w:ascii="SimSun" w:hAnsi="SimSun" w:eastAsia="SimSun" w:cs="SimSun"/>
+          <w:sz w:val="24"/>
+          <w:szCs w:val="24"/>
+          <w:lang w:val="en-US"/>
+        </w:rPr>
+        <w:t>Forecast         Attribution      Simulation</w:t>
+      </w:r>
+    </w:p>
+    <w:p>
+      <w:pPr>
+        <w:jc w:val="center"/>
+        <w:rPr>
+          <w:rFonts w:hint="default" w:ascii="SimSun" w:hAnsi="SimSun" w:eastAsia="SimSun" w:cs="SimSun"/>
+          <w:sz w:val="24"/>
+          <w:szCs w:val="24"/>
+          <w:lang w:val="en-US"/>
+        </w:rPr>
+      </w:pPr>
+      <w:r>
+        <w:rPr>
+          <w:rFonts w:hint="default" w:ascii="SimSun" w:hAnsi="SimSun" w:eastAsia="SimSun" w:cs="SimSun"/>
+          <w:sz w:val="24"/>
+          <w:szCs w:val="24"/>
+          <w:lang w:val="en-US"/>
+        </w:rPr>
+        <w:t>│                │                │</w:t>
+      </w:r>
+    </w:p>
+    <w:p>
+      <w:pPr>
+        <w:jc w:val="center"/>
+        <w:rPr>
+          <w:rFonts w:hint="default" w:ascii="SimSun" w:hAnsi="SimSun" w:eastAsia="SimSun" w:cs="SimSun"/>
+          <w:sz w:val="24"/>
+          <w:szCs w:val="24"/>
+          <w:lang w:val="en-US"/>
+        </w:rPr>
+      </w:pPr>
+      <w:r>
+        <w:rPr>
+          <w:rFonts w:hint="default" w:ascii="SimSun" w:hAnsi="SimSun" w:eastAsia="SimSun" w:cs="SimSun"/>
+          <w:sz w:val="24"/>
+          <w:szCs w:val="24"/>
+          <w:lang w:val="en-US"/>
+        </w:rPr>
+        <w:t>▼                ▼                ▼</w:t>
+      </w:r>
+    </w:p>
+    <w:p>
+      <w:pPr>
+        <w:jc w:val="center"/>
+        <w:rPr>
+          <w:rFonts w:hint="default" w:ascii="SimSun" w:hAnsi="SimSun" w:eastAsia="SimSun" w:cs="SimSun"/>
+          <w:sz w:val="24"/>
+          <w:szCs w:val="24"/>
+          <w:lang w:val="en-US"/>
+        </w:rPr>
+      </w:pPr>
+      <w:r>
+        <w:rPr>
+          <w:rFonts w:hint="default" w:ascii="SimSun" w:hAnsi="SimSun" w:eastAsia="SimSun" w:cs="SimSun"/>
+          <w:sz w:val="24"/>
+          <w:szCs w:val="24"/>
+          <w:lang w:val="en-US"/>
+        </w:rPr>
+        <w:t>ForecastService  AttributionService  SimulationService</w:t>
+      </w:r>
+    </w:p>
+    <w:p>
+      <w:pPr>
+        <w:jc w:val="center"/>
+        <w:rPr>
+          <w:rFonts w:hint="default" w:ascii="SimSun" w:hAnsi="SimSun" w:eastAsia="SimSun" w:cs="SimSun"/>
+          <w:sz w:val="24"/>
+          <w:szCs w:val="24"/>
+          <w:lang w:val="en-US"/>
+        </w:rPr>
+      </w:pPr>
+      <w:r>
+        <w:rPr>
+          <w:rFonts w:hint="default" w:ascii="SimSun" w:hAnsi="SimSun" w:eastAsia="SimSun" w:cs="SimSun"/>
+          <w:sz w:val="24"/>
+          <w:szCs w:val="24"/>
+          <w:lang w:val="en-US"/>
+        </w:rPr>
+        <w:t>│                │                │</w:t>
+      </w:r>
+    </w:p>
+    <w:p>
+      <w:pPr>
+        <w:jc w:val="center"/>
+        <w:rPr>
+          <w:rFonts w:hint="default" w:ascii="SimSun" w:hAnsi="SimSun" w:eastAsia="SimSun" w:cs="SimSun"/>
+          <w:sz w:val="24"/>
+          <w:szCs w:val="24"/>
+          <w:lang w:val="en-US"/>
+        </w:rPr>
+      </w:pPr>
+      <w:r>
+        <w:rPr>
+          <w:rFonts w:hint="default" w:ascii="SimSun" w:hAnsi="SimSun" w:eastAsia="SimSun" w:cs="SimSun"/>
+          <w:sz w:val="24"/>
+          <w:szCs w:val="24"/>
+          <w:lang w:val="en-US"/>
+        </w:rPr>
+        <w:t>└────────────┬───┴────────────────┘</w:t>
+      </w:r>
+    </w:p>
+    <w:p>
+      <w:pPr>
+        <w:jc w:val="center"/>
+        <w:rPr>
+          <w:rFonts w:hint="default" w:ascii="SimSun" w:hAnsi="SimSun" w:eastAsia="SimSun" w:cs="SimSun"/>
+          <w:sz w:val="24"/>
+          <w:szCs w:val="24"/>
+          <w:lang w:val="en-US"/>
+        </w:rPr>
+      </w:pPr>
+      <w:r>
+        <w:rPr>
+          <w:rFonts w:hint="default" w:ascii="SimSun" w:hAnsi="SimSun" w:eastAsia="SimSun" w:cs="SimSun"/>
+          <w:sz w:val="24"/>
+          <w:szCs w:val="24"/>
+          <w:lang w:val="en-US"/>
+        </w:rPr>
+        <w:t>▼</w:t>
+      </w:r>
+    </w:p>
+    <w:p>
+      <w:pPr>
+        <w:jc w:val="center"/>
+        <w:rPr>
+          <w:rFonts w:hint="default" w:ascii="SimSun" w:hAnsi="SimSun" w:eastAsia="SimSun" w:cs="SimSun"/>
+          <w:sz w:val="24"/>
+          <w:szCs w:val="24"/>
+          <w:lang w:val="en-US"/>
+        </w:rPr>
+      </w:pPr>
+      <w:r>
+        <w:rPr>
+          <w:rFonts w:hint="default" w:ascii="SimSun" w:hAnsi="SimSun" w:eastAsia="SimSun" w:cs="SimSun"/>
+          <w:sz w:val="24"/>
+          <w:szCs w:val="24"/>
+          <w:lang w:val="en-US"/>
+        </w:rPr>
+        <w:t>ModelLoader</w:t>
+      </w:r>
+    </w:p>
+    <w:p>
+      <w:pPr>
+        <w:jc w:val="center"/>
+        <w:rPr>
+          <w:rFonts w:hint="default" w:ascii="SimSun" w:hAnsi="SimSun" w:eastAsia="SimSun" w:cs="SimSun"/>
+          <w:sz w:val="24"/>
+          <w:szCs w:val="24"/>
+          <w:lang w:val="en-US"/>
+        </w:rPr>
+      </w:pPr>
+      <w:r>
+        <w:rPr>
+          <w:rFonts w:hint="default" w:ascii="SimSun" w:hAnsi="SimSun" w:eastAsia="SimSun" w:cs="SimSun"/>
+          <w:sz w:val="24"/>
+          <w:szCs w:val="24"/>
+          <w:lang w:val="en-US"/>
+        </w:rPr>
+        <w:t>│</w:t>
+      </w:r>
+    </w:p>
+    <w:p>
+      <w:pPr>
+        <w:jc w:val="center"/>
+        <w:rPr>
+          <w:rFonts w:hint="default" w:ascii="SimSun" w:hAnsi="SimSun" w:eastAsia="SimSun" w:cs="SimSun"/>
+          <w:sz w:val="24"/>
+          <w:szCs w:val="24"/>
+          <w:lang w:val="en-US"/>
+        </w:rPr>
+      </w:pPr>
+      <w:r>
+        <w:rPr>
+          <w:rFonts w:hint="default" w:ascii="SimSun" w:hAnsi="SimSun" w:eastAsia="SimSun" w:cs="SimSun"/>
+          <w:sz w:val="24"/>
+          <w:szCs w:val="24"/>
+          <w:lang w:val="en-US"/>
+        </w:rPr>
+        <w:t>┌────────────┼────────────┐</w:t>
+      </w:r>
+    </w:p>
+    <w:p>
+      <w:pPr>
+        <w:jc w:val="center"/>
+        <w:rPr>
+          <w:rFonts w:hint="default" w:ascii="SimSun" w:hAnsi="SimSun" w:eastAsia="SimSun" w:cs="SimSun"/>
+          <w:sz w:val="24"/>
+          <w:szCs w:val="24"/>
+          <w:lang w:val="en-US"/>
+        </w:rPr>
+      </w:pPr>
+      <w:r>
+        <w:rPr>
+          <w:rFonts w:hint="default" w:ascii="SimSun" w:hAnsi="SimSun" w:eastAsia="SimSun" w:cs="SimSun"/>
+          <w:sz w:val="24"/>
+          <w:szCs w:val="24"/>
+          <w:lang w:val="en-US"/>
+        </w:rPr>
+        <w:t>▼            ▼            ▼</w:t>
+      </w:r>
+    </w:p>
+    <w:p>
+      <w:pPr>
+        <w:jc w:val="center"/>
+        <w:rPr>
+          <w:rFonts w:hint="default" w:ascii="SimSun" w:hAnsi="SimSun" w:eastAsia="SimSun" w:cs="SimSun"/>
+          <w:sz w:val="24"/>
+          <w:szCs w:val="24"/>
+          <w:lang w:val="en-US"/>
+        </w:rPr>
+      </w:pPr>
+      <w:r>
+        <w:rPr>
+          <w:rFonts w:hint="default" w:ascii="SimSun" w:hAnsi="SimSun" w:eastAsia="SimSun" w:cs="SimSun"/>
+          <w:sz w:val="24"/>
+          <w:szCs w:val="24"/>
+          <w:lang w:val="en-US"/>
+        </w:rPr>
+        <w:t>Regressor   Classifier    SHAP JSON</w:t>
+      </w:r>
+    </w:p>
+    <w:p>
+      <w:pPr>
+        <w:rPr>
+          <w:rFonts w:hint="default" w:ascii="SimSun" w:hAnsi="SimSun" w:eastAsia="SimSun" w:cs="SimSun"/>
+          <w:sz w:val="24"/>
+          <w:szCs w:val="24"/>
+          <w:lang w:val="en-US"/>
+        </w:rPr>
+      </w:pPr>
+    </w:p>
+    <w:p>
+      <w:pPr>
+        <w:rPr>
+          <w:rFonts w:hint="default" w:ascii="SimSun" w:hAnsi="SimSun" w:eastAsia="SimSun" w:cs="SimSun"/>
+          <w:sz w:val="24"/>
+          <w:szCs w:val="24"/>
+          <w:lang w:val="en-US"/>
+        </w:rPr>
+      </w:pPr>
+    </w:p>
+    <w:p>
+      <w:pPr>
+        <w:rPr>
+          <w:rFonts w:hint="default" w:ascii="SimSun" w:hAnsi="SimSun" w:eastAsia="SimSun" w:cs="SimSun"/>
+          <w:sz w:val="24"/>
+          <w:szCs w:val="24"/>
+          <w:lang w:val="en-US"/>
+        </w:rPr>
+      </w:pPr>
+    </w:p>
+    <w:p>
+      <w:pPr>
+        <w:rPr>
+          <w:rFonts w:hint="default" w:ascii="SimSun" w:hAnsi="SimSun" w:eastAsia="SimSun" w:cs="SimSun"/>
+          <w:sz w:val="24"/>
+          <w:szCs w:val="24"/>
+          <w:lang w:val="en-US"/>
+        </w:rPr>
+      </w:pPr>
+    </w:p>
+    <w:p>
+      <w:pPr>
+        <w:rPr>
+          <w:rFonts w:hint="default" w:ascii="SimSun" w:hAnsi="SimSun" w:eastAsia="SimSun" w:cs="SimSun"/>
+          <w:sz w:val="24"/>
+          <w:szCs w:val="24"/>
+          <w:lang w:val="en-US"/>
+        </w:rPr>
+      </w:pPr>
+    </w:p>
+    <w:p>
+      <w:pPr>
+        <w:rPr>
+          <w:rFonts w:hint="default" w:ascii="SimSun" w:hAnsi="SimSun" w:eastAsia="SimSun" w:cs="SimSun"/>
+          <w:sz w:val="24"/>
+          <w:szCs w:val="24"/>
+          <w:lang w:val="en-US"/>
+        </w:rPr>
+      </w:pPr>
+    </w:p>
+    <w:p>
+      <w:pPr>
+        <w:rPr>
+          <w:rFonts w:hint="default" w:ascii="SimSun" w:hAnsi="SimSun" w:eastAsia="SimSun" w:cs="SimSun"/>
+          <w:sz w:val="24"/>
+          <w:szCs w:val="24"/>
+          <w:lang w:val="en-US"/>
+        </w:rPr>
+      </w:pPr>
+    </w:p>
+    <w:p>
+      <w:pPr>
+        <w:rPr>
+          <w:rFonts w:hint="default" w:ascii="SimSun" w:hAnsi="SimSun" w:eastAsia="SimSun" w:cs="SimSun"/>
+          <w:sz w:val="24"/>
+          <w:szCs w:val="24"/>
+          <w:lang w:val="en-US"/>
+        </w:rPr>
+      </w:pPr>
+    </w:p>
+    <w:p>
+      <w:pPr>
+        <w:rPr>
+          <w:rFonts w:hint="default" w:ascii="SimSun" w:hAnsi="SimSun" w:eastAsia="SimSun" w:cs="SimSun"/>
+          <w:sz w:val="24"/>
+          <w:szCs w:val="24"/>
+          <w:lang w:val="en-US"/>
+        </w:rPr>
+      </w:pPr>
+    </w:p>
+    <w:p>
+      <w:pPr>
+        <w:rPr>
+          <w:rFonts w:hint="default" w:ascii="SimSun" w:hAnsi="SimSun" w:eastAsia="SimSun" w:cs="SimSun"/>
+          <w:sz w:val="24"/>
+          <w:szCs w:val="24"/>
+          <w:lang w:val="en-US"/>
+        </w:rPr>
+      </w:pPr>
+    </w:p>
+    <w:p>
+      <w:pPr>
+        <w:rPr>
+          <w:rFonts w:hint="default" w:ascii="SimSun" w:hAnsi="SimSun" w:eastAsia="SimSun" w:cs="SimSun"/>
+          <w:sz w:val="24"/>
+          <w:szCs w:val="24"/>
+          <w:lang w:val="en-US"/>
+        </w:rPr>
+      </w:pPr>
+    </w:p>
+    <w:p>
+      <w:pPr>
+        <w:rPr>
+          <w:rFonts w:hint="default" w:ascii="SimSun" w:hAnsi="SimSun" w:eastAsia="SimSun" w:cs="SimSun"/>
+          <w:sz w:val="24"/>
+          <w:szCs w:val="24"/>
+          <w:lang w:val="en-US"/>
+        </w:rPr>
+      </w:pPr>
+    </w:p>
+    <w:p>
+      <w:pPr>
+        <w:rPr>
+          <w:rFonts w:hint="default" w:ascii="SimSun" w:hAnsi="SimSun" w:eastAsia="SimSun" w:cs="SimSun"/>
+          <w:sz w:val="24"/>
+          <w:szCs w:val="24"/>
+          <w:lang w:val="en-US"/>
+        </w:rPr>
+      </w:pPr>
+    </w:p>
+    <w:p>
+      <w:pPr>
+        <w:rPr>
+          <w:rFonts w:hint="default" w:ascii="SimSun" w:hAnsi="SimSun" w:eastAsia="SimSun" w:cs="SimSun"/>
+          <w:sz w:val="24"/>
+          <w:szCs w:val="24"/>
+          <w:lang w:val="en-US"/>
+        </w:rPr>
+      </w:pPr>
+    </w:p>
+    <w:p>
+      <w:pPr>
+        <w:rPr>
+          <w:rFonts w:hint="default" w:ascii="SimSun" w:hAnsi="SimSun" w:eastAsia="SimSun" w:cs="SimSun"/>
+          <w:sz w:val="24"/>
+          <w:szCs w:val="24"/>
+          <w:lang w:val="en-US"/>
+        </w:rPr>
+      </w:pPr>
+    </w:p>
+    <w:p>
+      <w:pPr>
+        <w:rPr>
+          <w:rFonts w:hint="default" w:ascii="SimSun" w:hAnsi="SimSun" w:eastAsia="SimSun" w:cs="SimSun"/>
+          <w:sz w:val="24"/>
+          <w:szCs w:val="24"/>
+          <w:lang w:val="en-US"/>
+        </w:rPr>
+      </w:pPr>
+    </w:p>
+    <w:p>
+      <w:pPr>
+        <w:rPr>
+          <w:rFonts w:hint="default" w:ascii="SimSun" w:hAnsi="SimSun" w:eastAsia="SimSun" w:cs="SimSun"/>
+          <w:sz w:val="24"/>
+          <w:szCs w:val="24"/>
+          <w:lang w:val="en-US"/>
+        </w:rPr>
+      </w:pPr>
+    </w:p>
+    <w:p>
+      <w:pPr>
+        <w:rPr>
+          <w:rFonts w:hint="default" w:ascii="SimSun" w:hAnsi="SimSun" w:eastAsia="SimSun" w:cs="SimSun"/>
+          <w:sz w:val="24"/>
+          <w:szCs w:val="24"/>
+          <w:lang w:val="en-US"/>
+        </w:rPr>
+      </w:pPr>
+    </w:p>
+    <w:p>
+      <w:pPr>
+        <w:rPr>
+          <w:rFonts w:hint="default" w:ascii="SimSun" w:hAnsi="SimSun" w:eastAsia="SimSun" w:cs="SimSun"/>
+          <w:sz w:val="24"/>
+          <w:szCs w:val="24"/>
+          <w:lang w:val="en-US"/>
+        </w:rPr>
+      </w:pPr>
+    </w:p>
+    <w:p>
+      <w:pPr>
+        <w:rPr>
+          <w:rFonts w:hint="default" w:ascii="SimSun" w:hAnsi="SimSun" w:eastAsia="SimSun" w:cs="SimSun"/>
+          <w:sz w:val="24"/>
+          <w:szCs w:val="24"/>
+          <w:lang w:val="en-US"/>
+        </w:rPr>
+      </w:pPr>
+    </w:p>
+    <w:p>
+      <w:pPr>
+        <w:rPr>
+          <w:rFonts w:hint="default" w:ascii="SimSun" w:hAnsi="SimSun" w:eastAsia="SimSun" w:cs="SimSun"/>
+          <w:sz w:val="24"/>
+          <w:szCs w:val="24"/>
+          <w:lang w:val="en-US"/>
+        </w:rPr>
+      </w:pPr>
+    </w:p>
+    <w:p>
+      <w:pPr>
+        <w:rPr>
+          <w:rFonts w:hint="default" w:ascii="SimSun" w:hAnsi="SimSun" w:eastAsia="SimSun" w:cs="SimSun"/>
+          <w:sz w:val="24"/>
+          <w:szCs w:val="24"/>
+          <w:lang w:val="en-US"/>
+        </w:rPr>
+      </w:pPr>
+    </w:p>
+    <w:p>
+      <w:pPr>
+        <w:rPr>
+          <w:rFonts w:hint="default" w:ascii="SimSun" w:hAnsi="SimSun" w:eastAsia="SimSun" w:cs="SimSun"/>
+          <w:sz w:val="24"/>
+          <w:szCs w:val="24"/>
+          <w:lang w:val="en-US"/>
+        </w:rPr>
+      </w:pPr>
+    </w:p>
+    <w:p>
+      <w:pPr>
+        <w:rPr>
+          <w:rFonts w:hint="default" w:ascii="SimSun" w:hAnsi="SimSun" w:eastAsia="SimSun" w:cs="SimSun"/>
+          <w:sz w:val="24"/>
+          <w:szCs w:val="24"/>
+          <w:lang w:val="en-US"/>
+        </w:rPr>
+      </w:pPr>
+    </w:p>
+    <w:p>
+      <w:pPr>
+        <w:rPr>
+          <w:rFonts w:hint="default" w:ascii="SimSun" w:hAnsi="SimSun" w:eastAsia="SimSun" w:cs="SimSun"/>
+          <w:sz w:val="24"/>
+          <w:szCs w:val="24"/>
+          <w:lang w:val="en-US"/>
+        </w:rPr>
+      </w:pPr>
+    </w:p>
+    <w:p>
+      <w:pPr>
+        <w:rPr>
+          <w:rFonts w:hint="default" w:ascii="SimSun" w:hAnsi="SimSun" w:eastAsia="SimSun" w:cs="SimSun"/>
+          <w:sz w:val="24"/>
+          <w:szCs w:val="24"/>
+          <w:lang w:val="en-US"/>
+        </w:rPr>
+      </w:pPr>
       <w:bookmarkStart w:id="0" w:name="_GoBack"/>
       <w:bookmarkEnd w:id="0"/>
+    </w:p>
+    <w:p>
+      <w:pPr>
+        <w:rPr>
+          <w:rFonts w:hint="default" w:ascii="SimSun" w:hAnsi="SimSun" w:eastAsia="SimSun" w:cs="SimSun"/>
+          <w:sz w:val="24"/>
+          <w:szCs w:val="24"/>
+          <w:lang w:val="en-US"/>
+        </w:rPr>
+      </w:pPr>
+    </w:p>
+    <w:p>
+      <w:pPr>
+        <w:rPr>
+          <w:rFonts w:hint="default" w:ascii="SimSun" w:hAnsi="SimSun" w:eastAsia="SimSun" w:cs="SimSun"/>
+          <w:sz w:val="24"/>
+          <w:szCs w:val="24"/>
+          <w:lang w:val="en-US"/>
+        </w:rPr>
+      </w:pPr>
+      <w:r>
+        <w:rPr>
+          <w:rFonts w:hint="default" w:ascii="SimSun" w:hAnsi="SimSun" w:eastAsia="SimSun" w:cs="SimSun"/>
+          <w:sz w:val="24"/>
+          <w:szCs w:val="24"/>
+          <w:lang w:val="en-US"/>
+        </w:rPr>
+        <w:t>Final Backend Arch:</w:t>
+      </w:r>
+    </w:p>
+    <w:p>
+      <w:pPr>
+        <w:rPr>
+          <w:rFonts w:hint="default" w:ascii="SimSun" w:hAnsi="SimSun" w:eastAsia="SimSun" w:cs="SimSun"/>
+          <w:sz w:val="24"/>
+          <w:szCs w:val="24"/>
+          <w:lang w:val="en-US"/>
+        </w:rPr>
+      </w:pPr>
+    </w:p>
+    <w:p>
+      <w:pPr>
+        <w:jc w:val="center"/>
+        <w:rPr>
+          <w:rFonts w:hint="default" w:ascii="SimSun" w:hAnsi="SimSun" w:eastAsia="SimSun" w:cs="SimSun"/>
+          <w:sz w:val="24"/>
+          <w:szCs w:val="24"/>
+          <w:lang w:val="en-US"/>
+        </w:rPr>
+      </w:pPr>
+      <w:r>
+        <w:rPr>
+          <w:rFonts w:hint="default" w:ascii="SimSun" w:hAnsi="SimSun" w:eastAsia="SimSun" w:cs="SimSun"/>
+          <w:sz w:val="24"/>
+          <w:szCs w:val="24"/>
+          <w:lang w:val="en-US"/>
+        </w:rPr>
+        <w:t>Next.js Frontend</w:t>
+      </w:r>
+    </w:p>
+    <w:p>
+      <w:pPr>
+        <w:jc w:val="center"/>
+        <w:rPr>
+          <w:rFonts w:hint="default" w:ascii="SimSun" w:hAnsi="SimSun" w:eastAsia="SimSun" w:cs="SimSun"/>
+          <w:sz w:val="24"/>
+          <w:szCs w:val="24"/>
+          <w:lang w:val="en-US"/>
+        </w:rPr>
+      </w:pPr>
+      <w:r>
+        <w:rPr>
+          <w:rFonts w:hint="default" w:ascii="SimSun" w:hAnsi="SimSun" w:eastAsia="SimSun" w:cs="SimSun"/>
+          <w:sz w:val="24"/>
+          <w:szCs w:val="24"/>
+          <w:lang w:val="en-US"/>
+        </w:rPr>
+        <w:t>│</w:t>
+      </w:r>
+    </w:p>
+    <w:p>
+      <w:pPr>
+        <w:jc w:val="center"/>
+        <w:rPr>
+          <w:rFonts w:hint="default" w:ascii="SimSun" w:hAnsi="SimSun" w:eastAsia="SimSun" w:cs="SimSun"/>
+          <w:sz w:val="24"/>
+          <w:szCs w:val="24"/>
+          <w:lang w:val="en-US"/>
+        </w:rPr>
+      </w:pPr>
+      <w:r>
+        <w:rPr>
+          <w:rFonts w:hint="default" w:ascii="SimSun" w:hAnsi="SimSun" w:eastAsia="SimSun" w:cs="SimSun"/>
+          <w:sz w:val="24"/>
+          <w:szCs w:val="24"/>
+          <w:lang w:val="en-US"/>
+        </w:rPr>
+        <w:t>HTTP Requests</w:t>
+      </w:r>
+    </w:p>
+    <w:p>
+      <w:pPr>
+        <w:jc w:val="center"/>
+        <w:rPr>
+          <w:rFonts w:hint="default" w:ascii="SimSun" w:hAnsi="SimSun" w:eastAsia="SimSun" w:cs="SimSun"/>
+          <w:sz w:val="24"/>
+          <w:szCs w:val="24"/>
+          <w:lang w:val="en-US"/>
+        </w:rPr>
+      </w:pPr>
+      <w:r>
+        <w:rPr>
+          <w:rFonts w:hint="default" w:ascii="SimSun" w:hAnsi="SimSun" w:eastAsia="SimSun" w:cs="SimSun"/>
+          <w:sz w:val="24"/>
+          <w:szCs w:val="24"/>
+          <w:lang w:val="en-US"/>
+        </w:rPr>
+        <w:t>│</w:t>
+      </w:r>
+    </w:p>
+    <w:p>
+      <w:pPr>
+        <w:jc w:val="center"/>
+        <w:rPr>
+          <w:rFonts w:hint="default" w:ascii="SimSun" w:hAnsi="SimSun" w:eastAsia="SimSun" w:cs="SimSun"/>
+          <w:sz w:val="24"/>
+          <w:szCs w:val="24"/>
+          <w:lang w:val="en-US"/>
+        </w:rPr>
+      </w:pPr>
+      <w:r>
+        <w:rPr>
+          <w:rFonts w:hint="default" w:ascii="SimSun" w:hAnsi="SimSun" w:eastAsia="SimSun" w:cs="SimSun"/>
+          <w:sz w:val="24"/>
+          <w:szCs w:val="24"/>
+          <w:lang w:val="en-US"/>
+        </w:rPr>
+        <w:t>FastAPI Routes</w:t>
+      </w:r>
+    </w:p>
+    <w:p>
+      <w:pPr>
+        <w:jc w:val="center"/>
+        <w:rPr>
+          <w:rFonts w:hint="default" w:ascii="SimSun" w:hAnsi="SimSun" w:eastAsia="SimSun" w:cs="SimSun"/>
+          <w:sz w:val="24"/>
+          <w:szCs w:val="24"/>
+          <w:lang w:val="en-US"/>
+        </w:rPr>
+      </w:pPr>
+      <w:r>
+        <w:rPr>
+          <w:rFonts w:hint="default" w:ascii="SimSun" w:hAnsi="SimSun" w:eastAsia="SimSun" w:cs="SimSun"/>
+          <w:sz w:val="24"/>
+          <w:szCs w:val="24"/>
+          <w:lang w:val="en-US"/>
+        </w:rPr>
+        <w:t>│</w:t>
+      </w:r>
+    </w:p>
+    <w:p>
+      <w:pPr>
+        <w:jc w:val="center"/>
+        <w:rPr>
+          <w:rFonts w:hint="default" w:ascii="SimSun" w:hAnsi="SimSun" w:eastAsia="SimSun" w:cs="SimSun"/>
+          <w:sz w:val="24"/>
+          <w:szCs w:val="24"/>
+          <w:lang w:val="en-US"/>
+        </w:rPr>
+      </w:pPr>
+      <w:r>
+        <w:rPr>
+          <w:rFonts w:hint="default" w:ascii="SimSun" w:hAnsi="SimSun" w:eastAsia="SimSun" w:cs="SimSun"/>
+          <w:sz w:val="24"/>
+          <w:szCs w:val="24"/>
+          <w:lang w:val="en-US"/>
+        </w:rPr>
+        <w:t>┌───────────────┼────────────────┐</w:t>
+      </w:r>
+    </w:p>
+    <w:p>
+      <w:pPr>
+        <w:jc w:val="center"/>
+        <w:rPr>
+          <w:rFonts w:hint="default" w:ascii="SimSun" w:hAnsi="SimSun" w:eastAsia="SimSun" w:cs="SimSun"/>
+          <w:sz w:val="24"/>
+          <w:szCs w:val="24"/>
+          <w:lang w:val="en-US"/>
+        </w:rPr>
+      </w:pPr>
+      <w:r>
+        <w:rPr>
+          <w:rFonts w:hint="default" w:ascii="SimSun" w:hAnsi="SimSun" w:eastAsia="SimSun" w:cs="SimSun"/>
+          <w:sz w:val="24"/>
+          <w:szCs w:val="24"/>
+          <w:lang w:val="en-US"/>
+        </w:rPr>
+        <w:t>▼               ▼               ▼</w:t>
+      </w:r>
+    </w:p>
+    <w:p>
+      <w:pPr>
+        <w:jc w:val="center"/>
+        <w:rPr>
+          <w:rFonts w:hint="default" w:ascii="SimSun" w:hAnsi="SimSun" w:eastAsia="SimSun" w:cs="SimSun"/>
+          <w:sz w:val="24"/>
+          <w:szCs w:val="24"/>
+          <w:lang w:val="en-US"/>
+        </w:rPr>
+      </w:pPr>
+      <w:r>
+        <w:rPr>
+          <w:rFonts w:hint="default" w:ascii="SimSun" w:hAnsi="SimSun" w:eastAsia="SimSun" w:cs="SimSun"/>
+          <w:sz w:val="24"/>
+          <w:szCs w:val="24"/>
+          <w:lang w:val="en-US"/>
+        </w:rPr>
+        <w:t>ForecastService  AttributionService  SimulationService</w:t>
+      </w:r>
+    </w:p>
+    <w:p>
+      <w:pPr>
+        <w:jc w:val="center"/>
+        <w:rPr>
+          <w:rFonts w:hint="default" w:ascii="SimSun" w:hAnsi="SimSun" w:eastAsia="SimSun" w:cs="SimSun"/>
+          <w:sz w:val="24"/>
+          <w:szCs w:val="24"/>
+          <w:lang w:val="en-US"/>
+        </w:rPr>
+      </w:pPr>
+      <w:r>
+        <w:rPr>
+          <w:rFonts w:hint="default" w:ascii="SimSun" w:hAnsi="SimSun" w:eastAsia="SimSun" w:cs="SimSun"/>
+          <w:sz w:val="24"/>
+          <w:szCs w:val="24"/>
+          <w:lang w:val="en-US"/>
+        </w:rPr>
+        <w:t>│               │               │</w:t>
+      </w:r>
+    </w:p>
+    <w:p>
+      <w:pPr>
+        <w:jc w:val="center"/>
+        <w:rPr>
+          <w:rFonts w:hint="default" w:ascii="SimSun" w:hAnsi="SimSun" w:eastAsia="SimSun" w:cs="SimSun"/>
+          <w:sz w:val="24"/>
+          <w:szCs w:val="24"/>
+          <w:lang w:val="en-US"/>
+        </w:rPr>
+      </w:pPr>
+      <w:r>
+        <w:rPr>
+          <w:rFonts w:hint="default" w:ascii="SimSun" w:hAnsi="SimSun" w:eastAsia="SimSun" w:cs="SimSun"/>
+          <w:sz w:val="24"/>
+          <w:szCs w:val="24"/>
+          <w:lang w:val="en-US"/>
+        </w:rPr>
+        <w:t>└───────────────┼───────────────┘</w:t>
+      </w:r>
+    </w:p>
+    <w:p>
+      <w:pPr>
+        <w:jc w:val="center"/>
+        <w:rPr>
+          <w:rFonts w:hint="default" w:ascii="SimSun" w:hAnsi="SimSun" w:eastAsia="SimSun" w:cs="SimSun"/>
+          <w:sz w:val="24"/>
+          <w:szCs w:val="24"/>
+          <w:lang w:val="en-US"/>
+        </w:rPr>
+      </w:pPr>
+      <w:r>
+        <w:rPr>
+          <w:rFonts w:hint="default" w:ascii="SimSun" w:hAnsi="SimSun" w:eastAsia="SimSun" w:cs="SimSun"/>
+          <w:sz w:val="24"/>
+          <w:szCs w:val="24"/>
+          <w:lang w:val="en-US"/>
+        </w:rPr>
+        <w:t>▼</w:t>
+      </w:r>
+    </w:p>
+    <w:p>
+      <w:pPr>
+        <w:jc w:val="center"/>
+        <w:rPr>
+          <w:rFonts w:hint="default" w:ascii="SimSun" w:hAnsi="SimSun" w:eastAsia="SimSun" w:cs="SimSun"/>
+          <w:sz w:val="24"/>
+          <w:szCs w:val="24"/>
+          <w:lang w:val="en-US"/>
+        </w:rPr>
+      </w:pPr>
+      <w:r>
+        <w:rPr>
+          <w:rFonts w:hint="default" w:ascii="SimSun" w:hAnsi="SimSun" w:eastAsia="SimSun" w:cs="SimSun"/>
+          <w:sz w:val="24"/>
+          <w:szCs w:val="24"/>
+          <w:lang w:val="en-US"/>
+        </w:rPr>
+        <w:t>AdvisoryService</w:t>
+      </w:r>
+    </w:p>
+    <w:p>
+      <w:pPr>
+        <w:jc w:val="center"/>
+        <w:rPr>
+          <w:rFonts w:hint="default" w:ascii="SimSun" w:hAnsi="SimSun" w:eastAsia="SimSun" w:cs="SimSun"/>
+          <w:sz w:val="24"/>
+          <w:szCs w:val="24"/>
+          <w:lang w:val="en-US"/>
+        </w:rPr>
+      </w:pPr>
+      <w:r>
+        <w:rPr>
+          <w:rFonts w:hint="default" w:ascii="SimSun" w:hAnsi="SimSun" w:eastAsia="SimSun" w:cs="SimSun"/>
+          <w:sz w:val="24"/>
+          <w:szCs w:val="24"/>
+          <w:lang w:val="en-US"/>
+        </w:rPr>
+        <w:t>│</w:t>
+      </w:r>
+    </w:p>
+    <w:p>
+      <w:pPr>
+        <w:jc w:val="center"/>
+        <w:rPr>
+          <w:rFonts w:hint="default" w:ascii="SimSun" w:hAnsi="SimSun" w:eastAsia="SimSun" w:cs="SimSun"/>
+          <w:sz w:val="24"/>
+          <w:szCs w:val="24"/>
+          <w:lang w:val="en-US"/>
+        </w:rPr>
+      </w:pPr>
+      <w:r>
+        <w:rPr>
+          <w:rFonts w:hint="default" w:ascii="SimSun" w:hAnsi="SimSun" w:eastAsia="SimSun" w:cs="SimSun"/>
+          <w:sz w:val="24"/>
+          <w:szCs w:val="24"/>
+          <w:lang w:val="en-US"/>
+        </w:rPr>
+        <w:t>▼</w:t>
+      </w:r>
+    </w:p>
+    <w:p>
+      <w:pPr>
+        <w:jc w:val="center"/>
+        <w:rPr>
+          <w:rFonts w:hint="default" w:ascii="SimSun" w:hAnsi="SimSun" w:eastAsia="SimSun" w:cs="SimSun"/>
+          <w:sz w:val="24"/>
+          <w:szCs w:val="24"/>
+          <w:lang w:val="en-US"/>
+        </w:rPr>
+      </w:pPr>
+      <w:r>
+        <w:rPr>
+          <w:rFonts w:hint="default" w:ascii="SimSun" w:hAnsi="SimSun" w:eastAsia="SimSun" w:cs="SimSun"/>
+          <w:sz w:val="24"/>
+          <w:szCs w:val="24"/>
+          <w:lang w:val="en-US"/>
+        </w:rPr>
+        <w:t>FeaturePreprocessor</w:t>
+      </w:r>
+    </w:p>
+    <w:p>
+      <w:pPr>
+        <w:jc w:val="center"/>
+        <w:rPr>
+          <w:rFonts w:hint="default" w:ascii="SimSun" w:hAnsi="SimSun" w:eastAsia="SimSun" w:cs="SimSun"/>
+          <w:sz w:val="24"/>
+          <w:szCs w:val="24"/>
+          <w:lang w:val="en-US"/>
+        </w:rPr>
+      </w:pPr>
+      <w:r>
+        <w:rPr>
+          <w:rFonts w:hint="default" w:ascii="SimSun" w:hAnsi="SimSun" w:eastAsia="SimSun" w:cs="SimSun"/>
+          <w:sz w:val="24"/>
+          <w:szCs w:val="24"/>
+          <w:lang w:val="en-US"/>
+        </w:rPr>
+        <w:t>│</w:t>
+      </w:r>
+    </w:p>
+    <w:p>
+      <w:pPr>
+        <w:jc w:val="center"/>
+        <w:rPr>
+          <w:rFonts w:hint="default" w:ascii="SimSun" w:hAnsi="SimSun" w:eastAsia="SimSun" w:cs="SimSun"/>
+          <w:sz w:val="24"/>
+          <w:szCs w:val="24"/>
+          <w:lang w:val="en-US"/>
+        </w:rPr>
+      </w:pPr>
+      <w:r>
+        <w:rPr>
+          <w:rFonts w:hint="default" w:ascii="SimSun" w:hAnsi="SimSun" w:eastAsia="SimSun" w:cs="SimSun"/>
+          <w:sz w:val="24"/>
+          <w:szCs w:val="24"/>
+          <w:lang w:val="en-US"/>
+        </w:rPr>
+        <w:t>▼</w:t>
+      </w:r>
+    </w:p>
+    <w:p>
+      <w:pPr>
+        <w:jc w:val="center"/>
+        <w:rPr>
+          <w:rFonts w:hint="default" w:ascii="SimSun" w:hAnsi="SimSun" w:eastAsia="SimSun" w:cs="SimSun"/>
+          <w:sz w:val="24"/>
+          <w:szCs w:val="24"/>
+          <w:lang w:val="en-US"/>
+        </w:rPr>
+      </w:pPr>
+      <w:r>
+        <w:rPr>
+          <w:rFonts w:hint="default" w:ascii="SimSun" w:hAnsi="SimSun" w:eastAsia="SimSun" w:cs="SimSun"/>
+          <w:sz w:val="24"/>
+          <w:szCs w:val="24"/>
+          <w:lang w:val="en-US"/>
+        </w:rPr>
+        <w:t>ModelLoader</w:t>
+      </w:r>
+    </w:p>
+    <w:p>
+      <w:pPr>
+        <w:jc w:val="center"/>
+        <w:rPr>
+          <w:rFonts w:hint="default" w:ascii="SimSun" w:hAnsi="SimSun" w:eastAsia="SimSun" w:cs="SimSun"/>
+          <w:sz w:val="24"/>
+          <w:szCs w:val="24"/>
+          <w:lang w:val="en-US"/>
+        </w:rPr>
+      </w:pPr>
+      <w:r>
+        <w:rPr>
+          <w:rFonts w:hint="default" w:ascii="SimSun" w:hAnsi="SimSun" w:eastAsia="SimSun" w:cs="SimSun"/>
+          <w:sz w:val="24"/>
+          <w:szCs w:val="24"/>
+          <w:lang w:val="en-US"/>
+        </w:rPr>
+        <w:t>┌───────────┴───────────┐</w:t>
+      </w:r>
+    </w:p>
+    <w:p>
+      <w:pPr>
+        <w:jc w:val="center"/>
+        <w:rPr>
+          <w:rFonts w:hint="default" w:ascii="SimSun" w:hAnsi="SimSun" w:eastAsia="SimSun" w:cs="SimSun"/>
+          <w:sz w:val="24"/>
+          <w:szCs w:val="24"/>
+          <w:lang w:val="en-US"/>
+        </w:rPr>
+      </w:pPr>
+      <w:r>
+        <w:rPr>
+          <w:rFonts w:hint="default" w:ascii="SimSun" w:hAnsi="SimSun" w:eastAsia="SimSun" w:cs="SimSun"/>
+          <w:sz w:val="24"/>
+          <w:szCs w:val="24"/>
+          <w:lang w:val="en-US"/>
+        </w:rPr>
+        <w:t>▼                       ▼</w:t>
+      </w:r>
+    </w:p>
+    <w:p>
+      <w:pPr>
+        <w:jc w:val="center"/>
+        <w:rPr>
+          <w:rFonts w:hint="default" w:ascii="SimSun" w:hAnsi="SimSun" w:eastAsia="SimSun" w:cs="SimSun"/>
+          <w:sz w:val="24"/>
+          <w:szCs w:val="24"/>
+          <w:lang w:val="en-US"/>
+        </w:rPr>
+      </w:pPr>
+      <w:r>
+        <w:rPr>
+          <w:rFonts w:hint="default" w:ascii="SimSun" w:hAnsi="SimSun" w:eastAsia="SimSun" w:cs="SimSun"/>
+          <w:sz w:val="24"/>
+          <w:szCs w:val="24"/>
+          <w:lang w:val="en-US"/>
+        </w:rPr>
+        <w:t>XGBoost Models          SHAP Artifacts</w:t>
+      </w:r>
     </w:p>
     <w:sectPr>
       <w:pgSz w:w="11906" w:h="16838"/>
@@ -1056,8 +9615,8 @@
     <w:lsdException w:unhideWhenUsed="0" w:uiPriority="0" w:semiHidden="0" w:name="Normal Indent"/>
     <w:lsdException w:unhideWhenUsed="0" w:uiPriority="0" w:semiHidden="0" w:name="footnote text"/>
     <w:lsdException w:unhideWhenUsed="0" w:uiPriority="0" w:semiHidden="0" w:name="annotation text"/>
-    <w:lsdException w:unhideWhenUsed="0" w:uiPriority="0" w:semiHidden="0" w:name="header"/>
-    <w:lsdException w:unhideWhenUsed="0" w:uiPriority="0" w:semiHidden="0" w:name="footer"/>
+    <w:lsdException w:qFormat="1" w:unhideWhenUsed="0" w:uiPriority="0" w:semiHidden="0" w:name="header"/>
+    <w:lsdException w:qFormat="1" w:unhideWhenUsed="0" w:uiPriority="0" w:semiHidden="0" w:name="footer"/>
     <w:lsdException w:unhideWhenUsed="0" w:uiPriority="0" w:semiHidden="0" w:name="index heading"/>
     <w:lsdException w:qFormat="1" w:uiPriority="0" w:name="caption"/>
     <w:lsdException w:unhideWhenUsed="0" w:uiPriority="0" w:semiHidden="0" w:name="table of figures"/>
@@ -1306,6 +9865,7 @@
   <w:style w:type="paragraph" w:styleId="4">
     <w:name w:val="footer"/>
     <w:basedOn w:val="1"/>
+    <w:qFormat/>
     <w:uiPriority w:val="0"/>
     <w:pPr>
       <w:tabs>
@@ -1323,6 +9883,7 @@
   <w:style w:type="paragraph" w:styleId="5">
     <w:name w:val="header"/>
     <w:basedOn w:val="1"/>
+    <w:qFormat/>
     <w:uiPriority w:val="0"/>
     <w:pPr>
       <w:tabs>

--- a/docs/RoadMap.docx
+++ b/docs/RoadMap.docx
@@ -9081,487 +9081,2951 @@
           <w:lang w:val="en-US"/>
         </w:rPr>
       </w:pPr>
+    </w:p>
+    <w:p>
+      <w:pPr>
+        <w:rPr>
+          <w:rFonts w:hint="default" w:ascii="SimSun" w:hAnsi="SimSun" w:eastAsia="SimSun" w:cs="SimSun"/>
+          <w:sz w:val="24"/>
+          <w:szCs w:val="24"/>
+          <w:lang w:val="en-US"/>
+        </w:rPr>
+      </w:pPr>
+    </w:p>
+    <w:p>
+      <w:pPr>
+        <w:rPr>
+          <w:rFonts w:hint="default" w:ascii="SimSun" w:hAnsi="SimSun" w:eastAsia="SimSun" w:cs="SimSun"/>
+          <w:sz w:val="24"/>
+          <w:szCs w:val="24"/>
+          <w:lang w:val="en-US"/>
+        </w:rPr>
+      </w:pPr>
+      <w:r>
+        <w:rPr>
+          <w:rFonts w:hint="default" w:ascii="SimSun" w:hAnsi="SimSun" w:eastAsia="SimSun" w:cs="SimSun"/>
+          <w:sz w:val="24"/>
+          <w:szCs w:val="24"/>
+          <w:lang w:val="en-US"/>
+        </w:rPr>
+        <w:t>Final Backend Arch:</w:t>
+      </w:r>
+    </w:p>
+    <w:p>
+      <w:pPr>
+        <w:rPr>
+          <w:rFonts w:hint="default" w:ascii="SimSun" w:hAnsi="SimSun" w:eastAsia="SimSun" w:cs="SimSun"/>
+          <w:sz w:val="24"/>
+          <w:szCs w:val="24"/>
+          <w:lang w:val="en-US"/>
+        </w:rPr>
+      </w:pPr>
+    </w:p>
+    <w:p>
+      <w:pPr>
+        <w:jc w:val="center"/>
+        <w:rPr>
+          <w:rFonts w:hint="default" w:ascii="SimSun" w:hAnsi="SimSun" w:eastAsia="SimSun" w:cs="SimSun"/>
+          <w:sz w:val="24"/>
+          <w:szCs w:val="24"/>
+          <w:lang w:val="en-US"/>
+        </w:rPr>
+      </w:pPr>
+      <w:r>
+        <w:rPr>
+          <w:rFonts w:hint="default" w:ascii="SimSun" w:hAnsi="SimSun" w:eastAsia="SimSun" w:cs="SimSun"/>
+          <w:sz w:val="24"/>
+          <w:szCs w:val="24"/>
+          <w:lang w:val="en-US"/>
+        </w:rPr>
+        <w:t>Next.js Frontend</w:t>
+      </w:r>
+    </w:p>
+    <w:p>
+      <w:pPr>
+        <w:jc w:val="center"/>
+        <w:rPr>
+          <w:rFonts w:hint="default" w:ascii="SimSun" w:hAnsi="SimSun" w:eastAsia="SimSun" w:cs="SimSun"/>
+          <w:sz w:val="24"/>
+          <w:szCs w:val="24"/>
+          <w:lang w:val="en-US"/>
+        </w:rPr>
+      </w:pPr>
+      <w:r>
+        <w:rPr>
+          <w:rFonts w:hint="default" w:ascii="SimSun" w:hAnsi="SimSun" w:eastAsia="SimSun" w:cs="SimSun"/>
+          <w:sz w:val="24"/>
+          <w:szCs w:val="24"/>
+          <w:lang w:val="en-US"/>
+        </w:rPr>
+        <w:t>│</w:t>
+      </w:r>
+    </w:p>
+    <w:p>
+      <w:pPr>
+        <w:jc w:val="center"/>
+        <w:rPr>
+          <w:rFonts w:hint="default" w:ascii="SimSun" w:hAnsi="SimSun" w:eastAsia="SimSun" w:cs="SimSun"/>
+          <w:sz w:val="24"/>
+          <w:szCs w:val="24"/>
+          <w:lang w:val="en-US"/>
+        </w:rPr>
+      </w:pPr>
+      <w:r>
+        <w:rPr>
+          <w:rFonts w:hint="default" w:ascii="SimSun" w:hAnsi="SimSun" w:eastAsia="SimSun" w:cs="SimSun"/>
+          <w:sz w:val="24"/>
+          <w:szCs w:val="24"/>
+          <w:lang w:val="en-US"/>
+        </w:rPr>
+        <w:t>HTTP Requests</w:t>
+      </w:r>
+    </w:p>
+    <w:p>
+      <w:pPr>
+        <w:jc w:val="center"/>
+        <w:rPr>
+          <w:rFonts w:hint="default" w:ascii="SimSun" w:hAnsi="SimSun" w:eastAsia="SimSun" w:cs="SimSun"/>
+          <w:sz w:val="24"/>
+          <w:szCs w:val="24"/>
+          <w:lang w:val="en-US"/>
+        </w:rPr>
+      </w:pPr>
+      <w:r>
+        <w:rPr>
+          <w:rFonts w:hint="default" w:ascii="SimSun" w:hAnsi="SimSun" w:eastAsia="SimSun" w:cs="SimSun"/>
+          <w:sz w:val="24"/>
+          <w:szCs w:val="24"/>
+          <w:lang w:val="en-US"/>
+        </w:rPr>
+        <w:t>│</w:t>
+      </w:r>
+    </w:p>
+    <w:p>
+      <w:pPr>
+        <w:jc w:val="center"/>
+        <w:rPr>
+          <w:rFonts w:hint="default" w:ascii="SimSun" w:hAnsi="SimSun" w:eastAsia="SimSun" w:cs="SimSun"/>
+          <w:sz w:val="24"/>
+          <w:szCs w:val="24"/>
+          <w:lang w:val="en-US"/>
+        </w:rPr>
+      </w:pPr>
+      <w:r>
+        <w:rPr>
+          <w:rFonts w:hint="default" w:ascii="SimSun" w:hAnsi="SimSun" w:eastAsia="SimSun" w:cs="SimSun"/>
+          <w:sz w:val="24"/>
+          <w:szCs w:val="24"/>
+          <w:lang w:val="en-US"/>
+        </w:rPr>
+        <w:t>FastAPI Routes</w:t>
+      </w:r>
+    </w:p>
+    <w:p>
+      <w:pPr>
+        <w:jc w:val="center"/>
+        <w:rPr>
+          <w:rFonts w:hint="default" w:ascii="SimSun" w:hAnsi="SimSun" w:eastAsia="SimSun" w:cs="SimSun"/>
+          <w:sz w:val="24"/>
+          <w:szCs w:val="24"/>
+          <w:lang w:val="en-US"/>
+        </w:rPr>
+      </w:pPr>
+      <w:r>
+        <w:rPr>
+          <w:rFonts w:hint="default" w:ascii="SimSun" w:hAnsi="SimSun" w:eastAsia="SimSun" w:cs="SimSun"/>
+          <w:sz w:val="24"/>
+          <w:szCs w:val="24"/>
+          <w:lang w:val="en-US"/>
+        </w:rPr>
+        <w:t>│</w:t>
+      </w:r>
+    </w:p>
+    <w:p>
+      <w:pPr>
+        <w:jc w:val="center"/>
+        <w:rPr>
+          <w:rFonts w:hint="default" w:ascii="SimSun" w:hAnsi="SimSun" w:eastAsia="SimSun" w:cs="SimSun"/>
+          <w:sz w:val="24"/>
+          <w:szCs w:val="24"/>
+          <w:lang w:val="en-US"/>
+        </w:rPr>
+      </w:pPr>
+      <w:r>
+        <w:rPr>
+          <w:rFonts w:hint="default" w:ascii="SimSun" w:hAnsi="SimSun" w:eastAsia="SimSun" w:cs="SimSun"/>
+          <w:sz w:val="24"/>
+          <w:szCs w:val="24"/>
+          <w:lang w:val="en-US"/>
+        </w:rPr>
+        <w:t>┌───────────────┼────────────────┐</w:t>
+      </w:r>
+    </w:p>
+    <w:p>
+      <w:pPr>
+        <w:jc w:val="center"/>
+        <w:rPr>
+          <w:rFonts w:hint="default" w:ascii="SimSun" w:hAnsi="SimSun" w:eastAsia="SimSun" w:cs="SimSun"/>
+          <w:sz w:val="24"/>
+          <w:szCs w:val="24"/>
+          <w:lang w:val="en-US"/>
+        </w:rPr>
+      </w:pPr>
+      <w:r>
+        <w:rPr>
+          <w:rFonts w:hint="default" w:ascii="SimSun" w:hAnsi="SimSun" w:eastAsia="SimSun" w:cs="SimSun"/>
+          <w:sz w:val="24"/>
+          <w:szCs w:val="24"/>
+          <w:lang w:val="en-US"/>
+        </w:rPr>
+        <w:t>▼               ▼               ▼</w:t>
+      </w:r>
+    </w:p>
+    <w:p>
+      <w:pPr>
+        <w:jc w:val="center"/>
+        <w:rPr>
+          <w:rFonts w:hint="default" w:ascii="SimSun" w:hAnsi="SimSun" w:eastAsia="SimSun" w:cs="SimSun"/>
+          <w:sz w:val="24"/>
+          <w:szCs w:val="24"/>
+          <w:lang w:val="en-US"/>
+        </w:rPr>
+      </w:pPr>
+      <w:r>
+        <w:rPr>
+          <w:rFonts w:hint="default" w:ascii="SimSun" w:hAnsi="SimSun" w:eastAsia="SimSun" w:cs="SimSun"/>
+          <w:sz w:val="24"/>
+          <w:szCs w:val="24"/>
+          <w:lang w:val="en-US"/>
+        </w:rPr>
+        <w:t>ForecastService  AttributionService  SimulationService</w:t>
+      </w:r>
+    </w:p>
+    <w:p>
+      <w:pPr>
+        <w:jc w:val="center"/>
+        <w:rPr>
+          <w:rFonts w:hint="default" w:ascii="SimSun" w:hAnsi="SimSun" w:eastAsia="SimSun" w:cs="SimSun"/>
+          <w:sz w:val="24"/>
+          <w:szCs w:val="24"/>
+          <w:lang w:val="en-US"/>
+        </w:rPr>
+      </w:pPr>
+      <w:r>
+        <w:rPr>
+          <w:rFonts w:hint="default" w:ascii="SimSun" w:hAnsi="SimSun" w:eastAsia="SimSun" w:cs="SimSun"/>
+          <w:sz w:val="24"/>
+          <w:szCs w:val="24"/>
+          <w:lang w:val="en-US"/>
+        </w:rPr>
+        <w:t>│               │               │</w:t>
+      </w:r>
+    </w:p>
+    <w:p>
+      <w:pPr>
+        <w:jc w:val="center"/>
+        <w:rPr>
+          <w:rFonts w:hint="default" w:ascii="SimSun" w:hAnsi="SimSun" w:eastAsia="SimSun" w:cs="SimSun"/>
+          <w:sz w:val="24"/>
+          <w:szCs w:val="24"/>
+          <w:lang w:val="en-US"/>
+        </w:rPr>
+      </w:pPr>
+      <w:r>
+        <w:rPr>
+          <w:rFonts w:hint="default" w:ascii="SimSun" w:hAnsi="SimSun" w:eastAsia="SimSun" w:cs="SimSun"/>
+          <w:sz w:val="24"/>
+          <w:szCs w:val="24"/>
+          <w:lang w:val="en-US"/>
+        </w:rPr>
+        <w:t>└───────────────┼───────────────┘</w:t>
+      </w:r>
+    </w:p>
+    <w:p>
+      <w:pPr>
+        <w:jc w:val="center"/>
+        <w:rPr>
+          <w:rFonts w:hint="default" w:ascii="SimSun" w:hAnsi="SimSun" w:eastAsia="SimSun" w:cs="SimSun"/>
+          <w:sz w:val="24"/>
+          <w:szCs w:val="24"/>
+          <w:lang w:val="en-US"/>
+        </w:rPr>
+      </w:pPr>
+      <w:r>
+        <w:rPr>
+          <w:rFonts w:hint="default" w:ascii="SimSun" w:hAnsi="SimSun" w:eastAsia="SimSun" w:cs="SimSun"/>
+          <w:sz w:val="24"/>
+          <w:szCs w:val="24"/>
+          <w:lang w:val="en-US"/>
+        </w:rPr>
+        <w:t>▼</w:t>
+      </w:r>
+    </w:p>
+    <w:p>
+      <w:pPr>
+        <w:jc w:val="center"/>
+        <w:rPr>
+          <w:rFonts w:hint="default" w:ascii="SimSun" w:hAnsi="SimSun" w:eastAsia="SimSun" w:cs="SimSun"/>
+          <w:sz w:val="24"/>
+          <w:szCs w:val="24"/>
+          <w:lang w:val="en-US"/>
+        </w:rPr>
+      </w:pPr>
+      <w:r>
+        <w:rPr>
+          <w:rFonts w:hint="default" w:ascii="SimSun" w:hAnsi="SimSun" w:eastAsia="SimSun" w:cs="SimSun"/>
+          <w:sz w:val="24"/>
+          <w:szCs w:val="24"/>
+          <w:lang w:val="en-US"/>
+        </w:rPr>
+        <w:t>AdvisoryService</w:t>
+      </w:r>
+    </w:p>
+    <w:p>
+      <w:pPr>
+        <w:jc w:val="center"/>
+        <w:rPr>
+          <w:rFonts w:hint="default" w:ascii="SimSun" w:hAnsi="SimSun" w:eastAsia="SimSun" w:cs="SimSun"/>
+          <w:sz w:val="24"/>
+          <w:szCs w:val="24"/>
+          <w:lang w:val="en-US"/>
+        </w:rPr>
+      </w:pPr>
+      <w:r>
+        <w:rPr>
+          <w:rFonts w:hint="default" w:ascii="SimSun" w:hAnsi="SimSun" w:eastAsia="SimSun" w:cs="SimSun"/>
+          <w:sz w:val="24"/>
+          <w:szCs w:val="24"/>
+          <w:lang w:val="en-US"/>
+        </w:rPr>
+        <w:t>│</w:t>
+      </w:r>
+    </w:p>
+    <w:p>
+      <w:pPr>
+        <w:jc w:val="center"/>
+        <w:rPr>
+          <w:rFonts w:hint="default" w:ascii="SimSun" w:hAnsi="SimSun" w:eastAsia="SimSun" w:cs="SimSun"/>
+          <w:sz w:val="24"/>
+          <w:szCs w:val="24"/>
+          <w:lang w:val="en-US"/>
+        </w:rPr>
+      </w:pPr>
+      <w:r>
+        <w:rPr>
+          <w:rFonts w:hint="default" w:ascii="SimSun" w:hAnsi="SimSun" w:eastAsia="SimSun" w:cs="SimSun"/>
+          <w:sz w:val="24"/>
+          <w:szCs w:val="24"/>
+          <w:lang w:val="en-US"/>
+        </w:rPr>
+        <w:t>▼</w:t>
+      </w:r>
+    </w:p>
+    <w:p>
+      <w:pPr>
+        <w:jc w:val="center"/>
+        <w:rPr>
+          <w:rFonts w:hint="default" w:ascii="SimSun" w:hAnsi="SimSun" w:eastAsia="SimSun" w:cs="SimSun"/>
+          <w:sz w:val="24"/>
+          <w:szCs w:val="24"/>
+          <w:lang w:val="en-US"/>
+        </w:rPr>
+      </w:pPr>
+      <w:r>
+        <w:rPr>
+          <w:rFonts w:hint="default" w:ascii="SimSun" w:hAnsi="SimSun" w:eastAsia="SimSun" w:cs="SimSun"/>
+          <w:sz w:val="24"/>
+          <w:szCs w:val="24"/>
+          <w:lang w:val="en-US"/>
+        </w:rPr>
+        <w:t>FeaturePreprocessor</w:t>
+      </w:r>
+    </w:p>
+    <w:p>
+      <w:pPr>
+        <w:jc w:val="center"/>
+        <w:rPr>
+          <w:rFonts w:hint="default" w:ascii="SimSun" w:hAnsi="SimSun" w:eastAsia="SimSun" w:cs="SimSun"/>
+          <w:sz w:val="24"/>
+          <w:szCs w:val="24"/>
+          <w:lang w:val="en-US"/>
+        </w:rPr>
+      </w:pPr>
+      <w:r>
+        <w:rPr>
+          <w:rFonts w:hint="default" w:ascii="SimSun" w:hAnsi="SimSun" w:eastAsia="SimSun" w:cs="SimSun"/>
+          <w:sz w:val="24"/>
+          <w:szCs w:val="24"/>
+          <w:lang w:val="en-US"/>
+        </w:rPr>
+        <w:t>│</w:t>
+      </w:r>
+    </w:p>
+    <w:p>
+      <w:pPr>
+        <w:jc w:val="center"/>
+        <w:rPr>
+          <w:rFonts w:hint="default" w:ascii="SimSun" w:hAnsi="SimSun" w:eastAsia="SimSun" w:cs="SimSun"/>
+          <w:sz w:val="24"/>
+          <w:szCs w:val="24"/>
+          <w:lang w:val="en-US"/>
+        </w:rPr>
+      </w:pPr>
+      <w:r>
+        <w:rPr>
+          <w:rFonts w:hint="default" w:ascii="SimSun" w:hAnsi="SimSun" w:eastAsia="SimSun" w:cs="SimSun"/>
+          <w:sz w:val="24"/>
+          <w:szCs w:val="24"/>
+          <w:lang w:val="en-US"/>
+        </w:rPr>
+        <w:t>▼</w:t>
+      </w:r>
+    </w:p>
+    <w:p>
+      <w:pPr>
+        <w:jc w:val="center"/>
+        <w:rPr>
+          <w:rFonts w:hint="default" w:ascii="SimSun" w:hAnsi="SimSun" w:eastAsia="SimSun" w:cs="SimSun"/>
+          <w:sz w:val="24"/>
+          <w:szCs w:val="24"/>
+          <w:lang w:val="en-US"/>
+        </w:rPr>
+      </w:pPr>
+      <w:r>
+        <w:rPr>
+          <w:rFonts w:hint="default" w:ascii="SimSun" w:hAnsi="SimSun" w:eastAsia="SimSun" w:cs="SimSun"/>
+          <w:sz w:val="24"/>
+          <w:szCs w:val="24"/>
+          <w:lang w:val="en-US"/>
+        </w:rPr>
+        <w:t>ModelLoader</w:t>
+      </w:r>
+    </w:p>
+    <w:p>
+      <w:pPr>
+        <w:jc w:val="center"/>
+        <w:rPr>
+          <w:rFonts w:hint="default" w:ascii="SimSun" w:hAnsi="SimSun" w:eastAsia="SimSun" w:cs="SimSun"/>
+          <w:sz w:val="24"/>
+          <w:szCs w:val="24"/>
+          <w:lang w:val="en-US"/>
+        </w:rPr>
+      </w:pPr>
+      <w:r>
+        <w:rPr>
+          <w:rFonts w:hint="default" w:ascii="SimSun" w:hAnsi="SimSun" w:eastAsia="SimSun" w:cs="SimSun"/>
+          <w:sz w:val="24"/>
+          <w:szCs w:val="24"/>
+          <w:lang w:val="en-US"/>
+        </w:rPr>
+        <w:t>┌───────────┴───────────┐</w:t>
+      </w:r>
+    </w:p>
+    <w:p>
+      <w:pPr>
+        <w:jc w:val="center"/>
+        <w:rPr>
+          <w:rFonts w:hint="default" w:ascii="SimSun" w:hAnsi="SimSun" w:eastAsia="SimSun" w:cs="SimSun"/>
+          <w:sz w:val="24"/>
+          <w:szCs w:val="24"/>
+          <w:lang w:val="en-US"/>
+        </w:rPr>
+      </w:pPr>
+      <w:r>
+        <w:rPr>
+          <w:rFonts w:hint="default" w:ascii="SimSun" w:hAnsi="SimSun" w:eastAsia="SimSun" w:cs="SimSun"/>
+          <w:sz w:val="24"/>
+          <w:szCs w:val="24"/>
+          <w:lang w:val="en-US"/>
+        </w:rPr>
+        <w:t>▼                       ▼</w:t>
+      </w:r>
+    </w:p>
+    <w:p>
+      <w:pPr>
+        <w:jc w:val="center"/>
+        <w:rPr>
+          <w:rFonts w:hint="default" w:ascii="SimSun" w:hAnsi="SimSun" w:eastAsia="SimSun" w:cs="SimSun"/>
+          <w:sz w:val="24"/>
+          <w:szCs w:val="24"/>
+          <w:lang w:val="en-US"/>
+        </w:rPr>
+      </w:pPr>
+      <w:r>
+        <w:rPr>
+          <w:rFonts w:hint="default" w:ascii="SimSun" w:hAnsi="SimSun" w:eastAsia="SimSun" w:cs="SimSun"/>
+          <w:sz w:val="24"/>
+          <w:szCs w:val="24"/>
+          <w:lang w:val="en-US"/>
+        </w:rPr>
+        <w:t>XGBoost Models          SHAP Artifacts</w:t>
+      </w:r>
+    </w:p>
+    <w:p>
+      <w:pPr>
+        <w:jc w:val="center"/>
+        <w:rPr>
+          <w:rFonts w:hint="default" w:ascii="SimSun" w:hAnsi="SimSun" w:eastAsia="SimSun" w:cs="SimSun"/>
+          <w:sz w:val="24"/>
+          <w:szCs w:val="24"/>
+          <w:lang w:val="en-US"/>
+        </w:rPr>
+      </w:pPr>
+    </w:p>
+    <w:p>
+      <w:pPr>
+        <w:jc w:val="center"/>
+        <w:rPr>
+          <w:rFonts w:hint="default" w:ascii="SimSun" w:hAnsi="SimSun" w:eastAsia="SimSun" w:cs="SimSun"/>
+          <w:sz w:val="24"/>
+          <w:szCs w:val="24"/>
+          <w:lang w:val="en-US"/>
+        </w:rPr>
+      </w:pPr>
+    </w:p>
+    <w:p>
+      <w:pPr>
+        <w:jc w:val="center"/>
+        <w:rPr>
+          <w:rFonts w:hint="default" w:ascii="SimSun" w:hAnsi="SimSun" w:eastAsia="SimSun" w:cs="SimSun"/>
+          <w:sz w:val="24"/>
+          <w:szCs w:val="24"/>
+          <w:lang w:val="en-US"/>
+        </w:rPr>
+      </w:pPr>
+    </w:p>
+    <w:p>
+      <w:pPr>
+        <w:jc w:val="center"/>
+        <w:rPr>
+          <w:rFonts w:hint="default" w:ascii="SimSun" w:hAnsi="SimSun" w:eastAsia="SimSun" w:cs="SimSun"/>
+          <w:sz w:val="24"/>
+          <w:szCs w:val="24"/>
+          <w:lang w:val="en-US"/>
+        </w:rPr>
+      </w:pPr>
+    </w:p>
+    <w:p>
+      <w:pPr>
+        <w:jc w:val="center"/>
+        <w:rPr>
+          <w:rFonts w:hint="default" w:ascii="SimSun" w:hAnsi="SimSun" w:eastAsia="SimSun" w:cs="SimSun"/>
+          <w:sz w:val="24"/>
+          <w:szCs w:val="24"/>
+          <w:lang w:val="en-US"/>
+        </w:rPr>
+      </w:pPr>
+    </w:p>
+    <w:p>
+      <w:pPr>
+        <w:jc w:val="center"/>
+        <w:rPr>
+          <w:rFonts w:hint="default" w:ascii="SimSun" w:hAnsi="SimSun" w:eastAsia="SimSun" w:cs="SimSun"/>
+          <w:sz w:val="24"/>
+          <w:szCs w:val="24"/>
+          <w:lang w:val="en-US"/>
+        </w:rPr>
+      </w:pPr>
+    </w:p>
+    <w:p>
+      <w:pPr>
+        <w:jc w:val="center"/>
+        <w:rPr>
+          <w:rFonts w:hint="default" w:ascii="SimSun" w:hAnsi="SimSun" w:eastAsia="SimSun" w:cs="SimSun"/>
+          <w:sz w:val="24"/>
+          <w:szCs w:val="24"/>
+          <w:lang w:val="en-US"/>
+        </w:rPr>
+      </w:pPr>
+    </w:p>
+    <w:p>
+      <w:pPr>
+        <w:jc w:val="center"/>
+        <w:rPr>
+          <w:rFonts w:hint="default" w:ascii="SimSun" w:hAnsi="SimSun" w:eastAsia="SimSun" w:cs="SimSun"/>
+          <w:sz w:val="24"/>
+          <w:szCs w:val="24"/>
+          <w:lang w:val="en-US"/>
+        </w:rPr>
+      </w:pPr>
+    </w:p>
+    <w:p>
+      <w:pPr>
+        <w:jc w:val="center"/>
+        <w:rPr>
+          <w:rFonts w:hint="default" w:ascii="SimSun" w:hAnsi="SimSun" w:eastAsia="SimSun" w:cs="SimSun"/>
+          <w:sz w:val="24"/>
+          <w:szCs w:val="24"/>
+          <w:lang w:val="en-US"/>
+        </w:rPr>
+      </w:pPr>
+    </w:p>
+    <w:p>
+      <w:pPr>
+        <w:jc w:val="center"/>
+        <w:rPr>
+          <w:rFonts w:hint="default" w:ascii="SimSun" w:hAnsi="SimSun" w:eastAsia="SimSun" w:cs="SimSun"/>
+          <w:sz w:val="24"/>
+          <w:szCs w:val="24"/>
+          <w:lang w:val="en-US"/>
+        </w:rPr>
+      </w:pPr>
+    </w:p>
+    <w:p>
+      <w:pPr>
+        <w:jc w:val="center"/>
+        <w:rPr>
+          <w:rFonts w:hint="default" w:ascii="SimSun" w:hAnsi="SimSun" w:eastAsia="SimSun" w:cs="SimSun"/>
+          <w:sz w:val="24"/>
+          <w:szCs w:val="24"/>
+          <w:lang w:val="en-US"/>
+        </w:rPr>
+      </w:pPr>
+    </w:p>
+    <w:p>
+      <w:pPr>
+        <w:jc w:val="center"/>
+        <w:rPr>
+          <w:rFonts w:hint="default" w:ascii="SimSun" w:hAnsi="SimSun" w:eastAsia="SimSun" w:cs="SimSun"/>
+          <w:sz w:val="24"/>
+          <w:szCs w:val="24"/>
+          <w:lang w:val="en-US"/>
+        </w:rPr>
+      </w:pPr>
+    </w:p>
+    <w:p>
+      <w:pPr>
+        <w:jc w:val="center"/>
+        <w:rPr>
+          <w:rFonts w:hint="default" w:ascii="SimSun" w:hAnsi="SimSun" w:eastAsia="SimSun" w:cs="SimSun"/>
+          <w:sz w:val="24"/>
+          <w:szCs w:val="24"/>
+          <w:lang w:val="en-US"/>
+        </w:rPr>
+      </w:pPr>
+    </w:p>
+    <w:p>
+      <w:pPr>
+        <w:jc w:val="center"/>
+        <w:rPr>
+          <w:rFonts w:hint="default" w:ascii="SimSun" w:hAnsi="SimSun" w:eastAsia="SimSun" w:cs="SimSun"/>
+          <w:sz w:val="24"/>
+          <w:szCs w:val="24"/>
+          <w:lang w:val="en-US"/>
+        </w:rPr>
+      </w:pPr>
+    </w:p>
+    <w:p>
+      <w:pPr>
+        <w:jc w:val="center"/>
+        <w:rPr>
+          <w:rFonts w:hint="default" w:ascii="SimSun" w:hAnsi="SimSun" w:eastAsia="SimSun" w:cs="SimSun"/>
+          <w:sz w:val="24"/>
+          <w:szCs w:val="24"/>
+          <w:lang w:val="en-US"/>
+        </w:rPr>
+      </w:pPr>
+    </w:p>
+    <w:p>
+      <w:pPr>
+        <w:jc w:val="center"/>
+        <w:rPr>
+          <w:rFonts w:hint="default" w:ascii="SimSun" w:hAnsi="SimSun" w:eastAsia="SimSun" w:cs="SimSun"/>
+          <w:sz w:val="24"/>
+          <w:szCs w:val="24"/>
+          <w:lang w:val="en-US"/>
+        </w:rPr>
+      </w:pPr>
+    </w:p>
+    <w:p>
+      <w:pPr>
+        <w:jc w:val="center"/>
+        <w:rPr>
+          <w:rFonts w:hint="default" w:ascii="SimSun" w:hAnsi="SimSun" w:eastAsia="SimSun" w:cs="SimSun"/>
+          <w:sz w:val="24"/>
+          <w:szCs w:val="24"/>
+          <w:lang w:val="en-US"/>
+        </w:rPr>
+      </w:pPr>
+    </w:p>
+    <w:p>
+      <w:pPr>
+        <w:jc w:val="center"/>
+        <w:rPr>
+          <w:rFonts w:hint="default" w:ascii="SimSun" w:hAnsi="SimSun" w:eastAsia="SimSun" w:cs="SimSun"/>
+          <w:sz w:val="24"/>
+          <w:szCs w:val="24"/>
+          <w:lang w:val="en-US"/>
+        </w:rPr>
+      </w:pPr>
+    </w:p>
+    <w:p>
+      <w:pPr>
+        <w:jc w:val="center"/>
+        <w:rPr>
+          <w:rFonts w:hint="default" w:ascii="SimSun" w:hAnsi="SimSun" w:eastAsia="SimSun" w:cs="SimSun"/>
+          <w:sz w:val="24"/>
+          <w:szCs w:val="24"/>
+          <w:lang w:val="en-US"/>
+        </w:rPr>
+      </w:pPr>
+    </w:p>
+    <w:p>
+      <w:pPr>
+        <w:jc w:val="center"/>
+        <w:rPr>
+          <w:rFonts w:hint="default" w:ascii="SimSun" w:hAnsi="SimSun" w:eastAsia="SimSun" w:cs="SimSun"/>
+          <w:sz w:val="24"/>
+          <w:szCs w:val="24"/>
+          <w:lang w:val="en-US"/>
+        </w:rPr>
+      </w:pPr>
+    </w:p>
+    <w:p>
+      <w:pPr>
+        <w:jc w:val="center"/>
+        <w:rPr>
+          <w:rFonts w:hint="default" w:ascii="SimSun" w:hAnsi="SimSun" w:eastAsia="SimSun" w:cs="SimSun"/>
+          <w:sz w:val="24"/>
+          <w:szCs w:val="24"/>
+          <w:lang w:val="en-US"/>
+        </w:rPr>
+      </w:pPr>
+      <w:r>
+        <w:rPr>
+          <w:rFonts w:hint="default" w:ascii="SimSun" w:hAnsi="SimSun" w:eastAsia="SimSun" w:cs="SimSun"/>
+          <w:sz w:val="24"/>
+          <w:szCs w:val="24"/>
+          <w:lang w:val="en-US"/>
+        </w:rPr>
+        <w:t>ML Pipeline</w:t>
+      </w:r>
+    </w:p>
+    <w:p>
+      <w:pPr>
+        <w:jc w:val="center"/>
+        <w:rPr>
+          <w:rFonts w:hint="default" w:ascii="SimSun" w:hAnsi="SimSun" w:eastAsia="SimSun" w:cs="SimSun"/>
+          <w:sz w:val="24"/>
+          <w:szCs w:val="24"/>
+          <w:lang w:val="en-US"/>
+        </w:rPr>
+      </w:pPr>
+      <w:r>
+        <w:rPr>
+          <w:rFonts w:hint="default" w:ascii="SimSun" w:hAnsi="SimSun" w:eastAsia="SimSun" w:cs="SimSun"/>
+          <w:sz w:val="24"/>
+          <w:szCs w:val="24"/>
+          <w:lang w:val="en-US"/>
+        </w:rPr>
+        <w:t>│</w:t>
+      </w:r>
+    </w:p>
+    <w:p>
+      <w:pPr>
+        <w:jc w:val="center"/>
+        <w:rPr>
+          <w:rFonts w:hint="default" w:ascii="SimSun" w:hAnsi="SimSun" w:eastAsia="SimSun" w:cs="SimSun"/>
+          <w:sz w:val="24"/>
+          <w:szCs w:val="24"/>
+          <w:lang w:val="en-US"/>
+        </w:rPr>
+      </w:pPr>
+      <w:r>
+        <w:rPr>
+          <w:rFonts w:hint="default" w:ascii="SimSun" w:hAnsi="SimSun" w:eastAsia="SimSun" w:cs="SimSun"/>
+          <w:sz w:val="24"/>
+          <w:szCs w:val="24"/>
+          <w:lang w:val="en-US"/>
+        </w:rPr>
+        <w:t>▼</w:t>
+      </w:r>
+    </w:p>
+    <w:p>
+      <w:pPr>
+        <w:jc w:val="center"/>
+        <w:rPr>
+          <w:rFonts w:hint="default" w:ascii="SimSun" w:hAnsi="SimSun" w:eastAsia="SimSun" w:cs="SimSun"/>
+          <w:sz w:val="24"/>
+          <w:szCs w:val="24"/>
+          <w:lang w:val="en-US"/>
+        </w:rPr>
+      </w:pPr>
+      <w:r>
+        <w:rPr>
+          <w:rFonts w:hint="default" w:ascii="SimSun" w:hAnsi="SimSun" w:eastAsia="SimSun" w:cs="SimSun"/>
+          <w:sz w:val="24"/>
+          <w:szCs w:val="24"/>
+          <w:lang w:val="en-US"/>
+        </w:rPr>
+        <w:t>Feature Engineering</w:t>
+      </w:r>
+    </w:p>
+    <w:p>
+      <w:pPr>
+        <w:jc w:val="center"/>
+        <w:rPr>
+          <w:rFonts w:hint="default" w:ascii="SimSun" w:hAnsi="SimSun" w:eastAsia="SimSun" w:cs="SimSun"/>
+          <w:sz w:val="24"/>
+          <w:szCs w:val="24"/>
+          <w:lang w:val="en-US"/>
+        </w:rPr>
+      </w:pPr>
+      <w:r>
+        <w:rPr>
+          <w:rFonts w:hint="default" w:ascii="SimSun" w:hAnsi="SimSun" w:eastAsia="SimSun" w:cs="SimSun"/>
+          <w:sz w:val="24"/>
+          <w:szCs w:val="24"/>
+          <w:lang w:val="en-US"/>
+        </w:rPr>
+        <w:t>│</w:t>
+      </w:r>
+    </w:p>
+    <w:p>
+      <w:pPr>
+        <w:jc w:val="center"/>
+        <w:rPr>
+          <w:rFonts w:hint="default" w:ascii="SimSun" w:hAnsi="SimSun" w:eastAsia="SimSun" w:cs="SimSun"/>
+          <w:sz w:val="24"/>
+          <w:szCs w:val="24"/>
+          <w:lang w:val="en-US"/>
+        </w:rPr>
+      </w:pPr>
+      <w:r>
+        <w:rPr>
+          <w:rFonts w:hint="default" w:ascii="SimSun" w:hAnsi="SimSun" w:eastAsia="SimSun" w:cs="SimSun"/>
+          <w:sz w:val="24"/>
+          <w:szCs w:val="24"/>
+          <w:lang w:val="en-US"/>
+        </w:rPr>
+        <w:t>▼</w:t>
+      </w:r>
+    </w:p>
+    <w:p>
+      <w:pPr>
+        <w:jc w:val="center"/>
+        <w:rPr>
+          <w:rFonts w:hint="default" w:ascii="SimSun" w:hAnsi="SimSun" w:eastAsia="SimSun" w:cs="SimSun"/>
+          <w:sz w:val="24"/>
+          <w:szCs w:val="24"/>
+          <w:lang w:val="en-US"/>
+        </w:rPr>
+      </w:pPr>
+      <w:r>
+        <w:rPr>
+          <w:rFonts w:hint="default" w:ascii="SimSun" w:hAnsi="SimSun" w:eastAsia="SimSun" w:cs="SimSun"/>
+          <w:sz w:val="24"/>
+          <w:szCs w:val="24"/>
+          <w:lang w:val="en-US"/>
+        </w:rPr>
+        <w:t>XGBoost Training</w:t>
+      </w:r>
+    </w:p>
+    <w:p>
+      <w:pPr>
+        <w:jc w:val="center"/>
+        <w:rPr>
+          <w:rFonts w:hint="default" w:ascii="SimSun" w:hAnsi="SimSun" w:eastAsia="SimSun" w:cs="SimSun"/>
+          <w:sz w:val="24"/>
+          <w:szCs w:val="24"/>
+          <w:lang w:val="en-US"/>
+        </w:rPr>
+      </w:pPr>
+      <w:r>
+        <w:rPr>
+          <w:rFonts w:hint="default" w:ascii="SimSun" w:hAnsi="SimSun" w:eastAsia="SimSun" w:cs="SimSun"/>
+          <w:sz w:val="24"/>
+          <w:szCs w:val="24"/>
+          <w:lang w:val="en-US"/>
+        </w:rPr>
+        <w:t>│</w:t>
+      </w:r>
+    </w:p>
+    <w:p>
+      <w:pPr>
+        <w:jc w:val="center"/>
+        <w:rPr>
+          <w:rFonts w:hint="default" w:ascii="SimSun" w:hAnsi="SimSun" w:eastAsia="SimSun" w:cs="SimSun"/>
+          <w:sz w:val="24"/>
+          <w:szCs w:val="24"/>
+          <w:lang w:val="en-US"/>
+        </w:rPr>
+      </w:pPr>
+      <w:r>
+        <w:rPr>
+          <w:rFonts w:hint="default" w:ascii="SimSun" w:hAnsi="SimSun" w:eastAsia="SimSun" w:cs="SimSun"/>
+          <w:sz w:val="24"/>
+          <w:szCs w:val="24"/>
+          <w:lang w:val="en-US"/>
+        </w:rPr>
+        <w:t>▼</w:t>
+      </w:r>
+    </w:p>
+    <w:p>
+      <w:pPr>
+        <w:jc w:val="center"/>
+        <w:rPr>
+          <w:rFonts w:hint="default" w:ascii="SimSun" w:hAnsi="SimSun" w:eastAsia="SimSun" w:cs="SimSun"/>
+          <w:sz w:val="24"/>
+          <w:szCs w:val="24"/>
+          <w:lang w:val="en-US"/>
+        </w:rPr>
+      </w:pPr>
+      <w:r>
+        <w:rPr>
+          <w:rFonts w:hint="default" w:ascii="SimSun" w:hAnsi="SimSun" w:eastAsia="SimSun" w:cs="SimSun"/>
+          <w:sz w:val="24"/>
+          <w:szCs w:val="24"/>
+          <w:lang w:val="en-US"/>
+        </w:rPr>
+        <w:t>Model Evaluation</w:t>
+      </w:r>
+    </w:p>
+    <w:p>
+      <w:pPr>
+        <w:jc w:val="center"/>
+        <w:rPr>
+          <w:rFonts w:hint="default" w:ascii="SimSun" w:hAnsi="SimSun" w:eastAsia="SimSun" w:cs="SimSun"/>
+          <w:sz w:val="24"/>
+          <w:szCs w:val="24"/>
+          <w:lang w:val="en-US"/>
+        </w:rPr>
+      </w:pPr>
+      <w:r>
+        <w:rPr>
+          <w:rFonts w:hint="default" w:ascii="SimSun" w:hAnsi="SimSun" w:eastAsia="SimSun" w:cs="SimSun"/>
+          <w:sz w:val="24"/>
+          <w:szCs w:val="24"/>
+          <w:lang w:val="en-US"/>
+        </w:rPr>
+        <w:t>│</w:t>
+      </w:r>
+    </w:p>
+    <w:p>
+      <w:pPr>
+        <w:jc w:val="center"/>
+        <w:rPr>
+          <w:rFonts w:hint="default" w:ascii="SimSun" w:hAnsi="SimSun" w:eastAsia="SimSun" w:cs="SimSun"/>
+          <w:sz w:val="24"/>
+          <w:szCs w:val="24"/>
+          <w:lang w:val="en-US"/>
+        </w:rPr>
+      </w:pPr>
+      <w:r>
+        <w:rPr>
+          <w:rFonts w:hint="default" w:ascii="SimSun" w:hAnsi="SimSun" w:eastAsia="SimSun" w:cs="SimSun"/>
+          <w:sz w:val="24"/>
+          <w:szCs w:val="24"/>
+          <w:lang w:val="en-US"/>
+        </w:rPr>
+        <w:t>▼</w:t>
+      </w:r>
+    </w:p>
+    <w:p>
+      <w:pPr>
+        <w:jc w:val="center"/>
+        <w:rPr>
+          <w:rFonts w:hint="default" w:ascii="SimSun" w:hAnsi="SimSun" w:eastAsia="SimSun" w:cs="SimSun"/>
+          <w:sz w:val="24"/>
+          <w:szCs w:val="24"/>
+          <w:lang w:val="en-US"/>
+        </w:rPr>
+      </w:pPr>
+      <w:r>
+        <w:rPr>
+          <w:rFonts w:hint="default" w:ascii="SimSun" w:hAnsi="SimSun" w:eastAsia="SimSun" w:cs="SimSun"/>
+          <w:sz w:val="24"/>
+          <w:szCs w:val="24"/>
+          <w:lang w:val="en-US"/>
+        </w:rPr>
+        <w:t>SHAP Explainability</w:t>
+      </w:r>
+    </w:p>
+    <w:p>
+      <w:pPr>
+        <w:jc w:val="center"/>
+        <w:rPr>
+          <w:rFonts w:hint="default" w:ascii="SimSun" w:hAnsi="SimSun" w:eastAsia="SimSun" w:cs="SimSun"/>
+          <w:sz w:val="24"/>
+          <w:szCs w:val="24"/>
+          <w:lang w:val="en-US"/>
+        </w:rPr>
+      </w:pPr>
+      <w:r>
+        <w:rPr>
+          <w:rFonts w:hint="default" w:ascii="SimSun" w:hAnsi="SimSun" w:eastAsia="SimSun" w:cs="SimSun"/>
+          <w:sz w:val="24"/>
+          <w:szCs w:val="24"/>
+          <w:lang w:val="en-US"/>
+        </w:rPr>
+        <w:t>│</w:t>
+      </w:r>
+    </w:p>
+    <w:p>
+      <w:pPr>
+        <w:jc w:val="center"/>
+        <w:rPr>
+          <w:rFonts w:hint="default" w:ascii="SimSun" w:hAnsi="SimSun" w:eastAsia="SimSun" w:cs="SimSun"/>
+          <w:sz w:val="24"/>
+          <w:szCs w:val="24"/>
+          <w:lang w:val="en-US"/>
+        </w:rPr>
+      </w:pPr>
+      <w:r>
+        <w:rPr>
+          <w:rFonts w:hint="default" w:ascii="SimSun" w:hAnsi="SimSun" w:eastAsia="SimSun" w:cs="SimSun"/>
+          <w:sz w:val="24"/>
+          <w:szCs w:val="24"/>
+          <w:lang w:val="en-US"/>
+        </w:rPr>
+        <w:t>▼</w:t>
+      </w:r>
+    </w:p>
+    <w:p>
+      <w:pPr>
+        <w:jc w:val="center"/>
+        <w:rPr>
+          <w:rFonts w:hint="default" w:ascii="SimSun" w:hAnsi="SimSun" w:eastAsia="SimSun" w:cs="SimSun"/>
+          <w:sz w:val="24"/>
+          <w:szCs w:val="24"/>
+          <w:lang w:val="en-US"/>
+        </w:rPr>
+      </w:pPr>
+      <w:r>
+        <w:rPr>
+          <w:rFonts w:hint="default" w:ascii="SimSun" w:hAnsi="SimSun" w:eastAsia="SimSun" w:cs="SimSun"/>
+          <w:sz w:val="24"/>
+          <w:szCs w:val="24"/>
+          <w:lang w:val="en-US"/>
+        </w:rPr>
+        <w:t>Model Loader</w:t>
+      </w:r>
+    </w:p>
+    <w:p>
+      <w:pPr>
+        <w:jc w:val="center"/>
+        <w:rPr>
+          <w:rFonts w:hint="default" w:ascii="SimSun" w:hAnsi="SimSun" w:eastAsia="SimSun" w:cs="SimSun"/>
+          <w:sz w:val="24"/>
+          <w:szCs w:val="24"/>
+          <w:lang w:val="en-US"/>
+        </w:rPr>
+      </w:pPr>
+      <w:r>
+        <w:rPr>
+          <w:rFonts w:hint="default" w:ascii="SimSun" w:hAnsi="SimSun" w:eastAsia="SimSun" w:cs="SimSun"/>
+          <w:sz w:val="24"/>
+          <w:szCs w:val="24"/>
+          <w:lang w:val="en-US"/>
+        </w:rPr>
+        <w:t>│</w:t>
+      </w:r>
+    </w:p>
+    <w:p>
+      <w:pPr>
+        <w:jc w:val="center"/>
+        <w:rPr>
+          <w:rFonts w:hint="default" w:ascii="SimSun" w:hAnsi="SimSun" w:eastAsia="SimSun" w:cs="SimSun"/>
+          <w:sz w:val="24"/>
+          <w:szCs w:val="24"/>
+          <w:lang w:val="en-US"/>
+        </w:rPr>
+      </w:pPr>
+      <w:r>
+        <w:rPr>
+          <w:rFonts w:hint="default" w:ascii="SimSun" w:hAnsi="SimSun" w:eastAsia="SimSun" w:cs="SimSun"/>
+          <w:sz w:val="24"/>
+          <w:szCs w:val="24"/>
+          <w:lang w:val="en-US"/>
+        </w:rPr>
+        <w:t>┌──────────────┼──────────────┐</w:t>
+      </w:r>
+    </w:p>
+    <w:p>
+      <w:pPr>
+        <w:jc w:val="center"/>
+        <w:rPr>
+          <w:rFonts w:hint="default" w:ascii="SimSun" w:hAnsi="SimSun" w:eastAsia="SimSun" w:cs="SimSun"/>
+          <w:sz w:val="24"/>
+          <w:szCs w:val="24"/>
+          <w:lang w:val="en-US"/>
+        </w:rPr>
+      </w:pPr>
+      <w:r>
+        <w:rPr>
+          <w:rFonts w:hint="default" w:ascii="SimSun" w:hAnsi="SimSun" w:eastAsia="SimSun" w:cs="SimSun"/>
+          <w:sz w:val="24"/>
+          <w:szCs w:val="24"/>
+          <w:lang w:val="en-US"/>
+        </w:rPr>
+        <w:t>▼              ▼              ▼</w:t>
+      </w:r>
+    </w:p>
+    <w:p>
+      <w:pPr>
+        <w:jc w:val="center"/>
+        <w:rPr>
+          <w:rFonts w:hint="default" w:ascii="SimSun" w:hAnsi="SimSun" w:eastAsia="SimSun" w:cs="SimSun"/>
+          <w:sz w:val="24"/>
+          <w:szCs w:val="24"/>
+          <w:lang w:val="en-US"/>
+        </w:rPr>
+      </w:pPr>
+      <w:r>
+        <w:rPr>
+          <w:rFonts w:hint="default" w:ascii="SimSun" w:hAnsi="SimSun" w:eastAsia="SimSun" w:cs="SimSun"/>
+          <w:sz w:val="24"/>
+          <w:szCs w:val="24"/>
+          <w:lang w:val="en-US"/>
+        </w:rPr>
+        <w:t>ForecastService AttributionService SimulationService</w:t>
+      </w:r>
+    </w:p>
+    <w:p>
+      <w:pPr>
+        <w:jc w:val="center"/>
+        <w:rPr>
+          <w:rFonts w:hint="default" w:ascii="SimSun" w:hAnsi="SimSun" w:eastAsia="SimSun" w:cs="SimSun"/>
+          <w:sz w:val="24"/>
+          <w:szCs w:val="24"/>
+          <w:lang w:val="en-US"/>
+        </w:rPr>
+      </w:pPr>
+      <w:r>
+        <w:rPr>
+          <w:rFonts w:hint="default" w:ascii="SimSun" w:hAnsi="SimSun" w:eastAsia="SimSun" w:cs="SimSun"/>
+          <w:sz w:val="24"/>
+          <w:szCs w:val="24"/>
+          <w:lang w:val="en-US"/>
+        </w:rPr>
+        <w:t>│</w:t>
+      </w:r>
+    </w:p>
+    <w:p>
+      <w:pPr>
+        <w:jc w:val="center"/>
+        <w:rPr>
+          <w:rFonts w:hint="default" w:ascii="SimSun" w:hAnsi="SimSun" w:eastAsia="SimSun" w:cs="SimSun"/>
+          <w:sz w:val="24"/>
+          <w:szCs w:val="24"/>
+          <w:lang w:val="en-US"/>
+        </w:rPr>
+      </w:pPr>
+      <w:r>
+        <w:rPr>
+          <w:rFonts w:hint="default" w:ascii="SimSun" w:hAnsi="SimSun" w:eastAsia="SimSun" w:cs="SimSun"/>
+          <w:sz w:val="24"/>
+          <w:szCs w:val="24"/>
+          <w:lang w:val="en-US"/>
+        </w:rPr>
+        <w:t>▼</w:t>
+      </w:r>
+    </w:p>
+    <w:p>
+      <w:pPr>
+        <w:jc w:val="center"/>
+        <w:rPr>
+          <w:rFonts w:hint="default" w:ascii="SimSun" w:hAnsi="SimSun" w:eastAsia="SimSun" w:cs="SimSun"/>
+          <w:sz w:val="24"/>
+          <w:szCs w:val="24"/>
+          <w:lang w:val="en-US"/>
+        </w:rPr>
+      </w:pPr>
+      <w:r>
+        <w:rPr>
+          <w:rFonts w:hint="default" w:ascii="SimSun" w:hAnsi="SimSun" w:eastAsia="SimSun" w:cs="SimSun"/>
+          <w:sz w:val="24"/>
+          <w:szCs w:val="24"/>
+          <w:lang w:val="en-US"/>
+        </w:rPr>
+        <w:t>AdvisoryService</w:t>
+      </w:r>
+    </w:p>
+    <w:p>
+      <w:pPr>
+        <w:jc w:val="center"/>
+        <w:rPr>
+          <w:rFonts w:hint="default" w:ascii="SimSun" w:hAnsi="SimSun" w:eastAsia="SimSun" w:cs="SimSun"/>
+          <w:sz w:val="24"/>
+          <w:szCs w:val="24"/>
+          <w:lang w:val="en-US"/>
+        </w:rPr>
+      </w:pPr>
+      <w:r>
+        <w:rPr>
+          <w:rFonts w:hint="default" w:ascii="SimSun" w:hAnsi="SimSun" w:eastAsia="SimSun" w:cs="SimSun"/>
+          <w:sz w:val="24"/>
+          <w:szCs w:val="24"/>
+          <w:lang w:val="en-US"/>
+        </w:rPr>
+        <w:t>│</w:t>
+      </w:r>
+    </w:p>
+    <w:p>
+      <w:pPr>
+        <w:jc w:val="center"/>
+        <w:rPr>
+          <w:rFonts w:hint="default" w:ascii="SimSun" w:hAnsi="SimSun" w:eastAsia="SimSun" w:cs="SimSun"/>
+          <w:sz w:val="24"/>
+          <w:szCs w:val="24"/>
+          <w:lang w:val="en-US"/>
+        </w:rPr>
+      </w:pPr>
+      <w:r>
+        <w:rPr>
+          <w:rFonts w:hint="default" w:ascii="SimSun" w:hAnsi="SimSun" w:eastAsia="SimSun" w:cs="SimSun"/>
+          <w:sz w:val="24"/>
+          <w:szCs w:val="24"/>
+          <w:lang w:val="en-US"/>
+        </w:rPr>
+        <w:t>▼</w:t>
+      </w:r>
+    </w:p>
+    <w:p>
+      <w:pPr>
+        <w:jc w:val="center"/>
+        <w:rPr>
+          <w:rFonts w:hint="default" w:ascii="SimSun" w:hAnsi="SimSun" w:eastAsia="SimSun" w:cs="SimSun"/>
+          <w:sz w:val="24"/>
+          <w:szCs w:val="24"/>
+          <w:lang w:val="en-US"/>
+        </w:rPr>
+      </w:pPr>
+      <w:r>
+        <w:rPr>
+          <w:rFonts w:hint="default" w:ascii="SimSun" w:hAnsi="SimSun" w:eastAsia="SimSun" w:cs="SimSun"/>
+          <w:sz w:val="24"/>
+          <w:szCs w:val="24"/>
+          <w:lang w:val="en-US"/>
+        </w:rPr>
+        <w:t>FastAPI Routes</w:t>
+      </w:r>
+    </w:p>
+    <w:p>
+      <w:pPr>
+        <w:jc w:val="center"/>
+        <w:rPr>
+          <w:rFonts w:hint="default" w:ascii="SimSun" w:hAnsi="SimSun" w:eastAsia="SimSun" w:cs="SimSun"/>
+          <w:sz w:val="24"/>
+          <w:szCs w:val="24"/>
+          <w:lang w:val="en-US"/>
+        </w:rPr>
+      </w:pPr>
+      <w:r>
+        <w:rPr>
+          <w:rFonts w:hint="default" w:ascii="SimSun" w:hAnsi="SimSun" w:eastAsia="SimSun" w:cs="SimSun"/>
+          <w:sz w:val="24"/>
+          <w:szCs w:val="24"/>
+          <w:lang w:val="en-US"/>
+        </w:rPr>
+        <w:t>│</w:t>
+      </w:r>
+    </w:p>
+    <w:p>
+      <w:pPr>
+        <w:jc w:val="center"/>
+        <w:rPr>
+          <w:rFonts w:hint="default" w:ascii="SimSun" w:hAnsi="SimSun" w:eastAsia="SimSun" w:cs="SimSun"/>
+          <w:sz w:val="24"/>
+          <w:szCs w:val="24"/>
+          <w:lang w:val="en-US"/>
+        </w:rPr>
+      </w:pPr>
+      <w:r>
+        <w:rPr>
+          <w:rFonts w:hint="default" w:ascii="SimSun" w:hAnsi="SimSun" w:eastAsia="SimSun" w:cs="SimSun"/>
+          <w:sz w:val="24"/>
+          <w:szCs w:val="24"/>
+          <w:lang w:val="en-US"/>
+        </w:rPr>
+        <w:t>▼</w:t>
+      </w:r>
+    </w:p>
+    <w:p>
+      <w:pPr>
+        <w:jc w:val="center"/>
+        <w:rPr>
+          <w:rFonts w:hint="default" w:ascii="SimSun" w:hAnsi="SimSun" w:eastAsia="SimSun" w:cs="SimSun"/>
+          <w:sz w:val="24"/>
+          <w:szCs w:val="24"/>
+          <w:lang w:val="en-US"/>
+        </w:rPr>
+      </w:pPr>
+      <w:r>
+        <w:rPr>
+          <w:rFonts w:hint="default" w:ascii="SimSun" w:hAnsi="SimSun" w:eastAsia="SimSun" w:cs="SimSun"/>
+          <w:sz w:val="24"/>
+          <w:szCs w:val="24"/>
+          <w:lang w:val="en-US"/>
+        </w:rPr>
+        <w:t>Swagger Docs ✅</w:t>
+      </w:r>
+    </w:p>
+    <w:p>
+      <w:pPr>
+        <w:jc w:val="center"/>
+        <w:rPr>
+          <w:rFonts w:hint="default" w:ascii="SimSun" w:hAnsi="SimSun" w:eastAsia="SimSun" w:cs="SimSun"/>
+          <w:sz w:val="24"/>
+          <w:szCs w:val="24"/>
+          <w:lang w:val="en-US"/>
+        </w:rPr>
+      </w:pPr>
+    </w:p>
+    <w:p>
+      <w:pPr>
+        <w:jc w:val="center"/>
+        <w:rPr>
+          <w:rFonts w:hint="default" w:ascii="SimSun" w:hAnsi="SimSun" w:eastAsia="SimSun" w:cs="SimSun"/>
+          <w:sz w:val="24"/>
+          <w:szCs w:val="24"/>
+          <w:lang w:val="en-US"/>
+        </w:rPr>
+      </w:pPr>
+    </w:p>
+    <w:p>
+      <w:pPr>
+        <w:jc w:val="center"/>
+        <w:rPr>
+          <w:rFonts w:hint="default" w:ascii="SimSun" w:hAnsi="SimSun" w:eastAsia="SimSun" w:cs="SimSun"/>
+          <w:sz w:val="24"/>
+          <w:szCs w:val="24"/>
+          <w:lang w:val="en-US"/>
+        </w:rPr>
+      </w:pPr>
+    </w:p>
+    <w:p>
+      <w:pPr>
+        <w:jc w:val="both"/>
+        <w:rPr>
+          <w:rFonts w:hint="default" w:ascii="SimSun" w:hAnsi="SimSun" w:eastAsia="SimSun" w:cs="SimSun"/>
+          <w:sz w:val="24"/>
+          <w:szCs w:val="24"/>
+          <w:lang w:val="en-US"/>
+        </w:rPr>
+      </w:pPr>
+    </w:p>
+    <w:p>
+      <w:pPr>
+        <w:jc w:val="center"/>
+        <w:rPr>
+          <w:rFonts w:hint="default" w:ascii="SimSun" w:hAnsi="SimSun" w:eastAsia="SimSun" w:cs="SimSun"/>
+          <w:sz w:val="24"/>
+          <w:szCs w:val="24"/>
+          <w:lang w:val="en-US"/>
+        </w:rPr>
+      </w:pPr>
+    </w:p>
+    <w:p>
+      <w:pPr>
+        <w:jc w:val="left"/>
+        <w:rPr>
+          <w:rFonts w:hint="default" w:ascii="SimSun" w:hAnsi="SimSun" w:eastAsia="SimSun" w:cs="SimSun"/>
+          <w:sz w:val="22"/>
+          <w:szCs w:val="22"/>
+          <w:lang w:val="en-US"/>
+        </w:rPr>
+      </w:pPr>
+      <w:r>
+        <w:rPr>
+          <w:rFonts w:hint="default" w:ascii="SimSun" w:hAnsi="SimSun" w:eastAsia="SimSun" w:cs="SimSun"/>
+          <w:sz w:val="22"/>
+          <w:szCs w:val="22"/>
+          <w:lang w:val="en-US"/>
+        </w:rPr>
+        <w:t>PHASE 1</w:t>
+      </w:r>
+    </w:p>
+    <w:p>
+      <w:pPr>
+        <w:jc w:val="left"/>
+        <w:rPr>
+          <w:rFonts w:hint="default" w:ascii="SimSun" w:hAnsi="SimSun" w:eastAsia="SimSun" w:cs="SimSun"/>
+          <w:sz w:val="22"/>
+          <w:szCs w:val="22"/>
+          <w:lang w:val="en-US"/>
+        </w:rPr>
+      </w:pPr>
+      <w:r>
+        <w:rPr>
+          <w:rFonts w:hint="default" w:ascii="SimSun" w:hAnsi="SimSun" w:eastAsia="SimSun" w:cs="SimSun"/>
+          <w:sz w:val="22"/>
+          <w:szCs w:val="22"/>
+          <w:lang w:val="en-US"/>
+        </w:rPr>
+        <w:t>Infrastructure</w:t>
+      </w:r>
+    </w:p>
+    <w:p>
+      <w:pPr>
+        <w:jc w:val="left"/>
+        <w:rPr>
+          <w:rFonts w:hint="default" w:ascii="SimSun" w:hAnsi="SimSun" w:eastAsia="SimSun" w:cs="SimSun"/>
+          <w:sz w:val="22"/>
+          <w:szCs w:val="22"/>
+          <w:lang w:val="en-US"/>
+        </w:rPr>
+      </w:pPr>
+      <w:r>
+        <w:rPr>
+          <w:rFonts w:hint="default" w:ascii="SimSun" w:hAnsi="SimSun" w:eastAsia="SimSun" w:cs="SimSun"/>
+          <w:sz w:val="22"/>
+          <w:szCs w:val="22"/>
+          <w:lang w:val="en-US"/>
+        </w:rPr>
+        <w:t>│</w:t>
+      </w:r>
+    </w:p>
+    <w:p>
+      <w:pPr>
+        <w:jc w:val="left"/>
+        <w:rPr>
+          <w:rFonts w:hint="default" w:ascii="SimSun" w:hAnsi="SimSun" w:eastAsia="SimSun" w:cs="SimSun"/>
+          <w:sz w:val="22"/>
+          <w:szCs w:val="22"/>
+          <w:lang w:val="en-US"/>
+        </w:rPr>
+      </w:pPr>
+      <w:r>
+        <w:rPr>
+          <w:rFonts w:hint="default" w:ascii="SimSun" w:hAnsi="SimSun" w:eastAsia="SimSun" w:cs="SimSun"/>
+          <w:sz w:val="22"/>
+          <w:szCs w:val="22"/>
+          <w:lang w:val="en-US"/>
+        </w:rPr>
+        <w:t>├── API Client</w:t>
+      </w:r>
+    </w:p>
+    <w:p>
+      <w:pPr>
+        <w:jc w:val="left"/>
+        <w:rPr>
+          <w:rFonts w:hint="default" w:ascii="SimSun" w:hAnsi="SimSun" w:eastAsia="SimSun" w:cs="SimSun"/>
+          <w:sz w:val="22"/>
+          <w:szCs w:val="22"/>
+          <w:lang w:val="en-US"/>
+        </w:rPr>
+      </w:pPr>
+      <w:r>
+        <w:rPr>
+          <w:rFonts w:hint="default" w:ascii="SimSun" w:hAnsi="SimSun" w:eastAsia="SimSun" w:cs="SimSun"/>
+          <w:sz w:val="22"/>
+          <w:szCs w:val="22"/>
+          <w:lang w:val="en-US"/>
+        </w:rPr>
+        <w:t>├── Types</w:t>
+      </w:r>
+    </w:p>
+    <w:p>
+      <w:pPr>
+        <w:jc w:val="left"/>
+        <w:rPr>
+          <w:rFonts w:hint="default" w:ascii="SimSun" w:hAnsi="SimSun" w:eastAsia="SimSun" w:cs="SimSun"/>
+          <w:sz w:val="22"/>
+          <w:szCs w:val="22"/>
+          <w:lang w:val="en-US"/>
+        </w:rPr>
+      </w:pPr>
+      <w:r>
+        <w:rPr>
+          <w:rFonts w:hint="default" w:ascii="SimSun" w:hAnsi="SimSun" w:eastAsia="SimSun" w:cs="SimSun"/>
+          <w:sz w:val="22"/>
+          <w:szCs w:val="22"/>
+          <w:lang w:val="en-US"/>
+        </w:rPr>
+        <w:t>├── Services</w:t>
+      </w:r>
+    </w:p>
+    <w:p>
+      <w:pPr>
+        <w:jc w:val="left"/>
+        <w:rPr>
+          <w:rFonts w:hint="default" w:ascii="SimSun" w:hAnsi="SimSun" w:eastAsia="SimSun" w:cs="SimSun"/>
+          <w:sz w:val="22"/>
+          <w:szCs w:val="22"/>
+          <w:lang w:val="en-US"/>
+        </w:rPr>
+      </w:pPr>
+      <w:r>
+        <w:rPr>
+          <w:rFonts w:hint="default" w:ascii="SimSun" w:hAnsi="SimSun" w:eastAsia="SimSun" w:cs="SimSun"/>
+          <w:sz w:val="22"/>
+          <w:szCs w:val="22"/>
+          <w:lang w:val="en-US"/>
+        </w:rPr>
+        <w:t>├── Zustand</w:t>
+      </w:r>
+    </w:p>
+    <w:p>
+      <w:pPr>
+        <w:jc w:val="left"/>
+        <w:rPr>
+          <w:rFonts w:hint="default" w:ascii="SimSun" w:hAnsi="SimSun" w:eastAsia="SimSun" w:cs="SimSun"/>
+          <w:sz w:val="22"/>
+          <w:szCs w:val="22"/>
+          <w:lang w:val="en-US"/>
+        </w:rPr>
+      </w:pPr>
+      <w:r>
+        <w:rPr>
+          <w:rFonts w:hint="default" w:ascii="SimSun" w:hAnsi="SimSun" w:eastAsia="SimSun" w:cs="SimSun"/>
+          <w:sz w:val="22"/>
+          <w:szCs w:val="22"/>
+          <w:lang w:val="en-US"/>
+        </w:rPr>
+        <w:t>└── Test Page</w:t>
+      </w:r>
+    </w:p>
+    <w:p>
+      <w:pPr>
+        <w:jc w:val="left"/>
+        <w:rPr>
+          <w:rFonts w:hint="default" w:ascii="SimSun" w:hAnsi="SimSun" w:eastAsia="SimSun" w:cs="SimSun"/>
+          <w:sz w:val="22"/>
+          <w:szCs w:val="22"/>
+          <w:lang w:val="en-US"/>
+        </w:rPr>
+      </w:pPr>
+      <w:r>
+        <w:rPr>
+          <w:rFonts w:hint="default" w:ascii="SimSun" w:hAnsi="SimSun" w:eastAsia="SimSun" w:cs="SimSun"/>
+          <w:sz w:val="22"/>
+          <w:szCs w:val="22"/>
+          <w:lang w:val="en-US"/>
+        </w:rPr>
+        <w:t>│</w:t>
+      </w:r>
+    </w:p>
+    <w:p>
+      <w:pPr>
+        <w:jc w:val="left"/>
+        <w:rPr>
+          <w:rFonts w:hint="default" w:ascii="SimSun" w:hAnsi="SimSun" w:eastAsia="SimSun" w:cs="SimSun"/>
+          <w:sz w:val="22"/>
+          <w:szCs w:val="22"/>
+          <w:lang w:val="en-US"/>
+        </w:rPr>
+      </w:pPr>
+      <w:r>
+        <w:rPr>
+          <w:rFonts w:hint="default" w:ascii="SimSun" w:hAnsi="SimSun" w:eastAsia="SimSun" w:cs="SimSun"/>
+          <w:sz w:val="22"/>
+          <w:szCs w:val="22"/>
+          <w:lang w:val="en-US"/>
+        </w:rPr>
+        <w:t>▼</w:t>
+      </w:r>
+    </w:p>
+    <w:p>
+      <w:pPr>
+        <w:jc w:val="left"/>
+        <w:rPr>
+          <w:rFonts w:hint="default" w:ascii="SimSun" w:hAnsi="SimSun" w:eastAsia="SimSun" w:cs="SimSun"/>
+          <w:sz w:val="22"/>
+          <w:szCs w:val="22"/>
+          <w:lang w:val="en-US"/>
+        </w:rPr>
+      </w:pPr>
+      <w:r>
+        <w:rPr>
+          <w:rFonts w:hint="default" w:ascii="SimSun" w:hAnsi="SimSun" w:eastAsia="SimSun" w:cs="SimSun"/>
+          <w:sz w:val="22"/>
+          <w:szCs w:val="22"/>
+          <w:lang w:val="en-US"/>
+        </w:rPr>
+        <w:t>PHASE 2</w:t>
+      </w:r>
+    </w:p>
+    <w:p>
+      <w:pPr>
+        <w:jc w:val="left"/>
+        <w:rPr>
+          <w:rFonts w:hint="default" w:ascii="SimSun" w:hAnsi="SimSun" w:eastAsia="SimSun" w:cs="SimSun"/>
+          <w:sz w:val="22"/>
+          <w:szCs w:val="22"/>
+          <w:lang w:val="en-US"/>
+        </w:rPr>
+      </w:pPr>
+      <w:r>
+        <w:rPr>
+          <w:rFonts w:hint="default" w:ascii="SimSun" w:hAnsi="SimSun" w:eastAsia="SimSun" w:cs="SimSun"/>
+          <w:sz w:val="22"/>
+          <w:szCs w:val="22"/>
+          <w:lang w:val="en-US"/>
+        </w:rPr>
+        <w:t>Application Shell</w:t>
+      </w:r>
+    </w:p>
+    <w:p>
+      <w:pPr>
+        <w:jc w:val="left"/>
+        <w:rPr>
+          <w:rFonts w:hint="default" w:ascii="SimSun" w:hAnsi="SimSun" w:eastAsia="SimSun" w:cs="SimSun"/>
+          <w:sz w:val="22"/>
+          <w:szCs w:val="22"/>
+          <w:lang w:val="en-US"/>
+        </w:rPr>
+      </w:pPr>
+      <w:r>
+        <w:rPr>
+          <w:rFonts w:hint="default" w:ascii="SimSun" w:hAnsi="SimSun" w:eastAsia="SimSun" w:cs="SimSun"/>
+          <w:sz w:val="22"/>
+          <w:szCs w:val="22"/>
+          <w:lang w:val="en-US"/>
+        </w:rPr>
+        <w:t>│</w:t>
+      </w:r>
+    </w:p>
+    <w:p>
+      <w:pPr>
+        <w:jc w:val="left"/>
+        <w:rPr>
+          <w:rFonts w:hint="default" w:ascii="SimSun" w:hAnsi="SimSun" w:eastAsia="SimSun" w:cs="SimSun"/>
+          <w:sz w:val="22"/>
+          <w:szCs w:val="22"/>
+          <w:lang w:val="en-US"/>
+        </w:rPr>
+      </w:pPr>
+      <w:r>
+        <w:rPr>
+          <w:rFonts w:hint="default" w:ascii="SimSun" w:hAnsi="SimSun" w:eastAsia="SimSun" w:cs="SimSun"/>
+          <w:sz w:val="22"/>
+          <w:szCs w:val="22"/>
+          <w:lang w:val="en-US"/>
+        </w:rPr>
+        <w:t>├── Sidebar</w:t>
+      </w:r>
+    </w:p>
+    <w:p>
+      <w:pPr>
+        <w:jc w:val="left"/>
+        <w:rPr>
+          <w:rFonts w:hint="default" w:ascii="SimSun" w:hAnsi="SimSun" w:eastAsia="SimSun" w:cs="SimSun"/>
+          <w:sz w:val="22"/>
+          <w:szCs w:val="22"/>
+          <w:lang w:val="en-US"/>
+        </w:rPr>
+      </w:pPr>
+      <w:r>
+        <w:rPr>
+          <w:rFonts w:hint="default" w:ascii="SimSun" w:hAnsi="SimSun" w:eastAsia="SimSun" w:cs="SimSun"/>
+          <w:sz w:val="22"/>
+          <w:szCs w:val="22"/>
+          <w:lang w:val="en-US"/>
+        </w:rPr>
+        <w:t>├── Navbar</w:t>
+      </w:r>
+    </w:p>
+    <w:p>
+      <w:pPr>
+        <w:jc w:val="left"/>
+        <w:rPr>
+          <w:rFonts w:hint="default" w:ascii="SimSun" w:hAnsi="SimSun" w:eastAsia="SimSun" w:cs="SimSun"/>
+          <w:sz w:val="22"/>
+          <w:szCs w:val="22"/>
+          <w:lang w:val="en-US"/>
+        </w:rPr>
+      </w:pPr>
+      <w:r>
+        <w:rPr>
+          <w:rFonts w:hint="default" w:ascii="SimSun" w:hAnsi="SimSun" w:eastAsia="SimSun" w:cs="SimSun"/>
+          <w:sz w:val="22"/>
+          <w:szCs w:val="22"/>
+          <w:lang w:val="en-US"/>
+        </w:rPr>
+        <w:t>├── Layout</w:t>
+      </w:r>
+    </w:p>
+    <w:p>
+      <w:pPr>
+        <w:jc w:val="left"/>
+        <w:rPr>
+          <w:rFonts w:hint="default" w:ascii="SimSun" w:hAnsi="SimSun" w:eastAsia="SimSun" w:cs="SimSun"/>
+          <w:sz w:val="22"/>
+          <w:szCs w:val="22"/>
+          <w:lang w:val="en-US"/>
+        </w:rPr>
+      </w:pPr>
+      <w:r>
+        <w:rPr>
+          <w:rFonts w:hint="default" w:ascii="SimSun" w:hAnsi="SimSun" w:eastAsia="SimSun" w:cs="SimSun"/>
+          <w:sz w:val="22"/>
+          <w:szCs w:val="22"/>
+          <w:lang w:val="en-US"/>
+        </w:rPr>
+        <w:t>└── Routing</w:t>
+      </w:r>
+    </w:p>
+    <w:p>
+      <w:pPr>
+        <w:jc w:val="left"/>
+        <w:rPr>
+          <w:rFonts w:hint="default" w:ascii="SimSun" w:hAnsi="SimSun" w:eastAsia="SimSun" w:cs="SimSun"/>
+          <w:sz w:val="22"/>
+          <w:szCs w:val="22"/>
+          <w:lang w:val="en-US"/>
+        </w:rPr>
+      </w:pPr>
+      <w:r>
+        <w:rPr>
+          <w:rFonts w:hint="default" w:ascii="SimSun" w:hAnsi="SimSun" w:eastAsia="SimSun" w:cs="SimSun"/>
+          <w:sz w:val="22"/>
+          <w:szCs w:val="22"/>
+          <w:lang w:val="en-US"/>
+        </w:rPr>
+        <w:t>│</w:t>
+      </w:r>
+    </w:p>
+    <w:p>
+      <w:pPr>
+        <w:jc w:val="left"/>
+        <w:rPr>
+          <w:rFonts w:hint="default" w:ascii="SimSun" w:hAnsi="SimSun" w:eastAsia="SimSun" w:cs="SimSun"/>
+          <w:sz w:val="22"/>
+          <w:szCs w:val="22"/>
+          <w:lang w:val="en-US"/>
+        </w:rPr>
+      </w:pPr>
+      <w:r>
+        <w:rPr>
+          <w:rFonts w:hint="default" w:ascii="SimSun" w:hAnsi="SimSun" w:eastAsia="SimSun" w:cs="SimSun"/>
+          <w:sz w:val="22"/>
+          <w:szCs w:val="22"/>
+          <w:lang w:val="en-US"/>
+        </w:rPr>
+        <w:t>▼</w:t>
+      </w:r>
+    </w:p>
+    <w:p>
+      <w:pPr>
+        <w:jc w:val="left"/>
+        <w:rPr>
+          <w:rFonts w:hint="default" w:ascii="SimSun" w:hAnsi="SimSun" w:eastAsia="SimSun" w:cs="SimSun"/>
+          <w:sz w:val="22"/>
+          <w:szCs w:val="22"/>
+          <w:lang w:val="en-US"/>
+        </w:rPr>
+      </w:pPr>
+      <w:r>
+        <w:rPr>
+          <w:rFonts w:hint="default" w:ascii="SimSun" w:hAnsi="SimSun" w:eastAsia="SimSun" w:cs="SimSun"/>
+          <w:sz w:val="22"/>
+          <w:szCs w:val="22"/>
+          <w:lang w:val="en-US"/>
+        </w:rPr>
+        <w:t>PHASE 3</w:t>
+      </w:r>
+    </w:p>
+    <w:p>
+      <w:pPr>
+        <w:jc w:val="left"/>
+        <w:rPr>
+          <w:rFonts w:hint="default" w:ascii="SimSun" w:hAnsi="SimSun" w:eastAsia="SimSun" w:cs="SimSun"/>
+          <w:sz w:val="22"/>
+          <w:szCs w:val="22"/>
+          <w:lang w:val="en-US"/>
+        </w:rPr>
+      </w:pPr>
+      <w:r>
+        <w:rPr>
+          <w:rFonts w:hint="default" w:ascii="SimSun" w:hAnsi="SimSun" w:eastAsia="SimSun" w:cs="SimSun"/>
+          <w:sz w:val="22"/>
+          <w:szCs w:val="22"/>
+          <w:lang w:val="en-US"/>
+        </w:rPr>
+        <w:t>Dashboard</w:t>
+      </w:r>
+    </w:p>
+    <w:p>
+      <w:pPr>
+        <w:jc w:val="left"/>
+        <w:rPr>
+          <w:rFonts w:hint="default" w:ascii="SimSun" w:hAnsi="SimSun" w:eastAsia="SimSun" w:cs="SimSun"/>
+          <w:sz w:val="22"/>
+          <w:szCs w:val="22"/>
+          <w:lang w:val="en-US"/>
+        </w:rPr>
+      </w:pPr>
+      <w:r>
+        <w:rPr>
+          <w:rFonts w:hint="default" w:ascii="SimSun" w:hAnsi="SimSun" w:eastAsia="SimSun" w:cs="SimSun"/>
+          <w:sz w:val="22"/>
+          <w:szCs w:val="22"/>
+          <w:lang w:val="en-US"/>
+        </w:rPr>
+        <w:t>│</w:t>
+      </w:r>
+    </w:p>
+    <w:p>
+      <w:pPr>
+        <w:jc w:val="left"/>
+        <w:rPr>
+          <w:rFonts w:hint="default" w:ascii="SimSun" w:hAnsi="SimSun" w:eastAsia="SimSun" w:cs="SimSun"/>
+          <w:sz w:val="22"/>
+          <w:szCs w:val="22"/>
+          <w:lang w:val="en-US"/>
+        </w:rPr>
+      </w:pPr>
+      <w:r>
+        <w:rPr>
+          <w:rFonts w:hint="default" w:ascii="SimSun" w:hAnsi="SimSun" w:eastAsia="SimSun" w:cs="SimSun"/>
+          <w:sz w:val="22"/>
+          <w:szCs w:val="22"/>
+          <w:lang w:val="en-US"/>
+        </w:rPr>
+        <w:t>├── Metric Cards</w:t>
+      </w:r>
+    </w:p>
+    <w:p>
+      <w:pPr>
+        <w:jc w:val="left"/>
+        <w:rPr>
+          <w:rFonts w:hint="default" w:ascii="SimSun" w:hAnsi="SimSun" w:eastAsia="SimSun" w:cs="SimSun"/>
+          <w:sz w:val="22"/>
+          <w:szCs w:val="22"/>
+          <w:lang w:val="en-US"/>
+        </w:rPr>
+      </w:pPr>
+      <w:r>
+        <w:rPr>
+          <w:rFonts w:hint="default" w:ascii="SimSun" w:hAnsi="SimSun" w:eastAsia="SimSun" w:cs="SimSun"/>
+          <w:sz w:val="22"/>
+          <w:szCs w:val="22"/>
+          <w:lang w:val="en-US"/>
+        </w:rPr>
+        <w:t>├── Forecast Summary</w:t>
+      </w:r>
+    </w:p>
+    <w:p>
+      <w:pPr>
+        <w:jc w:val="left"/>
+        <w:rPr>
+          <w:rFonts w:hint="default" w:ascii="SimSun" w:hAnsi="SimSun" w:eastAsia="SimSun" w:cs="SimSun"/>
+          <w:sz w:val="22"/>
+          <w:szCs w:val="22"/>
+          <w:lang w:val="en-US"/>
+        </w:rPr>
+      </w:pPr>
+      <w:r>
+        <w:rPr>
+          <w:rFonts w:hint="default" w:ascii="SimSun" w:hAnsi="SimSun" w:eastAsia="SimSun" w:cs="SimSun"/>
+          <w:sz w:val="22"/>
+          <w:szCs w:val="22"/>
+          <w:lang w:val="en-US"/>
+        </w:rPr>
+        <w:t>├── AQI Status</w:t>
+      </w:r>
+    </w:p>
+    <w:p>
+      <w:pPr>
+        <w:jc w:val="left"/>
+        <w:rPr>
+          <w:rFonts w:hint="default" w:ascii="SimSun" w:hAnsi="SimSun" w:eastAsia="SimSun" w:cs="SimSun"/>
+          <w:sz w:val="22"/>
+          <w:szCs w:val="22"/>
+          <w:lang w:val="en-US"/>
+        </w:rPr>
+      </w:pPr>
+      <w:r>
+        <w:rPr>
+          <w:rFonts w:hint="default" w:ascii="SimSun" w:hAnsi="SimSun" w:eastAsia="SimSun" w:cs="SimSun"/>
+          <w:sz w:val="22"/>
+          <w:szCs w:val="22"/>
+          <w:lang w:val="en-US"/>
+        </w:rPr>
+        <w:t>└── Advisory</w:t>
+      </w:r>
+    </w:p>
+    <w:p>
+      <w:pPr>
+        <w:jc w:val="left"/>
+        <w:rPr>
+          <w:rFonts w:hint="default" w:ascii="SimSun" w:hAnsi="SimSun" w:eastAsia="SimSun" w:cs="SimSun"/>
+          <w:sz w:val="22"/>
+          <w:szCs w:val="22"/>
+          <w:lang w:val="en-US"/>
+        </w:rPr>
+      </w:pPr>
+      <w:r>
+        <w:rPr>
+          <w:rFonts w:hint="default" w:ascii="SimSun" w:hAnsi="SimSun" w:eastAsia="SimSun" w:cs="SimSun"/>
+          <w:sz w:val="22"/>
+          <w:szCs w:val="22"/>
+          <w:lang w:val="en-US"/>
+        </w:rPr>
+        <w:t>│</w:t>
+      </w:r>
+    </w:p>
+    <w:p>
+      <w:pPr>
+        <w:jc w:val="left"/>
+        <w:rPr>
+          <w:rFonts w:hint="default" w:ascii="SimSun" w:hAnsi="SimSun" w:eastAsia="SimSun" w:cs="SimSun"/>
+          <w:sz w:val="22"/>
+          <w:szCs w:val="22"/>
+          <w:lang w:val="en-US"/>
+        </w:rPr>
+      </w:pPr>
+      <w:r>
+        <w:rPr>
+          <w:rFonts w:hint="default" w:ascii="SimSun" w:hAnsi="SimSun" w:eastAsia="SimSun" w:cs="SimSun"/>
+          <w:sz w:val="22"/>
+          <w:szCs w:val="22"/>
+          <w:lang w:val="en-US"/>
+        </w:rPr>
+        <w:t>▼</w:t>
+      </w:r>
+    </w:p>
+    <w:p>
+      <w:pPr>
+        <w:jc w:val="left"/>
+        <w:rPr>
+          <w:rFonts w:hint="default" w:ascii="SimSun" w:hAnsi="SimSun" w:eastAsia="SimSun" w:cs="SimSun"/>
+          <w:sz w:val="22"/>
+          <w:szCs w:val="22"/>
+          <w:lang w:val="en-US"/>
+        </w:rPr>
+      </w:pPr>
+      <w:r>
+        <w:rPr>
+          <w:rFonts w:hint="default" w:ascii="SimSun" w:hAnsi="SimSun" w:eastAsia="SimSun" w:cs="SimSun"/>
+          <w:sz w:val="22"/>
+          <w:szCs w:val="22"/>
+          <w:lang w:val="en-US"/>
+        </w:rPr>
+        <w:t>PHASE 4</w:t>
+      </w:r>
+    </w:p>
+    <w:p>
+      <w:pPr>
+        <w:jc w:val="left"/>
+        <w:rPr>
+          <w:rFonts w:hint="default" w:ascii="SimSun" w:hAnsi="SimSun" w:eastAsia="SimSun" w:cs="SimSun"/>
+          <w:sz w:val="22"/>
+          <w:szCs w:val="22"/>
+          <w:lang w:val="en-US"/>
+        </w:rPr>
+      </w:pPr>
+      <w:r>
+        <w:rPr>
+          <w:rFonts w:hint="default" w:ascii="SimSun" w:hAnsi="SimSun" w:eastAsia="SimSun" w:cs="SimSun"/>
+          <w:sz w:val="22"/>
+          <w:szCs w:val="22"/>
+          <w:lang w:val="en-US"/>
+        </w:rPr>
+        <w:t>Map</w:t>
+      </w:r>
+    </w:p>
+    <w:p>
+      <w:pPr>
+        <w:jc w:val="left"/>
+        <w:rPr>
+          <w:rFonts w:hint="default" w:ascii="SimSun" w:hAnsi="SimSun" w:eastAsia="SimSun" w:cs="SimSun"/>
+          <w:sz w:val="22"/>
+          <w:szCs w:val="22"/>
+          <w:lang w:val="en-US"/>
+        </w:rPr>
+      </w:pPr>
+      <w:r>
+        <w:rPr>
+          <w:rFonts w:hint="default" w:ascii="SimSun" w:hAnsi="SimSun" w:eastAsia="SimSun" w:cs="SimSun"/>
+          <w:sz w:val="22"/>
+          <w:szCs w:val="22"/>
+          <w:lang w:val="en-US"/>
+        </w:rPr>
+        <w:t>│</w:t>
+      </w:r>
+    </w:p>
+    <w:p>
+      <w:pPr>
+        <w:jc w:val="left"/>
+        <w:rPr>
+          <w:rFonts w:hint="default" w:ascii="SimSun" w:hAnsi="SimSun" w:eastAsia="SimSun" w:cs="SimSun"/>
+          <w:sz w:val="22"/>
+          <w:szCs w:val="22"/>
+          <w:lang w:val="en-US"/>
+        </w:rPr>
+      </w:pPr>
+      <w:r>
+        <w:rPr>
+          <w:rFonts w:hint="default" w:ascii="SimSun" w:hAnsi="SimSun" w:eastAsia="SimSun" w:cs="SimSun"/>
+          <w:sz w:val="22"/>
+          <w:szCs w:val="22"/>
+          <w:lang w:val="en-US"/>
+        </w:rPr>
+        <w:t>├── MapTiler</w:t>
+      </w:r>
+    </w:p>
+    <w:p>
+      <w:pPr>
+        <w:jc w:val="left"/>
+        <w:rPr>
+          <w:rFonts w:hint="default" w:ascii="SimSun" w:hAnsi="SimSun" w:eastAsia="SimSun" w:cs="SimSun"/>
+          <w:sz w:val="22"/>
+          <w:szCs w:val="22"/>
+          <w:lang w:val="en-US"/>
+        </w:rPr>
+      </w:pPr>
+      <w:r>
+        <w:rPr>
+          <w:rFonts w:hint="default" w:ascii="SimSun" w:hAnsi="SimSun" w:eastAsia="SimSun" w:cs="SimSun"/>
+          <w:sz w:val="22"/>
+          <w:szCs w:val="22"/>
+          <w:lang w:val="en-US"/>
+        </w:rPr>
+        <w:t>├── GeoJSON</w:t>
+      </w:r>
+    </w:p>
+    <w:p>
+      <w:pPr>
+        <w:jc w:val="left"/>
+        <w:rPr>
+          <w:rFonts w:hint="default" w:ascii="SimSun" w:hAnsi="SimSun" w:eastAsia="SimSun" w:cs="SimSun"/>
+          <w:sz w:val="22"/>
+          <w:szCs w:val="22"/>
+          <w:lang w:val="en-US"/>
+        </w:rPr>
+      </w:pPr>
+      <w:r>
+        <w:rPr>
+          <w:rFonts w:hint="default" w:ascii="SimSun" w:hAnsi="SimSun" w:eastAsia="SimSun" w:cs="SimSun"/>
+          <w:sz w:val="22"/>
+          <w:szCs w:val="22"/>
+          <w:lang w:val="en-US"/>
+        </w:rPr>
+        <w:t>├── AQI Stations</w:t>
+      </w:r>
+    </w:p>
+    <w:p>
+      <w:pPr>
+        <w:jc w:val="left"/>
+        <w:rPr>
+          <w:rFonts w:hint="default" w:ascii="SimSun" w:hAnsi="SimSun" w:eastAsia="SimSun" w:cs="SimSun"/>
+          <w:sz w:val="22"/>
+          <w:szCs w:val="22"/>
+          <w:lang w:val="en-US"/>
+        </w:rPr>
+      </w:pPr>
+      <w:r>
+        <w:rPr>
+          <w:rFonts w:hint="default" w:ascii="SimSun" w:hAnsi="SimSun" w:eastAsia="SimSun" w:cs="SimSun"/>
+          <w:sz w:val="22"/>
+          <w:szCs w:val="22"/>
+          <w:lang w:val="en-US"/>
+        </w:rPr>
+        <w:t>└── Station Selection</w:t>
+      </w:r>
+    </w:p>
+    <w:p>
+      <w:pPr>
+        <w:jc w:val="left"/>
+        <w:rPr>
+          <w:rFonts w:hint="default" w:ascii="SimSun" w:hAnsi="SimSun" w:eastAsia="SimSun" w:cs="SimSun"/>
+          <w:sz w:val="22"/>
+          <w:szCs w:val="22"/>
+          <w:lang w:val="en-US"/>
+        </w:rPr>
+      </w:pPr>
+      <w:r>
+        <w:rPr>
+          <w:rFonts w:hint="default" w:ascii="SimSun" w:hAnsi="SimSun" w:eastAsia="SimSun" w:cs="SimSun"/>
+          <w:sz w:val="22"/>
+          <w:szCs w:val="22"/>
+          <w:lang w:val="en-US"/>
+        </w:rPr>
+        <w:t>│</w:t>
+      </w:r>
+    </w:p>
+    <w:p>
+      <w:pPr>
+        <w:jc w:val="left"/>
+        <w:rPr>
+          <w:rFonts w:hint="default" w:ascii="SimSun" w:hAnsi="SimSun" w:eastAsia="SimSun" w:cs="SimSun"/>
+          <w:sz w:val="22"/>
+          <w:szCs w:val="22"/>
+          <w:lang w:val="en-US"/>
+        </w:rPr>
+      </w:pPr>
+      <w:r>
+        <w:rPr>
+          <w:rFonts w:hint="default" w:ascii="SimSun" w:hAnsi="SimSun" w:eastAsia="SimSun" w:cs="SimSun"/>
+          <w:sz w:val="22"/>
+          <w:szCs w:val="22"/>
+          <w:lang w:val="en-US"/>
+        </w:rPr>
+        <w:t>▼</w:t>
+      </w:r>
+    </w:p>
+    <w:p>
+      <w:pPr>
+        <w:jc w:val="left"/>
+        <w:rPr>
+          <w:rFonts w:hint="default" w:ascii="SimSun" w:hAnsi="SimSun" w:eastAsia="SimSun" w:cs="SimSun"/>
+          <w:sz w:val="22"/>
+          <w:szCs w:val="22"/>
+          <w:lang w:val="en-US"/>
+        </w:rPr>
+      </w:pPr>
+      <w:r>
+        <w:rPr>
+          <w:rFonts w:hint="default" w:ascii="SimSun" w:hAnsi="SimSun" w:eastAsia="SimSun" w:cs="SimSun"/>
+          <w:sz w:val="22"/>
+          <w:szCs w:val="22"/>
+          <w:lang w:val="en-US"/>
+        </w:rPr>
+        <w:t>PHASE 5</w:t>
+      </w:r>
+    </w:p>
+    <w:p>
+      <w:pPr>
+        <w:jc w:val="left"/>
+        <w:rPr>
+          <w:rFonts w:hint="default" w:ascii="SimSun" w:hAnsi="SimSun" w:eastAsia="SimSun" w:cs="SimSun"/>
+          <w:sz w:val="22"/>
+          <w:szCs w:val="22"/>
+          <w:lang w:val="en-US"/>
+        </w:rPr>
+      </w:pPr>
+      <w:r>
+        <w:rPr>
+          <w:rFonts w:hint="default" w:ascii="SimSun" w:hAnsi="SimSun" w:eastAsia="SimSun" w:cs="SimSun"/>
+          <w:sz w:val="22"/>
+          <w:szCs w:val="22"/>
+          <w:lang w:val="en-US"/>
+        </w:rPr>
+        <w:t>Forecast</w:t>
+      </w:r>
+    </w:p>
+    <w:p>
+      <w:pPr>
+        <w:jc w:val="left"/>
+        <w:rPr>
+          <w:rFonts w:hint="default" w:ascii="SimSun" w:hAnsi="SimSun" w:eastAsia="SimSun" w:cs="SimSun"/>
+          <w:sz w:val="22"/>
+          <w:szCs w:val="22"/>
+          <w:lang w:val="en-US"/>
+        </w:rPr>
+      </w:pPr>
+      <w:r>
+        <w:rPr>
+          <w:rFonts w:hint="default" w:ascii="SimSun" w:hAnsi="SimSun" w:eastAsia="SimSun" w:cs="SimSun"/>
+          <w:sz w:val="22"/>
+          <w:szCs w:val="22"/>
+          <w:lang w:val="en-US"/>
+        </w:rPr>
+        <w:t>│</w:t>
+      </w:r>
+    </w:p>
+    <w:p>
+      <w:pPr>
+        <w:jc w:val="left"/>
+        <w:rPr>
+          <w:rFonts w:hint="default" w:ascii="SimSun" w:hAnsi="SimSun" w:eastAsia="SimSun" w:cs="SimSun"/>
+          <w:sz w:val="22"/>
+          <w:szCs w:val="22"/>
+          <w:lang w:val="en-US"/>
+        </w:rPr>
+      </w:pPr>
+      <w:r>
+        <w:rPr>
+          <w:rFonts w:hint="default" w:ascii="SimSun" w:hAnsi="SimSun" w:eastAsia="SimSun" w:cs="SimSun"/>
+          <w:sz w:val="22"/>
+          <w:szCs w:val="22"/>
+          <w:lang w:val="en-US"/>
+        </w:rPr>
+        <w:t>▼</w:t>
+      </w:r>
+    </w:p>
+    <w:p>
+      <w:pPr>
+        <w:jc w:val="left"/>
+        <w:rPr>
+          <w:rFonts w:hint="default" w:ascii="SimSun" w:hAnsi="SimSun" w:eastAsia="SimSun" w:cs="SimSun"/>
+          <w:sz w:val="22"/>
+          <w:szCs w:val="22"/>
+          <w:lang w:val="en-US"/>
+        </w:rPr>
+      </w:pPr>
+      <w:r>
+        <w:rPr>
+          <w:rFonts w:hint="default" w:ascii="SimSun" w:hAnsi="SimSun" w:eastAsia="SimSun" w:cs="SimSun"/>
+          <w:sz w:val="22"/>
+          <w:szCs w:val="22"/>
+          <w:lang w:val="en-US"/>
+        </w:rPr>
+        <w:t>PHASE 6</w:t>
+      </w:r>
+    </w:p>
+    <w:p>
+      <w:pPr>
+        <w:jc w:val="left"/>
+        <w:rPr>
+          <w:rFonts w:hint="default" w:ascii="SimSun" w:hAnsi="SimSun" w:eastAsia="SimSun" w:cs="SimSun"/>
+          <w:sz w:val="22"/>
+          <w:szCs w:val="22"/>
+          <w:lang w:val="en-US"/>
+        </w:rPr>
+      </w:pPr>
+      <w:r>
+        <w:rPr>
+          <w:rFonts w:hint="default" w:ascii="SimSun" w:hAnsi="SimSun" w:eastAsia="SimSun" w:cs="SimSun"/>
+          <w:sz w:val="22"/>
+          <w:szCs w:val="22"/>
+          <w:lang w:val="en-US"/>
+        </w:rPr>
+        <w:t>Source Attribution</w:t>
+      </w:r>
+    </w:p>
+    <w:p>
+      <w:pPr>
+        <w:jc w:val="left"/>
+        <w:rPr>
+          <w:rFonts w:hint="default" w:ascii="SimSun" w:hAnsi="SimSun" w:eastAsia="SimSun" w:cs="SimSun"/>
+          <w:sz w:val="22"/>
+          <w:szCs w:val="22"/>
+          <w:lang w:val="en-US"/>
+        </w:rPr>
+      </w:pPr>
+      <w:r>
+        <w:rPr>
+          <w:rFonts w:hint="default" w:ascii="SimSun" w:hAnsi="SimSun" w:eastAsia="SimSun" w:cs="SimSun"/>
+          <w:sz w:val="22"/>
+          <w:szCs w:val="22"/>
+          <w:lang w:val="en-US"/>
+        </w:rPr>
+        <w:t>│</w:t>
+      </w:r>
+    </w:p>
+    <w:p>
+      <w:pPr>
+        <w:jc w:val="left"/>
+        <w:rPr>
+          <w:rFonts w:hint="default" w:ascii="SimSun" w:hAnsi="SimSun" w:eastAsia="SimSun" w:cs="SimSun"/>
+          <w:sz w:val="22"/>
+          <w:szCs w:val="22"/>
+          <w:lang w:val="en-US"/>
+        </w:rPr>
+      </w:pPr>
+      <w:r>
+        <w:rPr>
+          <w:rFonts w:hint="default" w:ascii="SimSun" w:hAnsi="SimSun" w:eastAsia="SimSun" w:cs="SimSun"/>
+          <w:sz w:val="22"/>
+          <w:szCs w:val="22"/>
+          <w:lang w:val="en-US"/>
+        </w:rPr>
+        <w:t>▼</w:t>
+      </w:r>
+    </w:p>
+    <w:p>
+      <w:pPr>
+        <w:jc w:val="left"/>
+        <w:rPr>
+          <w:rFonts w:hint="default" w:ascii="SimSun" w:hAnsi="SimSun" w:eastAsia="SimSun" w:cs="SimSun"/>
+          <w:sz w:val="22"/>
+          <w:szCs w:val="22"/>
+          <w:lang w:val="en-US"/>
+        </w:rPr>
+      </w:pPr>
+      <w:r>
+        <w:rPr>
+          <w:rFonts w:hint="default" w:ascii="SimSun" w:hAnsi="SimSun" w:eastAsia="SimSun" w:cs="SimSun"/>
+          <w:sz w:val="22"/>
+          <w:szCs w:val="22"/>
+          <w:lang w:val="en-US"/>
+        </w:rPr>
+        <w:t>PHASE 7</w:t>
+      </w:r>
+    </w:p>
+    <w:p>
+      <w:pPr>
+        <w:jc w:val="left"/>
+        <w:rPr>
+          <w:rFonts w:hint="default" w:ascii="SimSun" w:hAnsi="SimSun" w:eastAsia="SimSun" w:cs="SimSun"/>
+          <w:sz w:val="22"/>
+          <w:szCs w:val="22"/>
+          <w:lang w:val="en-US"/>
+        </w:rPr>
+      </w:pPr>
+      <w:r>
+        <w:rPr>
+          <w:rFonts w:hint="default" w:ascii="SimSun" w:hAnsi="SimSun" w:eastAsia="SimSun" w:cs="SimSun"/>
+          <w:sz w:val="22"/>
+          <w:szCs w:val="22"/>
+          <w:lang w:val="en-US"/>
+        </w:rPr>
+        <w:t>Simulation</w:t>
+      </w:r>
+    </w:p>
+    <w:p>
+      <w:pPr>
+        <w:jc w:val="left"/>
+        <w:rPr>
+          <w:rFonts w:hint="default" w:ascii="SimSun" w:hAnsi="SimSun" w:eastAsia="SimSun" w:cs="SimSun"/>
+          <w:sz w:val="22"/>
+          <w:szCs w:val="22"/>
+          <w:lang w:val="en-US"/>
+        </w:rPr>
+      </w:pPr>
+      <w:r>
+        <w:rPr>
+          <w:rFonts w:hint="default" w:ascii="SimSun" w:hAnsi="SimSun" w:eastAsia="SimSun" w:cs="SimSun"/>
+          <w:sz w:val="22"/>
+          <w:szCs w:val="22"/>
+          <w:lang w:val="en-US"/>
+        </w:rPr>
+        <w:t>│</w:t>
+      </w:r>
+    </w:p>
+    <w:p>
+      <w:pPr>
+        <w:jc w:val="left"/>
+        <w:rPr>
+          <w:rFonts w:hint="default" w:ascii="SimSun" w:hAnsi="SimSun" w:eastAsia="SimSun" w:cs="SimSun"/>
+          <w:sz w:val="22"/>
+          <w:szCs w:val="22"/>
+          <w:lang w:val="en-US"/>
+        </w:rPr>
+      </w:pPr>
+      <w:r>
+        <w:rPr>
+          <w:rFonts w:hint="default" w:ascii="SimSun" w:hAnsi="SimSun" w:eastAsia="SimSun" w:cs="SimSun"/>
+          <w:sz w:val="22"/>
+          <w:szCs w:val="22"/>
+          <w:lang w:val="en-US"/>
+        </w:rPr>
+        <w:t>▼</w:t>
+      </w:r>
+    </w:p>
+    <w:p>
+      <w:pPr>
+        <w:jc w:val="left"/>
+        <w:rPr>
+          <w:rFonts w:hint="default" w:ascii="SimSun" w:hAnsi="SimSun" w:eastAsia="SimSun" w:cs="SimSun"/>
+          <w:sz w:val="22"/>
+          <w:szCs w:val="22"/>
+          <w:lang w:val="en-US"/>
+        </w:rPr>
+      </w:pPr>
+      <w:r>
+        <w:rPr>
+          <w:rFonts w:hint="default" w:ascii="SimSun" w:hAnsi="SimSun" w:eastAsia="SimSun" w:cs="SimSun"/>
+          <w:sz w:val="22"/>
+          <w:szCs w:val="22"/>
+          <w:lang w:val="en-US"/>
+        </w:rPr>
+        <w:t>PHASE 8</w:t>
+      </w:r>
+    </w:p>
+    <w:p>
+      <w:pPr>
+        <w:jc w:val="left"/>
+        <w:rPr>
+          <w:rFonts w:hint="default" w:ascii="SimSun" w:hAnsi="SimSun" w:eastAsia="SimSun" w:cs="SimSun"/>
+          <w:sz w:val="22"/>
+          <w:szCs w:val="22"/>
+          <w:lang w:val="en-US"/>
+        </w:rPr>
+      </w:pPr>
+      <w:r>
+        <w:rPr>
+          <w:rFonts w:hint="default" w:ascii="SimSun" w:hAnsi="SimSun" w:eastAsia="SimSun" w:cs="SimSun"/>
+          <w:sz w:val="22"/>
+          <w:szCs w:val="22"/>
+          <w:lang w:val="en-US"/>
+        </w:rPr>
+        <w:t>Citizen Advisories</w:t>
+      </w:r>
+    </w:p>
+    <w:p>
+      <w:pPr>
+        <w:jc w:val="left"/>
+        <w:rPr>
+          <w:rFonts w:hint="default" w:ascii="SimSun" w:hAnsi="SimSun" w:eastAsia="SimSun" w:cs="SimSun"/>
+          <w:sz w:val="22"/>
+          <w:szCs w:val="22"/>
+          <w:lang w:val="en-US"/>
+        </w:rPr>
+      </w:pPr>
+      <w:r>
+        <w:rPr>
+          <w:rFonts w:hint="default" w:ascii="SimSun" w:hAnsi="SimSun" w:eastAsia="SimSun" w:cs="SimSun"/>
+          <w:sz w:val="22"/>
+          <w:szCs w:val="22"/>
+          <w:lang w:val="en-US"/>
+        </w:rPr>
+        <w:t>│</w:t>
+      </w:r>
+    </w:p>
+    <w:p>
+      <w:pPr>
+        <w:jc w:val="left"/>
+        <w:rPr>
+          <w:rFonts w:hint="default" w:ascii="SimSun" w:hAnsi="SimSun" w:eastAsia="SimSun" w:cs="SimSun"/>
+          <w:sz w:val="22"/>
+          <w:szCs w:val="22"/>
+          <w:lang w:val="en-US"/>
+        </w:rPr>
+      </w:pPr>
+      <w:r>
+        <w:rPr>
+          <w:rFonts w:hint="default" w:ascii="SimSun" w:hAnsi="SimSun" w:eastAsia="SimSun" w:cs="SimSun"/>
+          <w:sz w:val="22"/>
+          <w:szCs w:val="22"/>
+          <w:lang w:val="en-US"/>
+        </w:rPr>
+        <w:t>▼</w:t>
+      </w:r>
+    </w:p>
+    <w:p>
+      <w:pPr>
+        <w:jc w:val="left"/>
+        <w:rPr>
+          <w:rFonts w:hint="default" w:ascii="SimSun" w:hAnsi="SimSun" w:eastAsia="SimSun" w:cs="SimSun"/>
+          <w:sz w:val="22"/>
+          <w:szCs w:val="22"/>
+          <w:lang w:val="en-US"/>
+        </w:rPr>
+      </w:pPr>
+      <w:r>
+        <w:rPr>
+          <w:rFonts w:hint="default" w:ascii="SimSun" w:hAnsi="SimSun" w:eastAsia="SimSun" w:cs="SimSun"/>
+          <w:sz w:val="22"/>
+          <w:szCs w:val="22"/>
+          <w:lang w:val="en-US"/>
+        </w:rPr>
+        <w:t>PHASE 9</w:t>
+      </w:r>
+    </w:p>
+    <w:p>
+      <w:pPr>
+        <w:jc w:val="left"/>
+        <w:rPr>
+          <w:rFonts w:hint="default" w:ascii="SimSun" w:hAnsi="SimSun" w:eastAsia="SimSun" w:cs="SimSun"/>
+          <w:sz w:val="22"/>
+          <w:szCs w:val="22"/>
+          <w:lang w:val="en-US"/>
+        </w:rPr>
+      </w:pPr>
+      <w:r>
+        <w:rPr>
+          <w:rFonts w:hint="default" w:ascii="SimSun" w:hAnsi="SimSun" w:eastAsia="SimSun" w:cs="SimSun"/>
+          <w:sz w:val="22"/>
+          <w:szCs w:val="22"/>
+          <w:lang w:val="en-US"/>
+        </w:rPr>
+        <w:t>Deployment</w:t>
+      </w:r>
+    </w:p>
+    <w:p>
+      <w:pPr>
+        <w:jc w:val="left"/>
+        <w:rPr>
+          <w:rFonts w:hint="default" w:ascii="SimSun" w:hAnsi="SimSun" w:eastAsia="SimSun" w:cs="SimSun"/>
+          <w:sz w:val="22"/>
+          <w:szCs w:val="22"/>
+          <w:lang w:val="en-US"/>
+        </w:rPr>
+      </w:pPr>
+    </w:p>
+    <w:p>
+      <w:pPr>
+        <w:jc w:val="left"/>
+        <w:rPr>
+          <w:rFonts w:hint="default" w:ascii="SimSun" w:hAnsi="SimSun" w:eastAsia="SimSun" w:cs="SimSun"/>
+          <w:sz w:val="22"/>
+          <w:szCs w:val="22"/>
+          <w:lang w:val="en-US"/>
+        </w:rPr>
+      </w:pPr>
+    </w:p>
+    <w:p>
+      <w:pPr>
+        <w:jc w:val="left"/>
+        <w:rPr>
+          <w:rFonts w:hint="default" w:ascii="SimSun" w:hAnsi="SimSun" w:eastAsia="SimSun" w:cs="SimSun"/>
+          <w:sz w:val="22"/>
+          <w:szCs w:val="22"/>
+          <w:lang w:val="en-US"/>
+        </w:rPr>
+      </w:pPr>
+    </w:p>
+    <w:p>
+      <w:pPr>
+        <w:jc w:val="left"/>
+        <w:rPr>
+          <w:rFonts w:hint="default" w:ascii="SimSun" w:hAnsi="SimSun" w:eastAsia="SimSun" w:cs="SimSun"/>
+          <w:sz w:val="22"/>
+          <w:szCs w:val="22"/>
+          <w:lang w:val="en-US"/>
+        </w:rPr>
+      </w:pPr>
+    </w:p>
+    <w:p>
+      <w:pPr>
+        <w:jc w:val="left"/>
+        <w:rPr>
+          <w:rFonts w:hint="default" w:ascii="SimSun" w:hAnsi="SimSun" w:eastAsia="SimSun" w:cs="SimSun"/>
+          <w:sz w:val="22"/>
+          <w:szCs w:val="22"/>
+          <w:lang w:val="en-US"/>
+        </w:rPr>
+      </w:pPr>
+    </w:p>
+    <w:p>
+      <w:pPr>
+        <w:jc w:val="both"/>
+        <w:rPr>
+          <w:rFonts w:hint="default" w:ascii="SimSun" w:hAnsi="SimSun" w:eastAsia="SimSun" w:cs="SimSun"/>
+          <w:sz w:val="22"/>
+          <w:szCs w:val="22"/>
+          <w:lang w:val="en-US"/>
+        </w:rPr>
+      </w:pPr>
+      <w:r>
+        <w:rPr>
+          <w:rFonts w:hint="default" w:ascii="SimSun" w:hAnsi="SimSun" w:eastAsia="SimSun" w:cs="SimSun"/>
+          <w:sz w:val="22"/>
+          <w:szCs w:val="22"/>
+          <w:lang w:val="en-US"/>
+        </w:rPr>
+        <w:t xml:space="preserve">Design </w:t>
+      </w:r>
+    </w:p>
+    <w:p>
+      <w:pPr>
+        <w:jc w:val="both"/>
+        <w:rPr>
+          <w:rFonts w:hint="default" w:ascii="SimSun" w:hAnsi="SimSun" w:eastAsia="SimSun" w:cs="SimSun"/>
+          <w:sz w:val="22"/>
+          <w:szCs w:val="22"/>
+          <w:lang w:val="en-US"/>
+        </w:rPr>
+      </w:pPr>
+    </w:p>
+    <w:p>
+      <w:pPr>
+        <w:jc w:val="both"/>
+        <w:rPr>
+          <w:rFonts w:hint="default" w:ascii="SimSun" w:hAnsi="SimSun" w:eastAsia="SimSun" w:cs="SimSun"/>
+          <w:sz w:val="22"/>
+          <w:szCs w:val="22"/>
+          <w:lang w:val="en-US"/>
+        </w:rPr>
+      </w:pPr>
+      <w:r>
+        <w:rPr>
+          <w:rFonts w:hint="default" w:ascii="SimSun" w:hAnsi="SimSun" w:eastAsia="SimSun" w:cs="SimSun"/>
+          <w:sz w:val="22"/>
+          <w:szCs w:val="22"/>
+          <w:lang w:val="en-US"/>
+        </w:rPr>
+        <w:t>Background</w:t>
+      </w:r>
+    </w:p>
+    <w:p>
+      <w:pPr>
+        <w:jc w:val="both"/>
+        <w:rPr>
+          <w:rFonts w:hint="default" w:ascii="SimSun" w:hAnsi="SimSun" w:eastAsia="SimSun" w:cs="SimSun"/>
+          <w:sz w:val="22"/>
+          <w:szCs w:val="22"/>
+          <w:lang w:val="en-US"/>
+        </w:rPr>
+      </w:pPr>
+    </w:p>
+    <w:p>
+      <w:pPr>
+        <w:jc w:val="both"/>
+        <w:rPr>
+          <w:rFonts w:hint="default" w:ascii="SimSun" w:hAnsi="SimSun" w:eastAsia="SimSun" w:cs="SimSun"/>
+          <w:sz w:val="22"/>
+          <w:szCs w:val="22"/>
+          <w:lang w:val="en-US"/>
+        </w:rPr>
+      </w:pPr>
+      <w:r>
+        <w:rPr>
+          <w:rFonts w:hint="default" w:ascii="SimSun" w:hAnsi="SimSun" w:eastAsia="SimSun" w:cs="SimSun"/>
+          <w:sz w:val="22"/>
+          <w:szCs w:val="22"/>
+          <w:lang w:val="en-US"/>
+        </w:rPr>
+        <w:t>#F5F7FA</w:t>
+      </w:r>
+    </w:p>
+    <w:p>
+      <w:pPr>
+        <w:jc w:val="both"/>
+        <w:rPr>
+          <w:rFonts w:hint="default" w:ascii="SimSun" w:hAnsi="SimSun" w:eastAsia="SimSun" w:cs="SimSun"/>
+          <w:sz w:val="22"/>
+          <w:szCs w:val="22"/>
+          <w:lang w:val="en-US"/>
+        </w:rPr>
+      </w:pPr>
+    </w:p>
+    <w:p>
+      <w:pPr>
+        <w:jc w:val="both"/>
+        <w:rPr>
+          <w:rFonts w:hint="default" w:ascii="SimSun" w:hAnsi="SimSun" w:eastAsia="SimSun" w:cs="SimSun"/>
+          <w:sz w:val="22"/>
+          <w:szCs w:val="22"/>
+          <w:lang w:val="en-US"/>
+        </w:rPr>
+      </w:pPr>
+      <w:r>
+        <w:rPr>
+          <w:rFonts w:hint="default" w:ascii="SimSun" w:hAnsi="SimSun" w:eastAsia="SimSun" w:cs="SimSun"/>
+          <w:sz w:val="22"/>
+          <w:szCs w:val="22"/>
+          <w:lang w:val="en-US"/>
+        </w:rPr>
+        <w:t>Sidebar</w:t>
+      </w:r>
+    </w:p>
+    <w:p>
+      <w:pPr>
+        <w:jc w:val="both"/>
+        <w:rPr>
+          <w:rFonts w:hint="default" w:ascii="SimSun" w:hAnsi="SimSun" w:eastAsia="SimSun" w:cs="SimSun"/>
+          <w:sz w:val="22"/>
+          <w:szCs w:val="22"/>
+          <w:lang w:val="en-US"/>
+        </w:rPr>
+      </w:pPr>
+    </w:p>
+    <w:p>
+      <w:pPr>
+        <w:jc w:val="both"/>
+        <w:rPr>
+          <w:rFonts w:hint="default" w:ascii="SimSun" w:hAnsi="SimSun" w:eastAsia="SimSun" w:cs="SimSun"/>
+          <w:sz w:val="22"/>
+          <w:szCs w:val="22"/>
+          <w:lang w:val="en-US"/>
+        </w:rPr>
+      </w:pPr>
+      <w:r>
+        <w:rPr>
+          <w:rFonts w:hint="default" w:ascii="SimSun" w:hAnsi="SimSun" w:eastAsia="SimSun" w:cs="SimSun"/>
+          <w:sz w:val="22"/>
+          <w:szCs w:val="22"/>
+          <w:lang w:val="en-US"/>
+        </w:rPr>
+        <w:t>#FFFFFF</w:t>
+      </w:r>
+    </w:p>
+    <w:p>
+      <w:pPr>
+        <w:jc w:val="both"/>
+        <w:rPr>
+          <w:rFonts w:hint="default" w:ascii="SimSun" w:hAnsi="SimSun" w:eastAsia="SimSun" w:cs="SimSun"/>
+          <w:sz w:val="22"/>
+          <w:szCs w:val="22"/>
+          <w:lang w:val="en-US"/>
+        </w:rPr>
+      </w:pPr>
+    </w:p>
+    <w:p>
+      <w:pPr>
+        <w:jc w:val="both"/>
+        <w:rPr>
+          <w:rFonts w:hint="default" w:ascii="SimSun" w:hAnsi="SimSun" w:eastAsia="SimSun" w:cs="SimSun"/>
+          <w:sz w:val="22"/>
+          <w:szCs w:val="22"/>
+          <w:lang w:val="en-US"/>
+        </w:rPr>
+      </w:pPr>
+      <w:r>
+        <w:rPr>
+          <w:rFonts w:hint="default" w:ascii="SimSun" w:hAnsi="SimSun" w:eastAsia="SimSun" w:cs="SimSun"/>
+          <w:sz w:val="22"/>
+          <w:szCs w:val="22"/>
+          <w:lang w:val="en-US"/>
+        </w:rPr>
+        <w:t>Cards</w:t>
+      </w:r>
+    </w:p>
+    <w:p>
+      <w:pPr>
+        <w:jc w:val="both"/>
+        <w:rPr>
+          <w:rFonts w:hint="default" w:ascii="SimSun" w:hAnsi="SimSun" w:eastAsia="SimSun" w:cs="SimSun"/>
+          <w:sz w:val="22"/>
+          <w:szCs w:val="22"/>
+          <w:lang w:val="en-US"/>
+        </w:rPr>
+      </w:pPr>
+    </w:p>
+    <w:p>
+      <w:pPr>
+        <w:jc w:val="both"/>
+        <w:rPr>
+          <w:rFonts w:hint="default" w:ascii="SimSun" w:hAnsi="SimSun" w:eastAsia="SimSun" w:cs="SimSun"/>
+          <w:sz w:val="22"/>
+          <w:szCs w:val="22"/>
+          <w:lang w:val="en-US"/>
+        </w:rPr>
+      </w:pPr>
+      <w:r>
+        <w:rPr>
+          <w:rFonts w:hint="default" w:ascii="SimSun" w:hAnsi="SimSun" w:eastAsia="SimSun" w:cs="SimSun"/>
+          <w:sz w:val="22"/>
+          <w:szCs w:val="22"/>
+          <w:lang w:val="en-US"/>
+        </w:rPr>
+        <w:t>#FFFFFF</w:t>
+      </w:r>
+    </w:p>
+    <w:p>
+      <w:pPr>
+        <w:jc w:val="both"/>
+        <w:rPr>
+          <w:rFonts w:hint="default" w:ascii="SimSun" w:hAnsi="SimSun" w:eastAsia="SimSun" w:cs="SimSun"/>
+          <w:sz w:val="22"/>
+          <w:szCs w:val="22"/>
+          <w:lang w:val="en-US"/>
+        </w:rPr>
+      </w:pPr>
+    </w:p>
+    <w:p>
+      <w:pPr>
+        <w:jc w:val="both"/>
+        <w:rPr>
+          <w:rFonts w:hint="default" w:ascii="SimSun" w:hAnsi="SimSun" w:eastAsia="SimSun" w:cs="SimSun"/>
+          <w:sz w:val="22"/>
+          <w:szCs w:val="22"/>
+          <w:lang w:val="en-US"/>
+        </w:rPr>
+      </w:pPr>
+      <w:r>
+        <w:rPr>
+          <w:rFonts w:hint="default" w:ascii="SimSun" w:hAnsi="SimSun" w:eastAsia="SimSun" w:cs="SimSun"/>
+          <w:sz w:val="22"/>
+          <w:szCs w:val="22"/>
+          <w:lang w:val="en-US"/>
+        </w:rPr>
+        <w:t>Primary</w:t>
+      </w:r>
+    </w:p>
+    <w:p>
+      <w:pPr>
+        <w:jc w:val="both"/>
+        <w:rPr>
+          <w:rFonts w:hint="default" w:ascii="SimSun" w:hAnsi="SimSun" w:eastAsia="SimSun" w:cs="SimSun"/>
+          <w:sz w:val="22"/>
+          <w:szCs w:val="22"/>
+          <w:lang w:val="en-US"/>
+        </w:rPr>
+      </w:pPr>
+    </w:p>
+    <w:p>
+      <w:pPr>
+        <w:jc w:val="both"/>
+        <w:rPr>
+          <w:rFonts w:hint="default" w:ascii="SimSun" w:hAnsi="SimSun" w:eastAsia="SimSun" w:cs="SimSun"/>
+          <w:sz w:val="22"/>
+          <w:szCs w:val="22"/>
+          <w:lang w:val="en-US"/>
+        </w:rPr>
+      </w:pPr>
+      <w:r>
+        <w:rPr>
+          <w:rFonts w:hint="default" w:ascii="SimSun" w:hAnsi="SimSun" w:eastAsia="SimSun" w:cs="SimSun"/>
+          <w:sz w:val="22"/>
+          <w:szCs w:val="22"/>
+          <w:lang w:val="en-US"/>
+        </w:rPr>
+        <w:t>#2563EB</w:t>
+      </w:r>
+    </w:p>
+    <w:p>
+      <w:pPr>
+        <w:jc w:val="both"/>
+        <w:rPr>
+          <w:rFonts w:hint="default" w:ascii="SimSun" w:hAnsi="SimSun" w:eastAsia="SimSun" w:cs="SimSun"/>
+          <w:sz w:val="22"/>
+          <w:szCs w:val="22"/>
+          <w:lang w:val="en-US"/>
+        </w:rPr>
+      </w:pPr>
+    </w:p>
+    <w:p>
+      <w:pPr>
+        <w:jc w:val="both"/>
+        <w:rPr>
+          <w:rFonts w:hint="default" w:ascii="SimSun" w:hAnsi="SimSun" w:eastAsia="SimSun" w:cs="SimSun"/>
+          <w:sz w:val="22"/>
+          <w:szCs w:val="22"/>
+          <w:lang w:val="en-US"/>
+        </w:rPr>
+      </w:pPr>
+      <w:r>
+        <w:rPr>
+          <w:rFonts w:hint="default" w:ascii="SimSun" w:hAnsi="SimSun" w:eastAsia="SimSun" w:cs="SimSun"/>
+          <w:sz w:val="22"/>
+          <w:szCs w:val="22"/>
+          <w:lang w:val="en-US"/>
+        </w:rPr>
+        <w:t>Success</w:t>
+      </w:r>
+    </w:p>
+    <w:p>
+      <w:pPr>
+        <w:jc w:val="both"/>
+        <w:rPr>
+          <w:rFonts w:hint="default" w:ascii="SimSun" w:hAnsi="SimSun" w:eastAsia="SimSun" w:cs="SimSun"/>
+          <w:sz w:val="22"/>
+          <w:szCs w:val="22"/>
+          <w:lang w:val="en-US"/>
+        </w:rPr>
+      </w:pPr>
+    </w:p>
+    <w:p>
+      <w:pPr>
+        <w:jc w:val="both"/>
+        <w:rPr>
+          <w:rFonts w:hint="default" w:ascii="SimSun" w:hAnsi="SimSun" w:eastAsia="SimSun" w:cs="SimSun"/>
+          <w:sz w:val="22"/>
+          <w:szCs w:val="22"/>
+          <w:lang w:val="en-US"/>
+        </w:rPr>
+      </w:pPr>
+      <w:r>
+        <w:rPr>
+          <w:rFonts w:hint="default" w:ascii="SimSun" w:hAnsi="SimSun" w:eastAsia="SimSun" w:cs="SimSun"/>
+          <w:sz w:val="22"/>
+          <w:szCs w:val="22"/>
+          <w:lang w:val="en-US"/>
+        </w:rPr>
+        <w:t>#16A34A</w:t>
+      </w:r>
+    </w:p>
+    <w:p>
+      <w:pPr>
+        <w:jc w:val="both"/>
+        <w:rPr>
+          <w:rFonts w:hint="default" w:ascii="SimSun" w:hAnsi="SimSun" w:eastAsia="SimSun" w:cs="SimSun"/>
+          <w:sz w:val="22"/>
+          <w:szCs w:val="22"/>
+          <w:lang w:val="en-US"/>
+        </w:rPr>
+      </w:pPr>
+    </w:p>
+    <w:p>
+      <w:pPr>
+        <w:jc w:val="both"/>
+        <w:rPr>
+          <w:rFonts w:hint="default" w:ascii="SimSun" w:hAnsi="SimSun" w:eastAsia="SimSun" w:cs="SimSun"/>
+          <w:sz w:val="22"/>
+          <w:szCs w:val="22"/>
+          <w:lang w:val="en-US"/>
+        </w:rPr>
+      </w:pPr>
+      <w:r>
+        <w:rPr>
+          <w:rFonts w:hint="default" w:ascii="SimSun" w:hAnsi="SimSun" w:eastAsia="SimSun" w:cs="SimSun"/>
+          <w:sz w:val="22"/>
+          <w:szCs w:val="22"/>
+          <w:lang w:val="en-US"/>
+        </w:rPr>
+        <w:t>Warning</w:t>
+      </w:r>
+    </w:p>
+    <w:p>
+      <w:pPr>
+        <w:jc w:val="both"/>
+        <w:rPr>
+          <w:rFonts w:hint="default" w:ascii="SimSun" w:hAnsi="SimSun" w:eastAsia="SimSun" w:cs="SimSun"/>
+          <w:sz w:val="22"/>
+          <w:szCs w:val="22"/>
+          <w:lang w:val="en-US"/>
+        </w:rPr>
+      </w:pPr>
+    </w:p>
+    <w:p>
+      <w:pPr>
+        <w:jc w:val="both"/>
+        <w:rPr>
+          <w:rFonts w:hint="default" w:ascii="SimSun" w:hAnsi="SimSun" w:eastAsia="SimSun" w:cs="SimSun"/>
+          <w:sz w:val="22"/>
+          <w:szCs w:val="22"/>
+          <w:lang w:val="en-US"/>
+        </w:rPr>
+      </w:pPr>
+      <w:r>
+        <w:rPr>
+          <w:rFonts w:hint="default" w:ascii="SimSun" w:hAnsi="SimSun" w:eastAsia="SimSun" w:cs="SimSun"/>
+          <w:sz w:val="22"/>
+          <w:szCs w:val="22"/>
+          <w:lang w:val="en-US"/>
+        </w:rPr>
+        <w:t>#FACC15</w:t>
+      </w:r>
+    </w:p>
+    <w:p>
+      <w:pPr>
+        <w:jc w:val="both"/>
+        <w:rPr>
+          <w:rFonts w:hint="default" w:ascii="SimSun" w:hAnsi="SimSun" w:eastAsia="SimSun" w:cs="SimSun"/>
+          <w:sz w:val="22"/>
+          <w:szCs w:val="22"/>
+          <w:lang w:val="en-US"/>
+        </w:rPr>
+      </w:pPr>
+    </w:p>
+    <w:p>
+      <w:pPr>
+        <w:jc w:val="both"/>
+        <w:rPr>
+          <w:rFonts w:hint="default" w:ascii="SimSun" w:hAnsi="SimSun" w:eastAsia="SimSun" w:cs="SimSun"/>
+          <w:sz w:val="22"/>
+          <w:szCs w:val="22"/>
+          <w:lang w:val="en-US"/>
+        </w:rPr>
+      </w:pPr>
+      <w:r>
+        <w:rPr>
+          <w:rFonts w:hint="default" w:ascii="SimSun" w:hAnsi="SimSun" w:eastAsia="SimSun" w:cs="SimSun"/>
+          <w:sz w:val="22"/>
+          <w:szCs w:val="22"/>
+          <w:lang w:val="en-US"/>
+        </w:rPr>
+        <w:t>Danger</w:t>
+      </w:r>
+    </w:p>
+    <w:p>
+      <w:pPr>
+        <w:jc w:val="both"/>
+        <w:rPr>
+          <w:rFonts w:hint="default" w:ascii="SimSun" w:hAnsi="SimSun" w:eastAsia="SimSun" w:cs="SimSun"/>
+          <w:sz w:val="22"/>
+          <w:szCs w:val="22"/>
+          <w:lang w:val="en-US"/>
+        </w:rPr>
+      </w:pPr>
+    </w:p>
+    <w:p>
+      <w:pPr>
+        <w:jc w:val="both"/>
+        <w:rPr>
+          <w:rFonts w:hint="default" w:ascii="SimSun" w:hAnsi="SimSun" w:eastAsia="SimSun" w:cs="SimSun"/>
+          <w:sz w:val="22"/>
+          <w:szCs w:val="22"/>
+          <w:lang w:val="en-US"/>
+        </w:rPr>
+      </w:pPr>
+      <w:r>
+        <w:rPr>
+          <w:rFonts w:hint="default" w:ascii="SimSun" w:hAnsi="SimSun" w:eastAsia="SimSun" w:cs="SimSun"/>
+          <w:sz w:val="22"/>
+          <w:szCs w:val="22"/>
+          <w:lang w:val="en-US"/>
+        </w:rPr>
+        <w:t>#DC2626</w:t>
+      </w:r>
       <w:bookmarkStart w:id="0" w:name="_GoBack"/>
       <w:bookmarkEnd w:id="0"/>
-    </w:p>
-    <w:p>
-      <w:pPr>
-        <w:rPr>
-          <w:rFonts w:hint="default" w:ascii="SimSun" w:hAnsi="SimSun" w:eastAsia="SimSun" w:cs="SimSun"/>
-          <w:sz w:val="24"/>
-          <w:szCs w:val="24"/>
-          <w:lang w:val="en-US"/>
-        </w:rPr>
-      </w:pPr>
-    </w:p>
-    <w:p>
-      <w:pPr>
-        <w:rPr>
-          <w:rFonts w:hint="default" w:ascii="SimSun" w:hAnsi="SimSun" w:eastAsia="SimSun" w:cs="SimSun"/>
-          <w:sz w:val="24"/>
-          <w:szCs w:val="24"/>
-          <w:lang w:val="en-US"/>
-        </w:rPr>
-      </w:pPr>
-      <w:r>
-        <w:rPr>
-          <w:rFonts w:hint="default" w:ascii="SimSun" w:hAnsi="SimSun" w:eastAsia="SimSun" w:cs="SimSun"/>
-          <w:sz w:val="24"/>
-          <w:szCs w:val="24"/>
-          <w:lang w:val="en-US"/>
-        </w:rPr>
-        <w:t>Final Backend Arch:</w:t>
-      </w:r>
-    </w:p>
-    <w:p>
-      <w:pPr>
-        <w:rPr>
-          <w:rFonts w:hint="default" w:ascii="SimSun" w:hAnsi="SimSun" w:eastAsia="SimSun" w:cs="SimSun"/>
-          <w:sz w:val="24"/>
-          <w:szCs w:val="24"/>
-          <w:lang w:val="en-US"/>
-        </w:rPr>
-      </w:pPr>
-    </w:p>
-    <w:p>
-      <w:pPr>
-        <w:jc w:val="center"/>
-        <w:rPr>
-          <w:rFonts w:hint="default" w:ascii="SimSun" w:hAnsi="SimSun" w:eastAsia="SimSun" w:cs="SimSun"/>
-          <w:sz w:val="24"/>
-          <w:szCs w:val="24"/>
-          <w:lang w:val="en-US"/>
-        </w:rPr>
-      </w:pPr>
-      <w:r>
-        <w:rPr>
-          <w:rFonts w:hint="default" w:ascii="SimSun" w:hAnsi="SimSun" w:eastAsia="SimSun" w:cs="SimSun"/>
-          <w:sz w:val="24"/>
-          <w:szCs w:val="24"/>
-          <w:lang w:val="en-US"/>
-        </w:rPr>
-        <w:t>Next.js Frontend</w:t>
-      </w:r>
-    </w:p>
-    <w:p>
-      <w:pPr>
-        <w:jc w:val="center"/>
-        <w:rPr>
-          <w:rFonts w:hint="default" w:ascii="SimSun" w:hAnsi="SimSun" w:eastAsia="SimSun" w:cs="SimSun"/>
-          <w:sz w:val="24"/>
-          <w:szCs w:val="24"/>
-          <w:lang w:val="en-US"/>
-        </w:rPr>
-      </w:pPr>
-      <w:r>
-        <w:rPr>
-          <w:rFonts w:hint="default" w:ascii="SimSun" w:hAnsi="SimSun" w:eastAsia="SimSun" w:cs="SimSun"/>
-          <w:sz w:val="24"/>
-          <w:szCs w:val="24"/>
-          <w:lang w:val="en-US"/>
-        </w:rPr>
-        <w:t>│</w:t>
-      </w:r>
-    </w:p>
-    <w:p>
-      <w:pPr>
-        <w:jc w:val="center"/>
-        <w:rPr>
-          <w:rFonts w:hint="default" w:ascii="SimSun" w:hAnsi="SimSun" w:eastAsia="SimSun" w:cs="SimSun"/>
-          <w:sz w:val="24"/>
-          <w:szCs w:val="24"/>
-          <w:lang w:val="en-US"/>
-        </w:rPr>
-      </w:pPr>
-      <w:r>
-        <w:rPr>
-          <w:rFonts w:hint="default" w:ascii="SimSun" w:hAnsi="SimSun" w:eastAsia="SimSun" w:cs="SimSun"/>
-          <w:sz w:val="24"/>
-          <w:szCs w:val="24"/>
-          <w:lang w:val="en-US"/>
-        </w:rPr>
-        <w:t>HTTP Requests</w:t>
-      </w:r>
-    </w:p>
-    <w:p>
-      <w:pPr>
-        <w:jc w:val="center"/>
-        <w:rPr>
-          <w:rFonts w:hint="default" w:ascii="SimSun" w:hAnsi="SimSun" w:eastAsia="SimSun" w:cs="SimSun"/>
-          <w:sz w:val="24"/>
-          <w:szCs w:val="24"/>
-          <w:lang w:val="en-US"/>
-        </w:rPr>
-      </w:pPr>
-      <w:r>
-        <w:rPr>
-          <w:rFonts w:hint="default" w:ascii="SimSun" w:hAnsi="SimSun" w:eastAsia="SimSun" w:cs="SimSun"/>
-          <w:sz w:val="24"/>
-          <w:szCs w:val="24"/>
-          <w:lang w:val="en-US"/>
-        </w:rPr>
-        <w:t>│</w:t>
-      </w:r>
-    </w:p>
-    <w:p>
-      <w:pPr>
-        <w:jc w:val="center"/>
-        <w:rPr>
-          <w:rFonts w:hint="default" w:ascii="SimSun" w:hAnsi="SimSun" w:eastAsia="SimSun" w:cs="SimSun"/>
-          <w:sz w:val="24"/>
-          <w:szCs w:val="24"/>
-          <w:lang w:val="en-US"/>
-        </w:rPr>
-      </w:pPr>
-      <w:r>
-        <w:rPr>
-          <w:rFonts w:hint="default" w:ascii="SimSun" w:hAnsi="SimSun" w:eastAsia="SimSun" w:cs="SimSun"/>
-          <w:sz w:val="24"/>
-          <w:szCs w:val="24"/>
-          <w:lang w:val="en-US"/>
-        </w:rPr>
-        <w:t>FastAPI Routes</w:t>
-      </w:r>
-    </w:p>
-    <w:p>
-      <w:pPr>
-        <w:jc w:val="center"/>
-        <w:rPr>
-          <w:rFonts w:hint="default" w:ascii="SimSun" w:hAnsi="SimSun" w:eastAsia="SimSun" w:cs="SimSun"/>
-          <w:sz w:val="24"/>
-          <w:szCs w:val="24"/>
-          <w:lang w:val="en-US"/>
-        </w:rPr>
-      </w:pPr>
-      <w:r>
-        <w:rPr>
-          <w:rFonts w:hint="default" w:ascii="SimSun" w:hAnsi="SimSun" w:eastAsia="SimSun" w:cs="SimSun"/>
-          <w:sz w:val="24"/>
-          <w:szCs w:val="24"/>
-          <w:lang w:val="en-US"/>
-        </w:rPr>
-        <w:t>│</w:t>
-      </w:r>
-    </w:p>
-    <w:p>
-      <w:pPr>
-        <w:jc w:val="center"/>
-        <w:rPr>
-          <w:rFonts w:hint="default" w:ascii="SimSun" w:hAnsi="SimSun" w:eastAsia="SimSun" w:cs="SimSun"/>
-          <w:sz w:val="24"/>
-          <w:szCs w:val="24"/>
-          <w:lang w:val="en-US"/>
-        </w:rPr>
-      </w:pPr>
-      <w:r>
-        <w:rPr>
-          <w:rFonts w:hint="default" w:ascii="SimSun" w:hAnsi="SimSun" w:eastAsia="SimSun" w:cs="SimSun"/>
-          <w:sz w:val="24"/>
-          <w:szCs w:val="24"/>
-          <w:lang w:val="en-US"/>
-        </w:rPr>
-        <w:t>┌───────────────┼────────────────┐</w:t>
-      </w:r>
-    </w:p>
-    <w:p>
-      <w:pPr>
-        <w:jc w:val="center"/>
-        <w:rPr>
-          <w:rFonts w:hint="default" w:ascii="SimSun" w:hAnsi="SimSun" w:eastAsia="SimSun" w:cs="SimSun"/>
-          <w:sz w:val="24"/>
-          <w:szCs w:val="24"/>
-          <w:lang w:val="en-US"/>
-        </w:rPr>
-      </w:pPr>
-      <w:r>
-        <w:rPr>
-          <w:rFonts w:hint="default" w:ascii="SimSun" w:hAnsi="SimSun" w:eastAsia="SimSun" w:cs="SimSun"/>
-          <w:sz w:val="24"/>
-          <w:szCs w:val="24"/>
-          <w:lang w:val="en-US"/>
-        </w:rPr>
-        <w:t>▼               ▼               ▼</w:t>
-      </w:r>
-    </w:p>
-    <w:p>
-      <w:pPr>
-        <w:jc w:val="center"/>
-        <w:rPr>
-          <w:rFonts w:hint="default" w:ascii="SimSun" w:hAnsi="SimSun" w:eastAsia="SimSun" w:cs="SimSun"/>
-          <w:sz w:val="24"/>
-          <w:szCs w:val="24"/>
-          <w:lang w:val="en-US"/>
-        </w:rPr>
-      </w:pPr>
-      <w:r>
-        <w:rPr>
-          <w:rFonts w:hint="default" w:ascii="SimSun" w:hAnsi="SimSun" w:eastAsia="SimSun" w:cs="SimSun"/>
-          <w:sz w:val="24"/>
-          <w:szCs w:val="24"/>
-          <w:lang w:val="en-US"/>
-        </w:rPr>
-        <w:t>ForecastService  AttributionService  SimulationService</w:t>
-      </w:r>
-    </w:p>
-    <w:p>
-      <w:pPr>
-        <w:jc w:val="center"/>
-        <w:rPr>
-          <w:rFonts w:hint="default" w:ascii="SimSun" w:hAnsi="SimSun" w:eastAsia="SimSun" w:cs="SimSun"/>
-          <w:sz w:val="24"/>
-          <w:szCs w:val="24"/>
-          <w:lang w:val="en-US"/>
-        </w:rPr>
-      </w:pPr>
-      <w:r>
-        <w:rPr>
-          <w:rFonts w:hint="default" w:ascii="SimSun" w:hAnsi="SimSun" w:eastAsia="SimSun" w:cs="SimSun"/>
-          <w:sz w:val="24"/>
-          <w:szCs w:val="24"/>
-          <w:lang w:val="en-US"/>
-        </w:rPr>
-        <w:t>│               │               │</w:t>
-      </w:r>
-    </w:p>
-    <w:p>
-      <w:pPr>
-        <w:jc w:val="center"/>
-        <w:rPr>
-          <w:rFonts w:hint="default" w:ascii="SimSun" w:hAnsi="SimSun" w:eastAsia="SimSun" w:cs="SimSun"/>
-          <w:sz w:val="24"/>
-          <w:szCs w:val="24"/>
-          <w:lang w:val="en-US"/>
-        </w:rPr>
-      </w:pPr>
-      <w:r>
-        <w:rPr>
-          <w:rFonts w:hint="default" w:ascii="SimSun" w:hAnsi="SimSun" w:eastAsia="SimSun" w:cs="SimSun"/>
-          <w:sz w:val="24"/>
-          <w:szCs w:val="24"/>
-          <w:lang w:val="en-US"/>
-        </w:rPr>
-        <w:t>└───────────────┼───────────────┘</w:t>
-      </w:r>
-    </w:p>
-    <w:p>
-      <w:pPr>
-        <w:jc w:val="center"/>
-        <w:rPr>
-          <w:rFonts w:hint="default" w:ascii="SimSun" w:hAnsi="SimSun" w:eastAsia="SimSun" w:cs="SimSun"/>
-          <w:sz w:val="24"/>
-          <w:szCs w:val="24"/>
-          <w:lang w:val="en-US"/>
-        </w:rPr>
-      </w:pPr>
-      <w:r>
-        <w:rPr>
-          <w:rFonts w:hint="default" w:ascii="SimSun" w:hAnsi="SimSun" w:eastAsia="SimSun" w:cs="SimSun"/>
-          <w:sz w:val="24"/>
-          <w:szCs w:val="24"/>
-          <w:lang w:val="en-US"/>
-        </w:rPr>
-        <w:t>▼</w:t>
-      </w:r>
-    </w:p>
-    <w:p>
-      <w:pPr>
-        <w:jc w:val="center"/>
-        <w:rPr>
-          <w:rFonts w:hint="default" w:ascii="SimSun" w:hAnsi="SimSun" w:eastAsia="SimSun" w:cs="SimSun"/>
-          <w:sz w:val="24"/>
-          <w:szCs w:val="24"/>
-          <w:lang w:val="en-US"/>
-        </w:rPr>
-      </w:pPr>
-      <w:r>
-        <w:rPr>
-          <w:rFonts w:hint="default" w:ascii="SimSun" w:hAnsi="SimSun" w:eastAsia="SimSun" w:cs="SimSun"/>
-          <w:sz w:val="24"/>
-          <w:szCs w:val="24"/>
-          <w:lang w:val="en-US"/>
-        </w:rPr>
-        <w:t>AdvisoryService</w:t>
-      </w:r>
-    </w:p>
-    <w:p>
-      <w:pPr>
-        <w:jc w:val="center"/>
-        <w:rPr>
-          <w:rFonts w:hint="default" w:ascii="SimSun" w:hAnsi="SimSun" w:eastAsia="SimSun" w:cs="SimSun"/>
-          <w:sz w:val="24"/>
-          <w:szCs w:val="24"/>
-          <w:lang w:val="en-US"/>
-        </w:rPr>
-      </w:pPr>
-      <w:r>
-        <w:rPr>
-          <w:rFonts w:hint="default" w:ascii="SimSun" w:hAnsi="SimSun" w:eastAsia="SimSun" w:cs="SimSun"/>
-          <w:sz w:val="24"/>
-          <w:szCs w:val="24"/>
-          <w:lang w:val="en-US"/>
-        </w:rPr>
-        <w:t>│</w:t>
-      </w:r>
-    </w:p>
-    <w:p>
-      <w:pPr>
-        <w:jc w:val="center"/>
-        <w:rPr>
-          <w:rFonts w:hint="default" w:ascii="SimSun" w:hAnsi="SimSun" w:eastAsia="SimSun" w:cs="SimSun"/>
-          <w:sz w:val="24"/>
-          <w:szCs w:val="24"/>
-          <w:lang w:val="en-US"/>
-        </w:rPr>
-      </w:pPr>
-      <w:r>
-        <w:rPr>
-          <w:rFonts w:hint="default" w:ascii="SimSun" w:hAnsi="SimSun" w:eastAsia="SimSun" w:cs="SimSun"/>
-          <w:sz w:val="24"/>
-          <w:szCs w:val="24"/>
-          <w:lang w:val="en-US"/>
-        </w:rPr>
-        <w:t>▼</w:t>
-      </w:r>
-    </w:p>
-    <w:p>
-      <w:pPr>
-        <w:jc w:val="center"/>
-        <w:rPr>
-          <w:rFonts w:hint="default" w:ascii="SimSun" w:hAnsi="SimSun" w:eastAsia="SimSun" w:cs="SimSun"/>
-          <w:sz w:val="24"/>
-          <w:szCs w:val="24"/>
-          <w:lang w:val="en-US"/>
-        </w:rPr>
-      </w:pPr>
-      <w:r>
-        <w:rPr>
-          <w:rFonts w:hint="default" w:ascii="SimSun" w:hAnsi="SimSun" w:eastAsia="SimSun" w:cs="SimSun"/>
-          <w:sz w:val="24"/>
-          <w:szCs w:val="24"/>
-          <w:lang w:val="en-US"/>
-        </w:rPr>
-        <w:t>FeaturePreprocessor</w:t>
-      </w:r>
-    </w:p>
-    <w:p>
-      <w:pPr>
-        <w:jc w:val="center"/>
-        <w:rPr>
-          <w:rFonts w:hint="default" w:ascii="SimSun" w:hAnsi="SimSun" w:eastAsia="SimSun" w:cs="SimSun"/>
-          <w:sz w:val="24"/>
-          <w:szCs w:val="24"/>
-          <w:lang w:val="en-US"/>
-        </w:rPr>
-      </w:pPr>
-      <w:r>
-        <w:rPr>
-          <w:rFonts w:hint="default" w:ascii="SimSun" w:hAnsi="SimSun" w:eastAsia="SimSun" w:cs="SimSun"/>
-          <w:sz w:val="24"/>
-          <w:szCs w:val="24"/>
-          <w:lang w:val="en-US"/>
-        </w:rPr>
-        <w:t>│</w:t>
-      </w:r>
-    </w:p>
-    <w:p>
-      <w:pPr>
-        <w:jc w:val="center"/>
-        <w:rPr>
-          <w:rFonts w:hint="default" w:ascii="SimSun" w:hAnsi="SimSun" w:eastAsia="SimSun" w:cs="SimSun"/>
-          <w:sz w:val="24"/>
-          <w:szCs w:val="24"/>
-          <w:lang w:val="en-US"/>
-        </w:rPr>
-      </w:pPr>
-      <w:r>
-        <w:rPr>
-          <w:rFonts w:hint="default" w:ascii="SimSun" w:hAnsi="SimSun" w:eastAsia="SimSun" w:cs="SimSun"/>
-          <w:sz w:val="24"/>
-          <w:szCs w:val="24"/>
-          <w:lang w:val="en-US"/>
-        </w:rPr>
-        <w:t>▼</w:t>
-      </w:r>
-    </w:p>
-    <w:p>
-      <w:pPr>
-        <w:jc w:val="center"/>
-        <w:rPr>
-          <w:rFonts w:hint="default" w:ascii="SimSun" w:hAnsi="SimSun" w:eastAsia="SimSun" w:cs="SimSun"/>
-          <w:sz w:val="24"/>
-          <w:szCs w:val="24"/>
-          <w:lang w:val="en-US"/>
-        </w:rPr>
-      </w:pPr>
-      <w:r>
-        <w:rPr>
-          <w:rFonts w:hint="default" w:ascii="SimSun" w:hAnsi="SimSun" w:eastAsia="SimSun" w:cs="SimSun"/>
-          <w:sz w:val="24"/>
-          <w:szCs w:val="24"/>
-          <w:lang w:val="en-US"/>
-        </w:rPr>
-        <w:t>ModelLoader</w:t>
-      </w:r>
-    </w:p>
-    <w:p>
-      <w:pPr>
-        <w:jc w:val="center"/>
-        <w:rPr>
-          <w:rFonts w:hint="default" w:ascii="SimSun" w:hAnsi="SimSun" w:eastAsia="SimSun" w:cs="SimSun"/>
-          <w:sz w:val="24"/>
-          <w:szCs w:val="24"/>
-          <w:lang w:val="en-US"/>
-        </w:rPr>
-      </w:pPr>
-      <w:r>
-        <w:rPr>
-          <w:rFonts w:hint="default" w:ascii="SimSun" w:hAnsi="SimSun" w:eastAsia="SimSun" w:cs="SimSun"/>
-          <w:sz w:val="24"/>
-          <w:szCs w:val="24"/>
-          <w:lang w:val="en-US"/>
-        </w:rPr>
-        <w:t>┌───────────┴───────────┐</w:t>
-      </w:r>
-    </w:p>
-    <w:p>
-      <w:pPr>
-        <w:jc w:val="center"/>
-        <w:rPr>
-          <w:rFonts w:hint="default" w:ascii="SimSun" w:hAnsi="SimSun" w:eastAsia="SimSun" w:cs="SimSun"/>
-          <w:sz w:val="24"/>
-          <w:szCs w:val="24"/>
-          <w:lang w:val="en-US"/>
-        </w:rPr>
-      </w:pPr>
-      <w:r>
-        <w:rPr>
-          <w:rFonts w:hint="default" w:ascii="SimSun" w:hAnsi="SimSun" w:eastAsia="SimSun" w:cs="SimSun"/>
-          <w:sz w:val="24"/>
-          <w:szCs w:val="24"/>
-          <w:lang w:val="en-US"/>
-        </w:rPr>
-        <w:t>▼                       ▼</w:t>
-      </w:r>
-    </w:p>
-    <w:p>
-      <w:pPr>
-        <w:jc w:val="center"/>
-        <w:rPr>
-          <w:rFonts w:hint="default" w:ascii="SimSun" w:hAnsi="SimSun" w:eastAsia="SimSun" w:cs="SimSun"/>
-          <w:sz w:val="24"/>
-          <w:szCs w:val="24"/>
-          <w:lang w:val="en-US"/>
-        </w:rPr>
-      </w:pPr>
-      <w:r>
-        <w:rPr>
-          <w:rFonts w:hint="default" w:ascii="SimSun" w:hAnsi="SimSun" w:eastAsia="SimSun" w:cs="SimSun"/>
-          <w:sz w:val="24"/>
-          <w:szCs w:val="24"/>
-          <w:lang w:val="en-US"/>
-        </w:rPr>
-        <w:t>XGBoost Models          SHAP Artifacts</w:t>
-      </w:r>
     </w:p>
     <w:sectPr>
       <w:pgSz w:w="11906" w:h="16838"/>

--- a/docs/RoadMap.docx
+++ b/docs/RoadMap.docx
@@ -12024,8 +12024,1079 @@
         </w:rPr>
         <w:t>#DC2626</w:t>
       </w:r>
+    </w:p>
+    <w:p>
+      <w:pPr>
+        <w:jc w:val="both"/>
+        <w:rPr>
+          <w:rFonts w:hint="default" w:ascii="SimSun" w:hAnsi="SimSun" w:eastAsia="SimSun" w:cs="SimSun"/>
+          <w:sz w:val="22"/>
+          <w:szCs w:val="22"/>
+          <w:lang w:val="en-US"/>
+        </w:rPr>
+      </w:pPr>
+    </w:p>
+    <w:p>
+      <w:pPr>
+        <w:jc w:val="both"/>
+        <w:rPr>
+          <w:rFonts w:hint="default" w:ascii="SimSun" w:hAnsi="SimSun" w:eastAsia="SimSun" w:cs="SimSun"/>
+          <w:sz w:val="22"/>
+          <w:szCs w:val="22"/>
+          <w:lang w:val="en-US"/>
+        </w:rPr>
+      </w:pPr>
+    </w:p>
+    <w:p>
+      <w:pPr>
+        <w:jc w:val="both"/>
+        <w:rPr>
+          <w:rFonts w:hint="default" w:ascii="SimSun" w:hAnsi="SimSun" w:eastAsia="SimSun" w:cs="SimSun"/>
+          <w:sz w:val="22"/>
+          <w:szCs w:val="22"/>
+          <w:lang w:val="en-US"/>
+        </w:rPr>
+      </w:pPr>
+    </w:p>
+    <w:p>
+      <w:pPr>
+        <w:jc w:val="both"/>
+        <w:rPr>
+          <w:rFonts w:hint="default" w:ascii="SimSun" w:hAnsi="SimSun" w:eastAsia="SimSun" w:cs="SimSun"/>
+          <w:sz w:val="22"/>
+          <w:szCs w:val="22"/>
+          <w:lang w:val="en-US"/>
+        </w:rPr>
+      </w:pPr>
+    </w:p>
+    <w:p>
+      <w:pPr>
+        <w:jc w:val="both"/>
+        <w:rPr>
+          <w:rFonts w:hint="default" w:ascii="SimSun" w:hAnsi="SimSun" w:eastAsia="SimSun" w:cs="SimSun"/>
+          <w:sz w:val="22"/>
+          <w:szCs w:val="22"/>
+          <w:lang w:val="en-US"/>
+        </w:rPr>
+      </w:pPr>
+    </w:p>
+    <w:p>
+      <w:pPr>
+        <w:jc w:val="both"/>
+        <w:rPr>
+          <w:rFonts w:hint="default" w:ascii="SimSun" w:hAnsi="SimSun" w:eastAsia="SimSun" w:cs="SimSun"/>
+          <w:sz w:val="22"/>
+          <w:szCs w:val="22"/>
+          <w:lang w:val="en-US"/>
+        </w:rPr>
+      </w:pPr>
+    </w:p>
+    <w:p>
+      <w:pPr>
+        <w:jc w:val="both"/>
+        <w:rPr>
+          <w:rFonts w:hint="default" w:ascii="SimSun" w:hAnsi="SimSun" w:eastAsia="SimSun" w:cs="SimSun"/>
+          <w:sz w:val="22"/>
+          <w:szCs w:val="22"/>
+          <w:lang w:val="en-US"/>
+        </w:rPr>
+      </w:pPr>
+    </w:p>
+    <w:p>
+      <w:pPr>
+        <w:jc w:val="both"/>
+        <w:rPr>
+          <w:rFonts w:hint="default" w:ascii="SimSun" w:hAnsi="SimSun" w:eastAsia="SimSun" w:cs="SimSun"/>
+          <w:sz w:val="22"/>
+          <w:szCs w:val="22"/>
+          <w:lang w:val="en-US"/>
+        </w:rPr>
+      </w:pPr>
+    </w:p>
+    <w:p>
+      <w:pPr>
+        <w:jc w:val="both"/>
+        <w:rPr>
+          <w:rFonts w:hint="default" w:ascii="SimSun" w:hAnsi="SimSun" w:eastAsia="SimSun" w:cs="SimSun"/>
+          <w:sz w:val="22"/>
+          <w:szCs w:val="22"/>
+          <w:lang w:val="en-US"/>
+        </w:rPr>
+      </w:pPr>
+    </w:p>
+    <w:p>
+      <w:pPr>
+        <w:jc w:val="both"/>
+        <w:rPr>
+          <w:rFonts w:hint="default" w:ascii="SimSun" w:hAnsi="SimSun" w:eastAsia="SimSun" w:cs="SimSun"/>
+          <w:sz w:val="22"/>
+          <w:szCs w:val="22"/>
+          <w:lang w:val="en-US"/>
+        </w:rPr>
+      </w:pPr>
+    </w:p>
+    <w:p>
+      <w:pPr>
+        <w:jc w:val="both"/>
+        <w:rPr>
+          <w:rFonts w:hint="default" w:ascii="SimSun" w:hAnsi="SimSun" w:eastAsia="SimSun" w:cs="SimSun"/>
+          <w:sz w:val="22"/>
+          <w:szCs w:val="22"/>
+          <w:lang w:val="en-US"/>
+        </w:rPr>
+      </w:pPr>
+    </w:p>
+    <w:p>
+      <w:pPr>
+        <w:jc w:val="both"/>
+        <w:rPr>
+          <w:rFonts w:hint="default" w:ascii="SimSun" w:hAnsi="SimSun" w:eastAsia="SimSun" w:cs="SimSun"/>
+          <w:sz w:val="22"/>
+          <w:szCs w:val="22"/>
+          <w:lang w:val="en-US"/>
+        </w:rPr>
+      </w:pPr>
+    </w:p>
+    <w:p>
+      <w:pPr>
+        <w:jc w:val="both"/>
+        <w:rPr>
+          <w:rFonts w:hint="default" w:ascii="SimSun" w:hAnsi="SimSun" w:eastAsia="SimSun" w:cs="SimSun"/>
+          <w:sz w:val="22"/>
+          <w:szCs w:val="22"/>
+          <w:lang w:val="en-US"/>
+        </w:rPr>
+      </w:pPr>
+    </w:p>
+    <w:p>
+      <w:pPr>
+        <w:jc w:val="both"/>
+        <w:rPr>
+          <w:rFonts w:hint="default" w:ascii="SimSun" w:hAnsi="SimSun" w:eastAsia="SimSun" w:cs="SimSun"/>
+          <w:sz w:val="22"/>
+          <w:szCs w:val="22"/>
+          <w:lang w:val="en-US"/>
+        </w:rPr>
+      </w:pPr>
+    </w:p>
+    <w:p>
+      <w:pPr>
+        <w:jc w:val="both"/>
+        <w:rPr>
+          <w:rFonts w:hint="default" w:ascii="SimSun" w:hAnsi="SimSun" w:eastAsia="SimSun" w:cs="SimSun"/>
+          <w:sz w:val="22"/>
+          <w:szCs w:val="22"/>
+          <w:lang w:val="en-US"/>
+        </w:rPr>
+      </w:pPr>
+    </w:p>
+    <w:p>
+      <w:pPr>
+        <w:jc w:val="both"/>
+        <w:rPr>
+          <w:rFonts w:hint="default" w:ascii="SimSun" w:hAnsi="SimSun" w:eastAsia="SimSun" w:cs="SimSun"/>
+          <w:sz w:val="22"/>
+          <w:szCs w:val="22"/>
+          <w:lang w:val="en-US"/>
+        </w:rPr>
+      </w:pPr>
+    </w:p>
+    <w:p>
+      <w:pPr>
+        <w:jc w:val="both"/>
+        <w:rPr>
+          <w:rFonts w:hint="default" w:ascii="SimSun" w:hAnsi="SimSun" w:eastAsia="SimSun" w:cs="SimSun"/>
+          <w:sz w:val="22"/>
+          <w:szCs w:val="22"/>
+          <w:lang w:val="en-US"/>
+        </w:rPr>
+      </w:pPr>
+    </w:p>
+    <w:p>
+      <w:pPr>
+        <w:jc w:val="both"/>
+        <w:rPr>
+          <w:rFonts w:hint="default" w:ascii="SimSun" w:hAnsi="SimSun" w:eastAsia="SimSun" w:cs="SimSun"/>
+          <w:sz w:val="22"/>
+          <w:szCs w:val="22"/>
+          <w:lang w:val="en-US"/>
+        </w:rPr>
+      </w:pPr>
+    </w:p>
+    <w:p>
+      <w:pPr>
+        <w:jc w:val="both"/>
+        <w:rPr>
+          <w:rFonts w:hint="default" w:ascii="SimSun" w:hAnsi="SimSun" w:eastAsia="SimSun" w:cs="SimSun"/>
+          <w:sz w:val="22"/>
+          <w:szCs w:val="22"/>
+          <w:lang w:val="en-US"/>
+        </w:rPr>
+      </w:pPr>
+    </w:p>
+    <w:p>
+      <w:pPr>
+        <w:jc w:val="both"/>
+        <w:rPr>
+          <w:rFonts w:hint="default" w:ascii="SimSun" w:hAnsi="SimSun" w:eastAsia="SimSun" w:cs="SimSun"/>
+          <w:sz w:val="22"/>
+          <w:szCs w:val="22"/>
+          <w:lang w:val="en-US"/>
+        </w:rPr>
+      </w:pPr>
+    </w:p>
+    <w:p>
+      <w:pPr>
+        <w:jc w:val="both"/>
+        <w:rPr>
+          <w:rFonts w:hint="default" w:ascii="SimSun" w:hAnsi="SimSun" w:eastAsia="SimSun" w:cs="SimSun"/>
+          <w:sz w:val="22"/>
+          <w:szCs w:val="22"/>
+          <w:lang w:val="en-US"/>
+        </w:rPr>
+      </w:pPr>
+    </w:p>
+    <w:p>
+      <w:pPr>
+        <w:jc w:val="both"/>
+        <w:rPr>
+          <w:rFonts w:hint="default" w:ascii="SimSun" w:hAnsi="SimSun" w:eastAsia="SimSun" w:cs="SimSun"/>
+          <w:sz w:val="22"/>
+          <w:szCs w:val="22"/>
+          <w:lang w:val="en-US"/>
+        </w:rPr>
+      </w:pPr>
+      <w:r>
+        <w:rPr>
+          <w:rFonts w:hint="default" w:ascii="SimSun" w:hAnsi="SimSun" w:eastAsia="SimSun" w:cs="SimSun"/>
+          <w:sz w:val="22"/>
+          <w:szCs w:val="22"/>
+          <w:lang w:val="en-US"/>
+        </w:rPr>
+        <w:t>GET  /stations</w:t>
+      </w:r>
+    </w:p>
+    <w:p>
+      <w:pPr>
+        <w:jc w:val="both"/>
+        <w:rPr>
+          <w:rFonts w:hint="default" w:ascii="SimSun" w:hAnsi="SimSun" w:eastAsia="SimSun" w:cs="SimSun"/>
+          <w:sz w:val="22"/>
+          <w:szCs w:val="22"/>
+          <w:lang w:val="en-US"/>
+        </w:rPr>
+      </w:pPr>
+      <w:r>
+        <w:rPr>
+          <w:rFonts w:hint="default" w:ascii="SimSun" w:hAnsi="SimSun" w:eastAsia="SimSun" w:cs="SimSun"/>
+          <w:sz w:val="22"/>
+          <w:szCs w:val="22"/>
+          <w:lang w:val="en-US"/>
+        </w:rPr>
+        <w:t>GET  /stations/{station}/latest</w:t>
+      </w:r>
+    </w:p>
+    <w:p>
+      <w:pPr>
+        <w:jc w:val="both"/>
+        <w:rPr>
+          <w:rFonts w:hint="default" w:ascii="SimSun" w:hAnsi="SimSun" w:eastAsia="SimSun" w:cs="SimSun"/>
+          <w:sz w:val="22"/>
+          <w:szCs w:val="22"/>
+          <w:lang w:val="en-US"/>
+        </w:rPr>
+      </w:pPr>
+    </w:p>
+    <w:p>
+      <w:pPr>
+        <w:jc w:val="both"/>
+        <w:rPr>
+          <w:rFonts w:hint="default" w:ascii="SimSun" w:hAnsi="SimSun" w:eastAsia="SimSun" w:cs="SimSun"/>
+          <w:sz w:val="22"/>
+          <w:szCs w:val="22"/>
+          <w:lang w:val="en-US"/>
+        </w:rPr>
+      </w:pPr>
+      <w:r>
+        <w:rPr>
+          <w:rFonts w:hint="default" w:ascii="SimSun" w:hAnsi="SimSun" w:eastAsia="SimSun" w:cs="SimSun"/>
+          <w:sz w:val="22"/>
+          <w:szCs w:val="22"/>
+          <w:lang w:val="en-US"/>
+        </w:rPr>
+        <w:t>POST /dashboard</w:t>
+      </w:r>
+    </w:p>
+    <w:p>
+      <w:pPr>
+        <w:jc w:val="both"/>
+        <w:rPr>
+          <w:rFonts w:hint="default" w:ascii="SimSun" w:hAnsi="SimSun" w:eastAsia="SimSun" w:cs="SimSun"/>
+          <w:sz w:val="22"/>
+          <w:szCs w:val="22"/>
+          <w:lang w:val="en-US"/>
+        </w:rPr>
+      </w:pPr>
+    </w:p>
+    <w:p>
+      <w:pPr>
+        <w:jc w:val="both"/>
+        <w:rPr>
+          <w:rFonts w:hint="default" w:ascii="SimSun" w:hAnsi="SimSun" w:eastAsia="SimSun" w:cs="SimSun"/>
+          <w:sz w:val="22"/>
+          <w:szCs w:val="22"/>
+          <w:lang w:val="en-US"/>
+        </w:rPr>
+      </w:pPr>
+      <w:r>
+        <w:rPr>
+          <w:rFonts w:hint="default" w:ascii="SimSun" w:hAnsi="SimSun" w:eastAsia="SimSun" w:cs="SimSun"/>
+          <w:sz w:val="22"/>
+          <w:szCs w:val="22"/>
+          <w:lang w:val="en-US"/>
+        </w:rPr>
+        <w:t>POST /forecast</w:t>
+      </w:r>
+    </w:p>
+    <w:p>
+      <w:pPr>
+        <w:jc w:val="both"/>
+        <w:rPr>
+          <w:rFonts w:hint="default" w:ascii="SimSun" w:hAnsi="SimSun" w:eastAsia="SimSun" w:cs="SimSun"/>
+          <w:sz w:val="22"/>
+          <w:szCs w:val="22"/>
+          <w:lang w:val="en-US"/>
+        </w:rPr>
+      </w:pPr>
+    </w:p>
+    <w:p>
+      <w:pPr>
+        <w:jc w:val="both"/>
+        <w:rPr>
+          <w:rFonts w:hint="default" w:ascii="SimSun" w:hAnsi="SimSun" w:eastAsia="SimSun" w:cs="SimSun"/>
+          <w:sz w:val="22"/>
+          <w:szCs w:val="22"/>
+          <w:lang w:val="en-US"/>
+        </w:rPr>
+      </w:pPr>
+      <w:r>
+        <w:rPr>
+          <w:rFonts w:hint="default" w:ascii="SimSun" w:hAnsi="SimSun" w:eastAsia="SimSun" w:cs="SimSun"/>
+          <w:sz w:val="22"/>
+          <w:szCs w:val="22"/>
+          <w:lang w:val="en-US"/>
+        </w:rPr>
+        <w:t>GET  /forecast/history/{station}</w:t>
+      </w:r>
+    </w:p>
+    <w:p>
+      <w:pPr>
+        <w:jc w:val="both"/>
+        <w:rPr>
+          <w:rFonts w:hint="default" w:ascii="SimSun" w:hAnsi="SimSun" w:eastAsia="SimSun" w:cs="SimSun"/>
+          <w:sz w:val="22"/>
+          <w:szCs w:val="22"/>
+          <w:lang w:val="en-US"/>
+        </w:rPr>
+      </w:pPr>
+    </w:p>
+    <w:p>
+      <w:pPr>
+        <w:jc w:val="both"/>
+        <w:rPr>
+          <w:rFonts w:hint="default" w:ascii="SimSun" w:hAnsi="SimSun" w:eastAsia="SimSun" w:cs="SimSun"/>
+          <w:sz w:val="22"/>
+          <w:szCs w:val="22"/>
+          <w:lang w:val="en-US"/>
+        </w:rPr>
+      </w:pPr>
+      <w:r>
+        <w:rPr>
+          <w:rFonts w:hint="default" w:ascii="SimSun" w:hAnsi="SimSun" w:eastAsia="SimSun" w:cs="SimSun"/>
+          <w:sz w:val="22"/>
+          <w:szCs w:val="22"/>
+          <w:lang w:val="en-US"/>
+        </w:rPr>
+        <w:t>GET  /attribution/global</w:t>
+      </w:r>
+    </w:p>
+    <w:p>
+      <w:pPr>
+        <w:jc w:val="both"/>
+        <w:rPr>
+          <w:rFonts w:hint="default" w:ascii="SimSun" w:hAnsi="SimSun" w:eastAsia="SimSun" w:cs="SimSun"/>
+          <w:sz w:val="22"/>
+          <w:szCs w:val="22"/>
+          <w:lang w:val="en-US"/>
+        </w:rPr>
+      </w:pPr>
+    </w:p>
+    <w:p>
+      <w:pPr>
+        <w:jc w:val="both"/>
+        <w:rPr>
+          <w:rFonts w:hint="default" w:ascii="SimSun" w:hAnsi="SimSun" w:eastAsia="SimSun" w:cs="SimSun"/>
+          <w:sz w:val="22"/>
+          <w:szCs w:val="22"/>
+          <w:lang w:val="en-US"/>
+        </w:rPr>
+      </w:pPr>
+      <w:r>
+        <w:rPr>
+          <w:rFonts w:hint="default" w:ascii="SimSun" w:hAnsi="SimSun" w:eastAsia="SimSun" w:cs="SimSun"/>
+          <w:sz w:val="22"/>
+          <w:szCs w:val="22"/>
+          <w:lang w:val="en-US"/>
+        </w:rPr>
+        <w:t>GET  /attribution/station/{station}</w:t>
+      </w:r>
+    </w:p>
+    <w:p>
+      <w:pPr>
+        <w:jc w:val="both"/>
+        <w:rPr>
+          <w:rFonts w:hint="default" w:ascii="SimSun" w:hAnsi="SimSun" w:eastAsia="SimSun" w:cs="SimSun"/>
+          <w:sz w:val="22"/>
+          <w:szCs w:val="22"/>
+          <w:lang w:val="en-US"/>
+        </w:rPr>
+      </w:pPr>
+    </w:p>
+    <w:p>
+      <w:pPr>
+        <w:jc w:val="both"/>
+        <w:rPr>
+          <w:rFonts w:hint="default" w:ascii="SimSun" w:hAnsi="SimSun" w:eastAsia="SimSun" w:cs="SimSun"/>
+          <w:sz w:val="22"/>
+          <w:szCs w:val="22"/>
+          <w:lang w:val="en-US"/>
+        </w:rPr>
+      </w:pPr>
+      <w:r>
+        <w:rPr>
+          <w:rFonts w:hint="default" w:ascii="SimSun" w:hAnsi="SimSun" w:eastAsia="SimSun" w:cs="SimSun"/>
+          <w:sz w:val="22"/>
+          <w:szCs w:val="22"/>
+          <w:lang w:val="en-US"/>
+        </w:rPr>
+        <w:t>POST /simulation</w:t>
+      </w:r>
+    </w:p>
+    <w:p>
+      <w:pPr>
+        <w:jc w:val="both"/>
+        <w:rPr>
+          <w:rFonts w:hint="default" w:ascii="SimSun" w:hAnsi="SimSun" w:eastAsia="SimSun" w:cs="SimSun"/>
+          <w:sz w:val="22"/>
+          <w:szCs w:val="22"/>
+          <w:lang w:val="en-US"/>
+        </w:rPr>
+      </w:pPr>
+    </w:p>
+    <w:p>
+      <w:pPr>
+        <w:jc w:val="both"/>
+        <w:rPr>
+          <w:rFonts w:hint="default" w:ascii="SimSun" w:hAnsi="SimSun" w:eastAsia="SimSun" w:cs="SimSun"/>
+          <w:sz w:val="22"/>
+          <w:szCs w:val="22"/>
+          <w:lang w:val="en-US"/>
+        </w:rPr>
+      </w:pPr>
+      <w:r>
+        <w:rPr>
+          <w:rFonts w:hint="default" w:ascii="SimSun" w:hAnsi="SimSun" w:eastAsia="SimSun" w:cs="SimSun"/>
+          <w:sz w:val="22"/>
+          <w:szCs w:val="22"/>
+          <w:lang w:val="en-US"/>
+        </w:rPr>
+        <w:t>POST /translate</w:t>
+      </w:r>
+    </w:p>
+    <w:p>
+      <w:pPr>
+        <w:jc w:val="both"/>
+        <w:rPr>
+          <w:rFonts w:hint="default" w:ascii="SimSun" w:hAnsi="SimSun" w:eastAsia="SimSun" w:cs="SimSun"/>
+          <w:sz w:val="22"/>
+          <w:szCs w:val="22"/>
+          <w:lang w:val="en-US"/>
+        </w:rPr>
+      </w:pPr>
+    </w:p>
+    <w:p>
+      <w:pPr>
+        <w:jc w:val="both"/>
+        <w:rPr>
+          <w:rFonts w:hint="default" w:ascii="SimSun" w:hAnsi="SimSun" w:eastAsia="SimSun" w:cs="SimSun"/>
+          <w:sz w:val="22"/>
+          <w:szCs w:val="22"/>
+          <w:lang w:val="en-US"/>
+        </w:rPr>
+      </w:pPr>
+      <w:r>
+        <w:rPr>
+          <w:rFonts w:hint="default" w:ascii="SimSun" w:hAnsi="SimSun" w:eastAsia="SimSun" w:cs="SimSun"/>
+          <w:sz w:val="22"/>
+          <w:szCs w:val="22"/>
+          <w:lang w:val="en-US"/>
+        </w:rPr>
+        <w:t>GET  /hotspots</w:t>
+      </w:r>
       <w:bookmarkStart w:id="0" w:name="_GoBack"/>
       <w:bookmarkEnd w:id="0"/>
+    </w:p>
+    <w:p>
+      <w:pPr>
+        <w:jc w:val="both"/>
+        <w:rPr>
+          <w:rFonts w:hint="default" w:ascii="SimSun" w:hAnsi="SimSun" w:eastAsia="SimSun" w:cs="SimSun"/>
+          <w:sz w:val="22"/>
+          <w:szCs w:val="22"/>
+          <w:lang w:val="en-US"/>
+        </w:rPr>
+      </w:pPr>
+    </w:p>
+    <w:p>
+      <w:pPr>
+        <w:jc w:val="both"/>
+        <w:rPr>
+          <w:rFonts w:hint="default" w:ascii="SimSun" w:hAnsi="SimSun" w:eastAsia="SimSun" w:cs="SimSun"/>
+          <w:sz w:val="22"/>
+          <w:szCs w:val="22"/>
+          <w:lang w:val="en-US"/>
+        </w:rPr>
+      </w:pPr>
+      <w:r>
+        <w:rPr>
+          <w:rFonts w:hint="default" w:ascii="SimSun" w:hAnsi="SimSun" w:eastAsia="SimSun" w:cs="SimSun"/>
+          <w:sz w:val="22"/>
+          <w:szCs w:val="22"/>
+          <w:lang w:val="en-US"/>
+        </w:rPr>
+        <w:t>GET  /wards</w:t>
+      </w:r>
+    </w:p>
+    <w:p>
+      <w:pPr>
+        <w:jc w:val="both"/>
+        <w:rPr>
+          <w:rFonts w:hint="default" w:ascii="SimSun" w:hAnsi="SimSun" w:eastAsia="SimSun" w:cs="SimSun"/>
+          <w:sz w:val="22"/>
+          <w:szCs w:val="22"/>
+          <w:lang w:val="en-US"/>
+        </w:rPr>
+      </w:pPr>
+    </w:p>
+    <w:p>
+      <w:pPr>
+        <w:jc w:val="both"/>
+        <w:rPr>
+          <w:rFonts w:hint="default" w:ascii="SimSun" w:hAnsi="SimSun" w:eastAsia="SimSun" w:cs="SimSun"/>
+          <w:sz w:val="22"/>
+          <w:szCs w:val="22"/>
+          <w:lang w:val="en-US"/>
+        </w:rPr>
+      </w:pPr>
+    </w:p>
+    <w:p>
+      <w:pPr>
+        <w:jc w:val="both"/>
+        <w:rPr>
+          <w:rFonts w:hint="default" w:ascii="SimSun" w:hAnsi="SimSun" w:eastAsia="SimSun" w:cs="SimSun"/>
+          <w:sz w:val="22"/>
+          <w:szCs w:val="22"/>
+          <w:lang w:val="en-US"/>
+        </w:rPr>
+      </w:pPr>
+    </w:p>
+    <w:p>
+      <w:pPr>
+        <w:jc w:val="both"/>
+        <w:rPr>
+          <w:rFonts w:hint="default" w:ascii="SimSun" w:hAnsi="SimSun" w:eastAsia="SimSun" w:cs="SimSun"/>
+          <w:sz w:val="22"/>
+          <w:szCs w:val="22"/>
+          <w:lang w:val="en-US"/>
+        </w:rPr>
+      </w:pPr>
+    </w:p>
+    <w:p>
+      <w:pPr>
+        <w:jc w:val="both"/>
+        <w:rPr>
+          <w:rFonts w:hint="default" w:ascii="SimSun" w:hAnsi="SimSun" w:eastAsia="SimSun" w:cs="SimSun"/>
+          <w:sz w:val="22"/>
+          <w:szCs w:val="22"/>
+          <w:lang w:val="en-US"/>
+        </w:rPr>
+      </w:pPr>
+    </w:p>
+    <w:p>
+      <w:pPr>
+        <w:jc w:val="both"/>
+        <w:rPr>
+          <w:rFonts w:hint="default" w:ascii="SimSun" w:hAnsi="SimSun" w:eastAsia="SimSun" w:cs="SimSun"/>
+          <w:sz w:val="22"/>
+          <w:szCs w:val="22"/>
+          <w:lang w:val="en-US"/>
+        </w:rPr>
+      </w:pPr>
+      <w:r>
+        <w:rPr>
+          <w:rFonts w:hint="default" w:ascii="SimSun" w:hAnsi="SimSun" w:eastAsia="SimSun" w:cs="SimSun"/>
+          <w:sz w:val="22"/>
+          <w:szCs w:val="22"/>
+          <w:lang w:val="en-US"/>
+        </w:rPr>
+        <w:t>✓ useDashboardData.ts</w:t>
+      </w:r>
+    </w:p>
+    <w:p>
+      <w:pPr>
+        <w:jc w:val="both"/>
+        <w:rPr>
+          <w:rFonts w:hint="default" w:ascii="SimSun" w:hAnsi="SimSun" w:eastAsia="SimSun" w:cs="SimSun"/>
+          <w:sz w:val="22"/>
+          <w:szCs w:val="22"/>
+          <w:lang w:val="en-US"/>
+        </w:rPr>
+      </w:pPr>
+      <w:r>
+        <w:rPr>
+          <w:rFonts w:hint="default" w:ascii="SimSun" w:hAnsi="SimSun" w:eastAsia="SimSun" w:cs="SimSun"/>
+          <w:sz w:val="22"/>
+          <w:szCs w:val="22"/>
+          <w:lang w:val="en-US"/>
+        </w:rPr>
+        <w:t>✓ station.service.ts</w:t>
+      </w:r>
+    </w:p>
+    <w:p>
+      <w:pPr>
+        <w:jc w:val="both"/>
+        <w:rPr>
+          <w:rFonts w:hint="default" w:ascii="SimSun" w:hAnsi="SimSun" w:eastAsia="SimSun" w:cs="SimSun"/>
+          <w:sz w:val="22"/>
+          <w:szCs w:val="22"/>
+          <w:lang w:val="en-US"/>
+        </w:rPr>
+      </w:pPr>
+      <w:r>
+        <w:rPr>
+          <w:rFonts w:hint="default" w:ascii="SimSun" w:hAnsi="SimSun" w:eastAsia="SimSun" w:cs="SimSun"/>
+          <w:sz w:val="22"/>
+          <w:szCs w:val="22"/>
+          <w:lang w:val="en-US"/>
+        </w:rPr>
+        <w:t>✓ dashboard.service.ts</w:t>
+      </w:r>
+    </w:p>
+    <w:p>
+      <w:pPr>
+        <w:jc w:val="both"/>
+        <w:rPr>
+          <w:rFonts w:hint="default" w:ascii="SimSun" w:hAnsi="SimSun" w:eastAsia="SimSun" w:cs="SimSun"/>
+          <w:sz w:val="22"/>
+          <w:szCs w:val="22"/>
+          <w:lang w:val="en-US"/>
+        </w:rPr>
+      </w:pPr>
+      <w:r>
+        <w:rPr>
+          <w:rFonts w:hint="default" w:ascii="SimSun" w:hAnsi="SimSun" w:eastAsia="SimSun" w:cs="SimSun"/>
+          <w:sz w:val="22"/>
+          <w:szCs w:val="22"/>
+          <w:lang w:val="en-US"/>
+        </w:rPr>
+        <w:t>✓ useAQIStore.ts</w:t>
+      </w:r>
+    </w:p>
+    <w:p>
+      <w:pPr>
+        <w:jc w:val="both"/>
+        <w:rPr>
+          <w:rFonts w:hint="default" w:ascii="SimSun" w:hAnsi="SimSun" w:eastAsia="SimSun" w:cs="SimSun"/>
+          <w:sz w:val="22"/>
+          <w:szCs w:val="22"/>
+          <w:lang w:val="en-US"/>
+        </w:rPr>
+      </w:pPr>
+    </w:p>
+    <w:p>
+      <w:pPr>
+        <w:jc w:val="both"/>
+        <w:rPr>
+          <w:rFonts w:hint="default" w:ascii="SimSun" w:hAnsi="SimSun" w:eastAsia="SimSun" w:cs="SimSun"/>
+          <w:sz w:val="22"/>
+          <w:szCs w:val="22"/>
+          <w:lang w:val="en-US"/>
+        </w:rPr>
+      </w:pPr>
+    </w:p>
+    <w:p>
+      <w:pPr>
+        <w:jc w:val="both"/>
+        <w:rPr>
+          <w:rFonts w:hint="default" w:ascii="SimSun" w:hAnsi="SimSun" w:eastAsia="SimSun" w:cs="SimSun"/>
+          <w:sz w:val="22"/>
+          <w:szCs w:val="22"/>
+          <w:lang w:val="en-US"/>
+        </w:rPr>
+      </w:pPr>
+      <w:r>
+        <w:rPr>
+          <w:rFonts w:hint="default" w:ascii="SimSun" w:hAnsi="SimSun" w:eastAsia="SimSun" w:cs="SimSun"/>
+          <w:sz w:val="22"/>
+          <w:szCs w:val="22"/>
+          <w:lang w:val="en-US"/>
+        </w:rPr>
+        <w:t>PredictionInsights.tsx</w:t>
+      </w:r>
+    </w:p>
+    <w:p>
+      <w:pPr>
+        <w:jc w:val="both"/>
+        <w:rPr>
+          <w:rFonts w:hint="default" w:ascii="SimSun" w:hAnsi="SimSun" w:eastAsia="SimSun" w:cs="SimSun"/>
+          <w:sz w:val="22"/>
+          <w:szCs w:val="22"/>
+          <w:lang w:val="en-US"/>
+        </w:rPr>
+      </w:pPr>
+      <w:r>
+        <w:rPr>
+          <w:rFonts w:hint="default" w:ascii="SimSun" w:hAnsi="SimSun" w:eastAsia="SimSun" w:cs="SimSun"/>
+          <w:sz w:val="22"/>
+          <w:szCs w:val="22"/>
+          <w:lang w:val="en-US"/>
+        </w:rPr>
+        <w:t>PredictionHistory.tsx</w:t>
+      </w:r>
+    </w:p>
+    <w:p>
+      <w:pPr>
+        <w:jc w:val="both"/>
+        <w:rPr>
+          <w:rFonts w:hint="default" w:ascii="SimSun" w:hAnsi="SimSun" w:eastAsia="SimSun" w:cs="SimSun"/>
+          <w:sz w:val="22"/>
+          <w:szCs w:val="22"/>
+          <w:lang w:val="en-US"/>
+        </w:rPr>
+      </w:pPr>
+      <w:r>
+        <w:rPr>
+          <w:rFonts w:hint="default" w:ascii="SimSun" w:hAnsi="SimSun" w:eastAsia="SimSun" w:cs="SimSun"/>
+          <w:sz w:val="22"/>
+          <w:szCs w:val="22"/>
+          <w:lang w:val="en-US"/>
+        </w:rPr>
+        <w:t>SHAPChart.tsx</w:t>
+      </w:r>
+    </w:p>
+    <w:p>
+      <w:pPr>
+        <w:jc w:val="both"/>
+        <w:rPr>
+          <w:rFonts w:hint="default" w:ascii="SimSun" w:hAnsi="SimSun" w:eastAsia="SimSun" w:cs="SimSun"/>
+          <w:sz w:val="22"/>
+          <w:szCs w:val="22"/>
+          <w:lang w:val="en-US"/>
+        </w:rPr>
+      </w:pPr>
+      <w:r>
+        <w:rPr>
+          <w:rFonts w:hint="default" w:ascii="SimSun" w:hAnsi="SimSun" w:eastAsia="SimSun" w:cs="SimSun"/>
+          <w:sz w:val="22"/>
+          <w:szCs w:val="22"/>
+          <w:lang w:val="en-US"/>
+        </w:rPr>
+        <w:t>SourceBreakdownChart.tsx</w:t>
+      </w:r>
+    </w:p>
+    <w:p>
+      <w:pPr>
+        <w:jc w:val="both"/>
+        <w:rPr>
+          <w:rFonts w:hint="default" w:ascii="SimSun" w:hAnsi="SimSun" w:eastAsia="SimSun" w:cs="SimSun"/>
+          <w:sz w:val="22"/>
+          <w:szCs w:val="22"/>
+          <w:lang w:val="en-US"/>
+        </w:rPr>
+      </w:pPr>
+    </w:p>
+    <w:p>
+      <w:pPr>
+        <w:jc w:val="both"/>
+        <w:rPr>
+          <w:rFonts w:hint="default" w:ascii="SimSun" w:hAnsi="SimSun" w:eastAsia="SimSun" w:cs="SimSun"/>
+          <w:sz w:val="22"/>
+          <w:szCs w:val="22"/>
+          <w:lang w:val="en-US"/>
+        </w:rPr>
+      </w:pPr>
+      <w:r>
+        <w:rPr>
+          <w:rFonts w:hint="default" w:ascii="SimSun" w:hAnsi="SimSun" w:eastAsia="SimSun" w:cs="SimSun"/>
+          <w:sz w:val="22"/>
+          <w:szCs w:val="22"/>
+          <w:lang w:val="en-US"/>
+        </w:rPr>
+        <w:t>WhatIfSimulator.tsx</w:t>
+      </w:r>
+    </w:p>
+    <w:p>
+      <w:pPr>
+        <w:jc w:val="both"/>
+        <w:rPr>
+          <w:rFonts w:hint="default" w:ascii="SimSun" w:hAnsi="SimSun" w:eastAsia="SimSun" w:cs="SimSun"/>
+          <w:sz w:val="22"/>
+          <w:szCs w:val="22"/>
+          <w:lang w:val="en-US"/>
+        </w:rPr>
+      </w:pPr>
+      <w:r>
+        <w:rPr>
+          <w:rFonts w:hint="default" w:ascii="SimSun" w:hAnsi="SimSun" w:eastAsia="SimSun" w:cs="SimSun"/>
+          <w:sz w:val="22"/>
+          <w:szCs w:val="22"/>
+          <w:lang w:val="en-US"/>
+        </w:rPr>
+        <w:t>ImpactEstimator.tsx</w:t>
+      </w:r>
+    </w:p>
+    <w:p>
+      <w:pPr>
+        <w:jc w:val="both"/>
+        <w:rPr>
+          <w:rFonts w:hint="default" w:ascii="SimSun" w:hAnsi="SimSun" w:eastAsia="SimSun" w:cs="SimSun"/>
+          <w:sz w:val="22"/>
+          <w:szCs w:val="22"/>
+          <w:lang w:val="en-US"/>
+        </w:rPr>
+      </w:pPr>
+      <w:r>
+        <w:rPr>
+          <w:rFonts w:hint="default" w:ascii="SimSun" w:hAnsi="SimSun" w:eastAsia="SimSun" w:cs="SimSun"/>
+          <w:sz w:val="22"/>
+          <w:szCs w:val="22"/>
+          <w:lang w:val="en-US"/>
+        </w:rPr>
+        <w:t>ComparisonChart.tsx</w:t>
+      </w:r>
+    </w:p>
+    <w:p>
+      <w:pPr>
+        <w:jc w:val="both"/>
+        <w:rPr>
+          <w:rFonts w:hint="default" w:ascii="SimSun" w:hAnsi="SimSun" w:eastAsia="SimSun" w:cs="SimSun"/>
+          <w:sz w:val="22"/>
+          <w:szCs w:val="22"/>
+          <w:lang w:val="en-US"/>
+        </w:rPr>
+      </w:pPr>
+      <w:r>
+        <w:rPr>
+          <w:rFonts w:hint="default" w:ascii="SimSun" w:hAnsi="SimSun" w:eastAsia="SimSun" w:cs="SimSun"/>
+          <w:sz w:val="22"/>
+          <w:szCs w:val="22"/>
+          <w:lang w:val="en-US"/>
+        </w:rPr>
+        <w:t>InterventionTimeline.tsx</w:t>
+      </w:r>
+    </w:p>
+    <w:p>
+      <w:pPr>
+        <w:jc w:val="both"/>
+        <w:rPr>
+          <w:rFonts w:hint="default" w:ascii="SimSun" w:hAnsi="SimSun" w:eastAsia="SimSun" w:cs="SimSun"/>
+          <w:sz w:val="22"/>
+          <w:szCs w:val="22"/>
+          <w:lang w:val="en-US"/>
+        </w:rPr>
+      </w:pPr>
+    </w:p>
+    <w:p>
+      <w:pPr>
+        <w:jc w:val="both"/>
+        <w:rPr>
+          <w:rFonts w:hint="default" w:ascii="SimSun" w:hAnsi="SimSun" w:eastAsia="SimSun" w:cs="SimSun"/>
+          <w:sz w:val="22"/>
+          <w:szCs w:val="22"/>
+          <w:lang w:val="en-US"/>
+        </w:rPr>
+      </w:pPr>
+    </w:p>
+    <w:p>
+      <w:pPr>
+        <w:jc w:val="both"/>
+        <w:rPr>
+          <w:rFonts w:hint="default" w:ascii="SimSun" w:hAnsi="SimSun" w:eastAsia="SimSun" w:cs="SimSun"/>
+          <w:sz w:val="22"/>
+          <w:szCs w:val="22"/>
+          <w:lang w:val="en-US"/>
+        </w:rPr>
+      </w:pPr>
+      <w:r>
+        <w:rPr>
+          <w:rFonts w:hint="default" w:ascii="SimSun" w:hAnsi="SimSun" w:eastAsia="SimSun" w:cs="SimSun"/>
+          <w:sz w:val="22"/>
+          <w:szCs w:val="22"/>
+          <w:lang w:val="en-US"/>
+        </w:rPr>
+        <w:t>AdvisoryCard.tsx</w:t>
+      </w:r>
+    </w:p>
+    <w:p>
+      <w:pPr>
+        <w:jc w:val="both"/>
+        <w:rPr>
+          <w:rFonts w:hint="default" w:ascii="SimSun" w:hAnsi="SimSun" w:eastAsia="SimSun" w:cs="SimSun"/>
+          <w:sz w:val="22"/>
+          <w:szCs w:val="22"/>
+          <w:lang w:val="en-US"/>
+        </w:rPr>
+      </w:pPr>
+      <w:r>
+        <w:rPr>
+          <w:rFonts w:hint="default" w:ascii="SimSun" w:hAnsi="SimSun" w:eastAsia="SimSun" w:cs="SimSun"/>
+          <w:sz w:val="22"/>
+          <w:szCs w:val="22"/>
+          <w:lang w:val="en-US"/>
+        </w:rPr>
+        <w:t>HealthRiskCard.tsx</w:t>
+      </w:r>
+    </w:p>
+    <w:p>
+      <w:pPr>
+        <w:jc w:val="both"/>
+        <w:rPr>
+          <w:rFonts w:hint="default" w:ascii="SimSun" w:hAnsi="SimSun" w:eastAsia="SimSun" w:cs="SimSun"/>
+          <w:sz w:val="22"/>
+          <w:szCs w:val="22"/>
+          <w:lang w:val="en-US"/>
+        </w:rPr>
+      </w:pPr>
+      <w:r>
+        <w:rPr>
+          <w:rFonts w:hint="default" w:ascii="SimSun" w:hAnsi="SimSun" w:eastAsia="SimSun" w:cs="SimSun"/>
+          <w:sz w:val="22"/>
+          <w:szCs w:val="22"/>
+          <w:lang w:val="en-US"/>
+        </w:rPr>
+        <w:t>LanguageSelector.tsx</w:t>
+      </w:r>
+    </w:p>
+    <w:p>
+      <w:pPr>
+        <w:jc w:val="both"/>
+        <w:rPr>
+          <w:rFonts w:hint="default" w:ascii="SimSun" w:hAnsi="SimSun" w:eastAsia="SimSun" w:cs="SimSun"/>
+          <w:sz w:val="22"/>
+          <w:szCs w:val="22"/>
+          <w:lang w:val="en-US"/>
+        </w:rPr>
+      </w:pPr>
+    </w:p>
+    <w:p>
+      <w:pPr>
+        <w:jc w:val="both"/>
+        <w:rPr>
+          <w:rFonts w:hint="default" w:ascii="SimSun" w:hAnsi="SimSun" w:eastAsia="SimSun" w:cs="SimSun"/>
+          <w:sz w:val="22"/>
+          <w:szCs w:val="22"/>
+          <w:lang w:val="en-US"/>
+        </w:rPr>
+      </w:pPr>
+      <w:r>
+        <w:rPr>
+          <w:rFonts w:hint="default" w:ascii="SimSun" w:hAnsi="SimSun" w:eastAsia="SimSun" w:cs="SimSun"/>
+          <w:sz w:val="22"/>
+          <w:szCs w:val="22"/>
+          <w:lang w:val="en-US"/>
+        </w:rPr>
+        <w:t>StationMarkers.tsx</w:t>
+      </w:r>
+    </w:p>
+    <w:p>
+      <w:pPr>
+        <w:jc w:val="both"/>
+        <w:rPr>
+          <w:rFonts w:hint="default" w:ascii="SimSun" w:hAnsi="SimSun" w:eastAsia="SimSun" w:cs="SimSun"/>
+          <w:sz w:val="22"/>
+          <w:szCs w:val="22"/>
+          <w:lang w:val="en-US"/>
+        </w:rPr>
+      </w:pPr>
+      <w:r>
+        <w:rPr>
+          <w:rFonts w:hint="default" w:ascii="SimSun" w:hAnsi="SimSun" w:eastAsia="SimSun" w:cs="SimSun"/>
+          <w:sz w:val="22"/>
+          <w:szCs w:val="22"/>
+          <w:lang w:val="en-US"/>
+        </w:rPr>
+        <w:t>StationPopup.tsx</w:t>
+      </w:r>
+    </w:p>
+    <w:p>
+      <w:pPr>
+        <w:jc w:val="both"/>
+        <w:rPr>
+          <w:rFonts w:hint="default" w:ascii="SimSun" w:hAnsi="SimSun" w:eastAsia="SimSun" w:cs="SimSun"/>
+          <w:sz w:val="22"/>
+          <w:szCs w:val="22"/>
+          <w:lang w:val="en-US"/>
+        </w:rPr>
+      </w:pPr>
+      <w:r>
+        <w:rPr>
+          <w:rFonts w:hint="default" w:ascii="SimSun" w:hAnsi="SimSun" w:eastAsia="SimSun" w:cs="SimSun"/>
+          <w:sz w:val="22"/>
+          <w:szCs w:val="22"/>
+          <w:lang w:val="en-US"/>
+        </w:rPr>
+        <w:t>WardHeatmap.tsx</w:t>
+      </w:r>
+    </w:p>
+    <w:p>
+      <w:pPr>
+        <w:jc w:val="both"/>
+        <w:rPr>
+          <w:rFonts w:hint="default" w:ascii="SimSun" w:hAnsi="SimSun" w:eastAsia="SimSun" w:cs="SimSun"/>
+          <w:sz w:val="22"/>
+          <w:szCs w:val="22"/>
+          <w:lang w:val="en-US"/>
+        </w:rPr>
+      </w:pPr>
+      <w:r>
+        <w:rPr>
+          <w:rFonts w:hint="default" w:ascii="SimSun" w:hAnsi="SimSun" w:eastAsia="SimSun" w:cs="SimSun"/>
+          <w:sz w:val="22"/>
+          <w:szCs w:val="22"/>
+          <w:lang w:val="en-US"/>
+        </w:rPr>
+        <w:t>PollutionHotspots.tsx</w:t>
+      </w:r>
+    </w:p>
+    <w:p>
+      <w:pPr>
+        <w:jc w:val="both"/>
+        <w:rPr>
+          <w:rFonts w:hint="default" w:ascii="SimSun" w:hAnsi="SimSun" w:eastAsia="SimSun" w:cs="SimSun"/>
+          <w:sz w:val="22"/>
+          <w:szCs w:val="22"/>
+          <w:lang w:val="en-US"/>
+        </w:rPr>
+      </w:pPr>
+      <w:r>
+        <w:rPr>
+          <w:rFonts w:hint="default" w:ascii="SimSun" w:hAnsi="SimSun" w:eastAsia="SimSun" w:cs="SimSun"/>
+          <w:sz w:val="22"/>
+          <w:szCs w:val="22"/>
+          <w:lang w:val="en-US"/>
+        </w:rPr>
+        <w:t>MapLegend.tsx</w:t>
+      </w:r>
     </w:p>
     <w:sectPr>
       <w:pgSz w:w="11906" w:h="16838"/>
